--- a/MECH191_metallurgy/semesterActivity/MECH191_Modules.docx
+++ b/MECH191_metallurgy/semesterActivity/MECH191_Modules.docx
@@ -3334,41 +3334,24 @@
             </w:pPr>
             <w:r>
               <w:rPr>
-                <w:rFonts w:eastAsia=""/>
-                <w:b w:val="false"/>
-                <w:i w:val="false"/>
+                <w:b w:val="0"/>
+                <w:i w:val="0"/>
                 <w:color w:val="000000"/>
                 <w:sz w:val="18"/>
               </w:rPr>
               <w:t xml:space="preserve">A – 1018 steel (normalized) </w:t>
             </w:r>
             <w:r>
-              <w:rPr/>
               <w:br/>
             </w:r>
             <w:r>
               <w:rPr>
-                <w:rFonts w:eastAsia=""/>
-                <w:b w:val="false"/>
-                <w:i w:val="false"/>
-                <w:color w:val="000000"/>
-                <w:sz w:val="18"/>
-              </w:rPr>
-              <w:t xml:space="preserve">B – 1045 steel (normalized) </w:t>
-            </w:r>
-            <w:r>
-              <w:rPr/>
-              <w:br/>
-            </w:r>
-            <w:r>
-              <w:rPr>
-                <w:rFonts w:eastAsia=""/>
-                <w:b w:val="false"/>
-                <w:i w:val="false"/>
-                <w:color w:val="000000"/>
-                <w:sz w:val="18"/>
-              </w:rPr>
-              <w:t>C – 1045 steel with Vickers hardness indent</w:t>
+                <w:b w:val="0"/>
+                <w:i w:val="0"/>
+                <w:color w:val="000000"/>
+                <w:sz w:val="18"/>
+              </w:rPr>
+              <w:t>B – 1045 steel (normalized), Vickers hardness indent applied for Q2</w:t>
             </w:r>
           </w:p>
         </w:tc>
@@ -3660,23 +3643,12 @@
             </w:pPr>
             <w:r>
               <w:rPr>
-                <w:rFonts w:eastAsia=""/>
-                <w:b w:val="false"/>
-                <w:i w:val="false"/>
-                <w:color w:val="000000"/>
-                <w:sz w:val="18"/>
-              </w:rPr>
-              <w:t xml:space="preserve">• </w:t>
-            </w:r>
-            <w:r>
-              <w:rPr>
-                <w:rFonts w:eastAsia=""/>
-                <w:b w:val="false"/>
-                <w:i w:val="false"/>
-                <w:color w:val="000000"/>
-                <w:sz w:val="18"/>
-              </w:rPr>
-              <w:t>EXAMET-5-R-600-HD</w:t>
+                <w:b w:val="0"/>
+                <w:i w:val="0"/>
+                <w:color w:val="000000"/>
+                <w:sz w:val="18"/>
+              </w:rPr>
+              <w:t>• EXAMET-5-R-600-HD</w:t>
             </w:r>
           </w:p>
         </w:tc>
@@ -3706,23 +3678,12 @@
             </w:pPr>
             <w:r>
               <w:rPr>
-                <w:rFonts w:eastAsia=""/>
-                <w:b w:val="false"/>
-                <w:i w:val="false"/>
-                <w:color w:val="000000"/>
-                <w:sz w:val="18"/>
-              </w:rPr>
-              <w:t xml:space="preserve">• </w:t>
-            </w:r>
-            <w:r>
-              <w:rPr>
-                <w:rFonts w:eastAsia=""/>
-                <w:b w:val="false"/>
-                <w:i w:val="false"/>
-                <w:color w:val="000000"/>
-                <w:sz w:val="18"/>
-              </w:rPr>
-              <w:t>Specimens A, B, C (phenolic mounts)</w:t>
+                <w:b w:val="0"/>
+                <w:i w:val="0"/>
+                <w:color w:val="000000"/>
+                <w:sz w:val="18"/>
+              </w:rPr>
+              <w:t>• Specimens A, B (phenolic mounts, Vickers indent applied to B for Q2)</w:t>
             </w:r>
           </w:p>
         </w:tc>
@@ -3753,23 +3714,12 @@
             </w:pPr>
             <w:r>
               <w:rPr>
-                <w:rFonts w:eastAsia=""/>
-                <w:b w:val="false"/>
-                <w:i w:val="false"/>
-                <w:color w:val="000000"/>
-                <w:sz w:val="18"/>
-              </w:rPr>
-              <w:t xml:space="preserve">• </w:t>
-            </w:r>
-            <w:r>
-              <w:rPr>
-                <w:rFonts w:eastAsia=""/>
-                <w:b w:val="false"/>
-                <w:i w:val="false"/>
-                <w:color w:val="000000"/>
-                <w:sz w:val="18"/>
-              </w:rPr>
-              <w:t>Stage micrometer or calibrated eyepiece graticule</w:t>
+                <w:b w:val="0"/>
+                <w:i w:val="0"/>
+                <w:color w:val="000000"/>
+                <w:sz w:val="18"/>
+              </w:rPr>
+              <w:t>• Stage micrometer or calibrated eyepiece graticule</w:t>
             </w:r>
           </w:p>
         </w:tc>
@@ -3799,23 +3749,12 @@
             </w:pPr>
             <w:r>
               <w:rPr>
-                <w:rFonts w:eastAsia=""/>
-                <w:b w:val="false"/>
-                <w:i w:val="false"/>
-                <w:color w:val="000000"/>
-                <w:sz w:val="18"/>
-              </w:rPr>
-              <w:t xml:space="preserve">• </w:t>
-            </w:r>
-            <w:r>
-              <w:rPr>
-                <w:rFonts w:eastAsia=""/>
-                <w:b w:val="false"/>
-                <w:i w:val="false"/>
-                <w:color w:val="000000"/>
-                <w:sz w:val="18"/>
-              </w:rPr>
-              <w:t>Calculator (for HV formula)</w:t>
+                <w:b w:val="0"/>
+                <w:i w:val="0"/>
+                <w:color w:val="000000"/>
+                <w:sz w:val="18"/>
+              </w:rPr>
+              <w:t>• Calculator (for HV formula)</w:t>
             </w:r>
           </w:p>
         </w:tc>
@@ -3846,23 +3785,12 @@
             </w:pPr>
             <w:r>
               <w:rPr>
-                <w:rFonts w:eastAsia=""/>
-                <w:b w:val="false"/>
-                <w:i w:val="false"/>
-                <w:color w:val="000000"/>
-                <w:sz w:val="18"/>
-              </w:rPr>
-              <w:t xml:space="preserve">• </w:t>
-            </w:r>
-            <w:r>
-              <w:rPr>
-                <w:rFonts w:eastAsia=""/>
-                <w:b w:val="false"/>
-                <w:i w:val="false"/>
-                <w:color w:val="000000"/>
-                <w:sz w:val="18"/>
-              </w:rPr>
-              <w:t>Lens tissue, gloves</w:t>
+                <w:b w:val="0"/>
+                <w:i w:val="0"/>
+                <w:color w:val="000000"/>
+                <w:sz w:val="18"/>
+              </w:rPr>
+              <w:t>• Lens tissue, gloves</w:t>
             </w:r>
           </w:p>
         </w:tc>
@@ -4294,9 +4222,8 @@
             </w:pPr>
             <w:r>
               <w:rPr>
-                <w:rFonts w:eastAsia=""/>
-                <w:b w:val="false"/>
-                <w:i w:val="false"/>
+                <w:b w:val="0"/>
+                <w:i w:val="0"/>
                 <w:color w:val="000000"/>
                 <w:sz w:val="18"/>
               </w:rPr>
@@ -4325,9 +4252,8 @@
             </w:pPr>
             <w:r>
               <w:rPr>
-                <w:rFonts w:eastAsia=""/>
-                <w:b w:val="false"/>
-                <w:i w:val="false"/>
+                <w:b w:val="0"/>
+                <w:i w:val="0"/>
                 <w:color w:val="000000"/>
                 <w:sz w:val="18"/>
               </w:rPr>
@@ -4393,9 +4319,8 @@
             </w:pPr>
             <w:r>
               <w:rPr>
-                <w:rFonts w:eastAsia=""/>
-                <w:b w:val="false"/>
-                <w:i w:val="false"/>
+                <w:b w:val="0"/>
+                <w:i w:val="0"/>
                 <w:color w:val="000000"/>
                 <w:sz w:val="18"/>
               </w:rPr>
@@ -4425,9 +4350,8 @@
             </w:pPr>
             <w:r>
               <w:rPr>
-                <w:rFonts w:eastAsia=""/>
-                <w:b w:val="false"/>
-                <w:i w:val="false"/>
+                <w:b w:val="0"/>
+                <w:i w:val="0"/>
                 <w:color w:val="000000"/>
                 <w:sz w:val="18"/>
               </w:rPr>
@@ -4493,13 +4417,12 @@
             </w:pPr>
             <w:r>
               <w:rPr>
-                <w:rFonts w:eastAsia=""/>
-                <w:b w:val="false"/>
-                <w:i w:val="false"/>
-                <w:color w:val="000000"/>
-                <w:sz w:val="18"/>
-              </w:rPr>
-              <w:t>Square Vickers indent visible on Specimen C</w:t>
+                <w:b w:val="0"/>
+                <w:i w:val="0"/>
+                <w:color w:val="000000"/>
+                <w:sz w:val="18"/>
+              </w:rPr>
+              <w:t>Square Vickers indent visible on Specimen B</w:t>
             </w:r>
           </w:p>
         </w:tc>
@@ -4524,9 +4447,8 @@
             </w:pPr>
             <w:r>
               <w:rPr>
-                <w:rFonts w:eastAsia=""/>
-                <w:b w:val="false"/>
-                <w:i w:val="false"/>
+                <w:b w:val="0"/>
+                <w:i w:val="0"/>
                 <w:color w:val="000000"/>
                 <w:sz w:val="18"/>
               </w:rPr>
@@ -4592,9 +4514,8 @@
             </w:pPr>
             <w:r>
               <w:rPr>
-                <w:rFonts w:eastAsia=""/>
-                <w:b w:val="false"/>
-                <w:i w:val="false"/>
+                <w:b w:val="0"/>
+                <w:i w:val="0"/>
                 <w:color w:val="000000"/>
                 <w:sz w:val="18"/>
               </w:rPr>
@@ -4624,9 +4545,8 @@
             </w:pPr>
             <w:r>
               <w:rPr>
-                <w:rFonts w:eastAsia=""/>
-                <w:b w:val="false"/>
-                <w:i w:val="false"/>
+                <w:b w:val="0"/>
+                <w:i w:val="0"/>
                 <w:color w:val="000000"/>
                 <w:sz w:val="18"/>
               </w:rPr>
@@ -4692,9 +4612,8 @@
             </w:pPr>
             <w:r>
               <w:rPr>
-                <w:rFonts w:eastAsia=""/>
-                <w:b w:val="false"/>
-                <w:i w:val="false"/>
+                <w:b w:val="0"/>
+                <w:i w:val="0"/>
                 <w:color w:val="000000"/>
                 <w:sz w:val="18"/>
               </w:rPr>
@@ -4723,9 +4642,8 @@
             </w:pPr>
             <w:r>
               <w:rPr>
-                <w:rFonts w:eastAsia=""/>
-                <w:b w:val="false"/>
-                <w:i w:val="false"/>
+                <w:b w:val="0"/>
+                <w:i w:val="0"/>
                 <w:color w:val="000000"/>
                 <w:sz w:val="18"/>
               </w:rPr>
@@ -5219,13 +5137,12 @@
             </w:pPr>
             <w:r>
               <w:rPr>
-                <w:rFonts w:eastAsia=""/>
-                <w:b w:val="false"/>
-                <w:i w:val="false"/>
-                <w:color w:val="000000"/>
-                <w:sz w:val="18"/>
-              </w:rPr>
-              <w:t>Measure the Vickers indent diagonal on Specimen C at 100×. The field width at 100× is ~2.3 mm. Estimate the diagonal in mm, then calculate: HV = 1.854 × F / d_avg². (Use F = 1 kgf = 9.81 N; d in mm.)</w:t>
+                <w:b w:val="0"/>
+                <w:i w:val="0"/>
+                <w:color w:val="000000"/>
+                <w:sz w:val="18"/>
+              </w:rPr>
+              <w:t>Measure the Vickers indent diagonal on Specimen B (after the indent is applied) at 100×. The field width at 100× is ~2.3 mm. Estimate the diagonal in mm, then calculate: HV = 1.854 × F / d_avg². (Use F = 1 kgf = 9.81 N; d in mm.)</w:t>
             </w:r>
           </w:p>
         </w:tc>
@@ -5692,13 +5609,12 @@
             </w:pPr>
             <w:r>
               <w:rPr>
-                <w:rFonts w:eastAsia=""/>
-                <w:b w:val="false"/>
+                <w:b w:val="0"/>
                 <w:i/>
                 <w:color w:val="444444"/>
                 <w:sz w:val="18"/>
               </w:rPr>
-              <w:t>The iron-carbon phase diagram predicts equilibrium phases. Martensite is a non-equilibrium, diffusionless transformation product formed only by rapid quenching. Comparing three steels across the carbon range illustrates how composition controls microstructure — and therefore properties.</w:t>
+              <w:t>The iron-carbon phase diagram predicts the equilibrium ferrite and pearlite fractions at a given carbon content. Comparing three normalized steels spanning the practical carbon range — low-carbon 1018, medium-carbon 1045, and high-carbon 1075 — shows how composition alone controls the ferrite/pearlite balance, and therefore hardness and strength, without any heat treatment involved.</w:t>
             </w:r>
           </w:p>
         </w:tc>
@@ -5791,41 +5707,36 @@
             </w:pPr>
             <w:r>
               <w:rPr>
-                <w:rFonts w:eastAsia=""/>
-                <w:b w:val="false"/>
-                <w:i w:val="false"/>
+                <w:b w:val="0"/>
+                <w:i w:val="0"/>
                 <w:color w:val="000000"/>
                 <w:sz w:val="18"/>
               </w:rPr>
               <w:t xml:space="preserve">A – 1018 steel (normalized) </w:t>
             </w:r>
             <w:r>
-              <w:rPr/>
               <w:br/>
             </w:r>
             <w:r>
               <w:rPr>
-                <w:rFonts w:eastAsia=""/>
-                <w:b w:val="false"/>
-                <w:i w:val="false"/>
+                <w:b w:val="0"/>
+                <w:i w:val="0"/>
                 <w:color w:val="000000"/>
                 <w:sz w:val="18"/>
               </w:rPr>
               <w:t xml:space="preserve">B – 1045 steel (normalized) </w:t>
             </w:r>
             <w:r>
-              <w:rPr/>
               <w:br/>
             </w:r>
             <w:r>
               <w:rPr>
-                <w:rFonts w:eastAsia=""/>
-                <w:b w:val="false"/>
-                <w:i w:val="false"/>
-                <w:color w:val="000000"/>
-                <w:sz w:val="18"/>
-              </w:rPr>
-              <w:t>D – 1095 steel (quenched &amp; tempered martensite)</w:t>
+                <w:b w:val="0"/>
+                <w:i w:val="0"/>
+                <w:color w:val="000000"/>
+                <w:sz w:val="18"/>
+              </w:rPr>
+              <w:t>C – 1075 steel (normalized)</w:t>
             </w:r>
           </w:p>
         </w:tc>
@@ -5887,41 +5798,36 @@
             </w:pPr>
             <w:r>
               <w:rPr>
-                <w:rFonts w:eastAsia=""/>
-                <w:b w:val="false"/>
-                <w:i w:val="false"/>
+                <w:b w:val="0"/>
+                <w:i w:val="0"/>
                 <w:color w:val="000000"/>
                 <w:sz w:val="18"/>
               </w:rPr>
               <w:t xml:space="preserve">100× – phase field overview </w:t>
             </w:r>
             <w:r>
-              <w:rPr/>
               <w:br/>
             </w:r>
             <w:r>
               <w:rPr>
-                <w:rFonts w:eastAsia=""/>
-                <w:b w:val="false"/>
-                <w:i w:val="false"/>
+                <w:b w:val="0"/>
+                <w:i w:val="0"/>
                 <w:color w:val="000000"/>
                 <w:sz w:val="18"/>
               </w:rPr>
               <w:t xml:space="preserve">100× – ferrite vs. pearlite distinction </w:t>
             </w:r>
             <w:r>
-              <w:rPr/>
               <w:br/>
             </w:r>
             <w:r>
               <w:rPr>
-                <w:rFonts w:eastAsia=""/>
-                <w:b w:val="false"/>
-                <w:i w:val="false"/>
-                <w:color w:val="000000"/>
-                <w:sz w:val="18"/>
-              </w:rPr>
-              <w:t>500× – martensite lath/acicular structure</w:t>
+                <w:b w:val="0"/>
+                <w:i w:val="0"/>
+                <w:color w:val="000000"/>
+                <w:sz w:val="18"/>
+              </w:rPr>
+              <w:t>500× – pearlite lamellar spacing across all three</w:t>
             </w:r>
           </w:p>
         </w:tc>
@@ -5983,9 +5889,8 @@
             </w:pPr>
             <w:r>
               <w:rPr>
-                <w:rFonts w:eastAsia=""/>
-                <w:b w:val="false"/>
-                <w:i w:val="false"/>
+                <w:b w:val="0"/>
+                <w:i w:val="0"/>
                 <w:color w:val="000000"/>
                 <w:sz w:val="18"/>
               </w:rPr>
@@ -6117,23 +6022,12 @@
             </w:pPr>
             <w:r>
               <w:rPr>
-                <w:rFonts w:eastAsia=""/>
-                <w:b w:val="false"/>
-                <w:i w:val="false"/>
-                <w:color w:val="000000"/>
-                <w:sz w:val="18"/>
-              </w:rPr>
-              <w:t xml:space="preserve">• </w:t>
-            </w:r>
-            <w:r>
-              <w:rPr>
-                <w:rFonts w:eastAsia=""/>
-                <w:b w:val="false"/>
-                <w:i w:val="false"/>
-                <w:color w:val="000000"/>
-                <w:sz w:val="18"/>
-              </w:rPr>
-              <w:t>EXAMET-5-R-600-HD</w:t>
+                <w:b w:val="0"/>
+                <w:i w:val="0"/>
+                <w:color w:val="000000"/>
+                <w:sz w:val="18"/>
+              </w:rPr>
+              <w:t>• EXAMET-5-R-600-HD</w:t>
             </w:r>
           </w:p>
         </w:tc>
@@ -6163,23 +6057,12 @@
             </w:pPr>
             <w:r>
               <w:rPr>
-                <w:rFonts w:eastAsia=""/>
-                <w:b w:val="false"/>
-                <w:i w:val="false"/>
-                <w:color w:val="000000"/>
-                <w:sz w:val="18"/>
-              </w:rPr>
-              <w:t xml:space="preserve">• </w:t>
-            </w:r>
-            <w:r>
-              <w:rPr>
-                <w:rFonts w:eastAsia=""/>
-                <w:b w:val="false"/>
-                <w:i w:val="false"/>
-                <w:color w:val="000000"/>
-                <w:sz w:val="18"/>
-              </w:rPr>
-              <w:t>Specimens A, B, D (phenolic mounts)</w:t>
+                <w:b w:val="0"/>
+                <w:i w:val="0"/>
+                <w:color w:val="000000"/>
+                <w:sz w:val="18"/>
+              </w:rPr>
+              <w:t>• Specimens A, B, C (phenolic mounts)</w:t>
             </w:r>
           </w:p>
         </w:tc>
@@ -6210,23 +6093,12 @@
             </w:pPr>
             <w:r>
               <w:rPr>
-                <w:rFonts w:eastAsia=""/>
-                <w:b w:val="false"/>
-                <w:i w:val="false"/>
-                <w:color w:val="000000"/>
-                <w:sz w:val="18"/>
-              </w:rPr>
-              <w:t xml:space="preserve">• </w:t>
-            </w:r>
-            <w:r>
-              <w:rPr>
-                <w:rFonts w:eastAsia=""/>
-                <w:b w:val="false"/>
-                <w:i w:val="false"/>
-                <w:color w:val="000000"/>
-                <w:sz w:val="18"/>
-              </w:rPr>
-              <w:t>Iron-carbon phase diagram reference card</w:t>
+                <w:b w:val="0"/>
+                <w:i w:val="0"/>
+                <w:color w:val="000000"/>
+                <w:sz w:val="18"/>
+              </w:rPr>
+              <w:t>• Iron-carbon phase diagram reference card</w:t>
             </w:r>
           </w:p>
         </w:tc>
@@ -6256,23 +6128,12 @@
             </w:pPr>
             <w:r>
               <w:rPr>
-                <w:rFonts w:eastAsia=""/>
-                <w:b w:val="false"/>
-                <w:i w:val="false"/>
-                <w:color w:val="000000"/>
-                <w:sz w:val="18"/>
-              </w:rPr>
-              <w:t xml:space="preserve">• </w:t>
-            </w:r>
-            <w:r>
-              <w:rPr>
-                <w:rFonts w:eastAsia=""/>
-                <w:b w:val="false"/>
-                <w:i w:val="false"/>
-                <w:color w:val="000000"/>
-                <w:sz w:val="18"/>
-              </w:rPr>
-              <w:t>Lens tissue, gloves</w:t>
+                <w:b w:val="0"/>
+                <w:i w:val="0"/>
+                <w:color w:val="000000"/>
+                <w:sz w:val="18"/>
+              </w:rPr>
+              <w:t>• Lens tissue, gloves</w:t>
             </w:r>
           </w:p>
         </w:tc>
@@ -6433,7 +6294,7 @@
                 <w:color w:val="000000"/>
                 <w:sz w:val="18"/>
               </w:rPr>
-              <w:t xml:space="preserve">5.  Work through magnifications in sequence: 100× – phase field overview  →  100× – ferrite vs. pearlite distinction →  500× – martensite lath/acicular structure </w:t>
+              <w:t xml:space="preserve">5.  Work through magnifications in sequence: 100× – phase field overview  →  100× – ferrite vs. pearlite distinction  →  500× – pearlite lamellar spacing across all three </w:t>
             </w:r>
             <w:r>
               <w:rPr/>
@@ -6724,9 +6585,8 @@
             </w:pPr>
             <w:r>
               <w:rPr>
-                <w:rFonts w:eastAsia=""/>
-                <w:b w:val="false"/>
-                <w:i w:val="false"/>
+                <w:b w:val="0"/>
+                <w:i w:val="0"/>
                 <w:color w:val="000000"/>
                 <w:sz w:val="18"/>
               </w:rPr>
@@ -6755,9 +6615,8 @@
             </w:pPr>
             <w:r>
               <w:rPr>
-                <w:rFonts w:eastAsia=""/>
-                <w:b w:val="false"/>
-                <w:i w:val="false"/>
+                <w:b w:val="0"/>
+                <w:i w:val="0"/>
                 <w:color w:val="000000"/>
                 <w:sz w:val="18"/>
               </w:rPr>
@@ -6823,9 +6682,8 @@
             </w:pPr>
             <w:r>
               <w:rPr>
-                <w:rFonts w:eastAsia=""/>
-                <w:b w:val="false"/>
-                <w:i w:val="false"/>
+                <w:b w:val="0"/>
+                <w:i w:val="0"/>
                 <w:color w:val="000000"/>
                 <w:sz w:val="18"/>
               </w:rPr>
@@ -6855,9 +6713,8 @@
             </w:pPr>
             <w:r>
               <w:rPr>
-                <w:rFonts w:eastAsia=""/>
-                <w:b w:val="false"/>
-                <w:i w:val="false"/>
+                <w:b w:val="0"/>
+                <w:i w:val="0"/>
                 <w:color w:val="000000"/>
                 <w:sz w:val="18"/>
               </w:rPr>
@@ -6923,13 +6780,12 @@
             </w:pPr>
             <w:r>
               <w:rPr>
-                <w:rFonts w:eastAsia=""/>
-                <w:b w:val="false"/>
-                <w:i w:val="false"/>
-                <w:color w:val="000000"/>
-                <w:sz w:val="18"/>
-              </w:rPr>
-              <w:t>Dark acicular or lath martensite structure (1095)</w:t>
+                <w:b w:val="0"/>
+                <w:i w:val="0"/>
+                <w:color w:val="000000"/>
+                <w:sz w:val="18"/>
+              </w:rPr>
+              <w:t>Dominant pearlite with thin ferrite network (1075)</w:t>
             </w:r>
           </w:p>
         </w:tc>
@@ -6954,13 +6810,12 @@
             </w:pPr>
             <w:r>
               <w:rPr>
-                <w:rFonts w:eastAsia=""/>
-                <w:b w:val="false"/>
-                <w:i w:val="false"/>
-                <w:color w:val="000000"/>
-                <w:sz w:val="18"/>
-              </w:rPr>
-              <w:t>500×</w:t>
+                <w:b w:val="0"/>
+                <w:i w:val="0"/>
+                <w:color w:val="000000"/>
+                <w:sz w:val="18"/>
+              </w:rPr>
+              <w:t>100×</w:t>
             </w:r>
           </w:p>
         </w:tc>
@@ -7022,13 +6877,12 @@
             </w:pPr>
             <w:r>
               <w:rPr>
-                <w:rFonts w:eastAsia=""/>
-                <w:b w:val="false"/>
-                <w:i w:val="false"/>
-                <w:color w:val="000000"/>
-                <w:sz w:val="18"/>
-              </w:rPr>
-              <w:t>Fine carbide particles in martensite matrix (tempered)</w:t>
+                <w:b w:val="0"/>
+                <w:i w:val="0"/>
+                <w:color w:val="000000"/>
+                <w:sz w:val="18"/>
+              </w:rPr>
+              <w:t>Pearlite lamellae resolvable across all three specimens</w:t>
             </w:r>
           </w:p>
         </w:tc>
@@ -7054,9 +6908,8 @@
             </w:pPr>
             <w:r>
               <w:rPr>
-                <w:rFonts w:eastAsia=""/>
-                <w:b w:val="false"/>
-                <w:i w:val="false"/>
+                <w:b w:val="0"/>
+                <w:i w:val="0"/>
                 <w:color w:val="000000"/>
                 <w:sz w:val="18"/>
               </w:rPr>
@@ -7422,13 +7275,12 @@
             </w:pPr>
             <w:r>
               <w:rPr>
-                <w:rFonts w:eastAsia=""/>
-                <w:b w:val="false"/>
-                <w:i w:val="false"/>
-                <w:color w:val="000000"/>
-                <w:sz w:val="18"/>
-              </w:rPr>
-              <w:t>Draw a simple schematic of the iron-carbon phase diagram and mark where 1018, 1045, and 1095 each fall at room temperature after slow cooling.</w:t>
+                <w:b w:val="0"/>
+                <w:i w:val="0"/>
+                <w:color w:val="000000"/>
+                <w:sz w:val="18"/>
+              </w:rPr>
+              <w:t>Draw a simple schematic of the iron-carbon phase diagram and mark where 1018, 1045, and 1075 each fall at room temperature after normalizing.</w:t>
             </w:r>
           </w:p>
         </w:tc>
@@ -7551,13 +7403,12 @@
             </w:pPr>
             <w:r>
               <w:rPr>
-                <w:rFonts w:eastAsia=""/>
-                <w:b w:val="false"/>
-                <w:i w:val="false"/>
-                <w:color w:val="000000"/>
-                <w:sz w:val="18"/>
-              </w:rPr>
-              <w:t>Describe the visual difference between pearlite (Specimen B) and tempered martensite (Specimen D) at 500×.</w:t>
+                <w:b w:val="0"/>
+                <w:i w:val="0"/>
+                <w:color w:val="000000"/>
+                <w:sz w:val="18"/>
+              </w:rPr>
+              <w:t>At 100×, rank Specimens A, B, and C by visually estimated pearlite fraction. Does the ranking match what you'd predict from each grade's carbon content using the lever rule?</w:t>
             </w:r>
           </w:p>
         </w:tc>
@@ -7680,13 +7531,12 @@
             </w:pPr>
             <w:r>
               <w:rPr>
-                <w:rFonts w:eastAsia=""/>
-                <w:b w:val="false"/>
-                <w:i w:val="false"/>
-                <w:color w:val="000000"/>
-                <w:sz w:val="18"/>
-              </w:rPr>
-              <w:t>Why does 1095 form martensite when quenched but 1018 does not — even at the same quench rate?</w:t>
+                <w:b w:val="0"/>
+                <w:i w:val="0"/>
+                <w:color w:val="000000"/>
+                <w:sz w:val="18"/>
+              </w:rPr>
+              <w:t>At 500×, compare pearlite lamellar spacing across the three specimens. Does spacing change meaningfully with carbon content, or is it controlled primarily by cooling rate instead?</w:t>
             </w:r>
           </w:p>
         </w:tc>
@@ -7809,13 +7659,12 @@
             </w:pPr>
             <w:r>
               <w:rPr>
-                <w:rFonts w:eastAsia=""/>
-                <w:b w:val="false"/>
-                <w:i w:val="false"/>
-                <w:color w:val="000000"/>
-                <w:sz w:val="18"/>
-              </w:rPr>
-              <w:t>Tempering was applied to Specimen D after quenching. What microstructural change does tempering produce, and why is it visible at 500×?</w:t>
+                <w:b w:val="0"/>
+                <w:i w:val="0"/>
+                <w:color w:val="000000"/>
+                <w:sz w:val="18"/>
+              </w:rPr>
+              <w:t>1075 has roughly four times the carbon content of 1018. Would you expect 1075 to have four times the hardness? Explain using what you know about how pearlite fraction relates to hardness.</w:t>
             </w:r>
           </w:p>
         </w:tc>
@@ -8010,7 +7859,7 @@
                 <w:color w:val="1F4E79"/>
                 <w:sz w:val="22"/>
               </w:rPr>
-              <w:t>Stainless Steel &amp; Cast Irons</w:t>
+              <w:t>Stainless Steel Families</w:t>
             </w:r>
           </w:p>
           <w:p>
@@ -8024,13 +7873,12 @@
             </w:pPr>
             <w:r>
               <w:rPr>
-                <w:rFonts w:eastAsia=""/>
-                <w:b w:val="false"/>
+                <w:b w:val="0"/>
                 <w:i/>
                 <w:color w:val="444444"/>
                 <w:sz w:val="18"/>
               </w:rPr>
-              <w:t>Carbon can exist as graphite flakes, nodules, or cementite depending on composition and cooling rate. Stainless steel adds Cr to produce an austenitic (FCC) structure stable at room temperature. Shape of graphite is the single most important variable controlling cast iron toughness.</w:t>
+              <w:t>Stainless steel resists corrosion through a passive chromium oxide layer, but different stainless families reach very different microstructures from that same starting point. 304 and 316 are both austenitic (FCC, non-magnetic) — 316 differs mainly by a molybdenum addition for chloride resistance. 17-4PH is a precipitation-hardening martensitic grade with a completely different strengthening mechanism and microstructure. Comparing all three in one sitting shows that ‘stainless’ describes a corrosion behavior, not a single microstructure.</w:t>
             </w:r>
           </w:p>
         </w:tc>
@@ -8124,41 +7972,36 @@
             </w:pPr>
             <w:r>
               <w:rPr>
-                <w:rFonts w:eastAsia=""/>
-                <w:b w:val="false"/>
-                <w:i w:val="false"/>
-                <w:color w:val="000000"/>
-                <w:sz w:val="18"/>
-              </w:rPr>
-              <w:t xml:space="preserve">E – Gray cast iron </w:t>
-            </w:r>
-            <w:r>
-              <w:rPr/>
+                <w:b w:val="0"/>
+                <w:i w:val="0"/>
+                <w:color w:val="000000"/>
+                <w:sz w:val="18"/>
+              </w:rPr>
+              <w:t xml:space="preserve">D – 304 austenitic stainless steel </w:t>
+            </w:r>
+            <w:r>
               <w:br/>
             </w:r>
             <w:r>
               <w:rPr>
-                <w:rFonts w:eastAsia=""/>
-                <w:b w:val="false"/>
-                <w:i w:val="false"/>
-                <w:color w:val="000000"/>
-                <w:sz w:val="18"/>
-              </w:rPr>
-              <w:t xml:space="preserve">F – Ductile (nodular) cast iron </w:t>
-            </w:r>
-            <w:r>
-              <w:rPr/>
+                <w:b w:val="0"/>
+                <w:i w:val="0"/>
+                <w:color w:val="000000"/>
+                <w:sz w:val="18"/>
+              </w:rPr>
+              <w:t xml:space="preserve">E – 316 austenitic stainless steel </w:t>
+            </w:r>
+            <w:r>
               <w:br/>
             </w:r>
             <w:r>
               <w:rPr>
-                <w:rFonts w:eastAsia=""/>
-                <w:b w:val="false"/>
-                <w:i w:val="false"/>
-                <w:color w:val="000000"/>
-                <w:sz w:val="18"/>
-              </w:rPr>
-              <w:t>G – 304 austenitic stainless steel</w:t>
+                <w:b w:val="0"/>
+                <w:i w:val="0"/>
+                <w:color w:val="000000"/>
+                <w:sz w:val="18"/>
+              </w:rPr>
+              <w:t>F – 17-4PH precipitation-hardening stainless steel</w:t>
             </w:r>
           </w:p>
         </w:tc>
@@ -8220,55 +8063,36 @@
             </w:pPr>
             <w:r>
               <w:rPr>
-                <w:rFonts w:eastAsia=""/>
-                <w:b w:val="false"/>
-                <w:i w:val="false"/>
-                <w:color w:val="000000"/>
-                <w:sz w:val="18"/>
-              </w:rPr>
-              <w:t xml:space="preserve">50× – graphite distribution (cast irons) </w:t>
-            </w:r>
-            <w:r>
-              <w:rPr/>
+                <w:b w:val="0"/>
+                <w:i w:val="0"/>
+                <w:color w:val="000000"/>
+                <w:sz w:val="18"/>
+              </w:rPr>
+              <w:t xml:space="preserve">100× – austenite grain structure and twin bands (D, E) </w:t>
+            </w:r>
+            <w:r>
               <w:br/>
             </w:r>
             <w:r>
               <w:rPr>
-                <w:rFonts w:eastAsia=""/>
-                <w:b w:val="false"/>
-                <w:i w:val="false"/>
-                <w:color w:val="000000"/>
-                <w:sz w:val="18"/>
-              </w:rPr>
-              <w:t xml:space="preserve">100× – graphite morphology and matrix </w:t>
-            </w:r>
-            <w:r>
-              <w:rPr/>
+                <w:b w:val="0"/>
+                <w:i w:val="0"/>
+                <w:color w:val="000000"/>
+                <w:sz w:val="18"/>
+              </w:rPr>
+              <w:t xml:space="preserve">100× – martensitic matrix and precipitate distribution (F) </w:t>
+            </w:r>
+            <w:r>
               <w:br/>
             </w:r>
             <w:r>
               <w:rPr>
-                <w:rFonts w:eastAsia=""/>
-                <w:b w:val="false"/>
-                <w:i w:val="false"/>
-                <w:color w:val="000000"/>
-                <w:sz w:val="18"/>
-              </w:rPr>
-              <w:t xml:space="preserve">100× – twin bands in 304 SS </w:t>
-            </w:r>
-            <w:r>
-              <w:rPr/>
-              <w:br/>
-            </w:r>
-            <w:r>
-              <w:rPr>
-                <w:rFonts w:eastAsia=""/>
-                <w:b w:val="false"/>
-                <w:i w:val="false"/>
-                <w:color w:val="000000"/>
-                <w:sz w:val="18"/>
-              </w:rPr>
-              <w:t>500× – detail of graphite tips / twin boundaries</w:t>
+                <w:b w:val="0"/>
+                <w:i w:val="0"/>
+                <w:color w:val="000000"/>
+                <w:sz w:val="18"/>
+              </w:rPr>
+              <w:t>500× – twin boundary detail / fine precipitate detail</w:t>
             </w:r>
           </w:p>
         </w:tc>
@@ -8330,13 +8154,12 @@
             </w:pPr>
             <w:r>
               <w:rPr>
-                <w:rFonts w:eastAsia=""/>
-                <w:b w:val="false"/>
-                <w:i w:val="false"/>
-                <w:color w:val="000000"/>
-                <w:sz w:val="18"/>
-              </w:rPr>
-              <w:t>Nital 2% (E, F) | Marble's reagent (G): 10g CuSO₄ + 50 mL HCl + 50 mL H₂O</w:t>
+                <w:b w:val="0"/>
+                <w:i w:val="0"/>
+                <w:color w:val="000000"/>
+                <w:sz w:val="18"/>
+              </w:rPr>
+              <w:t>Marble's reagent (D, E): 10g CuSO₄ + 50 mL HCl + 50 mL H₂O | Kalling's No. 2 (F): 5g CuCl₂ + 100 mL HCl + 100 mL ethanol</w:t>
             </w:r>
           </w:p>
         </w:tc>
@@ -8464,23 +8287,12 @@
             </w:pPr>
             <w:r>
               <w:rPr>
-                <w:rFonts w:eastAsia=""/>
-                <w:b w:val="false"/>
-                <w:i w:val="false"/>
-                <w:color w:val="000000"/>
-                <w:sz w:val="18"/>
-              </w:rPr>
-              <w:t xml:space="preserve">• </w:t>
-            </w:r>
-            <w:r>
-              <w:rPr>
-                <w:rFonts w:eastAsia=""/>
-                <w:b w:val="false"/>
-                <w:i w:val="false"/>
-                <w:color w:val="000000"/>
-                <w:sz w:val="18"/>
-              </w:rPr>
-              <w:t>EXAMET-5-R-600-HD</w:t>
+                <w:b w:val="0"/>
+                <w:i w:val="0"/>
+                <w:color w:val="000000"/>
+                <w:sz w:val="18"/>
+              </w:rPr>
+              <w:t>• EXAMET-5-R-600-HD</w:t>
             </w:r>
           </w:p>
         </w:tc>
@@ -8510,23 +8322,12 @@
             </w:pPr>
             <w:r>
               <w:rPr>
-                <w:rFonts w:eastAsia=""/>
-                <w:b w:val="false"/>
-                <w:i w:val="false"/>
-                <w:color w:val="000000"/>
-                <w:sz w:val="18"/>
-              </w:rPr>
-              <w:t xml:space="preserve">• </w:t>
-            </w:r>
-            <w:r>
-              <w:rPr>
-                <w:rFonts w:eastAsia=""/>
-                <w:b w:val="false"/>
-                <w:i w:val="false"/>
-                <w:color w:val="000000"/>
-                <w:sz w:val="18"/>
-              </w:rPr>
-              <w:t>Specimens E, F, G (phenolic mounts)</w:t>
+                <w:b w:val="0"/>
+                <w:i w:val="0"/>
+                <w:color w:val="000000"/>
+                <w:sz w:val="18"/>
+              </w:rPr>
+              <w:t>• Specimens D, E, F (phenolic mounts)</w:t>
             </w:r>
           </w:p>
         </w:tc>
@@ -8557,23 +8358,12 @@
             </w:pPr>
             <w:r>
               <w:rPr>
-                <w:rFonts w:eastAsia=""/>
-                <w:b w:val="false"/>
-                <w:i w:val="false"/>
-                <w:color w:val="000000"/>
-                <w:sz w:val="18"/>
-              </w:rPr>
-              <w:t xml:space="preserve">• </w:t>
-            </w:r>
-            <w:r>
-              <w:rPr>
-                <w:rFonts w:eastAsia=""/>
-                <w:b w:val="false"/>
-                <w:i w:val="false"/>
-                <w:color w:val="000000"/>
-                <w:sz w:val="18"/>
-              </w:rPr>
-              <w:t>ASTM A247 graphite morphology chart</w:t>
+                <w:b w:val="0"/>
+                <w:i w:val="0"/>
+                <w:color w:val="000000"/>
+                <w:sz w:val="18"/>
+              </w:rPr>
+              <w:t>• PREN / stainless family reference card</w:t>
             </w:r>
           </w:p>
         </w:tc>
@@ -8603,23 +8393,12 @@
             </w:pPr>
             <w:r>
               <w:rPr>
-                <w:rFonts w:eastAsia=""/>
-                <w:b w:val="false"/>
-                <w:i w:val="false"/>
-                <w:color w:val="000000"/>
-                <w:sz w:val="18"/>
-              </w:rPr>
-              <w:t xml:space="preserve">• </w:t>
-            </w:r>
-            <w:r>
-              <w:rPr>
-                <w:rFonts w:eastAsia=""/>
-                <w:b w:val="false"/>
-                <w:i w:val="false"/>
-                <w:color w:val="000000"/>
-                <w:sz w:val="18"/>
-              </w:rPr>
-              <w:t>Lens tissue, gloves</w:t>
+                <w:b w:val="0"/>
+                <w:i w:val="0"/>
+                <w:color w:val="000000"/>
+                <w:sz w:val="18"/>
+              </w:rPr>
+              <w:t>• Lens tissue, gloves</w:t>
             </w:r>
           </w:p>
         </w:tc>
@@ -8760,7 +8539,7 @@
                 <w:color w:val="000000"/>
                 <w:sz w:val="18"/>
               </w:rPr>
-              <w:t xml:space="preserve">5.  Work through magnifications in sequence: 50× – graphite distribution (cast irons)  →  100× – graphite morphology and matrix  →  100× – twin bands in 304 SS  →  500× – detail of graphite tips / twin boundaries </w:t>
+              <w:t xml:space="preserve">5.  Work through magnifications in sequence: 100× – austenite grain structure and twin bands (D, E)  →  100× – martensitic matrix and precipitate distribution (F)  →  500× – twin boundary detail / fine precipitate detail </w:t>
             </w:r>
             <w:r>
               <w:rPr>
@@ -9047,13 +8826,12 @@
             </w:pPr>
             <w:r>
               <w:rPr>
-                <w:rFonts w:eastAsia=""/>
-                <w:b w:val="false"/>
-                <w:i w:val="false"/>
-                <w:color w:val="000000"/>
-                <w:sz w:val="18"/>
-              </w:rPr>
-              <w:t>Graphite flakes with sharp angular tips (gray CI)</w:t>
+                <w:b w:val="0"/>
+                <w:i w:val="0"/>
+                <w:color w:val="000000"/>
+                <w:sz w:val="18"/>
+              </w:rPr>
+              <w:t>Equiaxed austenite grains, 304 (Specimen D)</w:t>
             </w:r>
           </w:p>
         </w:tc>
@@ -9078,13 +8856,12 @@
             </w:pPr>
             <w:r>
               <w:rPr>
-                <w:rFonts w:eastAsia=""/>
-                <w:b w:val="false"/>
-                <w:i w:val="false"/>
-                <w:color w:val="000000"/>
-                <w:sz w:val="18"/>
-              </w:rPr>
-              <w:t>40–100×</w:t>
+                <w:b w:val="0"/>
+                <w:i w:val="0"/>
+                <w:color w:val="000000"/>
+                <w:sz w:val="18"/>
+              </w:rPr>
+              <w:t>100×</w:t>
             </w:r>
           </w:p>
         </w:tc>
@@ -9146,13 +8923,12 @@
             </w:pPr>
             <w:r>
               <w:rPr>
-                <w:rFonts w:eastAsia=""/>
-                <w:b w:val="false"/>
-                <w:i w:val="false"/>
-                <w:color w:val="000000"/>
-                <w:sz w:val="18"/>
-              </w:rPr>
-              <w:t>Rounded/spheroidal graphite nodules (ductile CI)</w:t>
+                <w:b w:val="0"/>
+                <w:i w:val="0"/>
+                <w:color w:val="000000"/>
+                <w:sz w:val="18"/>
+              </w:rPr>
+              <w:t>Equiaxed austenite grains, 316 (Specimen E)</w:t>
             </w:r>
           </w:p>
         </w:tc>
@@ -9178,13 +8954,12 @@
             </w:pPr>
             <w:r>
               <w:rPr>
-                <w:rFonts w:eastAsia=""/>
-                <w:b w:val="false"/>
-                <w:i w:val="false"/>
-                <w:color w:val="000000"/>
-                <w:sz w:val="18"/>
-              </w:rPr>
-              <w:t>40–100×</w:t>
+                <w:b w:val="0"/>
+                <w:i w:val="0"/>
+                <w:color w:val="000000"/>
+                <w:sz w:val="18"/>
+              </w:rPr>
+              <w:t>100×</w:t>
             </w:r>
           </w:p>
         </w:tc>
@@ -9246,13 +9021,12 @@
             </w:pPr>
             <w:r>
               <w:rPr>
-                <w:rFonts w:eastAsia=""/>
-                <w:b w:val="false"/>
-                <w:i w:val="false"/>
-                <w:color w:val="000000"/>
-                <w:sz w:val="18"/>
-              </w:rPr>
-              <w:t>Ferrite/pearlite matrix surrounding graphite</w:t>
+                <w:b w:val="0"/>
+                <w:i w:val="0"/>
+                <w:color w:val="000000"/>
+                <w:sz w:val="18"/>
+              </w:rPr>
+              <w:t>Straight annealing twin bands crossing multiple grains (D, E)</w:t>
             </w:r>
           </w:p>
         </w:tc>
@@ -9277,9 +9051,8 @@
             </w:pPr>
             <w:r>
               <w:rPr>
-                <w:rFonts w:eastAsia=""/>
-                <w:b w:val="false"/>
-                <w:i w:val="false"/>
+                <w:b w:val="0"/>
+                <w:i w:val="0"/>
                 <w:color w:val="000000"/>
                 <w:sz w:val="18"/>
               </w:rPr>
@@ -9345,13 +9118,12 @@
             </w:pPr>
             <w:r>
               <w:rPr>
-                <w:rFonts w:eastAsia=""/>
-                <w:b w:val="false"/>
-                <w:i w:val="false"/>
-                <w:color w:val="000000"/>
-                <w:sz w:val="18"/>
-              </w:rPr>
-              <w:t>Equiaxed austenite grains (304 SS)</w:t>
+                <w:b w:val="0"/>
+                <w:i w:val="0"/>
+                <w:color w:val="000000"/>
+                <w:sz w:val="18"/>
+              </w:rPr>
+              <w:t>Martensitic matrix, no twinning (17-4PH, Specimen F)</w:t>
             </w:r>
           </w:p>
         </w:tc>
@@ -9377,9 +9149,8 @@
             </w:pPr>
             <w:r>
               <w:rPr>
-                <w:rFonts w:eastAsia=""/>
-                <w:b w:val="false"/>
-                <w:i w:val="false"/>
+                <w:b w:val="0"/>
+                <w:i w:val="0"/>
                 <w:color w:val="000000"/>
                 <w:sz w:val="18"/>
               </w:rPr>
@@ -9445,13 +9216,12 @@
             </w:pPr>
             <w:r>
               <w:rPr>
-                <w:rFonts w:eastAsia=""/>
-                <w:b w:val="false"/>
-                <w:i w:val="false"/>
-                <w:color w:val="000000"/>
-                <w:sz w:val="18"/>
-              </w:rPr>
-              <w:t>Straight annealing twin bands crossing multiple grains</w:t>
+                <w:b w:val="0"/>
+                <w:i w:val="0"/>
+                <w:color w:val="000000"/>
+                <w:sz w:val="18"/>
+              </w:rPr>
+              <w:t>Fine precipitate distribution (Specimen F)</w:t>
             </w:r>
           </w:p>
         </w:tc>
@@ -9476,13 +9246,12 @@
             </w:pPr>
             <w:r>
               <w:rPr>
-                <w:rFonts w:eastAsia=""/>
-                <w:b w:val="false"/>
-                <w:i w:val="false"/>
-                <w:color w:val="000000"/>
-                <w:sz w:val="18"/>
-              </w:rPr>
-              <w:t>100×</w:t>
+                <w:b w:val="0"/>
+                <w:i w:val="0"/>
+                <w:color w:val="000000"/>
+                <w:sz w:val="18"/>
+              </w:rPr>
+              <w:t>500×</w:t>
             </w:r>
           </w:p>
         </w:tc>
@@ -9843,13 +9612,12 @@
             </w:pPr>
             <w:r>
               <w:rPr>
-                <w:rFonts w:eastAsia=""/>
-                <w:b w:val="false"/>
-                <w:i w:val="false"/>
-                <w:color w:val="000000"/>
-                <w:sz w:val="18"/>
-              </w:rPr>
-              <w:t>Describe the morphological difference between graphite in Specimens E and F. Why does graphite shape matter for toughness?</w:t>
+                <w:b w:val="0"/>
+                <w:i w:val="0"/>
+                <w:color w:val="000000"/>
+                <w:sz w:val="18"/>
+              </w:rPr>
+              <w:t>Identify annealing twins in Specimens D and E. Why do FCC austenitic stainless steels twin readily during annealing while the martensitic Specimen F does not?</w:t>
             </w:r>
           </w:p>
         </w:tc>
@@ -9972,13 +9740,12 @@
             </w:pPr>
             <w:r>
               <w:rPr>
-                <w:rFonts w:eastAsia=""/>
-                <w:b w:val="false"/>
-                <w:i w:val="false"/>
-                <w:color w:val="000000"/>
-                <w:sz w:val="18"/>
-              </w:rPr>
-              <w:t>In Specimen G, identify annealing twins. Why do FCC metals twin readily during annealing while BCC steels generally do not?</w:t>
+                <w:b w:val="0"/>
+                <w:i w:val="0"/>
+                <w:color w:val="000000"/>
+                <w:sz w:val="18"/>
+              </w:rPr>
+              <w:t>316 adds roughly 2–3% molybdenum compared to 304. That addition barely changes what you can see under the microscope, yet 316 is specified over 304 in marine and chloride-heavy environments. What does Mo actually do, and why doesn't its benefit show up as a visible microstructural difference?</w:t>
             </w:r>
           </w:p>
         </w:tc>
@@ -10101,13 +9868,12 @@
             </w:pPr>
             <w:r>
               <w:rPr>
-                <w:rFonts w:eastAsia=""/>
-                <w:b w:val="false"/>
-                <w:i w:val="false"/>
-                <w:color w:val="000000"/>
-                <w:sz w:val="18"/>
-              </w:rPr>
-              <w:t>Gray cast iron is brittle despite having a ductile ferrite/pearlite matrix. Explain why graphite flake morphology causes this.</w:t>
+                <w:b w:val="0"/>
+                <w:i w:val="0"/>
+                <w:color w:val="000000"/>
+                <w:sz w:val="18"/>
+              </w:rPr>
+              <w:t>Specimen F (17-4PH) looks nothing like D or E under the scope. Describe what you observe instead, and explain why ‘stainless’ doesn't guarantee a particular microstructure the way ‘1018’ or ‘1045’ does for carbon steel.</w:t>
             </w:r>
           </w:p>
         </w:tc>
@@ -10230,13 +9996,12 @@
             </w:pPr>
             <w:r>
               <w:rPr>
-                <w:rFonts w:eastAsia=""/>
-                <w:b w:val="false"/>
-                <w:i w:val="false"/>
-                <w:color w:val="000000"/>
-                <w:sz w:val="18"/>
-              </w:rPr>
-              <w:t>A ductile iron component fractured unexpectedly. What would you look for in the microstructure to determine whether nodules were properly formed?</w:t>
+                <w:b w:val="0"/>
+                <w:i w:val="0"/>
+                <w:color w:val="000000"/>
+                <w:sz w:val="18"/>
+              </w:rPr>
+              <w:t>17-4PH is strengthened by precipitation during aging, not by the FCC structure that produces twinning in D and E. Based on what you observed, would you expect 17-4PH to be more or less prone to work hardening during machining than 304? Explain your reasoning.</w:t>
             </w:r>
           </w:p>
         </w:tc>
@@ -10545,27 +10310,24 @@
             </w:pPr>
             <w:r>
               <w:rPr>
-                <w:rFonts w:eastAsia=""/>
-                <w:b w:val="false"/>
-                <w:i w:val="false"/>
-                <w:color w:val="000000"/>
-                <w:sz w:val="18"/>
-              </w:rPr>
-              <w:t xml:space="preserve">H – 6061-T6 Aluminum alloy </w:t>
-            </w:r>
-            <w:r>
-              <w:rPr/>
+                <w:b w:val="0"/>
+                <w:i w:val="0"/>
+                <w:color w:val="000000"/>
+                <w:sz w:val="18"/>
+              </w:rPr>
+              <w:t xml:space="preserve">G – 6061-T6 Aluminum alloy </w:t>
+            </w:r>
+            <w:r>
               <w:br/>
             </w:r>
             <w:r>
               <w:rPr>
-                <w:rFonts w:eastAsia=""/>
-                <w:b w:val="false"/>
-                <w:i w:val="false"/>
-                <w:color w:val="000000"/>
-                <w:sz w:val="18"/>
-              </w:rPr>
-              <w:t>I – 70/30 Brass (Cu-Zn)</w:t>
+                <w:b w:val="0"/>
+                <w:i w:val="0"/>
+                <w:color w:val="000000"/>
+                <w:sz w:val="18"/>
+              </w:rPr>
+              <w:t>K – 70/30 Brass (Cu-Zn)</w:t>
             </w:r>
           </w:p>
         </w:tc>
@@ -10737,13 +10499,12 @@
             </w:pPr>
             <w:r>
               <w:rPr>
-                <w:rFonts w:eastAsia=""/>
-                <w:b w:val="false"/>
-                <w:i w:val="false"/>
-                <w:color w:val="000000"/>
-                <w:sz w:val="18"/>
-              </w:rPr>
-              <w:t>Keller's reagent (H): 2 mL HF + 3 mL HCl + 5 mL HNO₃ + 190 mL H₂O | Ferric chloride (I): 5g FeCl₃ + 50 mL HCl + 100 mL H₂O</w:t>
+                <w:b w:val="0"/>
+                <w:i w:val="0"/>
+                <w:color w:val="000000"/>
+                <w:sz w:val="18"/>
+              </w:rPr>
+              <w:t>Keller's reagent (G): 2 mL HF + 3 mL HCl + 5 mL HNO₃ + 190 mL H₂O | Ferric chloride (K): 5g FeCl₃ + 50 mL HCl + 100 mL H₂O</w:t>
             </w:r>
           </w:p>
         </w:tc>
@@ -10871,23 +10632,12 @@
             </w:pPr>
             <w:r>
               <w:rPr>
-                <w:rFonts w:eastAsia=""/>
-                <w:b w:val="false"/>
-                <w:i w:val="false"/>
-                <w:color w:val="000000"/>
-                <w:sz w:val="18"/>
-              </w:rPr>
-              <w:t xml:space="preserve">• </w:t>
-            </w:r>
-            <w:r>
-              <w:rPr>
-                <w:rFonts w:eastAsia=""/>
-                <w:b w:val="false"/>
-                <w:i w:val="false"/>
-                <w:color w:val="000000"/>
-                <w:sz w:val="18"/>
-              </w:rPr>
-              <w:t>EXAMET-5-R-600-HD</w:t>
+                <w:b w:val="0"/>
+                <w:i w:val="0"/>
+                <w:color w:val="000000"/>
+                <w:sz w:val="18"/>
+              </w:rPr>
+              <w:t>• EXAMET-5-R-600-HD</w:t>
             </w:r>
           </w:p>
         </w:tc>
@@ -10917,23 +10667,12 @@
             </w:pPr>
             <w:r>
               <w:rPr>
-                <w:rFonts w:eastAsia=""/>
-                <w:b w:val="false"/>
-                <w:i w:val="false"/>
-                <w:color w:val="000000"/>
-                <w:sz w:val="18"/>
-              </w:rPr>
-              <w:t xml:space="preserve">• </w:t>
-            </w:r>
-            <w:r>
-              <w:rPr>
-                <w:rFonts w:eastAsia=""/>
-                <w:b w:val="false"/>
-                <w:i w:val="false"/>
-                <w:color w:val="000000"/>
-                <w:sz w:val="18"/>
-              </w:rPr>
-              <w:t>Specimens H, I (H in cold-cure epoxy; I in phenolic)</w:t>
+                <w:b w:val="0"/>
+                <w:i w:val="0"/>
+                <w:color w:val="000000"/>
+                <w:sz w:val="18"/>
+              </w:rPr>
+              <w:t>• Specimens G, K (phenolic mounts)</w:t>
             </w:r>
           </w:p>
         </w:tc>
@@ -10964,23 +10703,12 @@
             </w:pPr>
             <w:r>
               <w:rPr>
-                <w:rFonts w:eastAsia=""/>
-                <w:b w:val="false"/>
-                <w:i w:val="false"/>
-                <w:color w:val="000000"/>
-                <w:sz w:val="18"/>
-              </w:rPr>
-              <w:t xml:space="preserve">• </w:t>
-            </w:r>
-            <w:r>
-              <w:rPr>
-                <w:rFonts w:eastAsia=""/>
-                <w:b w:val="false"/>
-                <w:i w:val="false"/>
-                <w:color w:val="000000"/>
-                <w:sz w:val="18"/>
-              </w:rPr>
-              <w:t>Al-Cu binary phase diagram reference</w:t>
+                <w:b w:val="0"/>
+                <w:i w:val="0"/>
+                <w:color w:val="000000"/>
+                <w:sz w:val="18"/>
+              </w:rPr>
+              <w:t>• Al-Mg-Si precipitation / Cu-Zn stacking-fault reference</w:t>
             </w:r>
           </w:p>
         </w:tc>
@@ -11010,23 +10738,12 @@
             </w:pPr>
             <w:r>
               <w:rPr>
-                <w:rFonts w:eastAsia=""/>
-                <w:b w:val="false"/>
-                <w:i w:val="false"/>
-                <w:color w:val="000000"/>
-                <w:sz w:val="18"/>
-              </w:rPr>
-              <w:t xml:space="preserve">• </w:t>
-            </w:r>
-            <w:r>
-              <w:rPr>
-                <w:rFonts w:eastAsia=""/>
-                <w:b w:val="false"/>
-                <w:i w:val="false"/>
-                <w:color w:val="000000"/>
-                <w:sz w:val="18"/>
-              </w:rPr>
-              <w:t>Lens tissue, gloves</w:t>
+                <w:b w:val="0"/>
+                <w:i w:val="0"/>
+                <w:color w:val="000000"/>
+                <w:sz w:val="18"/>
+              </w:rPr>
+              <w:t>• Lens tissue, gloves</w:t>
             </w:r>
           </w:p>
         </w:tc>
@@ -11458,13 +11175,12 @@
             </w:pPr>
             <w:r>
               <w:rPr>
-                <w:rFonts w:eastAsia=""/>
-                <w:b w:val="false"/>
-                <w:i w:val="false"/>
-                <w:color w:val="000000"/>
-                <w:sz w:val="18"/>
-              </w:rPr>
-              <w:t>Equiaxed aluminum grains (6061-T6)</w:t>
+                <w:b w:val="0"/>
+                <w:i w:val="0"/>
+                <w:color w:val="000000"/>
+                <w:sz w:val="18"/>
+              </w:rPr>
+              <w:t>Equiaxed aluminum grains (6061-T6, Specimen G)</w:t>
             </w:r>
           </w:p>
         </w:tc>
@@ -11489,9 +11205,8 @@
             </w:pPr>
             <w:r>
               <w:rPr>
-                <w:rFonts w:eastAsia=""/>
-                <w:b w:val="false"/>
-                <w:i w:val="false"/>
+                <w:b w:val="0"/>
+                <w:i w:val="0"/>
                 <w:color w:val="000000"/>
                 <w:sz w:val="18"/>
               </w:rPr>
@@ -11557,9 +11272,8 @@
             </w:pPr>
             <w:r>
               <w:rPr>
-                <w:rFonts w:eastAsia=""/>
-                <w:b w:val="false"/>
-                <w:i w:val="false"/>
+                <w:b w:val="0"/>
+                <w:i w:val="0"/>
                 <w:color w:val="000000"/>
                 <w:sz w:val="18"/>
               </w:rPr>
@@ -11589,9 +11303,8 @@
             </w:pPr>
             <w:r>
               <w:rPr>
-                <w:rFonts w:eastAsia=""/>
-                <w:b w:val="false"/>
-                <w:i w:val="false"/>
+                <w:b w:val="0"/>
+                <w:i w:val="0"/>
                 <w:color w:val="000000"/>
                 <w:sz w:val="18"/>
               </w:rPr>
@@ -11657,13 +11370,12 @@
             </w:pPr>
             <w:r>
               <w:rPr>
-                <w:rFonts w:eastAsia=""/>
-                <w:b w:val="false"/>
-                <w:i w:val="false"/>
-                <w:color w:val="000000"/>
-                <w:sz w:val="18"/>
-              </w:rPr>
-              <w:t>Very prominent annealing twins in brass (almost every grain)</w:t>
+                <w:b w:val="0"/>
+                <w:i w:val="0"/>
+                <w:color w:val="000000"/>
+                <w:sz w:val="18"/>
+              </w:rPr>
+              <w:t>Very prominent annealing twins in brass (Specimen K, almost every grain)</w:t>
             </w:r>
           </w:p>
         </w:tc>
@@ -11688,9 +11400,8 @@
             </w:pPr>
             <w:r>
               <w:rPr>
-                <w:rFonts w:eastAsia=""/>
-                <w:b w:val="false"/>
-                <w:i w:val="false"/>
+                <w:b w:val="0"/>
+                <w:i w:val="0"/>
                 <w:color w:val="000000"/>
                 <w:sz w:val="18"/>
               </w:rPr>
@@ -11756,9 +11467,8 @@
             </w:pPr>
             <w:r>
               <w:rPr>
-                <w:rFonts w:eastAsia=""/>
-                <w:b w:val="false"/>
-                <w:i w:val="false"/>
+                <w:b w:val="0"/>
+                <w:i w:val="0"/>
                 <w:color w:val="000000"/>
                 <w:sz w:val="18"/>
               </w:rPr>
@@ -11788,9 +11498,8 @@
             </w:pPr>
             <w:r>
               <w:rPr>
-                <w:rFonts w:eastAsia=""/>
-                <w:b w:val="false"/>
-                <w:i w:val="false"/>
+                <w:b w:val="0"/>
+                <w:i w:val="0"/>
                 <w:color w:val="000000"/>
                 <w:sz w:val="18"/>
               </w:rPr>
@@ -12162,13 +11871,12 @@
             </w:pPr>
             <w:r>
               <w:rPr>
-                <w:rFonts w:eastAsia=""/>
-                <w:b w:val="false"/>
-                <w:i w:val="false"/>
-                <w:color w:val="000000"/>
-                <w:sz w:val="18"/>
-              </w:rPr>
-              <w:t>Compare twin density in Specimen I (brass) vs. Specimen G (304 SS, Module 4). Both are FCC. Which has more prominent twins and why? (Hint: stacking fault energy.)</w:t>
+                <w:b w:val="0"/>
+                <w:i w:val="0"/>
+                <w:color w:val="000000"/>
+                <w:sz w:val="18"/>
+              </w:rPr>
+              <w:t>Compare twin density in Specimen K (brass) vs. Specimen D (304 SS, Module 4). Both are FCC. Which has more prominent twins and why? (Hint: stacking fault energy.)</w:t>
             </w:r>
           </w:p>
         </w:tc>
@@ -12549,13 +12257,12 @@
             </w:pPr>
             <w:r>
               <w:rPr>
-                <w:rFonts w:eastAsia=""/>
-                <w:b w:val="false"/>
-                <w:i w:val="false"/>
-                <w:color w:val="000000"/>
-                <w:sz w:val="18"/>
-              </w:rPr>
-              <w:t>Using the Al-Cu phase diagram concept, explain why solution treatment must precede aging. What happens if the solution treatment step is skipped?</w:t>
+                <w:b w:val="0"/>
+                <w:i w:val="0"/>
+                <w:color w:val="000000"/>
+                <w:sz w:val="18"/>
+              </w:rPr>
+              <w:t>Using the Al-Mg-Si phase diagram concept, explain why solution treatment must precede aging. What happens if the solution treatment step is skipped?</w:t>
             </w:r>
           </w:p>
         </w:tc>
@@ -12870,67 +12577,24 @@
             </w:pPr>
             <w:r>
               <w:rPr>
-                <w:rFonts w:eastAsia=""/>
-                <w:b w:val="false"/>
-                <w:i w:val="false"/>
+                <w:b w:val="0"/>
+                <w:i w:val="0"/>
                 <w:color w:val="000000"/>
                 <w:sz w:val="18"/>
               </w:rPr>
               <w:t>A – 1018 steel (normalized) — grain size measurement</w:t>
             </w:r>
-          </w:p>
-          <w:p>
-            <w:pPr>
-              <w:pStyle w:val="Normal"/>
-              <w:widowControl/>
-              <w:bidi w:val="0"/>
-              <w:spacing w:lineRule="exact" w:line="358" w:before="0" w:after="0"/>
-              <w:ind w:hanging="0" w:start="89" w:end="180"/>
-              <w:jc w:val="start"/>
-              <w:rPr>
-                <w:rFonts w:eastAsia=""/>
-                <w:b w:val="false"/>
-                <w:i w:val="false"/>
-                <w:color w:val="000000"/>
-                <w:sz w:val="18"/>
-              </w:rPr>
-            </w:pPr>
-            <w:r>
-              <w:rPr>
-                <w:rFonts w:eastAsia=""/>
-                <w:b w:val="false"/>
-                <w:i w:val="false"/>
-                <w:color w:val="000000"/>
-                <w:sz w:val="18"/>
-              </w:rPr>
-              <w:t>B – 1045 steel (normalized) — grain size comparison</w:t>
-            </w:r>
-          </w:p>
-          <w:p>
-            <w:pPr>
-              <w:pStyle w:val="Normal"/>
-              <w:widowControl/>
-              <w:bidi w:val="0"/>
-              <w:spacing w:lineRule="exact" w:line="358" w:before="0" w:after="0"/>
-              <w:ind w:hanging="0" w:start="89" w:end="180"/>
-              <w:jc w:val="start"/>
-              <w:rPr>
-                <w:rFonts w:eastAsia=""/>
-                <w:b w:val="false"/>
-                <w:i w:val="false"/>
-                <w:color w:val="000000"/>
-                <w:sz w:val="18"/>
-              </w:rPr>
-            </w:pPr>
-            <w:r>
-              <w:rPr>
-                <w:rFonts w:eastAsia=""/>
-                <w:b w:val="false"/>
-                <w:i w:val="false"/>
-                <w:color w:val="000000"/>
-                <w:sz w:val="18"/>
-              </w:rPr>
-              <w:t>C – 1045 steel — Vickers indent (refined measurement)</w:t>
+            <w:r>
+              <w:br/>
+            </w:r>
+            <w:r>
+              <w:rPr>
+                <w:b w:val="0"/>
+                <w:i w:val="0"/>
+                <w:color w:val="000000"/>
+                <w:sz w:val="18"/>
+              </w:rPr>
+              <w:t>B – 1045 steel (normalized) — grain size comparison, Vickers indent applied for Q1</w:t>
             </w:r>
           </w:p>
         </w:tc>
@@ -13222,23 +12886,12 @@
             </w:pPr>
             <w:r>
               <w:rPr>
-                <w:rFonts w:eastAsia=""/>
-                <w:b w:val="false"/>
-                <w:i w:val="false"/>
-                <w:color w:val="000000"/>
-                <w:sz w:val="18"/>
-              </w:rPr>
-              <w:t xml:space="preserve">• </w:t>
-            </w:r>
-            <w:r>
-              <w:rPr>
-                <w:rFonts w:eastAsia=""/>
-                <w:b w:val="false"/>
-                <w:i w:val="false"/>
-                <w:color w:val="000000"/>
-                <w:sz w:val="18"/>
-              </w:rPr>
-              <w:t>EXAMET-5-R-600-HD with calibrated eyepiece graticule</w:t>
+                <w:b w:val="0"/>
+                <w:i w:val="0"/>
+                <w:color w:val="000000"/>
+                <w:sz w:val="18"/>
+              </w:rPr>
+              <w:t>• EXAMET-5-R-600-HD with calibrated eyepiece graticule</w:t>
             </w:r>
           </w:p>
         </w:tc>
@@ -13268,23 +12921,12 @@
             </w:pPr>
             <w:r>
               <w:rPr>
-                <w:rFonts w:eastAsia=""/>
-                <w:b w:val="false"/>
-                <w:i w:val="false"/>
-                <w:color w:val="000000"/>
-                <w:sz w:val="18"/>
-              </w:rPr>
-              <w:t xml:space="preserve">• </w:t>
-            </w:r>
-            <w:r>
-              <w:rPr>
-                <w:rFonts w:eastAsia=""/>
-                <w:b w:val="false"/>
-                <w:i w:val="false"/>
-                <w:color w:val="000000"/>
-                <w:sz w:val="18"/>
-              </w:rPr>
-              <w:t>Specimens A, B, C (phenolic mounts)</w:t>
+                <w:b w:val="0"/>
+                <w:i w:val="0"/>
+                <w:color w:val="000000"/>
+                <w:sz w:val="18"/>
+              </w:rPr>
+              <w:t>• Specimens A, B (phenolic mounts)</w:t>
             </w:r>
           </w:p>
         </w:tc>
@@ -13315,23 +12957,12 @@
             </w:pPr>
             <w:r>
               <w:rPr>
-                <w:rFonts w:eastAsia=""/>
-                <w:b w:val="false"/>
-                <w:i w:val="false"/>
-                <w:color w:val="000000"/>
-                <w:sz w:val="18"/>
-              </w:rPr>
-              <w:t xml:space="preserve">• </w:t>
-            </w:r>
-            <w:r>
-              <w:rPr>
-                <w:rFonts w:eastAsia=""/>
-                <w:b w:val="false"/>
-                <w:i w:val="false"/>
-                <w:color w:val="000000"/>
-                <w:sz w:val="18"/>
-              </w:rPr>
-              <w:t>Stage micrometer (to calibrate graticule)</w:t>
+                <w:b w:val="0"/>
+                <w:i w:val="0"/>
+                <w:color w:val="000000"/>
+                <w:sz w:val="18"/>
+              </w:rPr>
+              <w:t>• Stage micrometer (to calibrate graticule)</w:t>
             </w:r>
           </w:p>
         </w:tc>
@@ -13361,23 +12992,12 @@
             </w:pPr>
             <w:r>
               <w:rPr>
-                <w:rFonts w:eastAsia=""/>
-                <w:b w:val="false"/>
-                <w:i w:val="false"/>
-                <w:color w:val="000000"/>
-                <w:sz w:val="18"/>
-              </w:rPr>
-              <w:t xml:space="preserve">• </w:t>
-            </w:r>
-            <w:r>
-              <w:rPr>
-                <w:rFonts w:eastAsia=""/>
-                <w:b w:val="false"/>
-                <w:i w:val="false"/>
-                <w:color w:val="000000"/>
-                <w:sz w:val="18"/>
-              </w:rPr>
-              <w:t>Calculator, pencil, ruler for test-line intercept counting</w:t>
+                <w:b w:val="0"/>
+                <w:i w:val="0"/>
+                <w:color w:val="000000"/>
+                <w:sz w:val="18"/>
+              </w:rPr>
+              <w:t>• Calculator, pencil, ruler for test-line intercept counting</w:t>
             </w:r>
           </w:p>
         </w:tc>
@@ -14538,13 +14158,12 @@
             </w:pPr>
             <w:r>
               <w:rPr>
-                <w:rFonts w:eastAsia=""/>
-                <w:b w:val="false"/>
-                <w:i w:val="false"/>
-                <w:color w:val="000000"/>
-                <w:sz w:val="18"/>
-              </w:rPr>
-              <w:t>Measure both diagonals d₁ and d₂ of the Vickers indent. Calculate HV = 1.854 × F / d_avg² (F = 1 kgf = 9.81 N; d in mm). Report your HV result.</w:t>
+                <w:b w:val="0"/>
+                <w:i w:val="0"/>
+                <w:color w:val="000000"/>
+                <w:sz w:val="18"/>
+              </w:rPr>
+              <w:t>Measure both diagonals d₁ and d₂ of the Vickers indent placed on Specimen B. Calculate HV = 1.854 × F / d_avg² (F = 1 kgf = 9.81 N; d in mm). Report your HV result.</w:t>
             </w:r>
           </w:p>
         </w:tc>
@@ -15140,13 +14759,12 @@
             </w:pPr>
             <w:r>
               <w:rPr>
-                <w:rFonts w:eastAsia=""/>
-                <w:b w:val="false"/>
+                <w:b w:val="0"/>
                 <w:i/>
                 <w:color w:val="444444"/>
                 <w:sz w:val="18"/>
               </w:rPr>
-              <w:t>NDT methods detect discontinuities indirectly — through magnetic flux leakage, ultrasonic reflection, or surface-penetrant bleed-out. Metallography is the destructive confirmation method that NDT is designed to avoid. This module bridges the two approaches.</w:t>
+              <w:t>NDT methods detect discontinuities indirectly — through magnetic flux leakage, ultrasonic reflection, or surface-penetrant bleed-out. Metallography is the destructive confirmation method NDT is designed to avoid — a distinction that matters most for parts too expensive or too critical to sacrifice. This module bridges the two approaches.</w:t>
             </w:r>
           </w:p>
         </w:tc>
@@ -15240,41 +14858,36 @@
             </w:pPr>
             <w:r>
               <w:rPr>
-                <w:rFonts w:eastAsia=""/>
-                <w:b w:val="false"/>
-                <w:i w:val="false"/>
+                <w:b w:val="0"/>
+                <w:i w:val="0"/>
                 <w:color w:val="000000"/>
                 <w:sz w:val="18"/>
               </w:rPr>
               <w:t xml:space="preserve">A – 1018 steel (baseline reference) </w:t>
             </w:r>
             <w:r>
-              <w:rPr/>
               <w:br/>
             </w:r>
             <w:r>
               <w:rPr>
-                <w:rFonts w:eastAsia=""/>
-                <w:b w:val="false"/>
-                <w:i w:val="false"/>
-                <w:color w:val="000000"/>
-                <w:sz w:val="18"/>
-              </w:rPr>
-              <w:t xml:space="preserve">E – Gray cast iron (surface defect reference) </w:t>
-            </w:r>
-            <w:r>
-              <w:rPr/>
+                <w:b w:val="0"/>
+                <w:i w:val="0"/>
+                <w:color w:val="000000"/>
+                <w:sz w:val="18"/>
+              </w:rPr>
+              <w:t xml:space="preserve">L – 360 leaded brass (discrete second-phase particles) </w:t>
+            </w:r>
+            <w:r>
               <w:br/>
             </w:r>
             <w:r>
               <w:rPr>
-                <w:rFonts w:eastAsia=""/>
-                <w:b w:val="false"/>
-                <w:i w:val="false"/>
-                <w:color w:val="000000"/>
-                <w:sz w:val="18"/>
-              </w:rPr>
-              <w:t>J – Weld cross-section</w:t>
+                <w:b w:val="0"/>
+                <w:i w:val="0"/>
+                <w:color w:val="000000"/>
+                <w:sz w:val="18"/>
+              </w:rPr>
+              <w:t>P – Ti-6Al-4V titanium (aerospace-grade, NDT-first material)</w:t>
             </w:r>
           </w:p>
         </w:tc>
@@ -15336,41 +14949,36 @@
             </w:pPr>
             <w:r>
               <w:rPr>
-                <w:rFonts w:eastAsia=""/>
-                <w:b w:val="false"/>
-                <w:i w:val="false"/>
+                <w:b w:val="0"/>
+                <w:i w:val="0"/>
                 <w:color w:val="000000"/>
                 <w:sz w:val="18"/>
               </w:rPr>
               <w:t xml:space="preserve">50× – full-section scan for gross defects </w:t>
             </w:r>
             <w:r>
-              <w:rPr/>
               <w:br/>
             </w:r>
             <w:r>
               <w:rPr>
-                <w:rFonts w:eastAsia=""/>
-                <w:b w:val="false"/>
-                <w:i w:val="false"/>
-                <w:color w:val="000000"/>
-                <w:sz w:val="18"/>
-              </w:rPr>
-              <w:t xml:space="preserve">100× – inclusion and pore identification </w:t>
-            </w:r>
-            <w:r>
-              <w:rPr/>
+                <w:b w:val="0"/>
+                <w:i w:val="0"/>
+                <w:color w:val="000000"/>
+                <w:sz w:val="18"/>
+              </w:rPr>
+              <w:t xml:space="preserve">100× – discrete particle identification (L) </w:t>
+            </w:r>
+            <w:r>
               <w:br/>
             </w:r>
             <w:r>
               <w:rPr>
-                <w:rFonts w:eastAsia=""/>
-                <w:b w:val="false"/>
-                <w:i w:val="false"/>
-                <w:color w:val="000000"/>
-                <w:sz w:val="18"/>
-              </w:rPr>
-              <w:t>500× – defect morphology detail</w:t>
+                <w:b w:val="0"/>
+                <w:i w:val="0"/>
+                <w:color w:val="000000"/>
+                <w:sz w:val="18"/>
+              </w:rPr>
+              <w:t>500× – particle/inclusion morphology detail</w:t>
             </w:r>
           </w:p>
         </w:tc>
@@ -15432,13 +15040,12 @@
             </w:pPr>
             <w:r>
               <w:rPr>
-                <w:rFonts w:eastAsia=""/>
-                <w:b w:val="false"/>
-                <w:i w:val="false"/>
-                <w:color w:val="000000"/>
-                <w:sz w:val="18"/>
-              </w:rPr>
-              <w:t>Nital 2% (A, J) | Nital 2% (E)</w:t>
+                <w:b w:val="0"/>
+                <w:i w:val="0"/>
+                <w:color w:val="000000"/>
+                <w:sz w:val="18"/>
+              </w:rPr>
+              <w:t>Nital 2% (A) | Ferric chloride (L) | Kroll's reagent (P)</w:t>
             </w:r>
           </w:p>
         </w:tc>
@@ -15566,23 +15173,12 @@
             </w:pPr>
             <w:r>
               <w:rPr>
-                <w:rFonts w:eastAsia=""/>
-                <w:b w:val="false"/>
-                <w:i w:val="false"/>
-                <w:color w:val="000000"/>
-                <w:sz w:val="18"/>
-              </w:rPr>
-              <w:t xml:space="preserve">• </w:t>
-            </w:r>
-            <w:r>
-              <w:rPr>
-                <w:rFonts w:eastAsia=""/>
-                <w:b w:val="false"/>
-                <w:i w:val="false"/>
-                <w:color w:val="000000"/>
-                <w:sz w:val="18"/>
-              </w:rPr>
-              <w:t>EXAMET-5-R-600-HD</w:t>
+                <w:b w:val="0"/>
+                <w:i w:val="0"/>
+                <w:color w:val="000000"/>
+                <w:sz w:val="18"/>
+              </w:rPr>
+              <w:t>• EXAMET-5-R-600-HD</w:t>
             </w:r>
           </w:p>
         </w:tc>
@@ -15612,23 +15208,12 @@
             </w:pPr>
             <w:r>
               <w:rPr>
-                <w:rFonts w:eastAsia=""/>
-                <w:b w:val="false"/>
-                <w:i w:val="false"/>
-                <w:color w:val="000000"/>
-                <w:sz w:val="18"/>
-              </w:rPr>
-              <w:t xml:space="preserve">• </w:t>
-            </w:r>
-            <w:r>
-              <w:rPr>
-                <w:rFonts w:eastAsia=""/>
-                <w:b w:val="false"/>
-                <w:i w:val="false"/>
-                <w:color w:val="000000"/>
-                <w:sz w:val="18"/>
-              </w:rPr>
-              <w:t>Specimens A, E, J (J in cold-cure epoxy)</w:t>
+                <w:b w:val="0"/>
+                <w:i w:val="0"/>
+                <w:color w:val="000000"/>
+                <w:sz w:val="18"/>
+              </w:rPr>
+              <w:t>• Specimens A, L, P (phenolic mounts)</w:t>
             </w:r>
           </w:p>
         </w:tc>
@@ -15659,23 +15244,12 @@
             </w:pPr>
             <w:r>
               <w:rPr>
-                <w:rFonts w:eastAsia=""/>
-                <w:b w:val="false"/>
-                <w:i w:val="false"/>
-                <w:color w:val="000000"/>
-                <w:sz w:val="18"/>
-              </w:rPr>
-              <w:t xml:space="preserve">• </w:t>
-            </w:r>
-            <w:r>
-              <w:rPr>
-                <w:rFonts w:eastAsia=""/>
-                <w:b w:val="false"/>
-                <w:i w:val="false"/>
-                <w:color w:val="000000"/>
-                <w:sz w:val="18"/>
-              </w:rPr>
-              <w:t>NDT method comparison reference card</w:t>
+                <w:b w:val="0"/>
+                <w:i w:val="0"/>
+                <w:color w:val="000000"/>
+                <w:sz w:val="18"/>
+              </w:rPr>
+              <w:t>• NDT method comparison reference card</w:t>
             </w:r>
           </w:p>
         </w:tc>
@@ -15705,23 +15279,12 @@
             </w:pPr>
             <w:r>
               <w:rPr>
-                <w:rFonts w:eastAsia=""/>
-                <w:b w:val="false"/>
-                <w:i w:val="false"/>
-                <w:color w:val="000000"/>
-                <w:sz w:val="18"/>
-              </w:rPr>
-              <w:t xml:space="preserve">• </w:t>
-            </w:r>
-            <w:r>
-              <w:rPr>
-                <w:rFonts w:eastAsia=""/>
-                <w:b w:val="false"/>
-                <w:i w:val="false"/>
-                <w:color w:val="000000"/>
-                <w:sz w:val="18"/>
-              </w:rPr>
-              <w:t>Lens tissue, gloves</w:t>
+                <w:b w:val="0"/>
+                <w:i w:val="0"/>
+                <w:color w:val="000000"/>
+                <w:sz w:val="18"/>
+              </w:rPr>
+              <w:t>• Lens tissue, gloves</w:t>
             </w:r>
           </w:p>
         </w:tc>
@@ -15862,7 +15425,7 @@
                 <w:color w:val="000000"/>
                 <w:sz w:val="18"/>
               </w:rPr>
-              <w:t xml:space="preserve">5.  Work through magnifications in sequence: 50× – full-section scan for gross defects  →  100× – inclusion and pore identification  →  500× – defect morphology detail </w:t>
+              <w:t xml:space="preserve">5.  Work through magnifications in sequence: 50× – full-section scan for gross defects  →  100× – discrete particle identification (L)  →  500× – particle/inclusion morphology detail </w:t>
             </w:r>
             <w:r>
               <w:rPr/>
@@ -16153,13 +15716,12 @@
             </w:pPr>
             <w:r>
               <w:rPr>
-                <w:rFonts w:eastAsia=""/>
-                <w:b w:val="false"/>
-                <w:i w:val="false"/>
-                <w:color w:val="000000"/>
-                <w:sz w:val="18"/>
-              </w:rPr>
-              <w:t>Surface or near-surface void/pore located</w:t>
+                <w:b w:val="0"/>
+                <w:i w:val="0"/>
+                <w:color w:val="000000"/>
+                <w:sz w:val="18"/>
+              </w:rPr>
+              <w:t>Surface or near-surface void/pore located (Specimen A)</w:t>
             </w:r>
           </w:p>
         </w:tc>
@@ -16184,9 +15746,8 @@
             </w:pPr>
             <w:r>
               <w:rPr>
-                <w:rFonts w:eastAsia=""/>
-                <w:b w:val="false"/>
-                <w:i w:val="false"/>
+                <w:b w:val="0"/>
+                <w:i w:val="0"/>
                 <w:color w:val="000000"/>
                 <w:sz w:val="18"/>
               </w:rPr>
@@ -16252,13 +15813,12 @@
             </w:pPr>
             <w:r>
               <w:rPr>
-                <w:rFonts w:eastAsia=""/>
-                <w:b w:val="false"/>
-                <w:i w:val="false"/>
-                <w:color w:val="000000"/>
-                <w:sz w:val="18"/>
-              </w:rPr>
-              <w:t>Elongated inclusion aligned with rolling direction</w:t>
+                <w:b w:val="0"/>
+                <w:i w:val="0"/>
+                <w:color w:val="000000"/>
+                <w:sz w:val="18"/>
+              </w:rPr>
+              <w:t>Elongated MnS inclusion aligned with rolling direction (Specimen A)</w:t>
             </w:r>
           </w:p>
         </w:tc>
@@ -16284,9 +15844,8 @@
             </w:pPr>
             <w:r>
               <w:rPr>
-                <w:rFonts w:eastAsia=""/>
-                <w:b w:val="false"/>
-                <w:i w:val="false"/>
+                <w:b w:val="0"/>
+                <w:i w:val="0"/>
                 <w:color w:val="000000"/>
                 <w:sz w:val="18"/>
               </w:rPr>
@@ -16352,13 +15911,12 @@
             </w:pPr>
             <w:r>
               <w:rPr>
-                <w:rFonts w:eastAsia=""/>
-                <w:b w:val="false"/>
-                <w:i w:val="false"/>
-                <w:color w:val="000000"/>
-                <w:sz w:val="18"/>
-              </w:rPr>
-              <w:t>Weld zones (FZ, HAZ, BM) visible at 50×</w:t>
+                <w:b w:val="0"/>
+                <w:i w:val="0"/>
+                <w:color w:val="000000"/>
+                <w:sz w:val="18"/>
+              </w:rPr>
+              <w:t>Discrete lead particles identified in Specimen L, distinguished from a true defect</w:t>
             </w:r>
           </w:p>
         </w:tc>
@@ -16383,13 +15941,12 @@
             </w:pPr>
             <w:r>
               <w:rPr>
-                <w:rFonts w:eastAsia=""/>
-                <w:b w:val="false"/>
-                <w:i w:val="false"/>
-                <w:color w:val="000000"/>
-                <w:sz w:val="18"/>
-              </w:rPr>
-              <w:t>50×</w:t>
+                <w:b w:val="0"/>
+                <w:i w:val="0"/>
+                <w:color w:val="000000"/>
+                <w:sz w:val="18"/>
+              </w:rPr>
+              <w:t>100×</w:t>
             </w:r>
           </w:p>
         </w:tc>
@@ -16451,13 +16008,12 @@
             </w:pPr>
             <w:r>
               <w:rPr>
-                <w:rFonts w:eastAsia=""/>
-                <w:b w:val="false"/>
-                <w:i w:val="false"/>
-                <w:color w:val="000000"/>
-                <w:sz w:val="18"/>
-              </w:rPr>
-              <w:t>Any pores or lack-of-fusion in weld cross-section</w:t>
+                <w:b w:val="0"/>
+                <w:i w:val="0"/>
+                <w:color w:val="000000"/>
+                <w:sz w:val="18"/>
+              </w:rPr>
+              <w:t>General surface condition of Specimen P noted (standard polish, no destructive prep)</w:t>
             </w:r>
           </w:p>
         </w:tc>
@@ -16483,13 +16039,12 @@
             </w:pPr>
             <w:r>
               <w:rPr>
-                <w:rFonts w:eastAsia=""/>
-                <w:b w:val="false"/>
-                <w:i w:val="false"/>
-                <w:color w:val="000000"/>
-                <w:sz w:val="18"/>
-              </w:rPr>
-              <w:t>40–100×</w:t>
+                <w:b w:val="0"/>
+                <w:i w:val="0"/>
+                <w:color w:val="000000"/>
+                <w:sz w:val="18"/>
+              </w:rPr>
+              <w:t>50×</w:t>
             </w:r>
           </w:p>
         </w:tc>
@@ -16851,13 +16406,12 @@
             </w:pPr>
             <w:r>
               <w:rPr>
-                <w:rFonts w:eastAsia=""/>
-                <w:b w:val="false"/>
-                <w:i w:val="false"/>
-                <w:color w:val="000000"/>
-                <w:sz w:val="18"/>
-              </w:rPr>
-              <w:t>You see a spherical dark void at the specimen surface. Which NDT method — PT, MT, or UT — best detects this in a real part? Why?</w:t>
+                <w:b w:val="0"/>
+                <w:i w:val="0"/>
+                <w:color w:val="000000"/>
+                <w:sz w:val="18"/>
+              </w:rPr>
+              <w:t>In Specimen L, the lead particles are an intentional alloying addition, not a defect — yet under the scope they look like discrete dark inclusions, similar to how a real defect might appear. Which NDT method — PT, MT, or UT — would best distinguish an engineered particle from an unwanted inclusion in a real part, and why can't NDT alone always make that distinction?</w:t>
             </w:r>
           </w:p>
         </w:tc>
@@ -16980,13 +16534,12 @@
             </w:pPr>
             <w:r>
               <w:rPr>
-                <w:rFonts w:eastAsia=""/>
-                <w:b w:val="false"/>
-                <w:i w:val="false"/>
-                <w:color w:val="000000"/>
-                <w:sz w:val="18"/>
-              </w:rPr>
-              <w:t>An elongated dark inclusion aligned parallel to the rolling direction is visible at 100×. Would MT produce a strong or weak indication on this inclusion? Explain.</w:t>
+                <w:b w:val="0"/>
+                <w:i w:val="0"/>
+                <w:color w:val="000000"/>
+                <w:sz w:val="18"/>
+              </w:rPr>
+              <w:t>An elongated dark feature aligned with the rolling direction is visible at 100× in Specimen A. Would MT produce a strong or weak indication on this feature in a ferromagnetic part? Explain.</w:t>
             </w:r>
           </w:p>
         </w:tc>
@@ -17109,13 +16662,12 @@
             </w:pPr>
             <w:r>
               <w:rPr>
-                <w:rFonts w:eastAsia=""/>
-                <w:b w:val="false"/>
-                <w:i w:val="false"/>
-                <w:color w:val="000000"/>
-                <w:sz w:val="18"/>
-              </w:rPr>
-              <w:t>In the weld cross-section at 50×, can you identify any pores or lack-of-fusion regions? Describe their location relative to the weld zones.</w:t>
+                <w:b w:val="0"/>
+                <w:i w:val="0"/>
+                <w:color w:val="000000"/>
+                <w:sz w:val="18"/>
+              </w:rPr>
+              <w:t>Titanium aerospace components like Specimen P's alloy are almost never sectioned for metallography in service — they're inspected by NDT throughout their service life instead. Given what titanium costs and where it's used, explain why destructive metallography is reserved for failure investigations and process qualification, not routine inspection.</w:t>
             </w:r>
           </w:p>
         </w:tc>
@@ -19756,7 +19308,7 @@
                 <w:color w:val="1F4E79"/>
                 <w:sz w:val="22"/>
               </w:rPr>
-              <w:t>Casting Processes</w:t>
+              <w:t>Wrought Aluminum Alloy Systems</w:t>
             </w:r>
           </w:p>
           <w:p>
@@ -19770,13 +19322,12 @@
             </w:pPr>
             <w:r>
               <w:rPr>
-                <w:rFonts w:eastAsia=""/>
-                <w:b w:val="false"/>
+                <w:b w:val="0"/>
                 <w:i/>
                 <w:color w:val="444444"/>
                 <w:sz w:val="18"/>
               </w:rPr>
-              <w:t>Castings solidify from the outside in. The microstructure is a map of how heat flowed during solidification: fine chill grains at the mold wall, columnar dendrites growing inward, and equiaxed grains at the center. Controlling this pattern is the foundry's primary quality lever.</w:t>
+              <w:t>Not every aluminum alloy is strengthened the same way. 6061 is an Al-Mg-Si (6xxx) alloy, precipitation-hardened by fine Mg₂Si particles; 2024 is an Al-Cu (2xxx) alloy, precipitation-hardened by a different phase with coarser, more visible constituent particles. Comparing both wrought alloys side by side shows how two grades can share a strengthening mechanism — aging — while producing very different microstructures and very different corrosion behavior.</w:t>
             </w:r>
           </w:p>
         </w:tc>
@@ -19869,13 +19420,24 @@
             </w:pPr>
             <w:r>
               <w:rPr>
-                <w:rFonts w:eastAsia=""/>
-                <w:b w:val="false"/>
-                <w:i w:val="false"/>
-                <w:color w:val="000000"/>
-                <w:sz w:val="18"/>
-              </w:rPr>
-              <w:t>K – Sand-cast aluminum alloy (full cross-section)</w:t>
+                <w:b w:val="0"/>
+                <w:i w:val="0"/>
+                <w:color w:val="000000"/>
+                <w:sz w:val="18"/>
+              </w:rPr>
+              <w:t xml:space="preserve">G – 6061 aluminum alloy </w:t>
+            </w:r>
+            <w:r>
+              <w:br/>
+            </w:r>
+            <w:r>
+              <w:rPr>
+                <w:b w:val="0"/>
+                <w:i w:val="0"/>
+                <w:color w:val="000000"/>
+                <w:sz w:val="18"/>
+              </w:rPr>
+              <w:t>J – 2024 aluminum alloy</w:t>
             </w:r>
           </w:p>
         </w:tc>
@@ -19937,27 +19499,36 @@
             </w:pPr>
             <w:r>
               <w:rPr>
-                <w:rFonts w:eastAsia=""/>
-                <w:b w:val="false"/>
-                <w:i w:val="false"/>
-                <w:color w:val="000000"/>
-                <w:sz w:val="18"/>
-              </w:rPr>
-              <w:t xml:space="preserve">50× – full cross-section (chill / columnar / equiaxed zones) 500× – dendrite arm spacing (DAS) measurement </w:t>
-            </w:r>
-            <w:r>
-              <w:rPr/>
+                <w:b w:val="0"/>
+                <w:i w:val="0"/>
+                <w:color w:val="000000"/>
+                <w:sz w:val="18"/>
+              </w:rPr>
+              <w:t xml:space="preserve">50× – grain structure overview </w:t>
+            </w:r>
+            <w:r>
               <w:br/>
             </w:r>
             <w:r>
               <w:rPr>
-                <w:rFonts w:eastAsia=""/>
-                <w:b w:val="false"/>
-                <w:i w:val="false"/>
-                <w:color w:val="000000"/>
-                <w:sz w:val="18"/>
-              </w:rPr>
-              <w:t>500× – pore morphology detail</w:t>
+                <w:b w:val="0"/>
+                <w:i w:val="0"/>
+                <w:color w:val="000000"/>
+                <w:sz w:val="18"/>
+              </w:rPr>
+              <w:t xml:space="preserve">100× – constituent particle survey </w:t>
+            </w:r>
+            <w:r>
+              <w:br/>
+            </w:r>
+            <w:r>
+              <w:rPr>
+                <w:b w:val="0"/>
+                <w:i w:val="0"/>
+                <w:color w:val="000000"/>
+                <w:sz w:val="18"/>
+              </w:rPr>
+              <w:t>500× – fine precipitate and constituent particle detail</w:t>
             </w:r>
           </w:p>
         </w:tc>
@@ -20019,9 +19590,8 @@
             </w:pPr>
             <w:r>
               <w:rPr>
-                <w:rFonts w:eastAsia=""/>
-                <w:b w:val="false"/>
-                <w:i w:val="false"/>
+                <w:b w:val="0"/>
+                <w:i w:val="0"/>
                 <w:color w:val="000000"/>
                 <w:sz w:val="18"/>
               </w:rPr>
@@ -20153,23 +19723,12 @@
             </w:pPr>
             <w:r>
               <w:rPr>
-                <w:rFonts w:eastAsia=""/>
-                <w:b w:val="false"/>
-                <w:i w:val="false"/>
-                <w:color w:val="000000"/>
-                <w:sz w:val="18"/>
-              </w:rPr>
-              <w:t xml:space="preserve">• </w:t>
-            </w:r>
-            <w:r>
-              <w:rPr>
-                <w:rFonts w:eastAsia=""/>
-                <w:b w:val="false"/>
-                <w:i w:val="false"/>
-                <w:color w:val="000000"/>
-                <w:sz w:val="18"/>
-              </w:rPr>
-              <w:t>EXAMET-5-R-600-HD</w:t>
+                <w:b w:val="0"/>
+                <w:i w:val="0"/>
+                <w:color w:val="000000"/>
+                <w:sz w:val="18"/>
+              </w:rPr>
+              <w:t>• EXAMET-5-R-600-HD</w:t>
             </w:r>
           </w:p>
         </w:tc>
@@ -20199,23 +19758,12 @@
             </w:pPr>
             <w:r>
               <w:rPr>
-                <w:rFonts w:eastAsia=""/>
-                <w:b w:val="false"/>
-                <w:i w:val="false"/>
-                <w:color w:val="000000"/>
-                <w:sz w:val="18"/>
-              </w:rPr>
-              <w:t xml:space="preserve">• </w:t>
-            </w:r>
-            <w:r>
-              <w:rPr>
-                <w:rFonts w:eastAsia=""/>
-                <w:b w:val="false"/>
-                <w:i w:val="false"/>
-                <w:color w:val="000000"/>
-                <w:sz w:val="18"/>
-              </w:rPr>
-              <w:t>Specimen K (cold-cure epoxy mount)</w:t>
+                <w:b w:val="0"/>
+                <w:i w:val="0"/>
+                <w:color w:val="000000"/>
+                <w:sz w:val="18"/>
+              </w:rPr>
+              <w:t>• Specimens G, J (phenolic mounts)</w:t>
             </w:r>
           </w:p>
         </w:tc>
@@ -20246,23 +19794,12 @@
             </w:pPr>
             <w:r>
               <w:rPr>
-                <w:rFonts w:eastAsia=""/>
-                <w:b w:val="false"/>
-                <w:i w:val="false"/>
-                <w:color w:val="000000"/>
-                <w:sz w:val="18"/>
-              </w:rPr>
-              <w:t xml:space="preserve">• </w:t>
-            </w:r>
-            <w:r>
-              <w:rPr>
-                <w:rFonts w:eastAsia=""/>
-                <w:b w:val="false"/>
-                <w:i w:val="false"/>
-                <w:color w:val="000000"/>
-                <w:sz w:val="18"/>
-              </w:rPr>
-              <w:t>Stage micrometer or calibrated graticule (for DAS measurement)</w:t>
+                <w:b w:val="0"/>
+                <w:i w:val="0"/>
+                <w:color w:val="000000"/>
+                <w:sz w:val="18"/>
+              </w:rPr>
+              <w:t>• Stage micrometer or calibrated graticule (for constituent particle size estimate)</w:t>
             </w:r>
           </w:p>
         </w:tc>
@@ -20292,23 +19829,12 @@
             </w:pPr>
             <w:r>
               <w:rPr>
-                <w:rFonts w:eastAsia=""/>
-                <w:b w:val="false"/>
-                <w:i w:val="false"/>
-                <w:color w:val="000000"/>
-                <w:sz w:val="18"/>
-              </w:rPr>
-              <w:t xml:space="preserve">• </w:t>
-            </w:r>
-            <w:r>
-              <w:rPr>
-                <w:rFonts w:eastAsia=""/>
-                <w:b w:val="false"/>
-                <w:i w:val="false"/>
-                <w:color w:val="000000"/>
-                <w:sz w:val="18"/>
-              </w:rPr>
-              <w:t>Lens tissue, gloves</w:t>
+                <w:b w:val="0"/>
+                <w:i w:val="0"/>
+                <w:color w:val="000000"/>
+                <w:sz w:val="18"/>
+              </w:rPr>
+              <w:t>• Lens tissue, gloves</w:t>
             </w:r>
           </w:p>
         </w:tc>
@@ -20469,7 +19995,7 @@
                 <w:color w:val="000000"/>
                 <w:sz w:val="18"/>
               </w:rPr>
-              <w:t xml:space="preserve">5.  Work through magnifications in sequence: 50× – full cross-section (chill / columnar / equiaxed zones)  →  500× – dendrite arm spacing (DAS) measurement  →  500× – pore morphology detail </w:t>
+              <w:t xml:space="preserve">5.  Work through magnifications in sequence: 50× – grain structure overview  →  100× – constituent particle survey  →  500× – fine precipitate and constituent particle detail </w:t>
             </w:r>
             <w:r>
               <w:rPr/>
@@ -20760,13 +20286,12 @@
             </w:pPr>
             <w:r>
               <w:rPr>
-                <w:rFonts w:eastAsia=""/>
-                <w:b w:val="false"/>
-                <w:i w:val="false"/>
-                <w:color w:val="000000"/>
-                <w:sz w:val="18"/>
-              </w:rPr>
-              <w:t>Fine chill grains at mold surface visible</w:t>
+                <w:b w:val="0"/>
+                <w:i w:val="0"/>
+                <w:color w:val="000000"/>
+                <w:sz w:val="18"/>
+              </w:rPr>
+              <w:t>Equiaxed grain structure visible in both specimens</w:t>
             </w:r>
           </w:p>
         </w:tc>
@@ -20791,9 +20316,8 @@
             </w:pPr>
             <w:r>
               <w:rPr>
-                <w:rFonts w:eastAsia=""/>
-                <w:b w:val="false"/>
-                <w:i w:val="false"/>
+                <w:b w:val="0"/>
+                <w:i w:val="0"/>
                 <w:color w:val="000000"/>
                 <w:sz w:val="18"/>
               </w:rPr>
@@ -20859,13 +20383,12 @@
             </w:pPr>
             <w:r>
               <w:rPr>
-                <w:rFonts w:eastAsia=""/>
-                <w:b w:val="false"/>
-                <w:i w:val="false"/>
-                <w:color w:val="000000"/>
-                <w:sz w:val="18"/>
-              </w:rPr>
-              <w:t>Elongated columnar grains pointing inward</w:t>
+                <w:b w:val="0"/>
+                <w:i w:val="0"/>
+                <w:color w:val="000000"/>
+                <w:sz w:val="18"/>
+              </w:rPr>
+              <w:t>Constituent particles identified in Specimen G (6061)</w:t>
             </w:r>
           </w:p>
         </w:tc>
@@ -20891,13 +20414,12 @@
             </w:pPr>
             <w:r>
               <w:rPr>
-                <w:rFonts w:eastAsia=""/>
-                <w:b w:val="false"/>
-                <w:i w:val="false"/>
-                <w:color w:val="000000"/>
-                <w:sz w:val="18"/>
-              </w:rPr>
-              <w:t>50×</w:t>
+                <w:b w:val="0"/>
+                <w:i w:val="0"/>
+                <w:color w:val="000000"/>
+                <w:sz w:val="18"/>
+              </w:rPr>
+              <w:t>500×</w:t>
             </w:r>
           </w:p>
         </w:tc>
@@ -20959,13 +20481,12 @@
             </w:pPr>
             <w:r>
               <w:rPr>
-                <w:rFonts w:eastAsia=""/>
-                <w:b w:val="false"/>
-                <w:i w:val="false"/>
-                <w:color w:val="000000"/>
-                <w:sz w:val="18"/>
-              </w:rPr>
-              <w:t>Coarser equiaxed grains at center</w:t>
+                <w:b w:val="0"/>
+                <w:i w:val="0"/>
+                <w:color w:val="000000"/>
+                <w:sz w:val="18"/>
+              </w:rPr>
+              <w:t>Constituent particles identified in Specimen J (2024)</w:t>
             </w:r>
           </w:p>
         </w:tc>
@@ -20990,13 +20511,12 @@
             </w:pPr>
             <w:r>
               <w:rPr>
-                <w:rFonts w:eastAsia=""/>
-                <w:b w:val="false"/>
-                <w:i w:val="false"/>
-                <w:color w:val="000000"/>
-                <w:sz w:val="18"/>
-              </w:rPr>
-              <w:t>50×</w:t>
+                <w:b w:val="0"/>
+                <w:i w:val="0"/>
+                <w:color w:val="000000"/>
+                <w:sz w:val="18"/>
+              </w:rPr>
+              <w:t>500×</w:t>
             </w:r>
           </w:p>
         </w:tc>
@@ -21058,13 +20578,12 @@
             </w:pPr>
             <w:r>
               <w:rPr>
-                <w:rFonts w:eastAsia=""/>
-                <w:b w:val="false"/>
-                <w:i w:val="false"/>
-                <w:color w:val="000000"/>
-                <w:sz w:val="18"/>
-              </w:rPr>
-              <w:t>Dendrite arms measurable in columnar zone</w:t>
+                <w:b w:val="0"/>
+                <w:i w:val="0"/>
+                <w:color w:val="000000"/>
+                <w:sz w:val="18"/>
+              </w:rPr>
+              <w:t>Relative particle size/density compared between G and J</w:t>
             </w:r>
           </w:p>
         </w:tc>
@@ -21090,9 +20609,8 @@
             </w:pPr>
             <w:r>
               <w:rPr>
-                <w:rFonts w:eastAsia=""/>
-                <w:b w:val="false"/>
-                <w:i w:val="false"/>
+                <w:b w:val="0"/>
+                <w:i w:val="0"/>
                 <w:color w:val="000000"/>
                 <w:sz w:val="18"/>
               </w:rPr>
@@ -21158,13 +20676,12 @@
             </w:pPr>
             <w:r>
               <w:rPr>
-                <w:rFonts w:eastAsia=""/>
-                <w:b w:val="false"/>
-                <w:i w:val="false"/>
-                <w:color w:val="000000"/>
-                <w:sz w:val="18"/>
-              </w:rPr>
-              <w:t>Porosity concentrated near center (shrinkage) or surface (gas)</w:t>
+                <w:b w:val="0"/>
+                <w:i w:val="0"/>
+                <w:color w:val="000000"/>
+                <w:sz w:val="18"/>
+              </w:rPr>
+              <w:t>Grain boundary and twin structure noted in both</w:t>
             </w:r>
           </w:p>
         </w:tc>
@@ -21189,13 +20706,12 @@
             </w:pPr>
             <w:r>
               <w:rPr>
-                <w:rFonts w:eastAsia=""/>
-                <w:b w:val="false"/>
-                <w:i w:val="false"/>
-                <w:color w:val="000000"/>
-                <w:sz w:val="18"/>
-              </w:rPr>
-              <w:t>40–100×</w:t>
+                <w:b w:val="0"/>
+                <w:i w:val="0"/>
+                <w:color w:val="000000"/>
+                <w:sz w:val="18"/>
+              </w:rPr>
+              <w:t>100×</w:t>
             </w:r>
           </w:p>
         </w:tc>
@@ -21556,13 +21072,12 @@
             </w:pPr>
             <w:r>
               <w:rPr>
-                <w:rFonts w:eastAsia=""/>
-                <w:b w:val="false"/>
-                <w:i w:val="false"/>
-                <w:color w:val="000000"/>
-                <w:sz w:val="18"/>
-              </w:rPr>
-              <w:t>At 50× examine the full cross-section. Sketch the three solidification zones (chill, columnar, equiaxed) and label the approximate position of each.</w:t>
+                <w:b w:val="0"/>
+                <w:i w:val="0"/>
+                <w:color w:val="000000"/>
+                <w:sz w:val="18"/>
+              </w:rPr>
+              <w:t>At 500×, compare the size and number of visible constituent particles between Specimens G and J. Which alloy shows coarser, more numerous particles, and does that match what you'd expect from Al-Cu vs. Al-Mg-Si intermetallic chemistry?</w:t>
             </w:r>
           </w:p>
         </w:tc>
@@ -21686,13 +21201,12 @@
             </w:pPr>
             <w:r>
               <w:rPr>
-                <w:rFonts w:eastAsia=""/>
-                <w:b w:val="false"/>
-                <w:i w:val="false"/>
-                <w:color w:val="000000"/>
-                <w:sz w:val="18"/>
-              </w:rPr>
-              <w:t>Measure dendrite arm spacing (DAS) at 500× in the columnar zone. Faster cooling produces finer DAS. What does your DAS suggest about the cooling rate?</w:t>
+                <w:b w:val="0"/>
+                <w:i w:val="0"/>
+                <w:color w:val="000000"/>
+                <w:sz w:val="18"/>
+              </w:rPr>
+              <w:t>Both alloys are strengthened by aging, yet 2024 is notably less corrosion-resistant than 6061 in service (it's often sold clad with pure aluminum for exactly this reason). Based on the alloying elements each contains, propose a reason why.</w:t>
             </w:r>
           </w:p>
         </w:tc>
@@ -21815,13 +21329,12 @@
             </w:pPr>
             <w:r>
               <w:rPr>
-                <w:rFonts w:eastAsia=""/>
-                <w:b w:val="false"/>
-                <w:i w:val="false"/>
-                <w:color w:val="000000"/>
-                <w:sz w:val="18"/>
-              </w:rPr>
-              <w:t>Locate any porosity in the cross-section. Is it concentrated near the surface or the center? Explain why porosity concentrates there.</w:t>
+                <w:b w:val="0"/>
+                <w:i w:val="0"/>
+                <w:color w:val="000000"/>
+                <w:sz w:val="18"/>
+              </w:rPr>
+              <w:t>If you swapped the aging treatment of these two alloys — 2024's schedule onto 6061's composition and vice versa — would you expect similar strengthening in both? Why or why not?</w:t>
             </w:r>
           </w:p>
         </w:tc>
@@ -21944,13 +21457,12 @@
             </w:pPr>
             <w:r>
               <w:rPr>
-                <w:rFonts w:eastAsia=""/>
-                <w:b w:val="false"/>
-                <w:i w:val="false"/>
-                <w:color w:val="000000"/>
-                <w:sz w:val="18"/>
-              </w:rPr>
-              <w:t>A designer wants to maximize tensile strength in this sand casting. Based on the microstructure you observed, suggest two process changes that would improve the result.</w:t>
+                <w:b w:val="0"/>
+                <w:i w:val="0"/>
+                <w:color w:val="000000"/>
+                <w:sz w:val="18"/>
+              </w:rPr>
+              <w:t>6061 is a general-purpose structural alloy; 2024 is an aerospace skin alloy. Based on the microstructures you observed, suggest one property difference — beyond corrosion resistance — that would drive an engineer to choose one over the other.</w:t>
             </w:r>
           </w:p>
         </w:tc>
@@ -22145,7 +21657,7 @@
                 <w:color w:val="1F4E79"/>
                 <w:sz w:val="22"/>
               </w:rPr>
-              <w:t>Forming Processes</w:t>
+              <w:t>Aluminum Alloys for Forming Applications</w:t>
             </w:r>
           </w:p>
           <w:p>
@@ -22159,13 +21671,12 @@
             </w:pPr>
             <w:r>
               <w:rPr>
-                <w:rFonts w:eastAsia=""/>
-                <w:b w:val="false"/>
+                <w:b w:val="0"/>
                 <w:i/>
                 <w:color w:val="444444"/>
                 <w:sz w:val="18"/>
               </w:rPr>
-              <w:t>Plastic deformation physically stretches and rotates grains in the direction of metal flow — a direct imprint of the forming process on the microstructure. Annealing restores equiaxed grains by recrystallization. The grain flow left behind in forgings is the source of their superior fatigue resistance.</w:t>
+              <w:t>Alloy selection for a forming process is driven as much by how an alloy responds to deformation as by its final strength. 6063 is formulated specifically for extrudability and surface finish — the standard choice for architectural window and door sections. 5052 is a non-heat-treatable Al-Mg alloy prized for its formability in sheet stampings and its corrosion resistance in marine environments. Comparing the two shows how composition is chosen around a manufacturing process, not just a target strength.</w:t>
             </w:r>
           </w:p>
         </w:tc>
@@ -22264,39 +21775,24 @@
             </w:pPr>
             <w:r>
               <w:rPr>
-                <w:rFonts w:eastAsia=""/>
-                <w:b w:val="false"/>
-                <w:i w:val="false"/>
-                <w:color w:val="000000"/>
-                <w:sz w:val="18"/>
-              </w:rPr>
-              <w:t xml:space="preserve">A – 1018 steel (normalized, equiaxed reference) </w:t>
-            </w:r>
-          </w:p>
-          <w:p>
-            <w:pPr>
-              <w:pStyle w:val="Normal"/>
-              <w:widowControl/>
-              <w:spacing w:lineRule="exact" w:line="336" w:before="0" w:after="0"/>
-              <w:ind w:hanging="0" w:start="82" w:end="3312"/>
-              <w:jc w:val="start"/>
-              <w:rPr>
-                <w:rFonts w:eastAsia=""/>
-                <w:b w:val="false"/>
-                <w:i w:val="false"/>
-                <w:color w:val="000000"/>
-                <w:sz w:val="18"/>
-              </w:rPr>
-            </w:pPr>
-            <w:r>
-              <w:rPr>
-                <w:rFonts w:eastAsia=""/>
-                <w:b w:val="false"/>
-                <w:i w:val="false"/>
-                <w:color w:val="000000"/>
-                <w:sz w:val="18"/>
-              </w:rPr>
-              <w:t>L – 1018 steel (cold-rolled, ~40% reduction)</w:t>
+                <w:b w:val="0"/>
+                <w:i w:val="0"/>
+                <w:color w:val="000000"/>
+                <w:sz w:val="18"/>
+              </w:rPr>
+              <w:t xml:space="preserve">H – 6063 aluminum alloy </w:t>
+            </w:r>
+            <w:r>
+              <w:br/>
+            </w:r>
+            <w:r>
+              <w:rPr>
+                <w:b w:val="0"/>
+                <w:i w:val="0"/>
+                <w:color w:val="000000"/>
+                <w:sz w:val="18"/>
+              </w:rPr>
+              <w:t>I – 5052 aluminum alloy</w:t>
             </w:r>
           </w:p>
         </w:tc>
@@ -22358,41 +21854,36 @@
             </w:pPr>
             <w:r>
               <w:rPr>
-                <w:rFonts w:eastAsia=""/>
-                <w:b w:val="false"/>
-                <w:i w:val="false"/>
-                <w:color w:val="000000"/>
-                <w:sz w:val="18"/>
-              </w:rPr>
-              <w:t xml:space="preserve">100× – grain shape comparison A vs. L </w:t>
-            </w:r>
-            <w:r>
-              <w:rPr/>
+                <w:b w:val="0"/>
+                <w:i w:val="0"/>
+                <w:color w:val="000000"/>
+                <w:sz w:val="18"/>
+              </w:rPr>
+              <w:t xml:space="preserve">50× – grain structure overview </w:t>
+            </w:r>
+            <w:r>
               <w:br/>
             </w:r>
             <w:r>
               <w:rPr>
-                <w:rFonts w:eastAsia=""/>
-                <w:b w:val="false"/>
-                <w:i w:val="false"/>
-                <w:color w:val="000000"/>
-                <w:sz w:val="18"/>
-              </w:rPr>
-              <w:t xml:space="preserve">100× – aspect ratio measurement </w:t>
-            </w:r>
-            <w:r>
-              <w:rPr/>
+                <w:b w:val="0"/>
+                <w:i w:val="0"/>
+                <w:color w:val="000000"/>
+                <w:sz w:val="18"/>
+              </w:rPr>
+              <w:t xml:space="preserve">100× – grain boundary and second-phase comparison </w:t>
+            </w:r>
+            <w:r>
               <w:br/>
             </w:r>
             <w:r>
               <w:rPr>
-                <w:rFonts w:eastAsia=""/>
-                <w:b w:val="false"/>
-                <w:i w:val="false"/>
-                <w:color w:val="000000"/>
-                <w:sz w:val="18"/>
-              </w:rPr>
-              <w:t>100× – pearlite band alignment with rolling direction</w:t>
+                <w:b w:val="0"/>
+                <w:i w:val="0"/>
+                <w:color w:val="000000"/>
+                <w:sz w:val="18"/>
+              </w:rPr>
+              <w:t>500× – fine microstructural detail</w:t>
             </w:r>
           </w:p>
         </w:tc>
@@ -22454,13 +21945,12 @@
             </w:pPr>
             <w:r>
               <w:rPr>
-                <w:rFonts w:eastAsia=""/>
-                <w:b w:val="false"/>
-                <w:i w:val="false"/>
-                <w:color w:val="000000"/>
-                <w:sz w:val="18"/>
-              </w:rPr>
-              <w:t>Nital 2%</w:t>
+                <w:b w:val="0"/>
+                <w:i w:val="0"/>
+                <w:color w:val="000000"/>
+                <w:sz w:val="18"/>
+              </w:rPr>
+              <w:t>Keller's reagent</w:t>
             </w:r>
           </w:p>
         </w:tc>
@@ -22588,23 +22078,12 @@
             </w:pPr>
             <w:r>
               <w:rPr>
-                <w:rFonts w:eastAsia=""/>
-                <w:b w:val="false"/>
-                <w:i w:val="false"/>
-                <w:color w:val="000000"/>
-                <w:sz w:val="18"/>
-              </w:rPr>
-              <w:t xml:space="preserve">• </w:t>
-            </w:r>
-            <w:r>
-              <w:rPr>
-                <w:rFonts w:eastAsia=""/>
-                <w:b w:val="false"/>
-                <w:i w:val="false"/>
-                <w:color w:val="000000"/>
-                <w:sz w:val="18"/>
-              </w:rPr>
-              <w:t>EXAMET-5-R-600-HD</w:t>
+                <w:b w:val="0"/>
+                <w:i w:val="0"/>
+                <w:color w:val="000000"/>
+                <w:sz w:val="18"/>
+              </w:rPr>
+              <w:t>• EXAMET-5-R-600-HD</w:t>
             </w:r>
           </w:p>
         </w:tc>
@@ -22634,23 +22113,12 @@
             </w:pPr>
             <w:r>
               <w:rPr>
-                <w:rFonts w:eastAsia=""/>
-                <w:b w:val="false"/>
-                <w:i w:val="false"/>
-                <w:color w:val="000000"/>
-                <w:sz w:val="18"/>
-              </w:rPr>
-              <w:t xml:space="preserve">• </w:t>
-            </w:r>
-            <w:r>
-              <w:rPr>
-                <w:rFonts w:eastAsia=""/>
-                <w:b w:val="false"/>
-                <w:i w:val="false"/>
-                <w:color w:val="000000"/>
-                <w:sz w:val="18"/>
-              </w:rPr>
-              <w:t>Specimens A, L (phenolic mounts — rolling direction parallel to polished face)</w:t>
+                <w:b w:val="0"/>
+                <w:i w:val="0"/>
+                <w:color w:val="000000"/>
+                <w:sz w:val="18"/>
+              </w:rPr>
+              <w:t>• Specimens H, I (phenolic mounts)</w:t>
             </w:r>
           </w:p>
         </w:tc>
@@ -22681,23 +22149,12 @@
             </w:pPr>
             <w:r>
               <w:rPr>
-                <w:rFonts w:eastAsia=""/>
-                <w:b w:val="false"/>
-                <w:i w:val="false"/>
-                <w:color w:val="000000"/>
-                <w:sz w:val="18"/>
-              </w:rPr>
-              <w:t xml:space="preserve">• </w:t>
-            </w:r>
-            <w:r>
-              <w:rPr>
-                <w:rFonts w:eastAsia=""/>
-                <w:b w:val="false"/>
-                <w:i w:val="false"/>
-                <w:color w:val="000000"/>
-                <w:sz w:val="18"/>
-              </w:rPr>
-              <w:t>Ruler for field-width measurement</w:t>
+                <w:b w:val="0"/>
+                <w:i w:val="0"/>
+                <w:color w:val="000000"/>
+                <w:sz w:val="18"/>
+              </w:rPr>
+              <w:t>• Ruler for field-width measurement</w:t>
             </w:r>
           </w:p>
         </w:tc>
@@ -22727,23 +22184,12 @@
             </w:pPr>
             <w:r>
               <w:rPr>
-                <w:rFonts w:eastAsia=""/>
-                <w:b w:val="false"/>
-                <w:i w:val="false"/>
-                <w:color w:val="000000"/>
-                <w:sz w:val="18"/>
-              </w:rPr>
-              <w:t xml:space="preserve">• </w:t>
-            </w:r>
-            <w:r>
-              <w:rPr>
-                <w:rFonts w:eastAsia=""/>
-                <w:b w:val="false"/>
-                <w:i w:val="false"/>
-                <w:color w:val="000000"/>
-                <w:sz w:val="18"/>
-              </w:rPr>
-              <w:t>Lens tissue, gloves</w:t>
+                <w:b w:val="0"/>
+                <w:i w:val="0"/>
+                <w:color w:val="000000"/>
+                <w:sz w:val="18"/>
+              </w:rPr>
+              <w:t>• Lens tissue, gloves</w:t>
             </w:r>
           </w:p>
         </w:tc>
@@ -22884,7 +22330,7 @@
                 <w:color w:val="000000"/>
                 <w:sz w:val="18"/>
               </w:rPr>
-              <w:t xml:space="preserve">5.  Work through magnifications in sequence: 100× – grain shape comparison A vs. L  →  100× – aspect ratio measurement  →  100× – pearlite band alignment with rolling direction </w:t>
+              <w:t xml:space="preserve">5.  Work through magnifications in sequence: 50× – grain structure overview  →  100× – grain boundary and second-phase comparison  →  500× – fine microstructural detail </w:t>
             </w:r>
             <w:r>
               <w:rPr/>
@@ -23175,13 +22621,12 @@
             </w:pPr>
             <w:r>
               <w:rPr>
-                <w:rFonts w:eastAsia=""/>
-                <w:b w:val="false"/>
-                <w:i w:val="false"/>
-                <w:color w:val="000000"/>
-                <w:sz w:val="18"/>
-              </w:rPr>
-              <w:t>Equiaxed grains (Specimen A, aspect ratio ≈ 1:1)</w:t>
+                <w:b w:val="0"/>
+                <w:i w:val="0"/>
+                <w:color w:val="000000"/>
+                <w:sz w:val="18"/>
+              </w:rPr>
+              <w:t>Equiaxed grain structure visible in both specimens</w:t>
             </w:r>
           </w:p>
         </w:tc>
@@ -23206,9 +22651,8 @@
             </w:pPr>
             <w:r>
               <w:rPr>
-                <w:rFonts w:eastAsia=""/>
-                <w:b w:val="false"/>
-                <w:i w:val="false"/>
+                <w:b w:val="0"/>
+                <w:i w:val="0"/>
                 <w:color w:val="000000"/>
                 <w:sz w:val="18"/>
               </w:rPr>
@@ -23274,13 +22718,12 @@
             </w:pPr>
             <w:r>
               <w:rPr>
-                <w:rFonts w:eastAsia=""/>
-                <w:b w:val="false"/>
-                <w:i w:val="false"/>
-                <w:color w:val="000000"/>
-                <w:sz w:val="18"/>
-              </w:rPr>
-              <w:t>Elongated grains (Specimen L, aspect ratio &gt;3:1)</w:t>
+                <w:b w:val="0"/>
+                <w:i w:val="0"/>
+                <w:color w:val="000000"/>
+                <w:sz w:val="18"/>
+              </w:rPr>
+              <w:t>Fine Mg₂Si precipitates identified in Specimen H (6063)</w:t>
             </w:r>
           </w:p>
         </w:tc>
@@ -23306,13 +22749,12 @@
             </w:pPr>
             <w:r>
               <w:rPr>
-                <w:rFonts w:eastAsia=""/>
-                <w:b w:val="false"/>
-                <w:i w:val="false"/>
-                <w:color w:val="000000"/>
-                <w:sz w:val="18"/>
-              </w:rPr>
-              <w:t>100×</w:t>
+                <w:b w:val="0"/>
+                <w:i w:val="0"/>
+                <w:color w:val="000000"/>
+                <w:sz w:val="18"/>
+              </w:rPr>
+              <w:t>500×</w:t>
             </w:r>
           </w:p>
         </w:tc>
@@ -23374,13 +22816,12 @@
             </w:pPr>
             <w:r>
               <w:rPr>
-                <w:rFonts w:eastAsia=""/>
-                <w:b w:val="false"/>
-                <w:i w:val="false"/>
-                <w:color w:val="000000"/>
-                <w:sz w:val="18"/>
-              </w:rPr>
-              <w:t>Pearlite bands aligned with rolling direction (L)</w:t>
+                <w:b w:val="0"/>
+                <w:i w:val="0"/>
+                <w:color w:val="000000"/>
+                <w:sz w:val="18"/>
+              </w:rPr>
+              <w:t>Absence of precipitates confirmed in Specimen I (5052, solid-solution only)</w:t>
             </w:r>
           </w:p>
         </w:tc>
@@ -23405,13 +22846,12 @@
             </w:pPr>
             <w:r>
               <w:rPr>
-                <w:rFonts w:eastAsia=""/>
-                <w:b w:val="false"/>
-                <w:i w:val="false"/>
-                <w:color w:val="000000"/>
-                <w:sz w:val="18"/>
-              </w:rPr>
-              <w:t>100×</w:t>
+                <w:b w:val="0"/>
+                <w:i w:val="0"/>
+                <w:color w:val="000000"/>
+                <w:sz w:val="18"/>
+              </w:rPr>
+              <w:t>500×</w:t>
             </w:r>
           </w:p>
         </w:tc>
@@ -23473,13 +22913,12 @@
             </w:pPr>
             <w:r>
               <w:rPr>
-                <w:rFonts w:eastAsia=""/>
-                <w:b w:val="false"/>
-                <w:i w:val="false"/>
-                <w:color w:val="000000"/>
-                <w:sz w:val="18"/>
-              </w:rPr>
-              <w:t>Grain boundaries parallel to rolling direction (L)</w:t>
+                <w:b w:val="0"/>
+                <w:i w:val="0"/>
+                <w:color w:val="000000"/>
+                <w:sz w:val="18"/>
+              </w:rPr>
+              <w:t>Relative grain size compared between H and I</w:t>
             </w:r>
           </w:p>
         </w:tc>
@@ -23505,9 +22944,8 @@
             </w:pPr>
             <w:r>
               <w:rPr>
-                <w:rFonts w:eastAsia=""/>
-                <w:b w:val="false"/>
-                <w:i w:val="false"/>
+                <w:b w:val="0"/>
+                <w:i w:val="0"/>
                 <w:color w:val="000000"/>
                 <w:sz w:val="18"/>
               </w:rPr>
@@ -23873,13 +23311,12 @@
             </w:pPr>
             <w:r>
               <w:rPr>
-                <w:rFonts w:eastAsia=""/>
-                <w:b w:val="false"/>
-                <w:i w:val="false"/>
-                <w:color w:val="000000"/>
-                <w:sz w:val="18"/>
-              </w:rPr>
-              <w:t>At 100×, compare grain shape in Specimens A and L. Estimate the grain aspect ratio (length÷width) in the cold-rolled specimen.</w:t>
+                <w:b w:val="0"/>
+                <w:i w:val="0"/>
+                <w:color w:val="000000"/>
+                <w:sz w:val="18"/>
+              </w:rPr>
+              <w:t>6063 is heat-treatable (Mg₂Si precipitates); 5052 is not (Mg stays in solid solution). At 500×, describe what you can and cannot see in each specimen that reflects this difference.</w:t>
             </w:r>
           </w:p>
         </w:tc>
@@ -24002,13 +23439,12 @@
             </w:pPr>
             <w:r>
               <w:rPr>
-                <w:rFonts w:eastAsia=""/>
-                <w:b w:val="false"/>
-                <w:i w:val="false"/>
-                <w:color w:val="000000"/>
-                <w:sz w:val="18"/>
-              </w:rPr>
-              <w:t>Cold rolling increases hardness and yield strength but reduces ductility. Which microstructural feature you observed explains this property change?</w:t>
+                <w:b w:val="0"/>
+                <w:i w:val="0"/>
+                <w:color w:val="000000"/>
+                <w:sz w:val="18"/>
+              </w:rPr>
+              <w:t>6063 is formulated specifically for extrusion — lower alloy content than 6061 for smoother die flow and a better surface finish. Based on your observations, what about its microstructure would make it easier to extrude than a more heavily alloyed grade?</w:t>
             </w:r>
           </w:p>
         </w:tc>
@@ -24131,13 +23567,12 @@
             </w:pPr>
             <w:r>
               <w:rPr>
-                <w:rFonts w:eastAsia=""/>
-                <w:b w:val="false"/>
-                <w:i w:val="false"/>
-                <w:color w:val="000000"/>
-                <w:sz w:val="18"/>
-              </w:rPr>
-              <w:t>If Specimen L were annealed at 700°C for 1 hour, describe the expected microstructural change. What is the thermodynamic driving force for that change?</w:t>
+                <w:b w:val="0"/>
+                <w:i w:val="0"/>
+                <w:color w:val="000000"/>
+                <w:sz w:val="18"/>
+              </w:rPr>
+              <w:t>5052 work-hardens rather than age-hardens. If a sheet of 5052 were cold-stamped and then examined at 100×, what microstructural change would you expect to see compared to the as-received specimen?</w:t>
             </w:r>
           </w:p>
         </w:tc>
@@ -24260,13 +23695,12 @@
             </w:pPr>
             <w:r>
               <w:rPr>
-                <w:rFonts w:eastAsia=""/>
-                <w:b w:val="false"/>
-                <w:i w:val="false"/>
-                <w:color w:val="000000"/>
-                <w:sz w:val="18"/>
-              </w:rPr>
-              <w:t>Based on the fiber texture visible in the cold-rolled specimen, explain why forgings are preferred over castings for high-fatigue applications.</w:t>
+                <w:b w:val="0"/>
+                <w:i w:val="0"/>
+                <w:color w:val="000000"/>
+                <w:sz w:val="18"/>
+              </w:rPr>
+              <w:t>A designer needs a formed aluminum bracket for a marine application. Based on the strengthening mechanism of each alloy, which would you recommend — 6063 or 5052 — and why?</w:t>
             </w:r>
           </w:p>
         </w:tc>
@@ -24574,41 +24008,36 @@
             </w:pPr>
             <w:r>
               <w:rPr>
-                <w:rFonts w:eastAsia=""/>
-                <w:b w:val="false"/>
-                <w:i w:val="false"/>
+                <w:b w:val="0"/>
+                <w:i w:val="0"/>
                 <w:color w:val="000000"/>
                 <w:sz w:val="18"/>
               </w:rPr>
               <w:t xml:space="preserve">A – 1018 steel (baseline edge condition) </w:t>
             </w:r>
             <w:r>
-              <w:rPr/>
               <w:br/>
             </w:r>
             <w:r>
               <w:rPr>
-                <w:rFonts w:eastAsia=""/>
-                <w:b w:val="false"/>
-                <w:i w:val="false"/>
+                <w:b w:val="0"/>
+                <w:i w:val="0"/>
                 <w:color w:val="000000"/>
                 <w:sz w:val="18"/>
               </w:rPr>
               <w:t xml:space="preserve">B – 1045 steel (machined edge) </w:t>
             </w:r>
             <w:r>
-              <w:rPr/>
               <w:br/>
             </w:r>
             <w:r>
               <w:rPr>
-                <w:rFonts w:eastAsia=""/>
-                <w:b w:val="false"/>
-                <w:i w:val="false"/>
-                <w:color w:val="000000"/>
-                <w:sz w:val="18"/>
-              </w:rPr>
-              <w:t>H – 6061-T6 aluminum (machined edge comparison)</w:t>
+                <w:b w:val="0"/>
+                <w:i w:val="0"/>
+                <w:color w:val="000000"/>
+                <w:sz w:val="18"/>
+              </w:rPr>
+              <w:t>G – 6061 aluminum (machined edge comparison)</w:t>
             </w:r>
           </w:p>
         </w:tc>
@@ -24766,13 +24195,12 @@
             </w:pPr>
             <w:r>
               <w:rPr>
-                <w:rFonts w:eastAsia=""/>
-                <w:b w:val="false"/>
-                <w:i w:val="false"/>
-                <w:color w:val="000000"/>
-                <w:sz w:val="18"/>
-              </w:rPr>
-              <w:t>Nital 2% (A, B) | Keller's reagent (H)</w:t>
+                <w:b w:val="0"/>
+                <w:i w:val="0"/>
+                <w:color w:val="000000"/>
+                <w:sz w:val="18"/>
+              </w:rPr>
+              <w:t>Nital 2% (A, B) | Keller's reagent (G)</w:t>
             </w:r>
           </w:p>
         </w:tc>
@@ -24900,23 +24328,12 @@
             </w:pPr>
             <w:r>
               <w:rPr>
-                <w:rFonts w:eastAsia=""/>
-                <w:b w:val="false"/>
-                <w:i w:val="false"/>
-                <w:color w:val="000000"/>
-                <w:sz w:val="18"/>
-              </w:rPr>
-              <w:t xml:space="preserve">• </w:t>
-            </w:r>
-            <w:r>
-              <w:rPr>
-                <w:rFonts w:eastAsia=""/>
-                <w:b w:val="false"/>
-                <w:i w:val="false"/>
-                <w:color w:val="000000"/>
-                <w:sz w:val="18"/>
-              </w:rPr>
-              <w:t>EXAMET-5-R-600-HD</w:t>
+                <w:b w:val="0"/>
+                <w:i w:val="0"/>
+                <w:color w:val="000000"/>
+                <w:sz w:val="18"/>
+              </w:rPr>
+              <w:t>• EXAMET-5-R-600-HD</w:t>
             </w:r>
           </w:p>
         </w:tc>
@@ -24946,23 +24363,12 @@
             </w:pPr>
             <w:r>
               <w:rPr>
-                <w:rFonts w:eastAsia=""/>
-                <w:b w:val="false"/>
-                <w:i w:val="false"/>
-                <w:color w:val="000000"/>
-                <w:sz w:val="18"/>
-              </w:rPr>
-              <w:t xml:space="preserve">• </w:t>
-            </w:r>
-            <w:r>
-              <w:rPr>
-                <w:rFonts w:eastAsia=""/>
-                <w:b w:val="false"/>
-                <w:i w:val="false"/>
-                <w:color w:val="000000"/>
-                <w:sz w:val="18"/>
-              </w:rPr>
-              <w:t>Specimens A, B, H</w:t>
+                <w:b w:val="0"/>
+                <w:i w:val="0"/>
+                <w:color w:val="000000"/>
+                <w:sz w:val="18"/>
+              </w:rPr>
+              <w:t>• Specimens A, B, G</w:t>
             </w:r>
           </w:p>
         </w:tc>
@@ -24993,23 +24399,12 @@
             </w:pPr>
             <w:r>
               <w:rPr>
-                <w:rFonts w:eastAsia=""/>
-                <w:b w:val="false"/>
-                <w:i w:val="false"/>
-                <w:color w:val="000000"/>
-                <w:sz w:val="18"/>
-              </w:rPr>
-              <w:t xml:space="preserve">• </w:t>
-            </w:r>
-            <w:r>
-              <w:rPr>
-                <w:rFonts w:eastAsia=""/>
-                <w:b w:val="false"/>
-                <w:i w:val="false"/>
-                <w:color w:val="000000"/>
-                <w:sz w:val="18"/>
-              </w:rPr>
-              <w:t>Surface roughness comparator card (optional reference)</w:t>
+                <w:b w:val="0"/>
+                <w:i w:val="0"/>
+                <w:color w:val="000000"/>
+                <w:sz w:val="18"/>
+              </w:rPr>
+              <w:t>• Surface roughness comparator card (optional reference)</w:t>
             </w:r>
           </w:p>
         </w:tc>
@@ -25039,23 +24434,12 @@
             </w:pPr>
             <w:r>
               <w:rPr>
-                <w:rFonts w:eastAsia=""/>
-                <w:b w:val="false"/>
-                <w:i w:val="false"/>
-                <w:color w:val="000000"/>
-                <w:sz w:val="18"/>
-              </w:rPr>
-              <w:t xml:space="preserve">• </w:t>
-            </w:r>
-            <w:r>
-              <w:rPr>
-                <w:rFonts w:eastAsia=""/>
-                <w:b w:val="false"/>
-                <w:i w:val="false"/>
-                <w:color w:val="000000"/>
-                <w:sz w:val="18"/>
-              </w:rPr>
-              <w:t>Lens tissue, gloves</w:t>
+                <w:b w:val="0"/>
+                <w:i w:val="0"/>
+                <w:color w:val="000000"/>
+                <w:sz w:val="18"/>
+              </w:rPr>
+              <w:t>• Lens tissue, gloves</w:t>
             </w:r>
           </w:p>
         </w:tc>
@@ -25507,9 +24891,8 @@
             </w:pPr>
             <w:r>
               <w:rPr>
-                <w:rFonts w:eastAsia=""/>
-                <w:b w:val="false"/>
-                <w:i w:val="false"/>
+                <w:b w:val="0"/>
+                <w:i w:val="0"/>
                 <w:color w:val="000000"/>
                 <w:sz w:val="18"/>
               </w:rPr>
@@ -25538,9 +24921,8 @@
             </w:pPr>
             <w:r>
               <w:rPr>
-                <w:rFonts w:eastAsia=""/>
-                <w:b w:val="false"/>
-                <w:i w:val="false"/>
+                <w:b w:val="0"/>
+                <w:i w:val="0"/>
                 <w:color w:val="000000"/>
                 <w:sz w:val="18"/>
               </w:rPr>
@@ -25606,9 +24988,8 @@
             </w:pPr>
             <w:r>
               <w:rPr>
-                <w:rFonts w:eastAsia=""/>
-                <w:b w:val="false"/>
-                <w:i w:val="false"/>
+                <w:b w:val="0"/>
+                <w:i w:val="0"/>
                 <w:color w:val="000000"/>
                 <w:sz w:val="18"/>
               </w:rPr>
@@ -25638,9 +25019,8 @@
             </w:pPr>
             <w:r>
               <w:rPr>
-                <w:rFonts w:eastAsia=""/>
-                <w:b w:val="false"/>
-                <w:i w:val="false"/>
+                <w:b w:val="0"/>
+                <w:i w:val="0"/>
                 <w:color w:val="000000"/>
                 <w:sz w:val="18"/>
               </w:rPr>
@@ -25706,9 +25086,8 @@
             </w:pPr>
             <w:r>
               <w:rPr>
-                <w:rFonts w:eastAsia=""/>
-                <w:b w:val="false"/>
-                <w:i w:val="false"/>
+                <w:b w:val="0"/>
+                <w:i w:val="0"/>
                 <w:color w:val="000000"/>
                 <w:sz w:val="18"/>
               </w:rPr>
@@ -25737,9 +25116,8 @@
             </w:pPr>
             <w:r>
               <w:rPr>
-                <w:rFonts w:eastAsia=""/>
-                <w:b w:val="false"/>
-                <w:i w:val="false"/>
+                <w:b w:val="0"/>
+                <w:i w:val="0"/>
                 <w:color w:val="000000"/>
                 <w:sz w:val="18"/>
               </w:rPr>
@@ -25805,13 +25183,12 @@
             </w:pPr>
             <w:r>
               <w:rPr>
-                <w:rFonts w:eastAsia=""/>
-                <w:b w:val="false"/>
-                <w:i w:val="false"/>
-                <w:color w:val="000000"/>
-                <w:sz w:val="18"/>
-              </w:rPr>
-              <w:t>Comparison of near-surface condition: steel vs. aluminum</w:t>
+                <w:b w:val="0"/>
+                <w:i w:val="0"/>
+                <w:color w:val="000000"/>
+                <w:sz w:val="18"/>
+              </w:rPr>
+              <w:t>Comparison of near-surface condition: steel vs. aluminum (Specimen G)</w:t>
             </w:r>
           </w:p>
         </w:tc>
@@ -25837,9 +25214,8 @@
             </w:pPr>
             <w:r>
               <w:rPr>
-                <w:rFonts w:eastAsia=""/>
-                <w:b w:val="false"/>
-                <w:i w:val="false"/>
+                <w:b w:val="0"/>
+                <w:i w:val="0"/>
                 <w:color w:val="000000"/>
                 <w:sz w:val="18"/>
               </w:rPr>
@@ -26793,7 +26169,7 @@
                 <w:color w:val="1F4E79"/>
                 <w:sz w:val="22"/>
               </w:rPr>
-              <w:t>Powder Metallurgy</w:t>
+              <w:t>Copper Alloys: Strengthening Mechanisms</w:t>
             </w:r>
           </w:p>
           <w:p>
@@ -26807,13 +26183,12 @@
             </w:pPr>
             <w:r>
               <w:rPr>
-                <w:rFonts w:eastAsia=""/>
-                <w:b w:val="false"/>
+                <w:b w:val="0"/>
                 <w:i/>
                 <w:color w:val="444444"/>
                 <w:sz w:val="18"/>
               </w:rPr>
-              <w:t>PM parts are made from compacted powder particles sintered below the melting point. The resulting microstructure retains evidence of original particle boundaries and sintering quality — pore size, shape, and distribution reveal whether sintering was adequate.</w:t>
+              <w:t>Powder metallurgy and additive manufacturing are covered in this week's lecture material; this module's hands-on specimen instead continues the strengthening-mechanism thread using pure and alloyed copper. Specimen N is commercially pure copper — no alloying, no precipitates, just grain boundaries and annealing twins. Specimen O is chromium copper, a precipitation-hardening alloy that trades a little electrical conductivity for a real strength increase — the same aging mechanism you've now seen in steel (17-4PH) and aluminum (2024), applied to a third base metal entirely.</w:t>
             </w:r>
           </w:p>
         </w:tc>
@@ -26906,13 +26281,24 @@
             </w:pPr>
             <w:r>
               <w:rPr>
-                <w:rFonts w:eastAsia=""/>
-                <w:b w:val="false"/>
-                <w:i w:val="false"/>
-                <w:color w:val="000000"/>
-                <w:sz w:val="18"/>
-              </w:rPr>
-              <w:t>M – PM sintered iron (vacuum-impregnated epoxy mount)</w:t>
+                <w:b w:val="0"/>
+                <w:i w:val="0"/>
+                <w:color w:val="000000"/>
+                <w:sz w:val="18"/>
+              </w:rPr>
+              <w:t xml:space="preserve">N – 110 copper (commercially pure) </w:t>
+            </w:r>
+            <w:r>
+              <w:br/>
+            </w:r>
+            <w:r>
+              <w:rPr>
+                <w:b w:val="0"/>
+                <w:i w:val="0"/>
+                <w:color w:val="000000"/>
+                <w:sz w:val="18"/>
+              </w:rPr>
+              <w:t>O – 182 chromium copper (precipitation-hardening)</w:t>
             </w:r>
           </w:p>
         </w:tc>
@@ -26974,41 +26360,36 @@
             </w:pPr>
             <w:r>
               <w:rPr>
-                <w:rFonts w:eastAsia=""/>
-                <w:b w:val="false"/>
-                <w:i w:val="false"/>
-                <w:color w:val="000000"/>
-                <w:sz w:val="18"/>
-              </w:rPr>
-              <w:t xml:space="preserve">50× – pore distribution overview </w:t>
-            </w:r>
-            <w:r>
-              <w:rPr/>
+                <w:b w:val="0"/>
+                <w:i w:val="0"/>
+                <w:color w:val="000000"/>
+                <w:sz w:val="18"/>
+              </w:rPr>
+              <w:t xml:space="preserve">50× – grain structure overview </w:t>
+            </w:r>
+            <w:r>
               <w:br/>
             </w:r>
             <w:r>
               <w:rPr>
-                <w:rFonts w:eastAsia=""/>
-                <w:b w:val="false"/>
-                <w:i w:val="false"/>
-                <w:color w:val="000000"/>
-                <w:sz w:val="18"/>
-              </w:rPr>
-              <w:t xml:space="preserve">100× – point-count porosity estimate </w:t>
-            </w:r>
-            <w:r>
-              <w:rPr/>
+                <w:b w:val="0"/>
+                <w:i w:val="0"/>
+                <w:color w:val="000000"/>
+                <w:sz w:val="18"/>
+              </w:rPr>
+              <w:t xml:space="preserve">100× – twin band comparison </w:t>
+            </w:r>
+            <w:r>
               <w:br/>
             </w:r>
             <w:r>
               <w:rPr>
-                <w:rFonts w:eastAsia=""/>
-                <w:b w:val="false"/>
-                <w:i w:val="false"/>
-                <w:color w:val="000000"/>
-                <w:sz w:val="18"/>
-              </w:rPr>
-              <w:t>500× – pore morphology (rounded vs. irregular) 100× – ferrite/pearlite matrix (etched)</w:t>
+                <w:b w:val="0"/>
+                <w:i w:val="0"/>
+                <w:color w:val="000000"/>
+                <w:sz w:val="18"/>
+              </w:rPr>
+              <w:t>500× – precipitate detail (O)</w:t>
             </w:r>
           </w:p>
         </w:tc>
@@ -27070,13 +26451,12 @@
             </w:pPr>
             <w:r>
               <w:rPr>
-                <w:rFonts w:eastAsia=""/>
-                <w:b w:val="false"/>
-                <w:i w:val="false"/>
-                <w:color w:val="000000"/>
-                <w:sz w:val="18"/>
-              </w:rPr>
-              <w:t>Nital 2% (5–10 sec)</w:t>
+                <w:b w:val="0"/>
+                <w:i w:val="0"/>
+                <w:color w:val="000000"/>
+                <w:sz w:val="18"/>
+              </w:rPr>
+              <w:t>Ferric chloride: 5 g FeCl₃ + 50 mL HCl + 100 mL H₂O</w:t>
             </w:r>
           </w:p>
         </w:tc>
@@ -27204,23 +26584,12 @@
             </w:pPr>
             <w:r>
               <w:rPr>
-                <w:rFonts w:eastAsia=""/>
-                <w:b w:val="false"/>
-                <w:i w:val="false"/>
-                <w:color w:val="000000"/>
-                <w:sz w:val="18"/>
-              </w:rPr>
-              <w:t xml:space="preserve">• </w:t>
-            </w:r>
-            <w:r>
-              <w:rPr>
-                <w:rFonts w:eastAsia=""/>
-                <w:b w:val="false"/>
-                <w:i w:val="false"/>
-                <w:color w:val="000000"/>
-                <w:sz w:val="18"/>
-              </w:rPr>
-              <w:t>EXAMET-5-R-600-HD</w:t>
+                <w:b w:val="0"/>
+                <w:i w:val="0"/>
+                <w:color w:val="000000"/>
+                <w:sz w:val="18"/>
+              </w:rPr>
+              <w:t>• EXAMET-5-R-600-HD</w:t>
             </w:r>
           </w:p>
         </w:tc>
@@ -27250,23 +26619,12 @@
             </w:pPr>
             <w:r>
               <w:rPr>
-                <w:rFonts w:eastAsia=""/>
-                <w:b w:val="false"/>
-                <w:i w:val="false"/>
-                <w:color w:val="000000"/>
-                <w:sz w:val="18"/>
-              </w:rPr>
-              <w:t xml:space="preserve">• </w:t>
-            </w:r>
-            <w:r>
-              <w:rPr>
-                <w:rFonts w:eastAsia=""/>
-                <w:b w:val="false"/>
-                <w:i w:val="false"/>
-                <w:color w:val="000000"/>
-                <w:sz w:val="18"/>
-              </w:rPr>
-              <w:t>Specimen M (vacuum-impregnated epoxy — do NOT use vibratory polisher)</w:t>
+                <w:b w:val="0"/>
+                <w:i w:val="0"/>
+                <w:color w:val="000000"/>
+                <w:sz w:val="18"/>
+              </w:rPr>
+              <w:t>• Specimens N, O (phenolic mounts)</w:t>
             </w:r>
           </w:p>
         </w:tc>
@@ -27297,23 +26655,12 @@
             </w:pPr>
             <w:r>
               <w:rPr>
-                <w:rFonts w:eastAsia=""/>
-                <w:b w:val="false"/>
-                <w:i w:val="false"/>
-                <w:color w:val="000000"/>
-                <w:sz w:val="18"/>
-              </w:rPr>
-              <w:t xml:space="preserve">• </w:t>
-            </w:r>
-            <w:r>
-              <w:rPr>
-                <w:rFonts w:eastAsia=""/>
-                <w:b w:val="false"/>
-                <w:i w:val="false"/>
-                <w:color w:val="000000"/>
-                <w:sz w:val="18"/>
-              </w:rPr>
-              <w:t>Eyepiece graticule with grid (for point counting)</w:t>
+                <w:b w:val="0"/>
+                <w:i w:val="0"/>
+                <w:color w:val="000000"/>
+                <w:sz w:val="18"/>
+              </w:rPr>
+              <w:t>• Eyepiece graticule with grid (for twin/precipitate density comparison)</w:t>
             </w:r>
           </w:p>
         </w:tc>
@@ -27343,23 +26690,12 @@
             </w:pPr>
             <w:r>
               <w:rPr>
-                <w:rFonts w:eastAsia=""/>
-                <w:b w:val="false"/>
-                <w:i w:val="false"/>
-                <w:color w:val="000000"/>
-                <w:sz w:val="18"/>
-              </w:rPr>
-              <w:t xml:space="preserve">• </w:t>
-            </w:r>
-            <w:r>
-              <w:rPr>
-                <w:rFonts w:eastAsia=""/>
-                <w:b w:val="false"/>
-                <w:i w:val="false"/>
-                <w:color w:val="000000"/>
-                <w:sz w:val="18"/>
-              </w:rPr>
-              <w:t>Calculator</w:t>
+                <w:b w:val="0"/>
+                <w:i w:val="0"/>
+                <w:color w:val="000000"/>
+                <w:sz w:val="18"/>
+              </w:rPr>
+              <w:t>• Cross-family precipitation hardening summary card (17-4PH, 2024, chromium copper)</w:t>
             </w:r>
           </w:p>
         </w:tc>
@@ -27390,23 +26726,12 @@
             </w:pPr>
             <w:r>
               <w:rPr>
-                <w:rFonts w:eastAsia=""/>
-                <w:b w:val="false"/>
-                <w:i w:val="false"/>
-                <w:color w:val="000000"/>
-                <w:sz w:val="18"/>
-              </w:rPr>
-              <w:t xml:space="preserve">• </w:t>
-            </w:r>
-            <w:r>
-              <w:rPr>
-                <w:rFonts w:eastAsia=""/>
-                <w:b w:val="false"/>
-                <w:i w:val="false"/>
-                <w:color w:val="000000"/>
-                <w:sz w:val="18"/>
-              </w:rPr>
-              <w:t>Lens tissue, gloves</w:t>
+                <w:b w:val="0"/>
+                <w:i w:val="0"/>
+                <w:color w:val="000000"/>
+                <w:sz w:val="18"/>
+              </w:rPr>
+              <w:t>• Lens tissue, gloves</w:t>
             </w:r>
           </w:p>
         </w:tc>
@@ -27547,7 +26872,7 @@
                 <w:color w:val="000000"/>
                 <w:sz w:val="18"/>
               </w:rPr>
-              <w:t xml:space="preserve">5.  Work through magnifications in sequence: 50× – pore distribution overview  →  100× – point-count porosity estimate  →  500× – pore morphology (rounded vs. irregular)  →  100× – ferrite/pearlite matrix (etched) </w:t>
+              <w:t xml:space="preserve">5.  Work through magnifications in sequence: 50× – grain structure overview  →  100× – twin band comparison  →  500× – precipitate detail (O) </w:t>
             </w:r>
             <w:r>
               <w:rPr>
@@ -27834,13 +27159,12 @@
             </w:pPr>
             <w:r>
               <w:rPr>
-                <w:rFonts w:eastAsia=""/>
-                <w:b w:val="false"/>
-                <w:i w:val="false"/>
-                <w:color w:val="000000"/>
-                <w:sz w:val="18"/>
-              </w:rPr>
-              <w:t>Dark rounded pores visible at 50× (unetched)</w:t>
+                <w:b w:val="0"/>
+                <w:i w:val="0"/>
+                <w:color w:val="000000"/>
+                <w:sz w:val="18"/>
+              </w:rPr>
+              <w:t>Equiaxed grain structure visible, Specimen N (pure copper)</w:t>
             </w:r>
           </w:p>
         </w:tc>
@@ -27865,13 +27189,12 @@
             </w:pPr>
             <w:r>
               <w:rPr>
-                <w:rFonts w:eastAsia=""/>
-                <w:b w:val="false"/>
-                <w:i w:val="false"/>
-                <w:color w:val="000000"/>
-                <w:sz w:val="18"/>
-              </w:rPr>
-              <w:t>50×</w:t>
+                <w:b w:val="0"/>
+                <w:i w:val="0"/>
+                <w:color w:val="000000"/>
+                <w:sz w:val="18"/>
+              </w:rPr>
+              <w:t>100×</w:t>
             </w:r>
           </w:p>
         </w:tc>
@@ -27933,13 +27256,12 @@
             </w:pPr>
             <w:r>
               <w:rPr>
-                <w:rFonts w:eastAsia=""/>
-                <w:b w:val="false"/>
-                <w:i w:val="false"/>
-                <w:color w:val="000000"/>
-                <w:sz w:val="18"/>
-              </w:rPr>
-              <w:t>Pore distribution: uniform or clustered?</w:t>
+                <w:b w:val="0"/>
+                <w:i w:val="0"/>
+                <w:color w:val="000000"/>
+                <w:sz w:val="18"/>
+              </w:rPr>
+              <w:t>Annealing twin bands visible in Specimen N</w:t>
             </w:r>
           </w:p>
         </w:tc>
@@ -27965,9 +27287,8 @@
             </w:pPr>
             <w:r>
               <w:rPr>
-                <w:rFonts w:eastAsia=""/>
-                <w:b w:val="false"/>
-                <w:i w:val="false"/>
+                <w:b w:val="0"/>
+                <w:i w:val="0"/>
                 <w:color w:val="000000"/>
                 <w:sz w:val="18"/>
               </w:rPr>
@@ -28033,13 +27354,12 @@
             </w:pPr>
             <w:r>
               <w:rPr>
-                <w:rFonts w:eastAsia=""/>
-                <w:b w:val="false"/>
-                <w:i w:val="false"/>
-                <w:color w:val="000000"/>
-                <w:sz w:val="18"/>
-              </w:rPr>
-              <w:t>Pore morphology: rounded/isolated vs. irregular/ connected</w:t>
+                <w:b w:val="0"/>
+                <w:i w:val="0"/>
+                <w:color w:val="000000"/>
+                <w:sz w:val="18"/>
+              </w:rPr>
+              <w:t>Fine precipitate distribution identified in Specimen O (chromium copper)</w:t>
             </w:r>
           </w:p>
         </w:tc>
@@ -28064,9 +27384,8 @@
             </w:pPr>
             <w:r>
               <w:rPr>
-                <w:rFonts w:eastAsia=""/>
-                <w:b w:val="false"/>
-                <w:i w:val="false"/>
+                <w:b w:val="0"/>
+                <w:i w:val="0"/>
                 <w:color w:val="000000"/>
                 <w:sz w:val="18"/>
               </w:rPr>
@@ -28132,13 +27451,12 @@
             </w:pPr>
             <w:r>
               <w:rPr>
-                <w:rFonts w:eastAsia=""/>
-                <w:b w:val="false"/>
-                <w:i w:val="false"/>
-                <w:color w:val="000000"/>
-                <w:sz w:val="18"/>
-              </w:rPr>
-              <w:t>Ferrite/pearlite matrix visible after etching</w:t>
+                <w:b w:val="0"/>
+                <w:i w:val="0"/>
+                <w:color w:val="000000"/>
+                <w:sz w:val="18"/>
+              </w:rPr>
+              <w:t>Grain/twin structure compared between N and O</w:t>
             </w:r>
           </w:p>
         </w:tc>
@@ -28164,9 +27482,8 @@
             </w:pPr>
             <w:r>
               <w:rPr>
-                <w:rFonts w:eastAsia=""/>
-                <w:b w:val="false"/>
-                <w:i w:val="false"/>
+                <w:b w:val="0"/>
+                <w:i w:val="0"/>
                 <w:color w:val="000000"/>
                 <w:sz w:val="18"/>
               </w:rPr>
@@ -28532,13 +27849,12 @@
             </w:pPr>
             <w:r>
               <w:rPr>
-                <w:rFonts w:eastAsia=""/>
-                <w:b w:val="false"/>
-                <w:i w:val="false"/>
-                <w:color w:val="000000"/>
-                <w:sz w:val="18"/>
-              </w:rPr>
-              <w:t>Estimate porosity % at 100× using a simple point-count: count grid points over pores vs. total. Report as % area.</w:t>
+                <w:b w:val="0"/>
+                <w:i w:val="0"/>
+                <w:color w:val="000000"/>
+                <w:sz w:val="18"/>
+              </w:rPr>
+              <w:t>At 100×, compare grain and twin structure between Specimens N and O. Which looks ‘simpler,’ and why would you expect that from a single-element metal versus an alloyed one?</w:t>
             </w:r>
           </w:p>
         </w:tc>
@@ -28661,13 +27977,12 @@
             </w:pPr>
             <w:r>
               <w:rPr>
-                <w:rFonts w:eastAsia=""/>
-                <w:b w:val="false"/>
-                <w:i w:val="false"/>
-                <w:color w:val="000000"/>
-                <w:sz w:val="18"/>
-              </w:rPr>
-              <w:t>Are pores in Specimen M rounded and isolated, or irregular and interconnected? What does each morphology indicate about sintering quality?</w:t>
+                <w:b w:val="0"/>
+                <w:i w:val="0"/>
+                <w:color w:val="000000"/>
+                <w:sz w:val="18"/>
+              </w:rPr>
+              <w:t>You've now seen precipitation hardening in three different base metals this semester: 17-4PH (steel), 2024 (aluminum), and Specimen O (copper). List the strengthening phase in each, and state what all three approaches have in common at the mechanism level.</w:t>
             </w:r>
           </w:p>
         </w:tc>
@@ -28790,13 +28105,12 @@
             </w:pPr>
             <w:r>
               <w:rPr>
-                <w:rFonts w:eastAsia=""/>
-                <w:b w:val="false"/>
-                <w:i w:val="false"/>
-                <w:color w:val="000000"/>
-                <w:sz w:val="18"/>
-              </w:rPr>
-              <w:t>A PM bearing is designed to retain oil in pores. Based on your estimated porosity %, would this part perform well as a self-lubricating bearing? (Target: 15–25% porosity.)</w:t>
+                <w:b w:val="0"/>
+                <w:i w:val="0"/>
+                <w:color w:val="000000"/>
+                <w:sz w:val="18"/>
+              </w:rPr>
+              <w:t>Pure copper (Specimen N) has excellent electrical conductivity; the chromium addition in Specimen O reduces that conductivity somewhat. Why does adding any alloying element — even in small amounts — generally reduce electrical conductivity in a metal?</w:t>
             </w:r>
           </w:p>
         </w:tc>
@@ -28919,13 +28233,12 @@
             </w:pPr>
             <w:r>
               <w:rPr>
-                <w:rFonts w:eastAsia=""/>
-                <w:b w:val="false"/>
-                <w:i w:val="false"/>
-                <w:color w:val="000000"/>
-                <w:sz w:val="18"/>
-              </w:rPr>
-              <w:t>Compare the matrix microstructure of PM iron (etched) to wrought 1018 steel (Specimen A). Are the same phases present? What differences do you see?</w:t>
+                <w:b w:val="0"/>
+                <w:i w:val="0"/>
+                <w:color w:val="000000"/>
+                <w:sz w:val="18"/>
+              </w:rPr>
+              <w:t>Powder metallurgy (this week's lecture topic) sinters metal powder into a part without ever fully melting it. Based on the wrought, fully-dense specimens you've examined all semester, what microstructural feature would you expect to see in a PM part that you have not seen in any specimen this semester?</w:t>
             </w:r>
           </w:p>
         </w:tc>
@@ -29120,7 +28433,7 @@
                 <w:color w:val="1F4E79"/>
                 <w:sz w:val="22"/>
               </w:rPr>
-              <w:t>Welding Processes</w:t>
+              <w:t>Brass Alloys: Composition and Microstructure</w:t>
             </w:r>
           </w:p>
           <w:p>
@@ -29134,13 +28447,12 @@
             </w:pPr>
             <w:r>
               <w:rPr>
-                <w:rFonts w:eastAsia=""/>
-                <w:b w:val="false"/>
+                <w:b w:val="0"/>
                 <w:i/>
                 <w:color w:val="444444"/>
                 <w:sz w:val="18"/>
               </w:rPr>
-              <w:t>A weld cross-section displays the entire thermal history of the joining process in a single specimen. At low magnification all three zones — fusion zone, heat-affected zone, and unaffected base metal — are visible, each with a distinct microstructure that directly reflects the peak temperature experienced.</w:t>
+              <w:t>Welding process fundamentals are covered in this week's lecture material; this module's hands-on specimen instead examines how zinc content changes brass microstructure across three grades. Specimen K (cartridge brass, 70/30 Cu-Zn) is single-phase alpha. Specimen L (free-machining brass) adds a small lead addition for machinability. Specimen M (naval brass) crosses into a two-phase alpha-beta structure at higher zinc content. Together they show a single compositional variable — zinc — driving a real change in phase count, not just grain size.</w:t>
             </w:r>
           </w:p>
         </w:tc>
@@ -29233,13 +28545,36 @@
             </w:pPr>
             <w:r>
               <w:rPr>
-                <w:rFonts w:eastAsia=""/>
-                <w:b w:val="false"/>
-                <w:i w:val="false"/>
-                <w:color w:val="000000"/>
-                <w:sz w:val="18"/>
-              </w:rPr>
-              <w:t>J – GMAW mild-steel weld cross-section (full bead)</w:t>
+                <w:b w:val="0"/>
+                <w:i w:val="0"/>
+                <w:color w:val="000000"/>
+                <w:sz w:val="18"/>
+              </w:rPr>
+              <w:t xml:space="preserve">K – 260 brass (cartridge, single-phase alpha) </w:t>
+            </w:r>
+            <w:r>
+              <w:br/>
+            </w:r>
+            <w:r>
+              <w:rPr>
+                <w:b w:val="0"/>
+                <w:i w:val="0"/>
+                <w:color w:val="000000"/>
+                <w:sz w:val="18"/>
+              </w:rPr>
+              <w:t xml:space="preserve">L – 360 brass (leaded, free-machining) </w:t>
+            </w:r>
+            <w:r>
+              <w:br/>
+            </w:r>
+            <w:r>
+              <w:rPr>
+                <w:b w:val="0"/>
+                <w:i w:val="0"/>
+                <w:color w:val="000000"/>
+                <w:sz w:val="18"/>
+              </w:rPr>
+              <w:t>M – 464 brass (naval, duplex alpha-beta)</w:t>
             </w:r>
           </w:p>
         </w:tc>
@@ -29301,27 +28636,48 @@
             </w:pPr>
             <w:r>
               <w:rPr>
-                <w:rFonts w:eastAsia=""/>
-                <w:b w:val="false"/>
-                <w:i w:val="false"/>
-                <w:color w:val="000000"/>
-                <w:sz w:val="18"/>
-              </w:rPr>
-              <w:t xml:space="preserve">50× – full cross-section all three zones </w:t>
-            </w:r>
-            <w:r>
-              <w:rPr/>
+                <w:b w:val="0"/>
+                <w:i w:val="0"/>
+                <w:color w:val="000000"/>
+                <w:sz w:val="18"/>
+              </w:rPr>
+              <w:t xml:space="preserve">100× – single-phase grain structure and twins (K) </w:t>
+            </w:r>
+            <w:r>
               <w:br/>
             </w:r>
             <w:r>
               <w:rPr>
-                <w:rFonts w:eastAsia=""/>
-                <w:b w:val="false"/>
-                <w:i w:val="false"/>
-                <w:color w:val="000000"/>
-                <w:sz w:val="18"/>
-              </w:rPr>
-              <w:t>100× – fusion boundary detail and HAZ grain coarsening 100× – columnar grain orientation in weld metal</w:t>
+                <w:b w:val="0"/>
+                <w:i w:val="0"/>
+                <w:color w:val="000000"/>
+                <w:sz w:val="18"/>
+              </w:rPr>
+              <w:t xml:space="preserve">100× – lead particle distribution (L) </w:t>
+            </w:r>
+            <w:r>
+              <w:br/>
+            </w:r>
+            <w:r>
+              <w:rPr>
+                <w:b w:val="0"/>
+                <w:i w:val="0"/>
+                <w:color w:val="000000"/>
+                <w:sz w:val="18"/>
+              </w:rPr>
+              <w:t xml:space="preserve">100× – alpha/beta phase identification (M) </w:t>
+            </w:r>
+            <w:r>
+              <w:br/>
+            </w:r>
+            <w:r>
+              <w:rPr>
+                <w:b w:val="0"/>
+                <w:i w:val="0"/>
+                <w:color w:val="000000"/>
+                <w:sz w:val="18"/>
+              </w:rPr>
+              <w:t>500× – phase boundary detail (M)</w:t>
             </w:r>
           </w:p>
         </w:tc>
@@ -29383,13 +28739,12 @@
             </w:pPr>
             <w:r>
               <w:rPr>
-                <w:rFonts w:eastAsia=""/>
-                <w:b w:val="false"/>
-                <w:i w:val="false"/>
-                <w:color w:val="000000"/>
-                <w:sz w:val="18"/>
-              </w:rPr>
-              <w:t>Nital 2% (10–20 sec; macro-etch with 10% Nital optional for gross zone view)</w:t>
+                <w:b w:val="0"/>
+                <w:i w:val="0"/>
+                <w:color w:val="000000"/>
+                <w:sz w:val="18"/>
+              </w:rPr>
+              <w:t>Ferric chloride: 5 g FeCl₃ + 50 mL HCl + 100 mL H₂O</w:t>
             </w:r>
           </w:p>
         </w:tc>
@@ -29517,23 +28872,12 @@
             </w:pPr>
             <w:r>
               <w:rPr>
-                <w:rFonts w:eastAsia=""/>
-                <w:b w:val="false"/>
-                <w:i w:val="false"/>
-                <w:color w:val="000000"/>
-                <w:sz w:val="18"/>
-              </w:rPr>
-              <w:t xml:space="preserve">• </w:t>
-            </w:r>
-            <w:r>
-              <w:rPr>
-                <w:rFonts w:eastAsia=""/>
-                <w:b w:val="false"/>
-                <w:i w:val="false"/>
-                <w:color w:val="000000"/>
-                <w:sz w:val="18"/>
-              </w:rPr>
-              <w:t>EXAMET-5-R-600-HD</w:t>
+                <w:b w:val="0"/>
+                <w:i w:val="0"/>
+                <w:color w:val="000000"/>
+                <w:sz w:val="18"/>
+              </w:rPr>
+              <w:t>• EXAMET-5-R-600-HD</w:t>
             </w:r>
           </w:p>
         </w:tc>
@@ -29563,23 +28907,12 @@
             </w:pPr>
             <w:r>
               <w:rPr>
-                <w:rFonts w:eastAsia=""/>
-                <w:b w:val="false"/>
-                <w:i w:val="false"/>
-                <w:color w:val="000000"/>
-                <w:sz w:val="18"/>
-              </w:rPr>
-              <w:t xml:space="preserve">• </w:t>
-            </w:r>
-            <w:r>
-              <w:rPr>
-                <w:rFonts w:eastAsia=""/>
-                <w:b w:val="false"/>
-                <w:i w:val="false"/>
-                <w:color w:val="000000"/>
-                <w:sz w:val="18"/>
-              </w:rPr>
-              <w:t>Specimen J (cold-cure epoxy — preserves weld geometry)</w:t>
+                <w:b w:val="0"/>
+                <w:i w:val="0"/>
+                <w:color w:val="000000"/>
+                <w:sz w:val="18"/>
+              </w:rPr>
+              <w:t>• Specimens K, L, M (phenolic mounts)</w:t>
             </w:r>
           </w:p>
         </w:tc>
@@ -29610,23 +28943,12 @@
             </w:pPr>
             <w:r>
               <w:rPr>
-                <w:rFonts w:eastAsia=""/>
-                <w:b w:val="false"/>
-                <w:i w:val="false"/>
-                <w:color w:val="000000"/>
-                <w:sz w:val="18"/>
-              </w:rPr>
-              <w:t xml:space="preserve">• </w:t>
-            </w:r>
-            <w:r>
-              <w:rPr>
-                <w:rFonts w:eastAsia=""/>
-                <w:b w:val="false"/>
-                <w:i w:val="false"/>
-                <w:color w:val="000000"/>
-                <w:sz w:val="18"/>
-              </w:rPr>
-              <w:t>Flexible steel rule (for HAZ width measurement)</w:t>
+                <w:b w:val="0"/>
+                <w:i w:val="0"/>
+                <w:color w:val="000000"/>
+                <w:sz w:val="18"/>
+              </w:rPr>
+              <w:t>• Cu-Zn (brass) phase diagram reference card</w:t>
             </w:r>
           </w:p>
         </w:tc>
@@ -29656,23 +28978,12 @@
             </w:pPr>
             <w:r>
               <w:rPr>
-                <w:rFonts w:eastAsia=""/>
-                <w:b w:val="false"/>
-                <w:i w:val="false"/>
-                <w:color w:val="000000"/>
-                <w:sz w:val="18"/>
-              </w:rPr>
-              <w:t xml:space="preserve">• </w:t>
-            </w:r>
-            <w:r>
-              <w:rPr>
-                <w:rFonts w:eastAsia=""/>
-                <w:b w:val="false"/>
-                <w:i w:val="false"/>
-                <w:color w:val="000000"/>
-                <w:sz w:val="18"/>
-              </w:rPr>
-              <w:t>Lens tissue, gloves</w:t>
+                <w:b w:val="0"/>
+                <w:i w:val="0"/>
+                <w:color w:val="000000"/>
+                <w:sz w:val="18"/>
+              </w:rPr>
+              <w:t>• Lens tissue, gloves</w:t>
             </w:r>
           </w:p>
         </w:tc>
@@ -29833,7 +29144,7 @@
                 <w:color w:val="000000"/>
                 <w:sz w:val="18"/>
               </w:rPr>
-              <w:t xml:space="preserve">5.  Work through magnifications in sequence: 50× – full cross-section all three zones  →  100× – fusion boundary detail and HAZ grain coarsening  →  100× – columnar grain orientation in weld metal </w:t>
+              <w:t xml:space="preserve">5.  Work through magnifications in sequence: 100× – single-phase grain structure and twins (K)  →  100× – lead particle distribution (L)  →  100× – alpha/beta phase identification (M)  →  500× – phase boundary detail (M) </w:t>
             </w:r>
             <w:r>
               <w:rPr/>
@@ -30124,13 +29435,12 @@
             </w:pPr>
             <w:r>
               <w:rPr>
-                <w:rFonts w:eastAsia=""/>
-                <w:b w:val="false"/>
-                <w:i w:val="false"/>
-                <w:color w:val="000000"/>
-                <w:sz w:val="18"/>
-              </w:rPr>
-              <w:t>Weld metal (fusion zone): columnar grains, darker etch</w:t>
+                <w:b w:val="0"/>
+                <w:i w:val="0"/>
+                <w:color w:val="000000"/>
+                <w:sz w:val="18"/>
+              </w:rPr>
+              <w:t>Equiaxed single-phase alpha grains, Specimen K (260)</w:t>
             </w:r>
           </w:p>
         </w:tc>
@@ -30155,13 +29465,12 @@
             </w:pPr>
             <w:r>
               <w:rPr>
-                <w:rFonts w:eastAsia=""/>
-                <w:b w:val="false"/>
-                <w:i w:val="false"/>
-                <w:color w:val="000000"/>
-                <w:sz w:val="18"/>
-              </w:rPr>
-              <w:t>50×</w:t>
+                <w:b w:val="0"/>
+                <w:i w:val="0"/>
+                <w:color w:val="000000"/>
+                <w:sz w:val="18"/>
+              </w:rPr>
+              <w:t>100×</w:t>
             </w:r>
           </w:p>
         </w:tc>
@@ -30223,13 +29532,12 @@
             </w:pPr>
             <w:r>
               <w:rPr>
-                <w:rFonts w:eastAsia=""/>
-                <w:b w:val="false"/>
-                <w:i w:val="false"/>
-                <w:color w:val="000000"/>
-                <w:sz w:val="18"/>
-              </w:rPr>
-              <w:t>HAZ: transition zone, grain size gradient visible</w:t>
+                <w:b w:val="0"/>
+                <w:i w:val="0"/>
+                <w:color w:val="000000"/>
+                <w:sz w:val="18"/>
+              </w:rPr>
+              <w:t>Annealing twin bands visible in Specimen K</w:t>
             </w:r>
           </w:p>
         </w:tc>
@@ -30255,13 +29563,12 @@
             </w:pPr>
             <w:r>
               <w:rPr>
-                <w:rFonts w:eastAsia=""/>
-                <w:b w:val="false"/>
-                <w:i w:val="false"/>
-                <w:color w:val="000000"/>
-                <w:sz w:val="18"/>
-              </w:rPr>
-              <w:t>40–100×</w:t>
+                <w:b w:val="0"/>
+                <w:i w:val="0"/>
+                <w:color w:val="000000"/>
+                <w:sz w:val="18"/>
+              </w:rPr>
+              <w:t>100×</w:t>
             </w:r>
           </w:p>
         </w:tc>
@@ -30323,13 +29630,12 @@
             </w:pPr>
             <w:r>
               <w:rPr>
-                <w:rFonts w:eastAsia=""/>
-                <w:b w:val="false"/>
-                <w:i w:val="false"/>
-                <w:color w:val="000000"/>
-                <w:sz w:val="18"/>
-              </w:rPr>
-              <w:t>Base metal: uniform normalized structure</w:t>
+                <w:b w:val="0"/>
+                <w:i w:val="0"/>
+                <w:color w:val="000000"/>
+                <w:sz w:val="18"/>
+              </w:rPr>
+              <w:t>Discrete lead particles identified, Specimen L (360)</w:t>
             </w:r>
           </w:p>
         </w:tc>
@@ -30354,13 +29660,12 @@
             </w:pPr>
             <w:r>
               <w:rPr>
-                <w:rFonts w:eastAsia=""/>
-                <w:b w:val="false"/>
-                <w:i w:val="false"/>
-                <w:color w:val="000000"/>
-                <w:sz w:val="18"/>
-              </w:rPr>
-              <w:t>50×</w:t>
+                <w:b w:val="0"/>
+                <w:i w:val="0"/>
+                <w:color w:val="000000"/>
+                <w:sz w:val="18"/>
+              </w:rPr>
+              <w:t>100×</w:t>
             </w:r>
           </w:p>
         </w:tc>
@@ -30422,13 +29727,12 @@
             </w:pPr>
             <w:r>
               <w:rPr>
-                <w:rFonts w:eastAsia=""/>
-                <w:b w:val="false"/>
-                <w:i w:val="false"/>
-                <w:color w:val="000000"/>
-                <w:sz w:val="18"/>
-              </w:rPr>
-              <w:t>Sharp fusion boundary demarcation</w:t>
+                <w:b w:val="0"/>
+                <w:i w:val="0"/>
+                <w:color w:val="000000"/>
+                <w:sz w:val="18"/>
+              </w:rPr>
+              <w:t>Two distinct phases (alpha + beta) identified, Specimen M (464)</w:t>
             </w:r>
           </w:p>
         </w:tc>
@@ -30454,9 +29758,8 @@
             </w:pPr>
             <w:r>
               <w:rPr>
-                <w:rFonts w:eastAsia=""/>
-                <w:b w:val="false"/>
-                <w:i w:val="false"/>
+                <w:b w:val="0"/>
+                <w:i w:val="0"/>
                 <w:color w:val="000000"/>
                 <w:sz w:val="18"/>
               </w:rPr>
@@ -30522,13 +29825,12 @@
             </w:pPr>
             <w:r>
               <w:rPr>
-                <w:rFonts w:eastAsia=""/>
-                <w:b w:val="false"/>
-                <w:i w:val="false"/>
-                <w:color w:val="000000"/>
-                <w:sz w:val="18"/>
-              </w:rPr>
-              <w:t>Coarse-grain HAZ adjacent to fusion line</w:t>
+                <w:b w:val="0"/>
+                <w:i w:val="0"/>
+                <w:color w:val="000000"/>
+                <w:sz w:val="18"/>
+              </w:rPr>
+              <w:t>Alpha/beta phase boundary morphology noted, Specimen M</w:t>
             </w:r>
           </w:p>
         </w:tc>
@@ -30553,13 +29855,12 @@
             </w:pPr>
             <w:r>
               <w:rPr>
-                <w:rFonts w:eastAsia=""/>
-                <w:b w:val="false"/>
-                <w:i w:val="false"/>
-                <w:color w:val="000000"/>
-                <w:sz w:val="18"/>
-              </w:rPr>
-              <w:t>100×</w:t>
+                <w:b w:val="0"/>
+                <w:i w:val="0"/>
+                <w:color w:val="000000"/>
+                <w:sz w:val="18"/>
+              </w:rPr>
+              <w:t>500×</w:t>
             </w:r>
           </w:p>
         </w:tc>
@@ -30879,13 +30180,12 @@
             </w:pPr>
             <w:r>
               <w:rPr>
-                <w:rFonts w:eastAsia=""/>
-                <w:b w:val="false"/>
-                <w:i w:val="false"/>
-                <w:color w:val="000000"/>
-                <w:sz w:val="18"/>
-              </w:rPr>
-              <w:t>At 50×, sketch the three zones (FZ, HAZ, BM) and label the fusion boundary. Estimate the HAZ width in mm (field width at 50× ≈ 4.6 mm on EXAMET-5).</w:t>
+                <w:b w:val="0"/>
+                <w:i w:val="0"/>
+                <w:color w:val="000000"/>
+                <w:sz w:val="18"/>
+              </w:rPr>
+              <w:t>At 100×, identify annealing twins in Specimen K. Are they still visible in Specimens L and M, or does the added lead/beta phase make them harder to see?</w:t>
             </w:r>
           </w:p>
         </w:tc>
@@ -31008,13 +30308,12 @@
             </w:pPr>
             <w:r>
               <w:rPr>
-                <w:rFonts w:eastAsia=""/>
-                <w:b w:val="false"/>
-                <w:i w:val="false"/>
-                <w:color w:val="000000"/>
-                <w:sz w:val="18"/>
-              </w:rPr>
-              <w:t>The fusion zone solidifies as cast metal with epitaxial grain growth from the fusion boundary. Describe the grain orientation pattern you observe in the weld metal.</w:t>
+                <w:b w:val="0"/>
+                <w:i w:val="0"/>
+                <w:color w:val="000000"/>
+                <w:sz w:val="18"/>
+              </w:rPr>
+              <w:t>Locate the lead particles in Specimen L. Lead is essentially insoluble in the copper-zinc matrix. Explain how that insolubility is exactly what makes it useful for machinability.</w:t>
             </w:r>
           </w:p>
         </w:tc>
@@ -31215,13 +30514,12 @@
             </w:pPr>
             <w:r>
               <w:rPr>
-                <w:rFonts w:eastAsia=""/>
-                <w:b w:val="false"/>
-                <w:i w:val="false"/>
-                <w:color w:val="000000"/>
-                <w:sz w:val="18"/>
-              </w:rPr>
-              <w:t>The HAZ is the weakest zone in a properly made weld. What microstructural feature explains this — and is it visible at 100×?</w:t>
+                <w:b w:val="0"/>
+                <w:i w:val="0"/>
+                <w:color w:val="000000"/>
+                <w:sz w:val="18"/>
+              </w:rPr>
+              <w:t>Specimen M is the only one of the three showing two distinct phases (alpha and beta) rather than one. Based on the zinc contents of these three brasses, what does that tell you about where the alpha/beta phase boundary falls on the Cu-Zn phase diagram?</w:t>
             </w:r>
           </w:p>
         </w:tc>
@@ -31344,13 +30642,12 @@
             </w:pPr>
             <w:r>
               <w:rPr>
-                <w:rFonts w:eastAsia=""/>
-                <w:b w:val="false"/>
-                <w:i w:val="false"/>
-                <w:color w:val="000000"/>
-                <w:sz w:val="18"/>
-              </w:rPr>
-              <w:t>A poor weld procedure left a lack-of-fusion defect at the sidewall. At what magnification and location in the cross-section would you expect to find it?</w:t>
+                <w:b w:val="0"/>
+                <w:i w:val="0"/>
+                <w:color w:val="000000"/>
+                <w:sz w:val="18"/>
+              </w:rPr>
+              <w:t>A component needs to be both machined economically and resistant to dezincification in seawater. Based on what you observed in Specimens K, L, and M, would you specify 360 or a duplex naval brass — and what's the microstructural tradeoff?</w:t>
             </w:r>
           </w:p>
         </w:tc>
@@ -31545,7 +30842,7 @@
                 <w:color w:val="1F4E79"/>
                 <w:sz w:val="22"/>
               </w:rPr>
-              <w:t>Weld Metallurgy &amp; Failure Analysis</w:t>
+              <w:t>Precipitation Hardening: A Cross-Family Comparison</w:t>
             </w:r>
           </w:p>
           <w:p>
@@ -31559,13 +30856,12 @@
             </w:pPr>
             <w:r>
               <w:rPr>
-                <w:rFonts w:eastAsia=""/>
-                <w:b w:val="false"/>
+                <w:b w:val="0"/>
                 <w:i/>
                 <w:color w:val="444444"/>
                 <w:sz w:val="18"/>
               </w:rPr>
-              <w:t>Individual HAZ sub-zones each experienced different peak temperatures — and therefore have different microstructures and properties. The CGHAZ is the critical zone for HIC susceptibility. Fracture cross-sections preserve the failure mechanism: a trained eye can read the fracture origin, propagation direction, and mode directly from the microscope.</w:t>
+              <w:t>Weld metallurgy and failure analysis are covered in this week's lecture material. This module instead revisits three specimens examined earlier in the semester — Specimen F (17-4PH stainless steel, Module 4), Specimen J (2024 aluminum, Module 9), and Specimen O (182 chromium copper, Module 12) — to directly compare how the same strengthening mechanism, precipitation hardening, plays out across three different base metals, crystal structures, and precipitate chemistries.</w:t>
             </w:r>
           </w:p>
         </w:tc>
@@ -31658,27 +30954,36 @@
             </w:pPr>
             <w:r>
               <w:rPr>
-                <w:rFonts w:eastAsia=""/>
-                <w:b w:val="false"/>
-                <w:i w:val="false"/>
-                <w:color w:val="000000"/>
-                <w:sz w:val="18"/>
-              </w:rPr>
-              <w:t xml:space="preserve">J – Weld cross-section (CGHAZ examination) </w:t>
-            </w:r>
-            <w:r>
-              <w:rPr/>
+                <w:b w:val="0"/>
+                <w:i w:val="0"/>
+                <w:color w:val="000000"/>
+                <w:sz w:val="18"/>
+              </w:rPr>
+              <w:t xml:space="preserve">F – 17-4PH stainless steel (revisit, Module 4) </w:t>
+            </w:r>
+            <w:r>
               <w:br/>
             </w:r>
             <w:r>
               <w:rPr>
-                <w:rFonts w:eastAsia=""/>
-                <w:b w:val="false"/>
-                <w:i w:val="false"/>
-                <w:color w:val="000000"/>
-                <w:sz w:val="18"/>
-              </w:rPr>
-              <w:t>N – Fracture cross-section (ductile/brittle transition specimen)</w:t>
+                <w:b w:val="0"/>
+                <w:i w:val="0"/>
+                <w:color w:val="000000"/>
+                <w:sz w:val="18"/>
+              </w:rPr>
+              <w:t xml:space="preserve">J – 2024 aluminum (revisit, Module 9) </w:t>
+            </w:r>
+            <w:r>
+              <w:br/>
+            </w:r>
+            <w:r>
+              <w:rPr>
+                <w:b w:val="0"/>
+                <w:i w:val="0"/>
+                <w:color w:val="000000"/>
+                <w:sz w:val="18"/>
+              </w:rPr>
+              <w:t>O – 182 chromium copper (revisit, Module 12)</w:t>
             </w:r>
           </w:p>
         </w:tc>
@@ -31740,27 +31045,12 @@
             </w:pPr>
             <w:r>
               <w:rPr>
-                <w:rFonts w:eastAsia=""/>
-                <w:b w:val="false"/>
-                <w:i w:val="false"/>
-                <w:color w:val="000000"/>
-                <w:sz w:val="18"/>
-              </w:rPr>
-              <w:t xml:space="preserve">100× – CGHAZ grain measurement vs. base metal 100× – fracture zone identification (N) </w:t>
-            </w:r>
-            <w:r>
-              <w:rPr/>
-              <w:br/>
-            </w:r>
-            <w:r>
-              <w:rPr>
-                <w:rFonts w:eastAsia=""/>
-                <w:b w:val="false"/>
-                <w:i w:val="false"/>
-                <w:color w:val="000000"/>
-                <w:sz w:val="18"/>
-              </w:rPr>
-              <w:t>500× – fracture surface texture detail</w:t>
+                <w:b w:val="0"/>
+                <w:i w:val="0"/>
+                <w:color w:val="000000"/>
+                <w:sz w:val="18"/>
+              </w:rPr>
+              <w:t>500× – precipitate / constituent particle comparison across all three</w:t>
             </w:r>
           </w:p>
         </w:tc>
@@ -31822,13 +31112,12 @@
             </w:pPr>
             <w:r>
               <w:rPr>
-                <w:rFonts w:eastAsia=""/>
-                <w:b w:val="false"/>
-                <w:i w:val="false"/>
-                <w:color w:val="000000"/>
-                <w:sz w:val="18"/>
-              </w:rPr>
-              <w:t>Nital 2% (J) | Nital 2% (N)</w:t>
+                <w:b w:val="0"/>
+                <w:i w:val="0"/>
+                <w:color w:val="000000"/>
+                <w:sz w:val="18"/>
+              </w:rPr>
+              <w:t>As previously used — Kalling's No. 2 (F), Keller's reagent (J), ferric chloride (O). No re-etch required if specimens are still in prepared condition.</w:t>
             </w:r>
           </w:p>
         </w:tc>
@@ -31956,23 +31245,12 @@
             </w:pPr>
             <w:r>
               <w:rPr>
-                <w:rFonts w:eastAsia=""/>
-                <w:b w:val="false"/>
-                <w:i w:val="false"/>
-                <w:color w:val="000000"/>
-                <w:sz w:val="18"/>
-              </w:rPr>
-              <w:t xml:space="preserve">• </w:t>
-            </w:r>
-            <w:r>
-              <w:rPr>
-                <w:rFonts w:eastAsia=""/>
-                <w:b w:val="false"/>
-                <w:i w:val="false"/>
-                <w:color w:val="000000"/>
-                <w:sz w:val="18"/>
-              </w:rPr>
-              <w:t>EXAMET-5-R-600-HD</w:t>
+                <w:b w:val="0"/>
+                <w:i w:val="0"/>
+                <w:color w:val="000000"/>
+                <w:sz w:val="18"/>
+              </w:rPr>
+              <w:t>• EXAMET-5-R-600-HD</w:t>
             </w:r>
           </w:p>
         </w:tc>
@@ -32002,23 +31280,12 @@
             </w:pPr>
             <w:r>
               <w:rPr>
-                <w:rFonts w:eastAsia=""/>
-                <w:b w:val="false"/>
-                <w:i w:val="false"/>
-                <w:color w:val="000000"/>
-                <w:sz w:val="18"/>
-              </w:rPr>
-              <w:t xml:space="preserve">• </w:t>
-            </w:r>
-            <w:r>
-              <w:rPr>
-                <w:rFonts w:eastAsia=""/>
-                <w:b w:val="false"/>
-                <w:i w:val="false"/>
-                <w:color w:val="000000"/>
-                <w:sz w:val="18"/>
-              </w:rPr>
-              <w:t>Specimens J, N (cold-cure epoxy mounts)</w:t>
+                <w:b w:val="0"/>
+                <w:i w:val="0"/>
+                <w:color w:val="000000"/>
+                <w:sz w:val="18"/>
+              </w:rPr>
+              <w:t>• Specimens F, J, O (revisit — retrieve from kit, phenolic mounts)</w:t>
             </w:r>
           </w:p>
         </w:tc>
@@ -32049,23 +31316,12 @@
             </w:pPr>
             <w:r>
               <w:rPr>
-                <w:rFonts w:eastAsia=""/>
-                <w:b w:val="false"/>
-                <w:i w:val="false"/>
-                <w:color w:val="000000"/>
-                <w:sz w:val="18"/>
-              </w:rPr>
-              <w:t xml:space="preserve">• </w:t>
-            </w:r>
-            <w:r>
-              <w:rPr>
-                <w:rFonts w:eastAsia=""/>
-                <w:b w:val="false"/>
-                <w:i w:val="false"/>
-                <w:color w:val="000000"/>
-                <w:sz w:val="18"/>
-              </w:rPr>
-              <w:t>Calibrated graticule (grain diameter comparison)</w:t>
+                <w:b w:val="0"/>
+                <w:i w:val="0"/>
+                <w:color w:val="000000"/>
+                <w:sz w:val="18"/>
+              </w:rPr>
+              <w:t>• Calibrated graticule (precipitate size comparison)</w:t>
             </w:r>
           </w:p>
         </w:tc>
@@ -32095,23 +31351,12 @@
             </w:pPr>
             <w:r>
               <w:rPr>
-                <w:rFonts w:eastAsia=""/>
-                <w:b w:val="false"/>
-                <w:i w:val="false"/>
-                <w:color w:val="000000"/>
-                <w:sz w:val="18"/>
-              </w:rPr>
-              <w:t xml:space="preserve">• </w:t>
-            </w:r>
-            <w:r>
-              <w:rPr>
-                <w:rFonts w:eastAsia=""/>
-                <w:b w:val="false"/>
-                <w:i w:val="false"/>
-                <w:color w:val="000000"/>
-                <w:sz w:val="18"/>
-              </w:rPr>
-              <w:t>Failure analysis reference card</w:t>
+                <w:b w:val="0"/>
+                <w:i w:val="0"/>
+                <w:color w:val="000000"/>
+                <w:sz w:val="18"/>
+              </w:rPr>
+              <w:t>• Precipitation hardening cross-family summary card</w:t>
             </w:r>
           </w:p>
         </w:tc>
@@ -32142,23 +31387,12 @@
             </w:pPr>
             <w:r>
               <w:rPr>
-                <w:rFonts w:eastAsia=""/>
-                <w:b w:val="false"/>
-                <w:i w:val="false"/>
-                <w:color w:val="000000"/>
-                <w:sz w:val="18"/>
-              </w:rPr>
-              <w:t xml:space="preserve">• </w:t>
-            </w:r>
-            <w:r>
-              <w:rPr>
-                <w:rFonts w:eastAsia=""/>
-                <w:b w:val="false"/>
-                <w:i w:val="false"/>
-                <w:color w:val="000000"/>
-                <w:sz w:val="18"/>
-              </w:rPr>
-              <w:t>Lens tissue, gloves</w:t>
+                <w:b w:val="0"/>
+                <w:i w:val="0"/>
+                <w:color w:val="000000"/>
+                <w:sz w:val="18"/>
+              </w:rPr>
+              <w:t>• Lens tissue, gloves</w:t>
             </w:r>
           </w:p>
         </w:tc>
@@ -32299,7 +31533,7 @@
                 <w:color w:val="000000"/>
                 <w:sz w:val="18"/>
               </w:rPr>
-              <w:t xml:space="preserve">5.  Work through magnifications in sequence: 100× – CGHAZ grain measurement vs. base metal  →  100× – fracture zone identification (N)  →  500× – fracture surface texture detail </w:t>
+              <w:t xml:space="preserve">5.  Work through magnifications in sequence: 500× – precipitate / constituent particle comparison across all three (F, J, O) </w:t>
             </w:r>
             <w:r>
               <w:rPr/>
@@ -32590,13 +31824,12 @@
             </w:pPr>
             <w:r>
               <w:rPr>
-                <w:rFonts w:eastAsia=""/>
-                <w:b w:val="false"/>
-                <w:i w:val="false"/>
-                <w:color w:val="000000"/>
-                <w:sz w:val="18"/>
-              </w:rPr>
-              <w:t>CGHAZ grains visibly larger than base metal (3–5× diameter)</w:t>
+                <w:b w:val="0"/>
+                <w:i w:val="0"/>
+                <w:color w:val="000000"/>
+                <w:sz w:val="18"/>
+              </w:rPr>
+              <w:t>Precipitate morphology re-examined in Specimen F (17-4PH)</w:t>
             </w:r>
           </w:p>
         </w:tc>
@@ -32621,13 +31854,12 @@
             </w:pPr>
             <w:r>
               <w:rPr>
-                <w:rFonts w:eastAsia=""/>
-                <w:b w:val="false"/>
-                <w:i w:val="false"/>
-                <w:color w:val="000000"/>
-                <w:sz w:val="18"/>
-              </w:rPr>
-              <w:t>100×</w:t>
+                <w:b w:val="0"/>
+                <w:i w:val="0"/>
+                <w:color w:val="000000"/>
+                <w:sz w:val="18"/>
+              </w:rPr>
+              <w:t>500×</w:t>
             </w:r>
           </w:p>
         </w:tc>
@@ -32689,13 +31921,12 @@
             </w:pPr>
             <w:r>
               <w:rPr>
-                <w:rFonts w:eastAsia=""/>
-                <w:b w:val="false"/>
-                <w:i w:val="false"/>
-                <w:color w:val="000000"/>
-                <w:sz w:val="18"/>
-              </w:rPr>
-              <w:t>Grain size gradient from fusion line to base metal</w:t>
+                <w:b w:val="0"/>
+                <w:i w:val="0"/>
+                <w:color w:val="000000"/>
+                <w:sz w:val="18"/>
+              </w:rPr>
+              <w:t>Precipitate morphology re-examined in Specimen J (2024)</w:t>
             </w:r>
           </w:p>
         </w:tc>
@@ -32721,13 +31952,12 @@
             </w:pPr>
             <w:r>
               <w:rPr>
-                <w:rFonts w:eastAsia=""/>
-                <w:b w:val="false"/>
-                <w:i w:val="false"/>
-                <w:color w:val="000000"/>
-                <w:sz w:val="18"/>
-              </w:rPr>
-              <w:t>100×</w:t>
+                <w:b w:val="0"/>
+                <w:i w:val="0"/>
+                <w:color w:val="000000"/>
+                <w:sz w:val="18"/>
+              </w:rPr>
+              <w:t>500×</w:t>
             </w:r>
           </w:p>
         </w:tc>
@@ -32789,13 +32019,12 @@
             </w:pPr>
             <w:r>
               <w:rPr>
-                <w:rFonts w:eastAsia=""/>
-                <w:b w:val="false"/>
-                <w:i w:val="false"/>
-                <w:color w:val="000000"/>
-                <w:sz w:val="18"/>
-              </w:rPr>
-              <w:t>Ductile fracture zone: darker etch, fibrous texture</w:t>
+                <w:b w:val="0"/>
+                <w:i w:val="0"/>
+                <w:color w:val="000000"/>
+                <w:sz w:val="18"/>
+              </w:rPr>
+              <w:t>Precipitate morphology re-examined in Specimen O (chromium copper)</w:t>
             </w:r>
           </w:p>
         </w:tc>
@@ -32820,13 +32049,12 @@
             </w:pPr>
             <w:r>
               <w:rPr>
-                <w:rFonts w:eastAsia=""/>
-                <w:b w:val="false"/>
-                <w:i w:val="false"/>
-                <w:color w:val="000000"/>
-                <w:sz w:val="18"/>
-              </w:rPr>
-              <w:t>100×</w:t>
+                <w:b w:val="0"/>
+                <w:i w:val="0"/>
+                <w:color w:val="000000"/>
+                <w:sz w:val="18"/>
+              </w:rPr>
+              <w:t>500×</w:t>
             </w:r>
           </w:p>
         </w:tc>
@@ -32888,13 +32116,12 @@
             </w:pPr>
             <w:r>
               <w:rPr>
-                <w:rFonts w:eastAsia=""/>
-                <w:b w:val="false"/>
-                <w:i w:val="false"/>
-                <w:color w:val="000000"/>
-                <w:sz w:val="18"/>
-              </w:rPr>
-              <w:t>Brittle fracture zone: flatter, granular texture</w:t>
+                <w:b w:val="0"/>
+                <w:i w:val="0"/>
+                <w:color w:val="000000"/>
+                <w:sz w:val="18"/>
+              </w:rPr>
+              <w:t>Relative precipitate size/density ranked across all three</w:t>
             </w:r>
           </w:p>
         </w:tc>
@@ -32920,13 +32147,12 @@
             </w:pPr>
             <w:r>
               <w:rPr>
-                <w:rFonts w:eastAsia=""/>
-                <w:b w:val="false"/>
-                <w:i w:val="false"/>
-                <w:color w:val="000000"/>
-                <w:sz w:val="18"/>
-              </w:rPr>
-              <w:t>100×</w:t>
+                <w:b w:val="0"/>
+                <w:i w:val="0"/>
+                <w:color w:val="000000"/>
+                <w:sz w:val="18"/>
+              </w:rPr>
+              <w:t>500×</w:t>
             </w:r>
           </w:p>
         </w:tc>
@@ -32988,13 +32214,12 @@
             </w:pPr>
             <w:r>
               <w:rPr>
-                <w:rFonts w:eastAsia=""/>
-                <w:b w:val="false"/>
-                <w:i w:val="false"/>
-                <w:color w:val="000000"/>
-                <w:sz w:val="18"/>
-              </w:rPr>
-              <w:t>Transition between ductile and brittle zones located</w:t>
+                <w:b w:val="0"/>
+                <w:i w:val="0"/>
+                <w:color w:val="000000"/>
+                <w:sz w:val="18"/>
+              </w:rPr>
+              <w:t>Base crystal structure noted for each (martensitic vs. FCC)</w:t>
             </w:r>
           </w:p>
         </w:tc>
@@ -33019,9 +32244,8 @@
             </w:pPr>
             <w:r>
               <w:rPr>
-                <w:rFonts w:eastAsia=""/>
-                <w:b w:val="false"/>
-                <w:i w:val="false"/>
+                <w:b w:val="0"/>
+                <w:i w:val="0"/>
                 <w:color w:val="000000"/>
                 <w:sz w:val="18"/>
               </w:rPr>
@@ -33386,13 +32610,12 @@
             </w:pPr>
             <w:r>
               <w:rPr>
-                <w:rFonts w:eastAsia=""/>
-                <w:b w:val="false"/>
-                <w:i w:val="false"/>
-                <w:color w:val="000000"/>
-                <w:sz w:val="18"/>
-              </w:rPr>
-              <w:t>At 100×, locate and describe the coarse-grain HAZ (CGHAZ) in Specimen J. Measure the approximate grain diameter in the CGHAZ and compare it to base metal grain size from Module 1.</w:t>
+                <w:b w:val="0"/>
+                <w:i w:val="0"/>
+                <w:color w:val="000000"/>
+                <w:sz w:val="18"/>
+              </w:rPr>
+              <w:t>Fill in a short table from memory and your earlier observation notes: for each of F, J, and O, name the base metal, the precipitate phase (if known), and whether it appeared fine/hard-to-resolve or coarse/clearly visible at 500×.</w:t>
             </w:r>
           </w:p>
         </w:tc>
@@ -33515,13 +32738,12 @@
             </w:pPr>
             <w:r>
               <w:rPr>
-                <w:rFonts w:eastAsia=""/>
-                <w:b w:val="false"/>
-                <w:i w:val="false"/>
-                <w:color w:val="000000"/>
-                <w:sz w:val="18"/>
-              </w:rPr>
-              <w:t>In Specimen N, identify the ductile and brittle fracture zones at 100×. Which zone initiated the fracture? How do you know? (Look for beach marks or the origin point.)</w:t>
+                <w:b w:val="0"/>
+                <w:i w:val="0"/>
+                <w:color w:val="000000"/>
+                <w:sz w:val="18"/>
+              </w:rPr>
+              <w:t>All three of these alloys go through the same basic aging heat-treatment sequence conceptually: solutionize, quench, age. Explain in your own words what each of those three steps accomplishes, using one of the three specimens as your example.</w:t>
             </w:r>
           </w:p>
         </w:tc>
@@ -33644,13 +32866,12 @@
             </w:pPr>
             <w:r>
               <w:rPr>
-                <w:rFonts w:eastAsia=""/>
-                <w:b w:val="false"/>
-                <w:i w:val="false"/>
-                <w:color w:val="000000"/>
-                <w:sz w:val="18"/>
-              </w:rPr>
-              <w:t>Hot cracking in welds occurs at the solidification temperature range. What microstructural feature makes low-sulfur steel (S &lt; 0.005%) more resistant to hot cracking?</w:t>
+                <w:b w:val="0"/>
+                <w:i w:val="0"/>
+                <w:color w:val="000000"/>
+                <w:sz w:val="18"/>
+              </w:rPr>
+              <w:t>Precipitation hardening increases strength without changing the base crystal structure (martensitic in F, FCC in J and O). Why is a fine, closely-spaced precipitate more effective at blocking dislocation motion than a coarse, widely-spaced one?</w:t>
             </w:r>
           </w:p>
         </w:tc>
@@ -33773,13 +32994,12 @@
             </w:pPr>
             <w:r>
               <w:rPr>
-                <w:rFonts w:eastAsia=""/>
-                <w:b w:val="false"/>
-                <w:i w:val="false"/>
-                <w:color w:val="000000"/>
-                <w:sz w:val="18"/>
-              </w:rPr>
-              <w:t>A weld failed by hydrogen-induced cracking (HIC) in the CGHAZ. What microstructural feature makes the CGHAZ particularly susceptible to HIC?</w:t>
+                <w:b w:val="0"/>
+                <w:i w:val="0"/>
+                <w:color w:val="000000"/>
+                <w:sz w:val="18"/>
+              </w:rPr>
+              <w:t>If all three specimens were left at room temperature for years (‘natural aging’) instead of artificially aged, would you expect them to reach the same final strength as the artificially aged condition? Explain why or why not, using what you know about diffusion rates at room temperature.</w:t>
             </w:r>
           </w:p>
         </w:tc>
@@ -33974,7 +33194,7 @@
                 <w:color w:val="1F4E79"/>
                 <w:sz w:val="22"/>
               </w:rPr>
-              <w:t>Corrosion &amp; Course Wrap-up</w:t>
+              <w:t>Course Capstone &amp; Synthesis</w:t>
             </w:r>
           </w:p>
           <w:p>
@@ -33988,13 +33208,12 @@
             </w:pPr>
             <w:r>
               <w:rPr>
-                <w:rFonts w:eastAsia=""/>
-                <w:b w:val="false"/>
+                <w:b w:val="0"/>
                 <w:i/>
                 <w:color w:val="444444"/>
                 <w:sz w:val="18"/>
               </w:rPr>
-              <w:t>Corrosion is an electrochemical process — what it leaves in the microstructure reveals the mechanism. Uniform corrosion removes material evenly; pitting concentrates at microstructural defects; intergranular attack follows grain boundaries. This final module synthesises all five course units through a single specimen.</w:t>
+              <w:t>Corrosion mechanisms and protection methods are covered in this week's lecture material and the course reference pages — including a direct callback to Specimens D and E (304 vs. 316) from Module 4, since molybdenum content and PREN are exactly why 316 outperforms 304 in chloride environments. This final module is a synthesis exercise: no new specimen, just your own observations from across the semester, organized into one final comparison.</w:t>
             </w:r>
           </w:p>
         </w:tc>
@@ -34087,13 +33306,12 @@
             </w:pPr>
             <w:r>
               <w:rPr>
-                <w:rFonts w:eastAsia=""/>
-                <w:b w:val="false"/>
-                <w:i w:val="false"/>
-                <w:color w:val="000000"/>
-                <w:sz w:val="18"/>
-              </w:rPr>
-              <w:t>O – Corroded carbon steel (cross-section through pit / surface layer)</w:t>
+                <w:b w:val="0"/>
+                <w:i w:val="0"/>
+                <w:color w:val="000000"/>
+                <w:sz w:val="18"/>
+              </w:rPr>
+              <w:t>No new specimen — synthesis exercise using observation notes and sketches from Modules 1–14</w:t>
             </w:r>
           </w:p>
         </w:tc>
@@ -34155,27 +33373,12 @@
             </w:pPr>
             <w:r>
               <w:rPr>
-                <w:rFonts w:eastAsia=""/>
-                <w:b w:val="false"/>
-                <w:i w:val="false"/>
-                <w:color w:val="000000"/>
-                <w:sz w:val="18"/>
-              </w:rPr>
-              <w:t xml:space="preserve">50× – full cross-section overview of corrosion damage 100× – pit morphology and initiation site </w:t>
-            </w:r>
-            <w:r>
-              <w:rPr/>
-              <w:br/>
-            </w:r>
-            <w:r>
-              <w:rPr>
-                <w:rFonts w:eastAsia=""/>
-                <w:b w:val="false"/>
-                <w:i w:val="false"/>
-                <w:color w:val="000000"/>
-                <w:sz w:val="18"/>
-              </w:rPr>
-              <w:t>500× – corrosion product layer and grain boundary attack</w:t>
+                <w:b w:val="0"/>
+                <w:i w:val="0"/>
+                <w:color w:val="000000"/>
+                <w:sz w:val="18"/>
+              </w:rPr>
+              <w:t>N/A — reference your own notes and sketches from prior modules</w:t>
             </w:r>
           </w:p>
         </w:tc>
@@ -34237,13 +33440,12 @@
             </w:pPr>
             <w:r>
               <w:rPr>
-                <w:rFonts w:eastAsia=""/>
-                <w:b w:val="false"/>
-                <w:i w:val="false"/>
-                <w:color w:val="000000"/>
-                <w:sz w:val="18"/>
-              </w:rPr>
-              <w:t>Do NOT etch — corrosion features visible unetched. Optional: very light Nital to reveal base metal grain structure adjacent to corrosion.</w:t>
+                <w:b w:val="0"/>
+                <w:i w:val="0"/>
+                <w:color w:val="000000"/>
+                <w:sz w:val="18"/>
+              </w:rPr>
+              <w:t>N/A</w:t>
             </w:r>
           </w:p>
         </w:tc>
@@ -34371,23 +33573,12 @@
             </w:pPr>
             <w:r>
               <w:rPr>
-                <w:rFonts w:eastAsia=""/>
-                <w:b w:val="false"/>
-                <w:i w:val="false"/>
-                <w:color w:val="000000"/>
-                <w:sz w:val="18"/>
-              </w:rPr>
-              <w:t xml:space="preserve">• </w:t>
-            </w:r>
-            <w:r>
-              <w:rPr>
-                <w:rFonts w:eastAsia=""/>
-                <w:b w:val="false"/>
-                <w:i w:val="false"/>
-                <w:color w:val="000000"/>
-                <w:sz w:val="18"/>
-              </w:rPr>
-              <w:t>EXAMET-5-R-600-HD</w:t>
+                <w:b w:val="0"/>
+                <w:i w:val="0"/>
+                <w:color w:val="000000"/>
+                <w:sz w:val="18"/>
+              </w:rPr>
+              <w:t>• Portfolio notes, sketches, and answered questions from Modules 1–14</w:t>
             </w:r>
           </w:p>
         </w:tc>
@@ -34417,23 +33608,12 @@
             </w:pPr>
             <w:r>
               <w:rPr>
-                <w:rFonts w:eastAsia=""/>
-                <w:b w:val="false"/>
-                <w:i w:val="false"/>
-                <w:color w:val="000000"/>
-                <w:sz w:val="18"/>
-              </w:rPr>
-              <w:t xml:space="preserve">• </w:t>
-            </w:r>
-            <w:r>
-              <w:rPr>
-                <w:rFonts w:eastAsia=""/>
-                <w:b w:val="false"/>
-                <w:i w:val="false"/>
-                <w:color w:val="000000"/>
-                <w:sz w:val="18"/>
-              </w:rPr>
-              <w:t>Specimen O (cold-cure epoxy — preserves corrosion layer)</w:t>
+                <w:b w:val="0"/>
+                <w:i w:val="0"/>
+                <w:color w:val="000000"/>
+                <w:sz w:val="18"/>
+              </w:rPr>
+              <w:t>• PREN / corrosion reference card (for the Module 4 callback)</w:t>
             </w:r>
           </w:p>
         </w:tc>
@@ -34464,23 +33644,12 @@
             </w:pPr>
             <w:r>
               <w:rPr>
-                <w:rFonts w:eastAsia=""/>
-                <w:b w:val="false"/>
-                <w:i w:val="false"/>
-                <w:color w:val="000000"/>
-                <w:sz w:val="18"/>
-              </w:rPr>
-              <w:t xml:space="preserve">• </w:t>
-            </w:r>
-            <w:r>
-              <w:rPr>
-                <w:rFonts w:eastAsia=""/>
-                <w:b w:val="false"/>
-                <w:i w:val="false"/>
-                <w:color w:val="000000"/>
-                <w:sz w:val="18"/>
-              </w:rPr>
-              <w:t>Calibrated graticule (for pit depth measurement)</w:t>
+                <w:b w:val="0"/>
+                <w:i w:val="0"/>
+                <w:color w:val="000000"/>
+                <w:sz w:val="18"/>
+              </w:rPr>
+              <w:t>• Precipitation hardening summary from Module 14</w:t>
             </w:r>
           </w:p>
         </w:tc>
@@ -34510,23 +33679,12 @@
             </w:pPr>
             <w:r>
               <w:rPr>
-                <w:rFonts w:eastAsia=""/>
-                <w:b w:val="false"/>
-                <w:i w:val="false"/>
-                <w:color w:val="000000"/>
-                <w:sz w:val="18"/>
-              </w:rPr>
-              <w:t xml:space="preserve">• </w:t>
-            </w:r>
-            <w:r>
-              <w:rPr>
-                <w:rFonts w:eastAsia=""/>
-                <w:b w:val="false"/>
-                <w:i w:val="false"/>
-                <w:color w:val="000000"/>
-                <w:sz w:val="18"/>
-              </w:rPr>
-              <w:t>Corrosion type reference card</w:t>
+                <w:b w:val="0"/>
+                <w:i w:val="0"/>
+                <w:color w:val="000000"/>
+                <w:sz w:val="18"/>
+              </w:rPr>
+              <w:t>• Pencil, calculator</w:t>
             </w:r>
           </w:p>
         </w:tc>
@@ -34557,23 +33715,12 @@
             </w:pPr>
             <w:r>
               <w:rPr>
-                <w:rFonts w:eastAsia=""/>
-                <w:b w:val="false"/>
-                <w:i w:val="false"/>
-                <w:color w:val="000000"/>
-                <w:sz w:val="18"/>
-              </w:rPr>
-              <w:t xml:space="preserve">• </w:t>
-            </w:r>
-            <w:r>
-              <w:rPr>
-                <w:rFonts w:eastAsia=""/>
-                <w:b w:val="false"/>
-                <w:i w:val="false"/>
-                <w:color w:val="000000"/>
-                <w:sz w:val="18"/>
-              </w:rPr>
-              <w:t>Lens tissue, gloves</w:t>
+                <w:b w:val="0"/>
+                <w:i w:val="0"/>
+                <w:color w:val="000000"/>
+                <w:sz w:val="18"/>
+              </w:rPr>
+              <w:t>• This portfolio, for final review</w:t>
             </w:r>
           </w:p>
         </w:tc>
@@ -34654,7 +33801,7 @@
                 <w:color w:val="000000"/>
                 <w:sz w:val="18"/>
               </w:rPr>
-              <w:t>1.  Clean the specimen surface with a lint-free lens tissue using a single swipe (never circular motion).</w:t>
+              <w:t>1.  Gather your observation tables, sketches/photographs, and answered questions from Modules 1–14.</w:t>
             </w:r>
           </w:p>
           <w:p>
@@ -34668,13 +33815,12 @@
             </w:pPr>
             <w:r>
               <w:rPr>
-                <w:rFonts w:eastAsia=""/>
-                <w:b w:val="false"/>
-                <w:i w:val="false"/>
-                <w:color w:val="000000"/>
-                <w:sz w:val="18"/>
-              </w:rPr>
-              <w:t>2.  Handle specimen by its edges — fingerprints etch and will obscure the microstructure.</w:t>
+                <w:b w:val="0"/>
+                <w:i w:val="0"/>
+                <w:color w:val="000000"/>
+                <w:sz w:val="18"/>
+              </w:rPr>
+              <w:t>2.  Re-read your notes on Specimens D and E (304 vs. 316, Module 4) before answering the PREN-related question.</w:t>
             </w:r>
           </w:p>
           <w:p>
@@ -34688,13 +33834,12 @@
             </w:pPr>
             <w:r>
               <w:rPr>
-                <w:rFonts w:eastAsia=""/>
-                <w:b w:val="false"/>
-                <w:i w:val="false"/>
-                <w:color w:val="000000"/>
-                <w:sz w:val="18"/>
-              </w:rPr>
-              <w:t>3.  Place specimen face-down on the stage. Start at 50×. Focus using the coarse knob.</w:t>
+                <w:b w:val="0"/>
+                <w:i w:val="0"/>
+                <w:color w:val="000000"/>
+                <w:sz w:val="18"/>
+              </w:rPr>
+              <w:t>3.  Re-read your notes on Specimens F, J, and O (Module 4, 9, 12) before answering the precipitation-hardening synthesis question.</w:t>
             </w:r>
           </w:p>
           <w:p>
@@ -34708,13 +33853,12 @@
             </w:pPr>
             <w:r>
               <w:rPr>
-                <w:rFonts w:eastAsia=""/>
-                <w:b w:val="false"/>
-                <w:i w:val="false"/>
-                <w:color w:val="000000"/>
-                <w:sz w:val="18"/>
-              </w:rPr>
-              <w:t>4.  Switch to 100× without moving the stage. Fine-focus only above 100×.</w:t>
+                <w:b w:val="0"/>
+                <w:i w:val="0"/>
+                <w:color w:val="000000"/>
+                <w:sz w:val="18"/>
+              </w:rPr>
+              <w:t>4.  No microscope session is required for this module — it is a written synthesis exercise.</w:t>
             </w:r>
           </w:p>
           <w:p>
@@ -34734,7 +33878,7 @@
                 <w:color w:val="000000"/>
                 <w:sz w:val="18"/>
               </w:rPr>
-              <w:t xml:space="preserve">5.  Work through magnifications in sequence: 50× – full cross-section overview of corrosion damage  →  100× – pit morphology and initiation site  →  500× – corrosion product layer and grain boundary attack </w:t>
+              <w:t xml:space="preserve">5.  Review the full course arc (Units 1–5) before writing your synthesis answer. </w:t>
             </w:r>
             <w:r>
               <w:rPr/>
@@ -35025,13 +34169,12 @@
             </w:pPr>
             <w:r>
               <w:rPr>
-                <w:rFonts w:eastAsia=""/>
-                <w:b w:val="false"/>
-                <w:i w:val="false"/>
-                <w:color w:val="000000"/>
-                <w:sz w:val="18"/>
-              </w:rPr>
-              <w:t>Corrosion morphology type identified (uniform / pitting / intergranular)</w:t>
+                <w:b w:val="0"/>
+                <w:i w:val="0"/>
+                <w:color w:val="000000"/>
+                <w:sz w:val="18"/>
+              </w:rPr>
+              <w:t>Crystal structure identified for at least one BCC, FCC, and HCP specimen (from notes)</w:t>
             </w:r>
           </w:p>
         </w:tc>
@@ -35056,13 +34199,12 @@
             </w:pPr>
             <w:r>
               <w:rPr>
-                <w:rFonts w:eastAsia=""/>
-                <w:b w:val="false"/>
-                <w:i w:val="false"/>
-                <w:color w:val="000000"/>
-                <w:sz w:val="18"/>
-              </w:rPr>
-              <w:t>50×</w:t>
+                <w:b w:val="0"/>
+                <w:i w:val="0"/>
+                <w:color w:val="000000"/>
+                <w:sz w:val="18"/>
+              </w:rPr>
+              <w:t>—</w:t>
             </w:r>
           </w:p>
         </w:tc>
@@ -35124,13 +34266,12 @@
             </w:pPr>
             <w:r>
               <w:rPr>
-                <w:rFonts w:eastAsia=""/>
-                <w:b w:val="false"/>
-                <w:i w:val="false"/>
-                <w:color w:val="000000"/>
-                <w:sz w:val="18"/>
-              </w:rPr>
-              <w:t>Maximum pit identified and located</w:t>
+                <w:b w:val="0"/>
+                <w:i w:val="0"/>
+                <w:color w:val="000000"/>
+                <w:sz w:val="18"/>
+              </w:rPr>
+              <w:t>Twin presence/absence compared across at least three specimens (from notes)</w:t>
             </w:r>
           </w:p>
         </w:tc>
@@ -35156,13 +34297,12 @@
             </w:pPr>
             <w:r>
               <w:rPr>
-                <w:rFonts w:eastAsia=""/>
-                <w:b w:val="false"/>
-                <w:i w:val="false"/>
-                <w:color w:val="000000"/>
-                <w:sz w:val="18"/>
-              </w:rPr>
-              <w:t>40–100×</w:t>
+                <w:b w:val="0"/>
+                <w:i w:val="0"/>
+                <w:color w:val="000000"/>
+                <w:sz w:val="18"/>
+              </w:rPr>
+              <w:t>—</w:t>
             </w:r>
           </w:p>
         </w:tc>
@@ -35224,13 +34364,12 @@
             </w:pPr>
             <w:r>
               <w:rPr>
-                <w:rFonts w:eastAsia=""/>
-                <w:b w:val="false"/>
-                <w:i w:val="false"/>
-                <w:color w:val="000000"/>
-                <w:sz w:val="18"/>
-              </w:rPr>
-              <w:t>Pit initiation site (inclusion, grain boundary, phase boundary)</w:t>
+                <w:b w:val="0"/>
+                <w:i w:val="0"/>
+                <w:color w:val="000000"/>
+                <w:sz w:val="18"/>
+              </w:rPr>
+              <w:t>Strengthening mechanism identified for at least three specimens (from notes)</w:t>
             </w:r>
           </w:p>
         </w:tc>
@@ -35255,13 +34394,12 @@
             </w:pPr>
             <w:r>
               <w:rPr>
-                <w:rFonts w:eastAsia=""/>
-                <w:b w:val="false"/>
-                <w:i w:val="false"/>
-                <w:color w:val="000000"/>
-                <w:sz w:val="18"/>
-              </w:rPr>
-              <w:t>100×</w:t>
+                <w:b w:val="0"/>
+                <w:i w:val="0"/>
+                <w:color w:val="000000"/>
+                <w:sz w:val="18"/>
+              </w:rPr>
+              <w:t>—</w:t>
             </w:r>
           </w:p>
         </w:tc>
@@ -35323,13 +34461,12 @@
             </w:pPr>
             <w:r>
               <w:rPr>
-                <w:rFonts w:eastAsia=""/>
-                <w:b w:val="false"/>
-                <w:i w:val="false"/>
-                <w:color w:val="000000"/>
-                <w:sz w:val="18"/>
-              </w:rPr>
-              <w:t>Corrosion product layer visible (dark oxide/scale)</w:t>
+                <w:b w:val="0"/>
+                <w:i w:val="0"/>
+                <w:color w:val="000000"/>
+                <w:sz w:val="18"/>
+              </w:rPr>
+              <w:t>Precipitation-hardening thread traced across F, J, O (from notes)</w:t>
             </w:r>
           </w:p>
         </w:tc>
@@ -35355,13 +34492,12 @@
             </w:pPr>
             <w:r>
               <w:rPr>
-                <w:rFonts w:eastAsia=""/>
-                <w:b w:val="false"/>
-                <w:i w:val="false"/>
-                <w:color w:val="000000"/>
-                <w:sz w:val="18"/>
-              </w:rPr>
-              <w:t>100×</w:t>
+                <w:b w:val="0"/>
+                <w:i w:val="0"/>
+                <w:color w:val="000000"/>
+                <w:sz w:val="18"/>
+              </w:rPr>
+              <w:t>—</w:t>
             </w:r>
           </w:p>
         </w:tc>
@@ -35423,13 +34559,12 @@
             </w:pPr>
             <w:r>
               <w:rPr>
-                <w:rFonts w:eastAsia=""/>
-                <w:b w:val="false"/>
-                <w:i w:val="false"/>
-                <w:color w:val="000000"/>
-                <w:sz w:val="18"/>
-              </w:rPr>
-              <w:t>Grain boundary preferential attack (if present)</w:t>
+                <w:b w:val="0"/>
+                <w:i w:val="0"/>
+                <w:color w:val="000000"/>
+                <w:sz w:val="18"/>
+              </w:rPr>
+              <w:t>Five-unit synthesis chain outlined with specimen citations</w:t>
             </w:r>
           </w:p>
         </w:tc>
@@ -35454,13 +34589,12 @@
             </w:pPr>
             <w:r>
               <w:rPr>
-                <w:rFonts w:eastAsia=""/>
-                <w:b w:val="false"/>
-                <w:i w:val="false"/>
-                <w:color w:val="000000"/>
-                <w:sz w:val="18"/>
-              </w:rPr>
-              <w:t>500×</w:t>
+                <w:b w:val="0"/>
+                <w:i w:val="0"/>
+                <w:color w:val="000000"/>
+                <w:sz w:val="18"/>
+              </w:rPr>
+              <w:t>—</w:t>
             </w:r>
           </w:p>
         </w:tc>
@@ -35821,13 +34955,12 @@
             </w:pPr>
             <w:r>
               <w:rPr>
-                <w:rFonts w:eastAsia=""/>
-                <w:b w:val="false"/>
-                <w:i w:val="false"/>
-                <w:color w:val="000000"/>
-                <w:sz w:val="18"/>
-              </w:rPr>
-              <w:t>At 50×, describe the corrosion morphology: is it predominantly uniform, pitting, or intergranular? Estimate the maximum pit depth relative to the surrounding surface.</w:t>
+                <w:b w:val="0"/>
+                <w:i w:val="0"/>
+                <w:color w:val="000000"/>
+                <w:sz w:val="18"/>
+              </w:rPr>
+              <w:t>Across every specimen you examined this semester, identify one example each of a BCC structure, an FCC structure, and an HCP structure (Specimen P, titanium, Module 7). List the specimen and family for each.</w:t>
             </w:r>
           </w:p>
         </w:tc>
@@ -35950,13 +35083,12 @@
             </w:pPr>
             <w:r>
               <w:rPr>
-                <w:rFonts w:eastAsia=""/>
-                <w:b w:val="false"/>
-                <w:i w:val="false"/>
-                <w:color w:val="000000"/>
-                <w:sz w:val="18"/>
-              </w:rPr>
-              <w:t>Identify the microstructural feature at which pitting initiated (grain boundary, inclusion, phase boundary, or surface discontinuity). What does this location reveal about the electrochemistry of the corrosion cell?</w:t>
+                <w:b w:val="0"/>
+                <w:i w:val="0"/>
+                <w:color w:val="000000"/>
+                <w:sz w:val="18"/>
+              </w:rPr>
+              <w:t>You observed annealing twins in several FCC specimens (304, 316, brass) but never in the BCC carbon steels. Explain why, in terms of stacking fault energy and crystal structure, twinning is common in some metals and essentially absent in others.</w:t>
             </w:r>
           </w:p>
         </w:tc>
@@ -36079,13 +35211,12 @@
             </w:pPr>
             <w:r>
               <w:rPr>
-                <w:rFonts w:eastAsia=""/>
-                <w:b w:val="false"/>
-                <w:i w:val="false"/>
-                <w:color w:val="000000"/>
-                <w:sz w:val="18"/>
-              </w:rPr>
-              <w:t>A corrosion allowance of 3 mm was specified for this carbon steel part in a marine environment. Based on your measured pit depth, estimate remaining service life if the corrosion rate is 0.15 mm/year.</w:t>
+                <w:b w:val="0"/>
+                <w:i w:val="0"/>
+                <w:color w:val="000000"/>
+                <w:sz w:val="18"/>
+              </w:rPr>
+              <w:t>You also encountered three strengthening mechanisms this semester: solid-solution strengthening (5052, pure copper — no precipitates), precipitation/age hardening (17-4PH, 2024, chromium copper), and grain-boundary strengthening via Hall-Petch (present to some degree in every specimen). For any one specimen, identify which mechanism(s) applied and explain your reasoning.</w:t>
             </w:r>
           </w:p>
         </w:tc>
@@ -36208,13 +35339,12 @@
             </w:pPr>
             <w:r>
               <w:rPr>
-                <w:rFonts w:eastAsia=""/>
-                <w:b w:val="false"/>
-                <w:i w:val="false"/>
-                <w:color w:val="000000"/>
-                <w:sz w:val="18"/>
-              </w:rPr>
-              <w:t>Synthesis question — connect all five units: How does atomic structure (Unit 1) → steel composition (Unit 2) → inspection (Unit 3) → manufacturing process (Unit 4) → joining and corrosion resistance (Unit 5) form a single chain? Use your microscopy observations as evidence.</w:t>
+                <w:b w:val="0"/>
+                <w:i w:val="0"/>
+                <w:color w:val="000000"/>
+                <w:sz w:val="18"/>
+              </w:rPr>
+              <w:t>Connect the course's five units using your own microscopy observations as evidence: How does atomic structure/bonding (Unit 1) → alloy family and composition (Unit 2) → mechanical testing and inspection (Unit 3) → manufacturing process and alloy selection (Unit 4) → service behavior including corrosion resistance (Unit 5) form a single chain? Cite at least three specimens by letter as evidence.</w:t>
             </w:r>
           </w:p>
         </w:tc>
@@ -36371,7 +35501,7 @@
           <w:color w:val="000000"/>
           <w:sz w:val="18"/>
         </w:rPr>
-        <w:t>The kit contains 15 pre-prepared, labeled metallographic specimens. Do not regrind or re-etch. Return all specimens in the labeled foam tray.</w:t>
+        <w:t>The kit contains 16 pre-prepared, labeled metallographic specimens. Do not regrind or re-etch. Return all specimens in the labeled foam tray.</w:t>
       </w:r>
     </w:p>
     <w:p>
@@ -36611,13 +35741,12 @@
             </w:pPr>
             <w:r>
               <w:rPr>
-                <w:rFonts w:eastAsia=""/>
-                <w:b w:val="false"/>
-                <w:i w:val="false"/>
-                <w:color w:val="000000"/>
-                <w:sz w:val="18"/>
-              </w:rPr>
-              <w:t>Full cross-section, solidification zones, gross defects</w:t>
+                <w:b w:val="0"/>
+                <w:i w:val="0"/>
+                <w:color w:val="000000"/>
+                <w:sz w:val="18"/>
+              </w:rPr>
+              <w:t>Full cross-section overview, gross specimen scan</w:t>
             </w:r>
           </w:p>
         </w:tc>
@@ -36722,13 +35851,12 @@
             </w:pPr>
             <w:r>
               <w:rPr>
-                <w:rFonts w:eastAsia=""/>
-                <w:b w:val="false"/>
-                <w:i w:val="false"/>
-                <w:color w:val="000000"/>
-                <w:sz w:val="18"/>
-              </w:rPr>
-              <w:t>Grain counting (ASTM E112), inclusion survey (ASTM E45), indent identification, grain aspect ratio, ferrite/ pearlite ratio</w:t>
+                <w:b w:val="0"/>
+                <w:i w:val="0"/>
+                <w:color w:val="000000"/>
+                <w:sz w:val="18"/>
+              </w:rPr>
+              <w:t>Grain counting (ASTM E112), inclusion survey (ASTM E45), indent identification, grain aspect ratio, ferrite/pearlite and phase fraction comparison</w:t>
             </w:r>
           </w:p>
         </w:tc>
@@ -36833,13 +35961,12 @@
             </w:pPr>
             <w:r>
               <w:rPr>
-                <w:rFonts w:eastAsia=""/>
-                <w:b w:val="false"/>
-                <w:i w:val="false"/>
-                <w:color w:val="000000"/>
-                <w:sz w:val="18"/>
-              </w:rPr>
-              <w:t>Precipitates, lamellar pearlite spacing, martensite lath detail, pore morphology, HAZ sub-zones, fracture texture, grain boundary attack</w:t>
+                <w:b w:val="0"/>
+                <w:i w:val="0"/>
+                <w:color w:val="000000"/>
+                <w:sz w:val="18"/>
+              </w:rPr>
+              <w:t>Precipitates and constituent particles, twin boundary detail, phase boundary detail (duplex brass, precipitation-hardening grades), pearlite lamellar spacing</w:t>
             </w:r>
           </w:p>
         </w:tc>
@@ -37043,9 +36170,8 @@
             </w:pPr>
             <w:r>
               <w:rPr>
-                <w:rFonts w:eastAsia=""/>
-                <w:b w:val="false"/>
-                <w:i w:val="false"/>
+                <w:b w:val="0"/>
+                <w:i w:val="0"/>
                 <w:color w:val="000000"/>
                 <w:sz w:val="18"/>
               </w:rPr>
@@ -37074,9 +36200,8 @@
             </w:pPr>
             <w:r>
               <w:rPr>
-                <w:rFonts w:eastAsia=""/>
-                <w:b w:val="false"/>
-                <w:i w:val="false"/>
+                <w:b w:val="0"/>
+                <w:i w:val="0"/>
                 <w:color w:val="000000"/>
                 <w:sz w:val="18"/>
               </w:rPr>
@@ -37105,9 +36230,8 @@
             </w:pPr>
             <w:r>
               <w:rPr>
-                <w:rFonts w:eastAsia=""/>
-                <w:b w:val="false"/>
-                <w:i w:val="false"/>
+                <w:b w:val="0"/>
+                <w:i w:val="0"/>
                 <w:color w:val="000000"/>
                 <w:sz w:val="18"/>
               </w:rPr>
@@ -37136,9 +36260,8 @@
             </w:pPr>
             <w:r>
               <w:rPr>
-                <w:rFonts w:eastAsia=""/>
-                <w:b w:val="false"/>
-                <w:i w:val="false"/>
+                <w:b w:val="0"/>
+                <w:i w:val="0"/>
                 <w:color w:val="000000"/>
                 <w:sz w:val="18"/>
               </w:rPr>
@@ -37173,9 +36296,8 @@
             </w:pPr>
             <w:r>
               <w:rPr>
-                <w:rFonts w:eastAsia=""/>
-                <w:b w:val="false"/>
-                <w:i w:val="false"/>
+                <w:b w:val="0"/>
+                <w:i w:val="0"/>
                 <w:color w:val="000000"/>
                 <w:sz w:val="18"/>
               </w:rPr>
@@ -37205,9 +36327,8 @@
             </w:pPr>
             <w:r>
               <w:rPr>
-                <w:rFonts w:eastAsia=""/>
-                <w:b w:val="false"/>
-                <w:i w:val="false"/>
+                <w:b w:val="0"/>
+                <w:i w:val="0"/>
                 <w:color w:val="000000"/>
                 <w:sz w:val="18"/>
               </w:rPr>
@@ -37237,9 +36358,8 @@
             </w:pPr>
             <w:r>
               <w:rPr>
-                <w:rFonts w:eastAsia=""/>
-                <w:b w:val="false"/>
-                <w:i w:val="false"/>
+                <w:b w:val="0"/>
+                <w:i w:val="0"/>
                 <w:color w:val="000000"/>
                 <w:sz w:val="18"/>
               </w:rPr>
@@ -37269,9 +36389,8 @@
             </w:pPr>
             <w:r>
               <w:rPr>
-                <w:rFonts w:eastAsia=""/>
-                <w:b w:val="false"/>
-                <w:i w:val="false"/>
+                <w:b w:val="0"/>
+                <w:i w:val="0"/>
                 <w:color w:val="000000"/>
                 <w:sz w:val="18"/>
               </w:rPr>
@@ -37305,9 +36424,8 @@
             </w:pPr>
             <w:r>
               <w:rPr>
-                <w:rFonts w:eastAsia=""/>
-                <w:b w:val="false"/>
-                <w:i w:val="false"/>
+                <w:b w:val="0"/>
+                <w:i w:val="0"/>
                 <w:color w:val="000000"/>
                 <w:sz w:val="18"/>
               </w:rPr>
@@ -37336,13 +36454,12 @@
             </w:pPr>
             <w:r>
               <w:rPr>
-                <w:rFonts w:eastAsia=""/>
-                <w:b w:val="false"/>
-                <w:i w:val="false"/>
-                <w:color w:val="000000"/>
-                <w:sz w:val="18"/>
-              </w:rPr>
-              <w:t>1045 steel — Vickers indent</w:t>
+                <w:b w:val="0"/>
+                <w:i w:val="0"/>
+                <w:color w:val="000000"/>
+                <w:sz w:val="18"/>
+              </w:rPr>
+              <w:t>1075 steel (normalized)</w:t>
             </w:r>
           </w:p>
         </w:tc>
@@ -37367,9 +36484,8 @@
             </w:pPr>
             <w:r>
               <w:rPr>
-                <w:rFonts w:eastAsia=""/>
-                <w:b w:val="false"/>
-                <w:i w:val="false"/>
+                <w:b w:val="0"/>
+                <w:i w:val="0"/>
                 <w:color w:val="000000"/>
                 <w:sz w:val="18"/>
               </w:rPr>
@@ -37398,13 +36514,12 @@
             </w:pPr>
             <w:r>
               <w:rPr>
-                <w:rFonts w:eastAsia=""/>
-                <w:b w:val="false"/>
-                <w:i w:val="false"/>
-                <w:color w:val="000000"/>
-                <w:sz w:val="18"/>
-              </w:rPr>
-              <w:t>Nital 2%, 3–5 sec</w:t>
+                <w:b w:val="0"/>
+                <w:i w:val="0"/>
+                <w:color w:val="000000"/>
+                <w:sz w:val="18"/>
+              </w:rPr>
+              <w:t>Nital 2%</w:t>
             </w:r>
           </w:p>
         </w:tc>
@@ -37435,9 +36550,8 @@
             </w:pPr>
             <w:r>
               <w:rPr>
-                <w:rFonts w:eastAsia=""/>
-                <w:b w:val="false"/>
-                <w:i w:val="false"/>
+                <w:b w:val="0"/>
+                <w:i w:val="0"/>
                 <w:color w:val="000000"/>
                 <w:sz w:val="18"/>
               </w:rPr>
@@ -37467,13 +36581,12 @@
             </w:pPr>
             <w:r>
               <w:rPr>
-                <w:rFonts w:eastAsia=""/>
-                <w:b w:val="false"/>
-                <w:i w:val="false"/>
-                <w:color w:val="000000"/>
-                <w:sz w:val="18"/>
-              </w:rPr>
-              <w:t>1095 steel (Q&amp;T martensite)</w:t>
+                <w:b w:val="0"/>
+                <w:i w:val="0"/>
+                <w:color w:val="000000"/>
+                <w:sz w:val="18"/>
+              </w:rPr>
+              <w:t>304 austenitic stainless steel</w:t>
             </w:r>
           </w:p>
         </w:tc>
@@ -37499,9 +36612,8 @@
             </w:pPr>
             <w:r>
               <w:rPr>
-                <w:rFonts w:eastAsia=""/>
-                <w:b w:val="false"/>
-                <w:i w:val="false"/>
+                <w:b w:val="0"/>
+                <w:i w:val="0"/>
                 <w:color w:val="000000"/>
                 <w:sz w:val="18"/>
               </w:rPr>
@@ -37531,13 +36643,12 @@
             </w:pPr>
             <w:r>
               <w:rPr>
-                <w:rFonts w:eastAsia=""/>
-                <w:b w:val="false"/>
-                <w:i w:val="false"/>
-                <w:color w:val="000000"/>
-                <w:sz w:val="18"/>
-              </w:rPr>
-              <w:t>Nital 2%</w:t>
+                <w:b w:val="0"/>
+                <w:i w:val="0"/>
+                <w:color w:val="000000"/>
+                <w:sz w:val="18"/>
+              </w:rPr>
+              <w:t>Marble's reagent</w:t>
             </w:r>
           </w:p>
         </w:tc>
@@ -37567,9 +36678,8 @@
             </w:pPr>
             <w:r>
               <w:rPr>
-                <w:rFonts w:eastAsia=""/>
-                <w:b w:val="false"/>
-                <w:i w:val="false"/>
+                <w:b w:val="0"/>
+                <w:i w:val="0"/>
                 <w:color w:val="000000"/>
                 <w:sz w:val="18"/>
               </w:rPr>
@@ -37598,13 +36708,12 @@
             </w:pPr>
             <w:r>
               <w:rPr>
-                <w:rFonts w:eastAsia=""/>
-                <w:b w:val="false"/>
-                <w:i w:val="false"/>
-                <w:color w:val="000000"/>
-                <w:sz w:val="18"/>
-              </w:rPr>
-              <w:t>Gray cast iron</w:t>
+                <w:b w:val="0"/>
+                <w:i w:val="0"/>
+                <w:color w:val="000000"/>
+                <w:sz w:val="18"/>
+              </w:rPr>
+              <w:t>316 austenitic stainless steel</w:t>
             </w:r>
           </w:p>
         </w:tc>
@@ -37629,9 +36738,8 @@
             </w:pPr>
             <w:r>
               <w:rPr>
-                <w:rFonts w:eastAsia=""/>
-                <w:b w:val="false"/>
-                <w:i w:val="false"/>
+                <w:b w:val="0"/>
+                <w:i w:val="0"/>
                 <w:color w:val="000000"/>
                 <w:sz w:val="18"/>
               </w:rPr>
@@ -37660,13 +36768,12 @@
             </w:pPr>
             <w:r>
               <w:rPr>
-                <w:rFonts w:eastAsia=""/>
-                <w:b w:val="false"/>
-                <w:i w:val="false"/>
-                <w:color w:val="000000"/>
-                <w:sz w:val="18"/>
-              </w:rPr>
-              <w:t>Nital 2%</w:t>
+                <w:b w:val="0"/>
+                <w:i w:val="0"/>
+                <w:color w:val="000000"/>
+                <w:sz w:val="18"/>
+              </w:rPr>
+              <w:t>Marble's reagent</w:t>
             </w:r>
           </w:p>
         </w:tc>
@@ -37697,9 +36804,8 @@
             </w:pPr>
             <w:r>
               <w:rPr>
-                <w:rFonts w:eastAsia=""/>
-                <w:b w:val="false"/>
-                <w:i w:val="false"/>
+                <w:b w:val="0"/>
+                <w:i w:val="0"/>
                 <w:color w:val="000000"/>
                 <w:sz w:val="18"/>
               </w:rPr>
@@ -37729,13 +36835,12 @@
             </w:pPr>
             <w:r>
               <w:rPr>
-                <w:rFonts w:eastAsia=""/>
-                <w:b w:val="false"/>
-                <w:i w:val="false"/>
-                <w:color w:val="000000"/>
-                <w:sz w:val="18"/>
-              </w:rPr>
-              <w:t>Ductile cast iron</w:t>
+                <w:b w:val="0"/>
+                <w:i w:val="0"/>
+                <w:color w:val="000000"/>
+                <w:sz w:val="18"/>
+              </w:rPr>
+              <w:t>17-4PH precipitation-hardening stainless</w:t>
             </w:r>
           </w:p>
         </w:tc>
@@ -37761,9 +36866,8 @@
             </w:pPr>
             <w:r>
               <w:rPr>
-                <w:rFonts w:eastAsia=""/>
-                <w:b w:val="false"/>
-                <w:i w:val="false"/>
+                <w:b w:val="0"/>
+                <w:i w:val="0"/>
                 <w:color w:val="000000"/>
                 <w:sz w:val="18"/>
               </w:rPr>
@@ -37793,13 +36897,12 @@
             </w:pPr>
             <w:r>
               <w:rPr>
-                <w:rFonts w:eastAsia=""/>
-                <w:b w:val="false"/>
-                <w:i w:val="false"/>
-                <w:color w:val="000000"/>
-                <w:sz w:val="18"/>
-              </w:rPr>
-              <w:t>Nital 2%, 10–15 sec</w:t>
+                <w:b w:val="0"/>
+                <w:i w:val="0"/>
+                <w:color w:val="000000"/>
+                <w:sz w:val="18"/>
+              </w:rPr>
+              <w:t>Kalling's No. 2</w:t>
             </w:r>
           </w:p>
         </w:tc>
@@ -37829,9 +36932,8 @@
             </w:pPr>
             <w:r>
               <w:rPr>
-                <w:rFonts w:eastAsia=""/>
-                <w:b w:val="false"/>
-                <w:i w:val="false"/>
+                <w:b w:val="0"/>
+                <w:i w:val="0"/>
                 <w:color w:val="000000"/>
                 <w:sz w:val="18"/>
               </w:rPr>
@@ -37860,13 +36962,12 @@
             </w:pPr>
             <w:r>
               <w:rPr>
-                <w:rFonts w:eastAsia=""/>
-                <w:b w:val="false"/>
-                <w:i w:val="false"/>
-                <w:color w:val="000000"/>
-                <w:sz w:val="18"/>
-              </w:rPr>
-              <w:t>304 stainless steel</w:t>
+                <w:b w:val="0"/>
+                <w:i w:val="0"/>
+                <w:color w:val="000000"/>
+                <w:sz w:val="18"/>
+              </w:rPr>
+              <w:t>6061 aluminum alloy</w:t>
             </w:r>
           </w:p>
         </w:tc>
@@ -37891,9 +36992,8 @@
             </w:pPr>
             <w:r>
               <w:rPr>
-                <w:rFonts w:eastAsia=""/>
-                <w:b w:val="false"/>
-                <w:i w:val="false"/>
+                <w:b w:val="0"/>
+                <w:i w:val="0"/>
                 <w:color w:val="000000"/>
                 <w:sz w:val="18"/>
               </w:rPr>
@@ -37922,13 +37022,12 @@
             </w:pPr>
             <w:r>
               <w:rPr>
-                <w:rFonts w:eastAsia=""/>
-                <w:b w:val="false"/>
-                <w:i w:val="false"/>
-                <w:color w:val="000000"/>
-                <w:sz w:val="18"/>
-              </w:rPr>
-              <w:t>Marble's reagent</w:t>
+                <w:b w:val="0"/>
+                <w:i w:val="0"/>
+                <w:color w:val="000000"/>
+                <w:sz w:val="18"/>
+              </w:rPr>
+              <w:t>Keller's reagent</w:t>
             </w:r>
           </w:p>
         </w:tc>
@@ -37959,9 +37058,8 @@
             </w:pPr>
             <w:r>
               <w:rPr>
-                <w:rFonts w:eastAsia=""/>
-                <w:b w:val="false"/>
-                <w:i w:val="false"/>
+                <w:b w:val="0"/>
+                <w:i w:val="0"/>
                 <w:color w:val="000000"/>
                 <w:sz w:val="18"/>
               </w:rPr>
@@ -37991,13 +37089,12 @@
             </w:pPr>
             <w:r>
               <w:rPr>
-                <w:rFonts w:eastAsia=""/>
-                <w:b w:val="false"/>
-                <w:i w:val="false"/>
-                <w:color w:val="000000"/>
-                <w:sz w:val="18"/>
-              </w:rPr>
-              <w:t>6061-T6 aluminum</w:t>
+                <w:b w:val="0"/>
+                <w:i w:val="0"/>
+                <w:color w:val="000000"/>
+                <w:sz w:val="18"/>
+              </w:rPr>
+              <w:t>6063 aluminum alloy</w:t>
             </w:r>
           </w:p>
         </w:tc>
@@ -38023,13 +37120,12 @@
             </w:pPr>
             <w:r>
               <w:rPr>
-                <w:rFonts w:eastAsia=""/>
-                <w:b w:val="false"/>
-                <w:i w:val="false"/>
-                <w:color w:val="000000"/>
-                <w:sz w:val="18"/>
-              </w:rPr>
-              <w:t>Cold-cure epoxy</w:t>
+                <w:b w:val="0"/>
+                <w:i w:val="0"/>
+                <w:color w:val="000000"/>
+                <w:sz w:val="18"/>
+              </w:rPr>
+              <w:t>Hot-compression phenolic</w:t>
             </w:r>
           </w:p>
         </w:tc>
@@ -38055,9 +37151,8 @@
             </w:pPr>
             <w:r>
               <w:rPr>
-                <w:rFonts w:eastAsia=""/>
-                <w:b w:val="false"/>
-                <w:i w:val="false"/>
+                <w:b w:val="0"/>
+                <w:i w:val="0"/>
                 <w:color w:val="000000"/>
                 <w:sz w:val="18"/>
               </w:rPr>
@@ -38091,9 +37186,8 @@
             </w:pPr>
             <w:r>
               <w:rPr>
-                <w:rFonts w:eastAsia=""/>
-                <w:b w:val="false"/>
-                <w:i w:val="false"/>
+                <w:b w:val="0"/>
+                <w:i w:val="0"/>
                 <w:color w:val="000000"/>
                 <w:sz w:val="18"/>
               </w:rPr>
@@ -38122,13 +37216,12 @@
             </w:pPr>
             <w:r>
               <w:rPr>
-                <w:rFonts w:eastAsia=""/>
-                <w:b w:val="false"/>
-                <w:i w:val="false"/>
-                <w:color w:val="000000"/>
-                <w:sz w:val="18"/>
-              </w:rPr>
-              <w:t>70/30 Brass</w:t>
+                <w:b w:val="0"/>
+                <w:i w:val="0"/>
+                <w:color w:val="000000"/>
+                <w:sz w:val="18"/>
+              </w:rPr>
+              <w:t>5052 aluminum alloy</w:t>
             </w:r>
           </w:p>
         </w:tc>
@@ -38153,9 +37246,8 @@
             </w:pPr>
             <w:r>
               <w:rPr>
-                <w:rFonts w:eastAsia=""/>
-                <w:b w:val="false"/>
-                <w:i w:val="false"/>
+                <w:b w:val="0"/>
+                <w:i w:val="0"/>
                 <w:color w:val="000000"/>
                 <w:sz w:val="18"/>
               </w:rPr>
@@ -38184,13 +37276,12 @@
             </w:pPr>
             <w:r>
               <w:rPr>
-                <w:rFonts w:eastAsia=""/>
-                <w:b w:val="false"/>
-                <w:i w:val="false"/>
-                <w:color w:val="000000"/>
-                <w:sz w:val="18"/>
-              </w:rPr>
-              <w:t>Ferric chloride</w:t>
+                <w:b w:val="0"/>
+                <w:i w:val="0"/>
+                <w:color w:val="000000"/>
+                <w:sz w:val="18"/>
+              </w:rPr>
+              <w:t>Keller's reagent</w:t>
             </w:r>
           </w:p>
         </w:tc>
@@ -38221,9 +37312,8 @@
             </w:pPr>
             <w:r>
               <w:rPr>
-                <w:rFonts w:eastAsia=""/>
-                <w:b w:val="false"/>
-                <w:i w:val="false"/>
+                <w:b w:val="0"/>
+                <w:i w:val="0"/>
                 <w:color w:val="000000"/>
                 <w:sz w:val="18"/>
               </w:rPr>
@@ -38253,13 +37343,12 @@
             </w:pPr>
             <w:r>
               <w:rPr>
-                <w:rFonts w:eastAsia=""/>
-                <w:b w:val="false"/>
-                <w:i w:val="false"/>
-                <w:color w:val="000000"/>
-                <w:sz w:val="18"/>
-              </w:rPr>
-              <w:t>GMAW weld cross-section</w:t>
+                <w:b w:val="0"/>
+                <w:i w:val="0"/>
+                <w:color w:val="000000"/>
+                <w:sz w:val="18"/>
+              </w:rPr>
+              <w:t>2024 aluminum alloy</w:t>
             </w:r>
           </w:p>
         </w:tc>
@@ -38285,13 +37374,12 @@
             </w:pPr>
             <w:r>
               <w:rPr>
-                <w:rFonts w:eastAsia=""/>
-                <w:b w:val="false"/>
-                <w:i w:val="false"/>
-                <w:color w:val="000000"/>
-                <w:sz w:val="18"/>
-              </w:rPr>
-              <w:t>Cold-cure epoxy</w:t>
+                <w:b w:val="0"/>
+                <w:i w:val="0"/>
+                <w:color w:val="000000"/>
+                <w:sz w:val="18"/>
+              </w:rPr>
+              <w:t>Hot-compression phenolic</w:t>
             </w:r>
           </w:p>
         </w:tc>
@@ -38317,13 +37405,12 @@
             </w:pPr>
             <w:r>
               <w:rPr>
-                <w:rFonts w:eastAsia=""/>
-                <w:b w:val="false"/>
-                <w:i w:val="false"/>
-                <w:color w:val="000000"/>
-                <w:sz w:val="18"/>
-              </w:rPr>
-              <w:t>Nital 2%, 10–20 sec</w:t>
+                <w:b w:val="0"/>
+                <w:i w:val="0"/>
+                <w:color w:val="000000"/>
+                <w:sz w:val="18"/>
+              </w:rPr>
+              <w:t>Keller's reagent</w:t>
             </w:r>
           </w:p>
         </w:tc>
@@ -38353,9 +37440,8 @@
             </w:pPr>
             <w:r>
               <w:rPr>
-                <w:rFonts w:eastAsia=""/>
-                <w:b w:val="false"/>
-                <w:i w:val="false"/>
+                <w:b w:val="0"/>
+                <w:i w:val="0"/>
                 <w:color w:val="000000"/>
                 <w:sz w:val="18"/>
               </w:rPr>
@@ -38384,13 +37470,12 @@
             </w:pPr>
             <w:r>
               <w:rPr>
-                <w:rFonts w:eastAsia=""/>
-                <w:b w:val="false"/>
-                <w:i w:val="false"/>
-                <w:color w:val="000000"/>
-                <w:sz w:val="18"/>
-              </w:rPr>
-              <w:t>Sand-cast aluminum</w:t>
+                <w:b w:val="0"/>
+                <w:i w:val="0"/>
+                <w:color w:val="000000"/>
+                <w:sz w:val="18"/>
+              </w:rPr>
+              <w:t>260 brass (cartridge, 70/30)</w:t>
             </w:r>
           </w:p>
         </w:tc>
@@ -38415,13 +37500,12 @@
             </w:pPr>
             <w:r>
               <w:rPr>
-                <w:rFonts w:eastAsia=""/>
-                <w:b w:val="false"/>
-                <w:i w:val="false"/>
-                <w:color w:val="000000"/>
-                <w:sz w:val="18"/>
-              </w:rPr>
-              <w:t>Cold-cure epoxy</w:t>
+                <w:b w:val="0"/>
+                <w:i w:val="0"/>
+                <w:color w:val="000000"/>
+                <w:sz w:val="18"/>
+              </w:rPr>
+              <w:t>Hot-compression phenolic</w:t>
             </w:r>
           </w:p>
         </w:tc>
@@ -38446,13 +37530,12 @@
             </w:pPr>
             <w:r>
               <w:rPr>
-                <w:rFonts w:eastAsia=""/>
-                <w:b w:val="false"/>
-                <w:i w:val="false"/>
-                <w:color w:val="000000"/>
-                <w:sz w:val="18"/>
-              </w:rPr>
-              <w:t>Keller's reagent</w:t>
+                <w:b w:val="0"/>
+                <w:i w:val="0"/>
+                <w:color w:val="000000"/>
+                <w:sz w:val="18"/>
+              </w:rPr>
+              <w:t>Ferric chloride</w:t>
             </w:r>
           </w:p>
         </w:tc>
@@ -38483,9 +37566,8 @@
             </w:pPr>
             <w:r>
               <w:rPr>
-                <w:rFonts w:eastAsia=""/>
-                <w:b w:val="false"/>
-                <w:i w:val="false"/>
+                <w:b w:val="0"/>
+                <w:i w:val="0"/>
                 <w:color w:val="000000"/>
                 <w:sz w:val="18"/>
               </w:rPr>
@@ -38515,13 +37597,12 @@
             </w:pPr>
             <w:r>
               <w:rPr>
-                <w:rFonts w:eastAsia=""/>
-                <w:b w:val="false"/>
-                <w:i w:val="false"/>
-                <w:color w:val="000000"/>
-                <w:sz w:val="18"/>
-              </w:rPr>
-              <w:t>1018 steel, cold-rolled 40%</w:t>
+                <w:b w:val="0"/>
+                <w:i w:val="0"/>
+                <w:color w:val="000000"/>
+                <w:sz w:val="18"/>
+              </w:rPr>
+              <w:t>360 brass (leaded, free-machining)</w:t>
             </w:r>
           </w:p>
         </w:tc>
@@ -38547,9 +37628,8 @@
             </w:pPr>
             <w:r>
               <w:rPr>
-                <w:rFonts w:eastAsia=""/>
-                <w:b w:val="false"/>
-                <w:i w:val="false"/>
+                <w:b w:val="0"/>
+                <w:i w:val="0"/>
                 <w:color w:val="000000"/>
                 <w:sz w:val="18"/>
               </w:rPr>
@@ -38579,13 +37659,12 @@
             </w:pPr>
             <w:r>
               <w:rPr>
-                <w:rFonts w:eastAsia=""/>
-                <w:b w:val="false"/>
-                <w:i w:val="false"/>
-                <w:color w:val="000000"/>
-                <w:sz w:val="18"/>
-              </w:rPr>
-              <w:t>Nital 2%</w:t>
+                <w:b w:val="0"/>
+                <w:i w:val="0"/>
+                <w:color w:val="000000"/>
+                <w:sz w:val="18"/>
+              </w:rPr>
+              <w:t>Ferric chloride</w:t>
             </w:r>
           </w:p>
         </w:tc>
@@ -38615,9 +37694,8 @@
             </w:pPr>
             <w:r>
               <w:rPr>
-                <w:rFonts w:eastAsia=""/>
-                <w:b w:val="false"/>
-                <w:i w:val="false"/>
+                <w:b w:val="0"/>
+                <w:i w:val="0"/>
                 <w:color w:val="000000"/>
                 <w:sz w:val="18"/>
               </w:rPr>
@@ -38646,13 +37724,12 @@
             </w:pPr>
             <w:r>
               <w:rPr>
-                <w:rFonts w:eastAsia=""/>
-                <w:b w:val="false"/>
-                <w:i w:val="false"/>
-                <w:color w:val="000000"/>
-                <w:sz w:val="18"/>
-              </w:rPr>
-              <w:t>PM sintered iron</w:t>
+                <w:b w:val="0"/>
+                <w:i w:val="0"/>
+                <w:color w:val="000000"/>
+                <w:sz w:val="18"/>
+              </w:rPr>
+              <w:t>464 brass (naval, duplex alpha-beta)</w:t>
             </w:r>
           </w:p>
         </w:tc>
@@ -38677,13 +37754,12 @@
             </w:pPr>
             <w:r>
               <w:rPr>
-                <w:rFonts w:eastAsia=""/>
-                <w:b w:val="false"/>
-                <w:i w:val="false"/>
-                <w:color w:val="000000"/>
-                <w:sz w:val="18"/>
-              </w:rPr>
-              <w:t>Vacuum-impregnated epoxy</w:t>
+                <w:b w:val="0"/>
+                <w:i w:val="0"/>
+                <w:color w:val="000000"/>
+                <w:sz w:val="18"/>
+              </w:rPr>
+              <w:t>Hot-compression phenolic</w:t>
             </w:r>
           </w:p>
         </w:tc>
@@ -38708,13 +37784,12 @@
             </w:pPr>
             <w:r>
               <w:rPr>
-                <w:rFonts w:eastAsia=""/>
-                <w:b w:val="false"/>
-                <w:i w:val="false"/>
-                <w:color w:val="000000"/>
-                <w:sz w:val="18"/>
-              </w:rPr>
-              <w:t>Nital 2%, 5–10 sec</w:t>
+                <w:b w:val="0"/>
+                <w:i w:val="0"/>
+                <w:color w:val="000000"/>
+                <w:sz w:val="18"/>
+              </w:rPr>
+              <w:t>Ferric chloride</w:t>
             </w:r>
           </w:p>
         </w:tc>
@@ -38745,9 +37820,8 @@
             </w:pPr>
             <w:r>
               <w:rPr>
-                <w:rFonts w:eastAsia=""/>
-                <w:b w:val="false"/>
-                <w:i w:val="false"/>
+                <w:b w:val="0"/>
+                <w:i w:val="0"/>
                 <w:color w:val="000000"/>
                 <w:sz w:val="18"/>
               </w:rPr>
@@ -38777,13 +37851,12 @@
             </w:pPr>
             <w:r>
               <w:rPr>
-                <w:rFonts w:eastAsia=""/>
-                <w:b w:val="false"/>
-                <w:i w:val="false"/>
-                <w:color w:val="000000"/>
-                <w:sz w:val="18"/>
-              </w:rPr>
-              <w:t>Fracture cross-section</w:t>
+                <w:b w:val="0"/>
+                <w:i w:val="0"/>
+                <w:color w:val="000000"/>
+                <w:sz w:val="18"/>
+              </w:rPr>
+              <w:t>110 copper (commercially pure)</w:t>
             </w:r>
           </w:p>
         </w:tc>
@@ -38809,13 +37882,12 @@
             </w:pPr>
             <w:r>
               <w:rPr>
-                <w:rFonts w:eastAsia=""/>
-                <w:b w:val="false"/>
-                <w:i w:val="false"/>
-                <w:color w:val="000000"/>
-                <w:sz w:val="18"/>
-              </w:rPr>
-              <w:t>Cold-cure epoxy</w:t>
+                <w:b w:val="0"/>
+                <w:i w:val="0"/>
+                <w:color w:val="000000"/>
+                <w:sz w:val="18"/>
+              </w:rPr>
+              <w:t>Hot-compression phenolic</w:t>
             </w:r>
           </w:p>
         </w:tc>
@@ -38841,13 +37913,12 @@
             </w:pPr>
             <w:r>
               <w:rPr>
-                <w:rFonts w:eastAsia=""/>
-                <w:b w:val="false"/>
-                <w:i w:val="false"/>
-                <w:color w:val="000000"/>
-                <w:sz w:val="18"/>
-              </w:rPr>
-              <w:t>Nital 2%</w:t>
+                <w:b w:val="0"/>
+                <w:i w:val="0"/>
+                <w:color w:val="000000"/>
+                <w:sz w:val="18"/>
+              </w:rPr>
+              <w:t>Ferric chloride</w:t>
             </w:r>
           </w:p>
         </w:tc>
@@ -38877,9 +37948,8 @@
             </w:pPr>
             <w:r>
               <w:rPr>
-                <w:rFonts w:eastAsia=""/>
-                <w:b w:val="false"/>
-                <w:i w:val="false"/>
+                <w:b w:val="0"/>
+                <w:i w:val="0"/>
                 <w:color w:val="000000"/>
                 <w:sz w:val="18"/>
               </w:rPr>
@@ -38908,13 +37978,12 @@
             </w:pPr>
             <w:r>
               <w:rPr>
-                <w:rFonts w:eastAsia=""/>
-                <w:b w:val="false"/>
-                <w:i w:val="false"/>
-                <w:color w:val="000000"/>
-                <w:sz w:val="18"/>
-              </w:rPr>
-              <w:t>Corroded carbon steel</w:t>
+                <w:b w:val="0"/>
+                <w:i w:val="0"/>
+                <w:color w:val="000000"/>
+                <w:sz w:val="18"/>
+              </w:rPr>
+              <w:t>182 chromium copper (precipitation-hardening)</w:t>
             </w:r>
           </w:p>
         </w:tc>
@@ -38939,13 +38008,12 @@
             </w:pPr>
             <w:r>
               <w:rPr>
-                <w:rFonts w:eastAsia=""/>
-                <w:b w:val="false"/>
-                <w:i w:val="false"/>
-                <w:color w:val="000000"/>
-                <w:sz w:val="18"/>
-              </w:rPr>
-              <w:t>Cold-cure epoxy</w:t>
+                <w:b w:val="0"/>
+                <w:i w:val="0"/>
+                <w:color w:val="000000"/>
+                <w:sz w:val="18"/>
+              </w:rPr>
+              <w:t>Hot-compression phenolic</w:t>
             </w:r>
           </w:p>
         </w:tc>
@@ -38970,13 +38038,137 @@
             </w:pPr>
             <w:r>
               <w:rPr>
-                <w:rFonts w:eastAsia=""/>
-                <w:b w:val="false"/>
-                <w:i w:val="false"/>
-                <w:color w:val="000000"/>
-                <w:sz w:val="18"/>
-              </w:rPr>
-              <w:t>Do not etch</w:t>
+                <w:b w:val="0"/>
+                <w:i w:val="0"/>
+                <w:color w:val="000000"/>
+                <w:sz w:val="18"/>
+              </w:rPr>
+              <w:t>Ferric chloride</w:t>
+            </w:r>
+          </w:p>
+        </w:tc>
+      </w:tr>
+      <w:tr>
+        <w:trPr>
+          <w:trHeight w:val="374" w:hRule="atLeast"/>
+        </w:trPr>
+        <w:tc>
+          <w:tcPr>
+            <w:tcW w:w="2340" w:type="dxa"/>
+            <w:tcBorders>
+              <w:top w:val="single" w:sz="4" w:space="0" w:color="E5E5E5"/>
+              <w:start w:val="single" w:sz="4" w:space="0" w:color="E5E5E5"/>
+              <w:bottom w:val="single" w:sz="4" w:space="0" w:color="E5E5E5"/>
+              <w:end w:val="single" w:sz="4" w:space="0" w:color="E5E5E5"/>
+            </w:tcBorders>
+          </w:tcPr>
+          <w:p>
+            <w:pPr>
+              <w:pStyle w:val="Normal"/>
+              <w:widowControl/>
+              <w:spacing w:lineRule="exact" w:line="200" w:before="74" w:after="0"/>
+              <w:ind w:hanging="0" w:start="78" w:end="0"/>
+              <w:jc w:val="start"/>
+              <w:rPr/>
+            </w:pPr>
+            <w:r>
+              <w:rPr>
+                <w:b w:val="0"/>
+                <w:i w:val="0"/>
+                <w:color w:val="000000"/>
+                <w:sz w:val="18"/>
+              </w:rPr>
+              <w:t>P</w:t>
+            </w:r>
+          </w:p>
+        </w:tc>
+        <w:tc>
+          <w:tcPr>
+            <w:tcW w:w="2340" w:type="dxa"/>
+            <w:tcBorders>
+              <w:top w:val="single" w:sz="4" w:space="0" w:color="E5E5E5"/>
+              <w:start w:val="single" w:sz="4" w:space="0" w:color="E5E5E5"/>
+              <w:bottom w:val="single" w:sz="4" w:space="0" w:color="E5E5E5"/>
+              <w:end w:val="single" w:sz="4" w:space="0" w:color="E5E5E5"/>
+            </w:tcBorders>
+          </w:tcPr>
+          <w:p>
+            <w:pPr>
+              <w:pStyle w:val="Normal"/>
+              <w:widowControl/>
+              <w:spacing w:lineRule="exact" w:line="200" w:before="74" w:after="0"/>
+              <w:ind w:hanging="0" w:start="78" w:end="0"/>
+              <w:jc w:val="start"/>
+              <w:rPr/>
+            </w:pPr>
+            <w:r>
+              <w:rPr>
+                <w:b w:val="0"/>
+                <w:i w:val="0"/>
+                <w:color w:val="000000"/>
+                <w:sz w:val="18"/>
+              </w:rPr>
+              <w:t>Titanium Grade 5 (Ti-6Al-4V)</w:t>
+            </w:r>
+          </w:p>
+        </w:tc>
+        <w:tc>
+          <w:tcPr>
+            <w:tcW w:w="2340" w:type="dxa"/>
+            <w:tcBorders>
+              <w:top w:val="single" w:sz="4" w:space="0" w:color="E5E5E5"/>
+              <w:start w:val="single" w:sz="4" w:space="0" w:color="E5E5E5"/>
+              <w:bottom w:val="single" w:sz="4" w:space="0" w:color="E5E5E5"/>
+              <w:end w:val="single" w:sz="4" w:space="0" w:color="E5E5E5"/>
+            </w:tcBorders>
+          </w:tcPr>
+          <w:p>
+            <w:pPr>
+              <w:pStyle w:val="Normal"/>
+              <w:widowControl/>
+              <w:spacing w:lineRule="exact" w:line="200" w:before="74" w:after="0"/>
+              <w:ind w:hanging="0" w:start="82" w:end="0"/>
+              <w:jc w:val="start"/>
+              <w:rPr/>
+            </w:pPr>
+            <w:r>
+              <w:rPr>
+                <w:b w:val="0"/>
+                <w:i w:val="0"/>
+                <w:color w:val="000000"/>
+                <w:sz w:val="18"/>
+              </w:rPr>
+              <w:t>Hot-compression phenolic</w:t>
+            </w:r>
+          </w:p>
+        </w:tc>
+        <w:tc>
+          <w:tcPr>
+            <w:tcW w:w="2340" w:type="dxa"/>
+            <w:tcBorders>
+              <w:top w:val="single" w:sz="4" w:space="0" w:color="E5E5E5"/>
+              <w:start w:val="single" w:sz="4" w:space="0" w:color="E5E5E5"/>
+              <w:bottom w:val="single" w:sz="4" w:space="0" w:color="E5E5E5"/>
+              <w:end w:val="single" w:sz="4" w:space="0" w:color="E5E5E5"/>
+            </w:tcBorders>
+          </w:tcPr>
+          <w:p>
+            <w:pPr>
+              <w:pStyle w:val="Normal"/>
+              <w:widowControl/>
+              <w:spacing w:lineRule="exact" w:line="200" w:before="74" w:after="0"/>
+              <w:ind w:hanging="0" w:start="80" w:end="0"/>
+              <w:jc w:val="start"/>
+              <w:rPr/>
+            </w:pPr>
+            <w:r>
+              <w:rPr>
+                <w:b w:val="0"/>
+                <w:i w:val="0"/>
+                <w:color w:val="000000"/>
+                <w:sz w:val="18"/>
+              </w:rPr>
+              <w:t>Kroll's reagent</w:t>
             </w:r>
           </w:p>
         </w:tc>

--- a/MECH191_metallurgy/semesterActivity/MECH191_Modules.docx
+++ b/MECH191_metallurgy/semesterActivity/MECH191_Modules.docx
@@ -28452,7 +28452,7 @@
                 <w:color w:val="444444"/>
                 <w:sz w:val="18"/>
               </w:rPr>
-              <w:t>Welding process fundamentals are covered in this week's lecture material; this module's hands-on specimen instead examines how zinc content changes brass microstructure across three grades. Specimen K (cartridge brass, 70/30 Cu-Zn) is single-phase alpha. Specimen L (free-machining brass) adds a small lead addition for machinability. Specimen M (naval brass) crosses into a two-phase alpha-beta structure at higher zinc content. Together they show a single compositional variable — zinc — driving a real change in phase count, not just grain size.</w:t>
+              <w:t>Welding process fundamentals are covered in this week's lecture material; this module's hands-on specimen instead examines how zinc content changes brass microstructure across three grades. Specimens K (cartridge brass, 70/30 Cu-Zn, revisit from Module 5) and L (free-machining brass, revisit from Module 7) return for a direct side-by-side comparison, joined by Specimen M (naval brass), seen here for the first time. K is single-phase alpha; L adds a small lead addition for machinability; M crosses into a two-phase alpha-beta structure at higher zinc content. Together they show a single compositional variable — zinc — driving a real change in phase count, not just grain size.</w:t>
             </w:r>
           </w:p>
         </w:tc>
@@ -28550,7 +28550,7 @@
                 <w:color w:val="000000"/>
                 <w:sz w:val="18"/>
               </w:rPr>
-              <w:t xml:space="preserve">K – 260 brass (cartridge, single-phase alpha) </w:t>
+              <w:t>K – 260 brass (cartridge, single-phase alpha) (revisit, Module 5)</w:t>
             </w:r>
             <w:r>
               <w:br/>
@@ -28562,7 +28562,7 @@
                 <w:color w:val="000000"/>
                 <w:sz w:val="18"/>
               </w:rPr>
-              <w:t xml:space="preserve">L – 360 brass (leaded, free-machining) </w:t>
+              <w:t>L – 360 brass (leaded, free-machining) (revisit, Module 7)</w:t>
             </w:r>
             <w:r>
               <w:br/>

--- a/MECH191_metallurgy/semesterActivity/MECH191_Modules.docx
+++ b/MECH191_metallurgy/semesterActivity/MECH191_Modules.docx
@@ -1265,6 +1265,289 @@
     </w:p>
     <w:p>
       <w:pPr>
+        <w:pStyle w:val="Heading3"/>
+        <w:spacing w:before="220" w:after="90"/>
+        <w:rPr/>
+      </w:pPr>
+      <w:r>
+        <w:rPr>
+          <w:b/>
+          <w:bCs/>
+          <w:color w:val="1F4E79"/>
+          <w:sz w:val="22"/>
+          <w:szCs w:val="22"/>
+        </w:rPr>
+        <w:t>Step 4 — Engineering Equations &amp; Concept Check</w:t>
+      </w:r>
+    </w:p>
+    <w:p>
+      <w:pPr>
+        <w:pStyle w:val="Normal"/>
+        <w:spacing w:before="200" w:after="40"/>
+        <w:rPr/>
+      </w:pPr>
+      <w:r>
+        <w:rPr>
+          <w:b/>
+          <w:bCs/>
+          <w:color w:val="1F4E79"/>
+          <w:sz w:val="21"/>
+          <w:szCs w:val="21"/>
+        </w:rPr>
+        <w:t>Hall-Petch Relationship</w:t>
+      </w:r>
+    </w:p>
+    <w:p>
+      <w:pPr>
+        <w:pStyle w:val="Normal"/>
+        <w:pBdr>
+          <w:top w:val="single" w:sz="4" w:space="4" w:color="C8D8E8"/>
+          <w:bottom w:val="single" w:sz="4" w:space="4" w:color="C8D8E8"/>
+        </w:pBdr>
+        <w:shd w:val="clear" w:color="auto" w:fill="F2F5F9"/>
+        <w:spacing w:before="60" w:after="100"/>
+        <w:jc w:val="center"/>
+        <w:rPr/>
+      </w:pPr>
+      <w:r>
+        <w:rPr>
+          <w:b/>
+          <w:bCs/>
+          <w:color w:val="1A2433"/>
+          <w:sz w:val="24"/>
+          <w:szCs w:val="24"/>
+        </w:rPr>
+        <w:t>σy = σ0 + ky / √d</w:t>
+      </w:r>
+    </w:p>
+    <w:p>
+      <w:pPr>
+        <w:pStyle w:val="ListParagraph"/>
+        <w:numPr>
+          <w:ilvl w:val="0"/>
+          <w:numId w:val="2"/>
+        </w:numPr>
+        <w:spacing w:before="0" w:after="40"/>
+        <w:rPr/>
+      </w:pPr>
+      <w:r>
+        <w:rPr>
+          <w:sz w:val="21"/>
+          <w:szCs w:val="21"/>
+        </w:rPr>
+        <w:t>σy — yield strength</w:t>
+      </w:r>
+    </w:p>
+    <w:p>
+      <w:pPr>
+        <w:pStyle w:val="ListParagraph"/>
+        <w:numPr>
+          <w:ilvl w:val="0"/>
+          <w:numId w:val="2"/>
+        </w:numPr>
+        <w:spacing w:before="0" w:after="40"/>
+        <w:rPr/>
+      </w:pPr>
+      <w:r>
+        <w:rPr>
+          <w:sz w:val="21"/>
+          <w:szCs w:val="21"/>
+        </w:rPr>
+        <w:t>σ0 — friction stress (intrinsic lattice resistance to dislocation motion)</w:t>
+      </w:r>
+    </w:p>
+    <w:p>
+      <w:pPr>
+        <w:pStyle w:val="ListParagraph"/>
+        <w:numPr>
+          <w:ilvl w:val="0"/>
+          <w:numId w:val="2"/>
+        </w:numPr>
+        <w:spacing w:before="0" w:after="40"/>
+        <w:rPr/>
+      </w:pPr>
+      <w:r>
+        <w:rPr>
+          <w:sz w:val="21"/>
+          <w:szCs w:val="21"/>
+        </w:rPr>
+        <w:t>ky — Hall-Petch (strengthening) coefficient, material-specific</w:t>
+      </w:r>
+    </w:p>
+    <w:p>
+      <w:pPr>
+        <w:pStyle w:val="ListParagraph"/>
+        <w:numPr>
+          <w:ilvl w:val="0"/>
+          <w:numId w:val="2"/>
+        </w:numPr>
+        <w:spacing w:before="0" w:after="40"/>
+        <w:rPr/>
+      </w:pPr>
+      <w:r>
+        <w:rPr>
+          <w:sz w:val="21"/>
+          <w:szCs w:val="21"/>
+        </w:rPr>
+        <w:t>d — average grain diameter</w:t>
+      </w:r>
+    </w:p>
+    <w:p>
+      <w:pPr>
+        <w:pStyle w:val="Normal"/>
+        <w:spacing w:before="180" w:after="40"/>
+        <w:rPr/>
+      </w:pPr>
+      <w:r>
+        <w:rPr>
+          <w:b/>
+          <w:bCs/>
+          <w:color w:val="1F4E79"/>
+          <w:sz w:val="21"/>
+          <w:szCs w:val="21"/>
+        </w:rPr>
+        <w:t>Critical-Thinking Questions</w:t>
+      </w:r>
+    </w:p>
+    <w:p>
+      <w:pPr>
+        <w:pStyle w:val="Normal"/>
+        <w:spacing w:before="200" w:after="60"/>
+        <w:rPr/>
+      </w:pPr>
+      <w:r>
+        <w:rPr>
+          <w:b/>
+          <w:bCs/>
+          <w:color w:val="1F4E79"/>
+          <w:sz w:val="21"/>
+          <w:szCs w:val="21"/>
+        </w:rPr>
+        <w:t xml:space="preserve">C1.  </w:t>
+      </w:r>
+      <w:r>
+        <w:rPr>
+          <w:sz w:val="21"/>
+          <w:szCs w:val="21"/>
+        </w:rPr>
+        <w:t>Two identical steel samples have the same composition and heat treatment, but Sample X has a finer grain structure than Sample Y. Using the Hall-Petch relationship, explain which sample you expect to have the higher yield strength and why, in terms of dislocation motion.</w:t>
+      </w:r>
+    </w:p>
+    <w:p>
+      <w:pPr>
+        <w:pStyle w:val="Normal"/>
+        <w:spacing w:before="0" w:after="20"/>
+        <w:rPr/>
+      </w:pPr>
+      <w:r>
+        <w:rPr>
+          <w:i/>
+          <w:iCs/>
+          <w:color w:val="555555"/>
+          <w:sz w:val="19"/>
+          <w:szCs w:val="19"/>
+        </w:rPr>
+        <w:t>Answer:</w:t>
+      </w:r>
+    </w:p>
+    <w:p>
+      <w:pPr>
+        <w:pStyle w:val="Normal"/>
+        <w:pBdr>
+          <w:bottom w:val="single" w:sz="4" w:space="1" w:color="AAAAAA"/>
+        </w:pBdr>
+        <w:spacing w:before="1500" w:after="240"/>
+        <w:rPr/>
+      </w:pPr>
+      <w:r>
+        <w:rPr/>
+      </w:r>
+    </w:p>
+    <w:p>
+      <w:pPr>
+        <w:pStyle w:val="Normal"/>
+        <w:pBdr>
+          <w:bottom w:val="single" w:sz="4" w:space="1" w:color="AAAAAA"/>
+        </w:pBdr>
+        <w:spacing w:before="1500" w:after="240"/>
+        <w:rPr/>
+      </w:pPr>
+      <w:r>
+        <w:rPr/>
+      </w:r>
+    </w:p>
+    <w:p>
+      <w:pPr>
+        <w:pStyle w:val="Normal"/>
+        <w:spacing w:before="200" w:after="60"/>
+        <w:rPr/>
+      </w:pPr>
+      <w:r>
+        <w:rPr>
+          <w:b/>
+          <w:bCs/>
+          <w:color w:val="1F4E79"/>
+          <w:sz w:val="21"/>
+          <w:szCs w:val="21"/>
+        </w:rPr>
+        <w:t xml:space="preserve">C2.  </w:t>
+      </w:r>
+      <w:r>
+        <w:rPr>
+          <w:sz w:val="21"/>
+          <w:szCs w:val="21"/>
+        </w:rPr>
+        <w:t>The Hall-Petch relationship predicts that yield strength increases without limit as grain size shrinks toward zero. Is this physically realistic? What do you think eventually limits how much refining the grain size can strengthen a metal?</w:t>
+      </w:r>
+    </w:p>
+    <w:p>
+      <w:pPr>
+        <w:pStyle w:val="Normal"/>
+        <w:spacing w:before="0" w:after="20"/>
+        <w:rPr/>
+      </w:pPr>
+      <w:r>
+        <w:rPr>
+          <w:i/>
+          <w:iCs/>
+          <w:color w:val="555555"/>
+          <w:sz w:val="19"/>
+          <w:szCs w:val="19"/>
+        </w:rPr>
+        <w:t>Answer:</w:t>
+      </w:r>
+    </w:p>
+    <w:p>
+      <w:pPr>
+        <w:pStyle w:val="Normal"/>
+        <w:pBdr>
+          <w:bottom w:val="single" w:sz="4" w:space="1" w:color="AAAAAA"/>
+        </w:pBdr>
+        <w:spacing w:before="1500" w:after="240"/>
+        <w:rPr/>
+      </w:pPr>
+      <w:r>
+        <w:rPr/>
+      </w:r>
+    </w:p>
+    <w:p>
+      <w:pPr>
+        <w:pStyle w:val="Normal"/>
+        <w:pBdr>
+          <w:bottom w:val="single" w:sz="4" w:space="1" w:color="AAAAAA"/>
+        </w:pBdr>
+        <w:spacing w:before="1500" w:after="240"/>
+        <w:rPr/>
+      </w:pPr>
+      <w:r>
+        <w:rPr/>
+      </w:r>
+      <w:r>
+        <w:br w:type="page"/>
+      </w:r>
+    </w:p>
+    <w:p>
+      <w:pPr>
         <w:pStyle w:val="Normal"/>
         <w:pBdr>
           <w:bottom w:val="single" w:sz="10" w:space="6" w:color="C9A227"/>
@@ -2172,6 +2455,271 @@
     </w:p>
     <w:p>
       <w:pPr>
+        <w:pStyle w:val="Heading3"/>
+        <w:spacing w:before="220" w:after="90"/>
+        <w:rPr/>
+      </w:pPr>
+      <w:r>
+        <w:rPr>
+          <w:b/>
+          <w:bCs/>
+          <w:color w:val="1F4E79"/>
+          <w:sz w:val="22"/>
+          <w:szCs w:val="22"/>
+        </w:rPr>
+        <w:t>Step 4 — Engineering Equations &amp; Concept Check</w:t>
+      </w:r>
+    </w:p>
+    <w:p>
+      <w:pPr>
+        <w:pStyle w:val="Normal"/>
+        <w:spacing w:before="200" w:after="40"/>
+        <w:rPr/>
+      </w:pPr>
+      <w:r>
+        <w:rPr>
+          <w:b/>
+          <w:bCs/>
+          <w:color w:val="1F4E79"/>
+          <w:sz w:val="21"/>
+          <w:szCs w:val="21"/>
+        </w:rPr>
+        <w:t>Engineering Stress, Strain &amp; Hooke's Law</w:t>
+      </w:r>
+    </w:p>
+    <w:p>
+      <w:pPr>
+        <w:pStyle w:val="Normal"/>
+        <w:pBdr>
+          <w:top w:val="single" w:sz="4" w:space="4" w:color="C8D8E8"/>
+          <w:bottom w:val="single" w:sz="4" w:space="4" w:color="C8D8E8"/>
+        </w:pBdr>
+        <w:shd w:val="clear" w:color="auto" w:fill="F2F5F9"/>
+        <w:spacing w:before="60" w:after="100"/>
+        <w:jc w:val="center"/>
+        <w:rPr/>
+      </w:pPr>
+      <w:r>
+        <w:rPr>
+          <w:b/>
+          <w:bCs/>
+          <w:color w:val="1A2433"/>
+          <w:sz w:val="24"/>
+          <w:szCs w:val="24"/>
+        </w:rPr>
+        <w:t>σ = F / A0        ε = ΔL / L0        σ = E·ε  (elastic region only)</w:t>
+      </w:r>
+    </w:p>
+    <w:p>
+      <w:pPr>
+        <w:pStyle w:val="ListParagraph"/>
+        <w:numPr>
+          <w:ilvl w:val="0"/>
+          <w:numId w:val="2"/>
+        </w:numPr>
+        <w:spacing w:before="0" w:after="40"/>
+        <w:rPr/>
+      </w:pPr>
+      <w:r>
+        <w:rPr>
+          <w:sz w:val="21"/>
+          <w:szCs w:val="21"/>
+        </w:rPr>
+        <w:t>σ — engineering stress;  F — applied axial load;  A0 — original cross-sectional area</w:t>
+      </w:r>
+    </w:p>
+    <w:p>
+      <w:pPr>
+        <w:pStyle w:val="ListParagraph"/>
+        <w:numPr>
+          <w:ilvl w:val="0"/>
+          <w:numId w:val="2"/>
+        </w:numPr>
+        <w:spacing w:before="0" w:after="40"/>
+        <w:rPr/>
+      </w:pPr>
+      <w:r>
+        <w:rPr>
+          <w:sz w:val="21"/>
+          <w:szCs w:val="21"/>
+        </w:rPr>
+        <w:t>ε — engineering strain;  ΔL — change in gauge length;  L0 — original gauge length</w:t>
+      </w:r>
+    </w:p>
+    <w:p>
+      <w:pPr>
+        <w:pStyle w:val="ListParagraph"/>
+        <w:numPr>
+          <w:ilvl w:val="0"/>
+          <w:numId w:val="2"/>
+        </w:numPr>
+        <w:spacing w:before="0" w:after="40"/>
+        <w:rPr/>
+      </w:pPr>
+      <w:r>
+        <w:rPr>
+          <w:sz w:val="21"/>
+          <w:szCs w:val="21"/>
+        </w:rPr>
+        <w:t>E — elastic (Young's) modulus</w:t>
+      </w:r>
+    </w:p>
+    <w:p>
+      <w:pPr>
+        <w:pStyle w:val="Normal"/>
+        <w:spacing w:before="180" w:after="40"/>
+        <w:rPr/>
+      </w:pPr>
+      <w:r>
+        <w:rPr>
+          <w:b/>
+          <w:bCs/>
+          <w:color w:val="1F4E79"/>
+          <w:sz w:val="21"/>
+          <w:szCs w:val="21"/>
+        </w:rPr>
+        <w:t>Critical-Thinking Questions</w:t>
+      </w:r>
+    </w:p>
+    <w:p>
+      <w:pPr>
+        <w:pStyle w:val="Normal"/>
+        <w:spacing w:before="200" w:after="60"/>
+        <w:rPr/>
+      </w:pPr>
+      <w:r>
+        <w:rPr>
+          <w:b/>
+          <w:bCs/>
+          <w:color w:val="1F4E79"/>
+          <w:sz w:val="21"/>
+          <w:szCs w:val="21"/>
+        </w:rPr>
+        <w:t xml:space="preserve">C1.  </w:t>
+      </w:r>
+      <w:r>
+        <w:rPr>
+          <w:sz w:val="21"/>
+          <w:szCs w:val="21"/>
+        </w:rPr>
+        <w:t>Two tensile specimens are pulled to the same engineering stress — one is pearlitic, one is ferritic. Which one do you expect to show more strain (elongation) at that stress level, and why does the microstructure — not just the stress — determine the answer?</w:t>
+      </w:r>
+    </w:p>
+    <w:p>
+      <w:pPr>
+        <w:pStyle w:val="Normal"/>
+        <w:spacing w:before="0" w:after="20"/>
+        <w:rPr/>
+      </w:pPr>
+      <w:r>
+        <w:rPr>
+          <w:i/>
+          <w:iCs/>
+          <w:color w:val="555555"/>
+          <w:sz w:val="19"/>
+          <w:szCs w:val="19"/>
+        </w:rPr>
+        <w:t>Answer:</w:t>
+      </w:r>
+    </w:p>
+    <w:p>
+      <w:pPr>
+        <w:pStyle w:val="Normal"/>
+        <w:pBdr>
+          <w:bottom w:val="single" w:sz="4" w:space="1" w:color="AAAAAA"/>
+        </w:pBdr>
+        <w:spacing w:before="1500" w:after="240"/>
+        <w:rPr/>
+      </w:pPr>
+      <w:r>
+        <w:rPr/>
+      </w:r>
+    </w:p>
+    <w:p>
+      <w:pPr>
+        <w:pStyle w:val="Normal"/>
+        <w:pBdr>
+          <w:bottom w:val="single" w:sz="4" w:space="1" w:color="AAAAAA"/>
+        </w:pBdr>
+        <w:spacing w:before="1500" w:after="240"/>
+        <w:rPr/>
+      </w:pPr>
+      <w:r>
+        <w:rPr/>
+      </w:r>
+    </w:p>
+    <w:p>
+      <w:pPr>
+        <w:pStyle w:val="Normal"/>
+        <w:spacing w:before="200" w:after="60"/>
+        <w:rPr/>
+      </w:pPr>
+      <w:r>
+        <w:rPr>
+          <w:b/>
+          <w:bCs/>
+          <w:color w:val="1F4E79"/>
+          <w:sz w:val="21"/>
+          <w:szCs w:val="21"/>
+        </w:rPr>
+        <w:t xml:space="preserve">C2.  </w:t>
+      </w:r>
+      <w:r>
+        <w:rPr>
+          <w:sz w:val="21"/>
+          <w:szCs w:val="21"/>
+        </w:rPr>
+        <w:t>Hooke's law (σ = Eε) only holds in the elastic region. In words, what physically happens inside the metal's crystal structure once loading passes the yield point that makes stress and strain no longer proportional?</w:t>
+      </w:r>
+    </w:p>
+    <w:p>
+      <w:pPr>
+        <w:pStyle w:val="Normal"/>
+        <w:spacing w:before="0" w:after="20"/>
+        <w:rPr/>
+      </w:pPr>
+      <w:r>
+        <w:rPr>
+          <w:i/>
+          <w:iCs/>
+          <w:color w:val="555555"/>
+          <w:sz w:val="19"/>
+          <w:szCs w:val="19"/>
+        </w:rPr>
+        <w:t>Answer:</w:t>
+      </w:r>
+    </w:p>
+    <w:p>
+      <w:pPr>
+        <w:pStyle w:val="Normal"/>
+        <w:pBdr>
+          <w:bottom w:val="single" w:sz="4" w:space="1" w:color="AAAAAA"/>
+        </w:pBdr>
+        <w:spacing w:before="1500" w:after="240"/>
+        <w:rPr/>
+      </w:pPr>
+      <w:r>
+        <w:rPr/>
+      </w:r>
+    </w:p>
+    <w:p>
+      <w:pPr>
+        <w:pStyle w:val="Normal"/>
+        <w:pBdr>
+          <w:bottom w:val="single" w:sz="4" w:space="1" w:color="AAAAAA"/>
+        </w:pBdr>
+        <w:spacing w:before="1500" w:after="240"/>
+        <w:rPr/>
+      </w:pPr>
+      <w:r>
+        <w:rPr/>
+      </w:r>
+      <w:r>
+        <w:br w:type="page"/>
+      </w:r>
+    </w:p>
+    <w:p>
+      <w:pPr>
         <w:pStyle w:val="Normal"/>
         <w:pBdr>
           <w:bottom w:val="single" w:sz="10" w:space="6" w:color="C9A227"/>
@@ -3057,6 +3605,271 @@
     </w:p>
     <w:p>
       <w:pPr>
+        <w:pStyle w:val="Heading3"/>
+        <w:spacing w:before="220" w:after="90"/>
+        <w:rPr/>
+      </w:pPr>
+      <w:r>
+        <w:rPr>
+          <w:b/>
+          <w:bCs/>
+          <w:color w:val="1F4E79"/>
+          <w:sz w:val="22"/>
+          <w:szCs w:val="22"/>
+        </w:rPr>
+        <w:t>Step 4 — Engineering Equations &amp; Concept Check</w:t>
+      </w:r>
+    </w:p>
+    <w:p>
+      <w:pPr>
+        <w:pStyle w:val="Normal"/>
+        <w:spacing w:before="200" w:after="40"/>
+        <w:rPr/>
+      </w:pPr>
+      <w:r>
+        <w:rPr>
+          <w:b/>
+          <w:bCs/>
+          <w:color w:val="1F4E79"/>
+          <w:sz w:val="21"/>
+          <w:szCs w:val="21"/>
+        </w:rPr>
+        <w:t>Lever Rule — Ferrite/Pearlite Fraction (hypoeutectoid steel)</w:t>
+      </w:r>
+    </w:p>
+    <w:p>
+      <w:pPr>
+        <w:pStyle w:val="Normal"/>
+        <w:pBdr>
+          <w:top w:val="single" w:sz="4" w:space="4" w:color="C8D8E8"/>
+          <w:bottom w:val="single" w:sz="4" w:space="4" w:color="C8D8E8"/>
+        </w:pBdr>
+        <w:shd w:val="clear" w:color="auto" w:fill="F2F5F9"/>
+        <w:spacing w:before="60" w:after="100"/>
+        <w:jc w:val="center"/>
+        <w:rPr/>
+      </w:pPr>
+      <w:r>
+        <w:rPr>
+          <w:b/>
+          <w:bCs/>
+          <w:color w:val="1A2433"/>
+          <w:sz w:val="24"/>
+          <w:szCs w:val="24"/>
+        </w:rPr>
+        <w:t>Fraction pearlite ≈ (C0 − 0.022) / (0.76 − 0.022)        Fraction ferrite = 1 − Fraction pearlite</w:t>
+      </w:r>
+    </w:p>
+    <w:p>
+      <w:pPr>
+        <w:pStyle w:val="ListParagraph"/>
+        <w:numPr>
+          <w:ilvl w:val="0"/>
+          <w:numId w:val="2"/>
+        </w:numPr>
+        <w:spacing w:before="0" w:after="40"/>
+        <w:rPr/>
+      </w:pPr>
+      <w:r>
+        <w:rPr>
+          <w:sz w:val="21"/>
+          <w:szCs w:val="21"/>
+        </w:rPr>
+        <w:t>C0 — carbon content of the steel, wt%</w:t>
+      </w:r>
+    </w:p>
+    <w:p>
+      <w:pPr>
+        <w:pStyle w:val="ListParagraph"/>
+        <w:numPr>
+          <w:ilvl w:val="0"/>
+          <w:numId w:val="2"/>
+        </w:numPr>
+        <w:spacing w:before="0" w:after="40"/>
+        <w:rPr/>
+      </w:pPr>
+      <w:r>
+        <w:rPr>
+          <w:sz w:val="21"/>
+          <w:szCs w:val="21"/>
+        </w:rPr>
+        <w:t>0.022 — maximum carbon solubility in ferrite at room temperature, wt%</w:t>
+      </w:r>
+    </w:p>
+    <w:p>
+      <w:pPr>
+        <w:pStyle w:val="ListParagraph"/>
+        <w:numPr>
+          <w:ilvl w:val="0"/>
+          <w:numId w:val="2"/>
+        </w:numPr>
+        <w:spacing w:before="0" w:after="40"/>
+        <w:rPr/>
+      </w:pPr>
+      <w:r>
+        <w:rPr>
+          <w:sz w:val="21"/>
+          <w:szCs w:val="21"/>
+        </w:rPr>
+        <w:t>0.76 — eutectoid composition, wt% C</w:t>
+      </w:r>
+    </w:p>
+    <w:p>
+      <w:pPr>
+        <w:pStyle w:val="Normal"/>
+        <w:spacing w:before="180" w:after="40"/>
+        <w:rPr/>
+      </w:pPr>
+      <w:r>
+        <w:rPr>
+          <w:b/>
+          <w:bCs/>
+          <w:color w:val="1F4E79"/>
+          <w:sz w:val="21"/>
+          <w:szCs w:val="21"/>
+        </w:rPr>
+        <w:t>Critical-Thinking Questions</w:t>
+      </w:r>
+    </w:p>
+    <w:p>
+      <w:pPr>
+        <w:pStyle w:val="Normal"/>
+        <w:spacing w:before="200" w:after="60"/>
+        <w:rPr/>
+      </w:pPr>
+      <w:r>
+        <w:rPr>
+          <w:b/>
+          <w:bCs/>
+          <w:color w:val="1F4E79"/>
+          <w:sz w:val="21"/>
+          <w:szCs w:val="21"/>
+        </w:rPr>
+        <w:t xml:space="preserve">C1.  </w:t>
+      </w:r>
+      <w:r>
+        <w:rPr>
+          <w:sz w:val="21"/>
+          <w:szCs w:val="21"/>
+        </w:rPr>
+        <w:t>Using the lever-rule equation, does increasing carbon content from 1018 (~0.18% C) to 1045 (~0.45% C) increase or decrease the pearlite fraction? Does this match what you observed under the microscope?</w:t>
+      </w:r>
+    </w:p>
+    <w:p>
+      <w:pPr>
+        <w:pStyle w:val="Normal"/>
+        <w:spacing w:before="0" w:after="20"/>
+        <w:rPr/>
+      </w:pPr>
+      <w:r>
+        <w:rPr>
+          <w:i/>
+          <w:iCs/>
+          <w:color w:val="555555"/>
+          <w:sz w:val="19"/>
+          <w:szCs w:val="19"/>
+        </w:rPr>
+        <w:t>Answer:</w:t>
+      </w:r>
+    </w:p>
+    <w:p>
+      <w:pPr>
+        <w:pStyle w:val="Normal"/>
+        <w:pBdr>
+          <w:bottom w:val="single" w:sz="4" w:space="1" w:color="AAAAAA"/>
+        </w:pBdr>
+        <w:spacing w:before="1500" w:after="240"/>
+        <w:rPr/>
+      </w:pPr>
+      <w:r>
+        <w:rPr/>
+      </w:r>
+    </w:p>
+    <w:p>
+      <w:pPr>
+        <w:pStyle w:val="Normal"/>
+        <w:pBdr>
+          <w:bottom w:val="single" w:sz="4" w:space="1" w:color="AAAAAA"/>
+        </w:pBdr>
+        <w:spacing w:before="1500" w:after="240"/>
+        <w:rPr/>
+      </w:pPr>
+      <w:r>
+        <w:rPr/>
+      </w:r>
+    </w:p>
+    <w:p>
+      <w:pPr>
+        <w:pStyle w:val="Normal"/>
+        <w:spacing w:before="200" w:after="60"/>
+        <w:rPr/>
+      </w:pPr>
+      <w:r>
+        <w:rPr>
+          <w:b/>
+          <w:bCs/>
+          <w:color w:val="1F4E79"/>
+          <w:sz w:val="21"/>
+          <w:szCs w:val="21"/>
+        </w:rPr>
+        <w:t xml:space="preserve">C2.  </w:t>
+      </w:r>
+      <w:r>
+        <w:rPr>
+          <w:sz w:val="21"/>
+          <w:szCs w:val="21"/>
+        </w:rPr>
+        <w:t>If a steel's carbon content exceeded 0.76%, the equation above would give a pearlite fraction greater than 100%. What actually happens microstructurally past the eutectoid composition that this equation doesn't capture?</w:t>
+      </w:r>
+    </w:p>
+    <w:p>
+      <w:pPr>
+        <w:pStyle w:val="Normal"/>
+        <w:spacing w:before="0" w:after="20"/>
+        <w:rPr/>
+      </w:pPr>
+      <w:r>
+        <w:rPr>
+          <w:i/>
+          <w:iCs/>
+          <w:color w:val="555555"/>
+          <w:sz w:val="19"/>
+          <w:szCs w:val="19"/>
+        </w:rPr>
+        <w:t>Answer:</w:t>
+      </w:r>
+    </w:p>
+    <w:p>
+      <w:pPr>
+        <w:pStyle w:val="Normal"/>
+        <w:pBdr>
+          <w:bottom w:val="single" w:sz="4" w:space="1" w:color="AAAAAA"/>
+        </w:pBdr>
+        <w:spacing w:before="1500" w:after="240"/>
+        <w:rPr/>
+      </w:pPr>
+      <w:r>
+        <w:rPr/>
+      </w:r>
+    </w:p>
+    <w:p>
+      <w:pPr>
+        <w:pStyle w:val="Normal"/>
+        <w:pBdr>
+          <w:bottom w:val="single" w:sz="4" w:space="1" w:color="AAAAAA"/>
+        </w:pBdr>
+        <w:spacing w:before="1500" w:after="240"/>
+        <w:rPr/>
+      </w:pPr>
+      <w:r>
+        <w:rPr/>
+      </w:r>
+      <w:r>
+        <w:br w:type="page"/>
+      </w:r>
+    </w:p>
+    <w:p>
+      <w:pPr>
         <w:pStyle w:val="Normal"/>
         <w:pBdr>
           <w:bottom w:val="single" w:sz="10" w:space="6" w:color="C9A227"/>
@@ -3964,6 +4777,235 @@
     </w:p>
     <w:p>
       <w:pPr>
+        <w:pStyle w:val="Heading3"/>
+        <w:spacing w:before="220" w:after="90"/>
+        <w:rPr/>
+      </w:pPr>
+      <w:r>
+        <w:rPr>
+          <w:b/>
+          <w:bCs/>
+          <w:color w:val="1F4E79"/>
+          <w:sz w:val="22"/>
+          <w:szCs w:val="22"/>
+        </w:rPr>
+        <w:t>Step 4 — Engineering Equations &amp; Concept Check</w:t>
+      </w:r>
+    </w:p>
+    <w:p>
+      <w:pPr>
+        <w:pStyle w:val="Normal"/>
+        <w:spacing w:before="200" w:after="40"/>
+        <w:rPr/>
+      </w:pPr>
+      <w:r>
+        <w:rPr>
+          <w:b/>
+          <w:bCs/>
+          <w:color w:val="1F4E79"/>
+          <w:sz w:val="21"/>
+          <w:szCs w:val="21"/>
+        </w:rPr>
+        <w:t>Pitting Resistance Equivalent Number (PREN)</w:t>
+      </w:r>
+    </w:p>
+    <w:p>
+      <w:pPr>
+        <w:pStyle w:val="Normal"/>
+        <w:pBdr>
+          <w:top w:val="single" w:sz="4" w:space="4" w:color="C8D8E8"/>
+          <w:bottom w:val="single" w:sz="4" w:space="4" w:color="C8D8E8"/>
+        </w:pBdr>
+        <w:shd w:val="clear" w:color="auto" w:fill="F2F5F9"/>
+        <w:spacing w:before="60" w:after="100"/>
+        <w:jc w:val="center"/>
+        <w:rPr/>
+      </w:pPr>
+      <w:r>
+        <w:rPr>
+          <w:b/>
+          <w:bCs/>
+          <w:color w:val="1A2433"/>
+          <w:sz w:val="24"/>
+          <w:szCs w:val="24"/>
+        </w:rPr>
+        <w:t>PREN = %Cr + 3.3(%Mo) + 16(%N)</w:t>
+      </w:r>
+    </w:p>
+    <w:p>
+      <w:pPr>
+        <w:pStyle w:val="ListParagraph"/>
+        <w:numPr>
+          <w:ilvl w:val="0"/>
+          <w:numId w:val="2"/>
+        </w:numPr>
+        <w:spacing w:before="0" w:after="40"/>
+        <w:rPr/>
+      </w:pPr>
+      <w:r>
+        <w:rPr>
+          <w:sz w:val="21"/>
+          <w:szCs w:val="21"/>
+        </w:rPr>
+        <w:t>%Cr, %Mo, %N — weight percent chromium, molybdenum, and nitrogen in the alloy</w:t>
+      </w:r>
+    </w:p>
+    <w:p>
+      <w:pPr>
+        <w:pStyle w:val="Normal"/>
+        <w:spacing w:before="180" w:after="40"/>
+        <w:rPr/>
+      </w:pPr>
+      <w:r>
+        <w:rPr>
+          <w:b/>
+          <w:bCs/>
+          <w:color w:val="1F4E79"/>
+          <w:sz w:val="21"/>
+          <w:szCs w:val="21"/>
+        </w:rPr>
+        <w:t>Critical-Thinking Questions</w:t>
+      </w:r>
+    </w:p>
+    <w:p>
+      <w:pPr>
+        <w:pStyle w:val="Normal"/>
+        <w:spacing w:before="200" w:after="60"/>
+        <w:rPr/>
+      </w:pPr>
+      <w:r>
+        <w:rPr>
+          <w:b/>
+          <w:bCs/>
+          <w:color w:val="1F4E79"/>
+          <w:sz w:val="21"/>
+          <w:szCs w:val="21"/>
+        </w:rPr>
+        <w:t xml:space="preserve">C1.  </w:t>
+      </w:r>
+      <w:r>
+        <w:rPr>
+          <w:sz w:val="21"/>
+          <w:szCs w:val="21"/>
+        </w:rPr>
+        <w:t>316 stainless adds roughly 2–3% Mo compared to 304. Using the PREN formula, estimate how many PREN points that Mo addition is worth, and explain why the formula weights Mo so much more heavily than Cr.</w:t>
+      </w:r>
+    </w:p>
+    <w:p>
+      <w:pPr>
+        <w:pStyle w:val="Normal"/>
+        <w:spacing w:before="0" w:after="20"/>
+        <w:rPr/>
+      </w:pPr>
+      <w:r>
+        <w:rPr>
+          <w:i/>
+          <w:iCs/>
+          <w:color w:val="555555"/>
+          <w:sz w:val="19"/>
+          <w:szCs w:val="19"/>
+        </w:rPr>
+        <w:t>Answer:</w:t>
+      </w:r>
+    </w:p>
+    <w:p>
+      <w:pPr>
+        <w:pStyle w:val="Normal"/>
+        <w:pBdr>
+          <w:bottom w:val="single" w:sz="4" w:space="1" w:color="AAAAAA"/>
+        </w:pBdr>
+        <w:spacing w:before="1500" w:after="240"/>
+        <w:rPr/>
+      </w:pPr>
+      <w:r>
+        <w:rPr/>
+      </w:r>
+    </w:p>
+    <w:p>
+      <w:pPr>
+        <w:pStyle w:val="Normal"/>
+        <w:pBdr>
+          <w:bottom w:val="single" w:sz="4" w:space="1" w:color="AAAAAA"/>
+        </w:pBdr>
+        <w:spacing w:before="1500" w:after="240"/>
+        <w:rPr/>
+      </w:pPr>
+      <w:r>
+        <w:rPr/>
+      </w:r>
+    </w:p>
+    <w:p>
+      <w:pPr>
+        <w:pStyle w:val="Normal"/>
+        <w:spacing w:before="200" w:after="60"/>
+        <w:rPr/>
+      </w:pPr>
+      <w:r>
+        <w:rPr>
+          <w:b/>
+          <w:bCs/>
+          <w:color w:val="1F4E79"/>
+          <w:sz w:val="21"/>
+          <w:szCs w:val="21"/>
+        </w:rPr>
+        <w:t xml:space="preserve">C2.  </w:t>
+      </w:r>
+      <w:r>
+        <w:rPr>
+          <w:sz w:val="21"/>
+          <w:szCs w:val="21"/>
+        </w:rPr>
+        <w:t>17-4PH is a precipitation-hardening martensitic stainless, not an austenitic grade like 304/316. Is PREN still a meaningful comparison across all three families, or does 17-4PH's different base microstructure change what "corrosion resistance" depends on?</w:t>
+      </w:r>
+    </w:p>
+    <w:p>
+      <w:pPr>
+        <w:pStyle w:val="Normal"/>
+        <w:spacing w:before="0" w:after="20"/>
+        <w:rPr/>
+      </w:pPr>
+      <w:r>
+        <w:rPr>
+          <w:i/>
+          <w:iCs/>
+          <w:color w:val="555555"/>
+          <w:sz w:val="19"/>
+          <w:szCs w:val="19"/>
+        </w:rPr>
+        <w:t>Answer:</w:t>
+      </w:r>
+    </w:p>
+    <w:p>
+      <w:pPr>
+        <w:pStyle w:val="Normal"/>
+        <w:pBdr>
+          <w:bottom w:val="single" w:sz="4" w:space="1" w:color="AAAAAA"/>
+        </w:pBdr>
+        <w:spacing w:before="1500" w:after="240"/>
+        <w:rPr/>
+      </w:pPr>
+      <w:r>
+        <w:rPr/>
+      </w:r>
+    </w:p>
+    <w:p>
+      <w:pPr>
+        <w:pStyle w:val="Normal"/>
+        <w:pBdr>
+          <w:bottom w:val="single" w:sz="4" w:space="1" w:color="AAAAAA"/>
+        </w:pBdr>
+        <w:spacing w:before="1500" w:after="240"/>
+        <w:rPr/>
+      </w:pPr>
+      <w:r>
+        <w:rPr/>
+      </w:r>
+      <w:r>
+        <w:br w:type="page"/>
+      </w:r>
+    </w:p>
+    <w:p>
+      <w:pPr>
         <w:pStyle w:val="Normal"/>
         <w:pBdr>
           <w:bottom w:val="single" w:sz="10" w:space="6" w:color="C9A227"/>
@@ -4849,6 +5891,271 @@
     </w:p>
     <w:p>
       <w:pPr>
+        <w:pStyle w:val="Heading3"/>
+        <w:spacing w:before="220" w:after="90"/>
+        <w:rPr/>
+      </w:pPr>
+      <w:r>
+        <w:rPr>
+          <w:b/>
+          <w:bCs/>
+          <w:color w:val="1F4E79"/>
+          <w:sz w:val="22"/>
+          <w:szCs w:val="22"/>
+        </w:rPr>
+        <w:t>Step 4 — Engineering Equations &amp; Concept Check</w:t>
+      </w:r>
+    </w:p>
+    <w:p>
+      <w:pPr>
+        <w:pStyle w:val="Normal"/>
+        <w:spacing w:before="200" w:after="40"/>
+        <w:rPr/>
+      </w:pPr>
+      <w:r>
+        <w:rPr>
+          <w:b/>
+          <w:bCs/>
+          <w:color w:val="1F4E79"/>
+          <w:sz w:val="21"/>
+          <w:szCs w:val="21"/>
+        </w:rPr>
+        <w:t>Lever Rule (general two-phase form)</w:t>
+      </w:r>
+    </w:p>
+    <w:p>
+      <w:pPr>
+        <w:pStyle w:val="Normal"/>
+        <w:pBdr>
+          <w:top w:val="single" w:sz="4" w:space="4" w:color="C8D8E8"/>
+          <w:bottom w:val="single" w:sz="4" w:space="4" w:color="C8D8E8"/>
+        </w:pBdr>
+        <w:shd w:val="clear" w:color="auto" w:fill="F2F5F9"/>
+        <w:spacing w:before="60" w:after="100"/>
+        <w:jc w:val="center"/>
+        <w:rPr/>
+      </w:pPr>
+      <w:r>
+        <w:rPr>
+          <w:b/>
+          <w:bCs/>
+          <w:color w:val="1A2433"/>
+          <w:sz w:val="24"/>
+          <w:szCs w:val="24"/>
+        </w:rPr>
+        <w:t>Wα = (Cβ − C0) / (Cβ − Cα)</w:t>
+      </w:r>
+    </w:p>
+    <w:p>
+      <w:pPr>
+        <w:pStyle w:val="ListParagraph"/>
+        <w:numPr>
+          <w:ilvl w:val="0"/>
+          <w:numId w:val="2"/>
+        </w:numPr>
+        <w:spacing w:before="0" w:after="40"/>
+        <w:rPr/>
+      </w:pPr>
+      <w:r>
+        <w:rPr>
+          <w:sz w:val="21"/>
+          <w:szCs w:val="21"/>
+        </w:rPr>
+        <w:t>Wα — weight fraction of phase α at a given temperature</w:t>
+      </w:r>
+    </w:p>
+    <w:p>
+      <w:pPr>
+        <w:pStyle w:val="ListParagraph"/>
+        <w:numPr>
+          <w:ilvl w:val="0"/>
+          <w:numId w:val="2"/>
+        </w:numPr>
+        <w:spacing w:before="0" w:after="40"/>
+        <w:rPr/>
+      </w:pPr>
+      <w:r>
+        <w:rPr>
+          <w:sz w:val="21"/>
+          <w:szCs w:val="21"/>
+        </w:rPr>
+        <w:t>C0 — overall alloy composition</w:t>
+      </w:r>
+    </w:p>
+    <w:p>
+      <w:pPr>
+        <w:pStyle w:val="ListParagraph"/>
+        <w:numPr>
+          <w:ilvl w:val="0"/>
+          <w:numId w:val="2"/>
+        </w:numPr>
+        <w:spacing w:before="0" w:after="40"/>
+        <w:rPr/>
+      </w:pPr>
+      <w:r>
+        <w:rPr>
+          <w:sz w:val="21"/>
+          <w:szCs w:val="21"/>
+        </w:rPr>
+        <w:t>Cα, Cβ — compositions of phases α and β at the ends of the tie line</w:t>
+      </w:r>
+    </w:p>
+    <w:p>
+      <w:pPr>
+        <w:pStyle w:val="Normal"/>
+        <w:spacing w:before="180" w:after="40"/>
+        <w:rPr/>
+      </w:pPr>
+      <w:r>
+        <w:rPr>
+          <w:b/>
+          <w:bCs/>
+          <w:color w:val="1F4E79"/>
+          <w:sz w:val="21"/>
+          <w:szCs w:val="21"/>
+        </w:rPr>
+        <w:t>Critical-Thinking Questions</w:t>
+      </w:r>
+    </w:p>
+    <w:p>
+      <w:pPr>
+        <w:pStyle w:val="Normal"/>
+        <w:spacing w:before="200" w:after="60"/>
+        <w:rPr/>
+      </w:pPr>
+      <w:r>
+        <w:rPr>
+          <w:b/>
+          <w:bCs/>
+          <w:color w:val="1F4E79"/>
+          <w:sz w:val="21"/>
+          <w:szCs w:val="21"/>
+        </w:rPr>
+        <w:t xml:space="preserve">C1.  </w:t>
+      </w:r>
+      <w:r>
+        <w:rPr>
+          <w:sz w:val="21"/>
+          <w:szCs w:val="21"/>
+        </w:rPr>
+        <w:t>The lever rule you used for steel in Module 3 is a special case of this general two-phase equation. What has to be true about a phase diagram for the lever rule to apply at all?</w:t>
+      </w:r>
+    </w:p>
+    <w:p>
+      <w:pPr>
+        <w:pStyle w:val="Normal"/>
+        <w:spacing w:before="0" w:after="20"/>
+        <w:rPr/>
+      </w:pPr>
+      <w:r>
+        <w:rPr>
+          <w:i/>
+          <w:iCs/>
+          <w:color w:val="555555"/>
+          <w:sz w:val="19"/>
+          <w:szCs w:val="19"/>
+        </w:rPr>
+        <w:t>Answer:</w:t>
+      </w:r>
+    </w:p>
+    <w:p>
+      <w:pPr>
+        <w:pStyle w:val="Normal"/>
+        <w:pBdr>
+          <w:bottom w:val="single" w:sz="4" w:space="1" w:color="AAAAAA"/>
+        </w:pBdr>
+        <w:spacing w:before="1500" w:after="240"/>
+        <w:rPr/>
+      </w:pPr>
+      <w:r>
+        <w:rPr/>
+      </w:r>
+    </w:p>
+    <w:p>
+      <w:pPr>
+        <w:pStyle w:val="Normal"/>
+        <w:pBdr>
+          <w:bottom w:val="single" w:sz="4" w:space="1" w:color="AAAAAA"/>
+        </w:pBdr>
+        <w:spacing w:before="1500" w:after="240"/>
+        <w:rPr/>
+      </w:pPr>
+      <w:r>
+        <w:rPr/>
+      </w:r>
+    </w:p>
+    <w:p>
+      <w:pPr>
+        <w:pStyle w:val="Normal"/>
+        <w:spacing w:before="200" w:after="60"/>
+        <w:rPr/>
+      </w:pPr>
+      <w:r>
+        <w:rPr>
+          <w:b/>
+          <w:bCs/>
+          <w:color w:val="1F4E79"/>
+          <w:sz w:val="21"/>
+          <w:szCs w:val="21"/>
+        </w:rPr>
+        <w:t xml:space="preserve">C2.  </w:t>
+      </w:r>
+      <w:r>
+        <w:rPr>
+          <w:sz w:val="21"/>
+          <w:szCs w:val="21"/>
+        </w:rPr>
+        <w:t>Aluminum alloys strengthen by precipitation hardening, and brass strengthens by solid-solution strengthening. Neither mechanism is described by the lever rule alone — what is the lever rule actually telling you (and not telling you) about a two-phase microstructure?</w:t>
+      </w:r>
+    </w:p>
+    <w:p>
+      <w:pPr>
+        <w:pStyle w:val="Normal"/>
+        <w:spacing w:before="0" w:after="20"/>
+        <w:rPr/>
+      </w:pPr>
+      <w:r>
+        <w:rPr>
+          <w:i/>
+          <w:iCs/>
+          <w:color w:val="555555"/>
+          <w:sz w:val="19"/>
+          <w:szCs w:val="19"/>
+        </w:rPr>
+        <w:t>Answer:</w:t>
+      </w:r>
+    </w:p>
+    <w:p>
+      <w:pPr>
+        <w:pStyle w:val="Normal"/>
+        <w:pBdr>
+          <w:bottom w:val="single" w:sz="4" w:space="1" w:color="AAAAAA"/>
+        </w:pBdr>
+        <w:spacing w:before="1500" w:after="240"/>
+        <w:rPr/>
+      </w:pPr>
+      <w:r>
+        <w:rPr/>
+      </w:r>
+    </w:p>
+    <w:p>
+      <w:pPr>
+        <w:pStyle w:val="Normal"/>
+        <w:pBdr>
+          <w:bottom w:val="single" w:sz="4" w:space="1" w:color="AAAAAA"/>
+        </w:pBdr>
+        <w:spacing w:before="1500" w:after="240"/>
+        <w:rPr/>
+      </w:pPr>
+      <w:r>
+        <w:rPr/>
+      </w:r>
+      <w:r>
+        <w:br w:type="page"/>
+      </w:r>
+    </w:p>
+    <w:p>
+      <w:pPr>
         <w:pStyle w:val="Normal"/>
         <w:pBdr>
           <w:bottom w:val="single" w:sz="10" w:space="6" w:color="C9A227"/>
@@ -5716,6 +7023,253 @@
     </w:p>
     <w:p>
       <w:pPr>
+        <w:pStyle w:val="Heading3"/>
+        <w:spacing w:before="220" w:after="90"/>
+        <w:rPr/>
+      </w:pPr>
+      <w:r>
+        <w:rPr>
+          <w:b/>
+          <w:bCs/>
+          <w:color w:val="1F4E79"/>
+          <w:sz w:val="22"/>
+          <w:szCs w:val="22"/>
+        </w:rPr>
+        <w:t>Step 4 — Engineering Equations &amp; Concept Check</w:t>
+      </w:r>
+    </w:p>
+    <w:p>
+      <w:pPr>
+        <w:pStyle w:val="Normal"/>
+        <w:spacing w:before="200" w:after="40"/>
+        <w:rPr/>
+      </w:pPr>
+      <w:r>
+        <w:rPr>
+          <w:b/>
+          <w:bCs/>
+          <w:color w:val="1F4E79"/>
+          <w:sz w:val="21"/>
+          <w:szCs w:val="21"/>
+        </w:rPr>
+        <w:t>Vickers Hardness &amp; Hardness–Strength Correlation</w:t>
+      </w:r>
+    </w:p>
+    <w:p>
+      <w:pPr>
+        <w:pStyle w:val="Normal"/>
+        <w:pBdr>
+          <w:top w:val="single" w:sz="4" w:space="4" w:color="C8D8E8"/>
+          <w:bottom w:val="single" w:sz="4" w:space="4" w:color="C8D8E8"/>
+        </w:pBdr>
+        <w:shd w:val="clear" w:color="auto" w:fill="F2F5F9"/>
+        <w:spacing w:before="60" w:after="100"/>
+        <w:jc w:val="center"/>
+        <w:rPr/>
+      </w:pPr>
+      <w:r>
+        <w:rPr>
+          <w:b/>
+          <w:bCs/>
+          <w:color w:val="1A2433"/>
+          <w:sz w:val="24"/>
+          <w:szCs w:val="24"/>
+        </w:rPr>
+        <w:t>HV = 1.854 × F / d²        UTS (MPa) ≈ 3.45 × HV   (empirical, steels)</w:t>
+      </w:r>
+    </w:p>
+    <w:p>
+      <w:pPr>
+        <w:pStyle w:val="ListParagraph"/>
+        <w:numPr>
+          <w:ilvl w:val="0"/>
+          <w:numId w:val="2"/>
+        </w:numPr>
+        <w:spacing w:before="0" w:after="40"/>
+        <w:rPr/>
+      </w:pPr>
+      <w:r>
+        <w:rPr>
+          <w:sz w:val="21"/>
+          <w:szCs w:val="21"/>
+        </w:rPr>
+        <w:t>F — applied load, kgf;  d — mean diagonal length of the indent, mm</w:t>
+      </w:r>
+    </w:p>
+    <w:p>
+      <w:pPr>
+        <w:pStyle w:val="ListParagraph"/>
+        <w:numPr>
+          <w:ilvl w:val="0"/>
+          <w:numId w:val="2"/>
+        </w:numPr>
+        <w:spacing w:before="0" w:after="40"/>
+        <w:rPr/>
+      </w:pPr>
+      <w:r>
+        <w:rPr>
+          <w:sz w:val="21"/>
+          <w:szCs w:val="21"/>
+        </w:rPr>
+        <w:t>UTS — ultimate tensile strength;  HV — Vickers hardness number</w:t>
+      </w:r>
+    </w:p>
+    <w:p>
+      <w:pPr>
+        <w:pStyle w:val="Normal"/>
+        <w:spacing w:before="180" w:after="40"/>
+        <w:rPr/>
+      </w:pPr>
+      <w:r>
+        <w:rPr>
+          <w:b/>
+          <w:bCs/>
+          <w:color w:val="1F4E79"/>
+          <w:sz w:val="21"/>
+          <w:szCs w:val="21"/>
+        </w:rPr>
+        <w:t>Critical-Thinking Questions</w:t>
+      </w:r>
+    </w:p>
+    <w:p>
+      <w:pPr>
+        <w:pStyle w:val="Normal"/>
+        <w:spacing w:before="200" w:after="60"/>
+        <w:rPr/>
+      </w:pPr>
+      <w:r>
+        <w:rPr>
+          <w:b/>
+          <w:bCs/>
+          <w:color w:val="1F4E79"/>
+          <w:sz w:val="21"/>
+          <w:szCs w:val="21"/>
+        </w:rPr>
+        <w:t xml:space="preserve">C1.  </w:t>
+      </w:r>
+      <w:r>
+        <w:rPr>
+          <w:sz w:val="21"/>
+          <w:szCs w:val="21"/>
+        </w:rPr>
+        <w:t>The Vickers equation puts diagonal length d in the denominator, squared. If two operators measure the same indent but one measures d 10% too large, will their calculated HV be too high or too low — and by roughly what factor?</w:t>
+      </w:r>
+    </w:p>
+    <w:p>
+      <w:pPr>
+        <w:pStyle w:val="Normal"/>
+        <w:spacing w:before="0" w:after="20"/>
+        <w:rPr/>
+      </w:pPr>
+      <w:r>
+        <w:rPr>
+          <w:i/>
+          <w:iCs/>
+          <w:color w:val="555555"/>
+          <w:sz w:val="19"/>
+          <w:szCs w:val="19"/>
+        </w:rPr>
+        <w:t>Answer:</w:t>
+      </w:r>
+    </w:p>
+    <w:p>
+      <w:pPr>
+        <w:pStyle w:val="Normal"/>
+        <w:pBdr>
+          <w:bottom w:val="single" w:sz="4" w:space="1" w:color="AAAAAA"/>
+        </w:pBdr>
+        <w:spacing w:before="1500" w:after="240"/>
+        <w:rPr/>
+      </w:pPr>
+      <w:r>
+        <w:rPr/>
+      </w:r>
+    </w:p>
+    <w:p>
+      <w:pPr>
+        <w:pStyle w:val="Normal"/>
+        <w:pBdr>
+          <w:bottom w:val="single" w:sz="4" w:space="1" w:color="AAAAAA"/>
+        </w:pBdr>
+        <w:spacing w:before="1500" w:after="240"/>
+        <w:rPr/>
+      </w:pPr>
+      <w:r>
+        <w:rPr/>
+      </w:r>
+    </w:p>
+    <w:p>
+      <w:pPr>
+        <w:pStyle w:val="Normal"/>
+        <w:spacing w:before="200" w:after="60"/>
+        <w:rPr/>
+      </w:pPr>
+      <w:r>
+        <w:rPr>
+          <w:b/>
+          <w:bCs/>
+          <w:color w:val="1F4E79"/>
+          <w:sz w:val="21"/>
+          <w:szCs w:val="21"/>
+        </w:rPr>
+        <w:t xml:space="preserve">C2.  </w:t>
+      </w:r>
+      <w:r>
+        <w:rPr>
+          <w:sz w:val="21"/>
+          <w:szCs w:val="21"/>
+        </w:rPr>
+        <w:t>The UTS ≈ 3.45 × HV correlation is empirical, not derived from first principles, and it's only reliable for steels. Why might this same multiplier give a wrong answer if applied to an aluminum alloy or a brass?</w:t>
+      </w:r>
+    </w:p>
+    <w:p>
+      <w:pPr>
+        <w:pStyle w:val="Normal"/>
+        <w:spacing w:before="0" w:after="20"/>
+        <w:rPr/>
+      </w:pPr>
+      <w:r>
+        <w:rPr>
+          <w:i/>
+          <w:iCs/>
+          <w:color w:val="555555"/>
+          <w:sz w:val="19"/>
+          <w:szCs w:val="19"/>
+        </w:rPr>
+        <w:t>Answer:</w:t>
+      </w:r>
+    </w:p>
+    <w:p>
+      <w:pPr>
+        <w:pStyle w:val="Normal"/>
+        <w:pBdr>
+          <w:bottom w:val="single" w:sz="4" w:space="1" w:color="AAAAAA"/>
+        </w:pBdr>
+        <w:spacing w:before="1500" w:after="240"/>
+        <w:rPr/>
+      </w:pPr>
+      <w:r>
+        <w:rPr/>
+      </w:r>
+    </w:p>
+    <w:p>
+      <w:pPr>
+        <w:pStyle w:val="Normal"/>
+        <w:pBdr>
+          <w:bottom w:val="single" w:sz="4" w:space="1" w:color="AAAAAA"/>
+        </w:pBdr>
+        <w:spacing w:before="1500" w:after="240"/>
+        <w:rPr/>
+      </w:pPr>
+      <w:r>
+        <w:rPr/>
+      </w:r>
+      <w:r>
+        <w:br w:type="page"/>
+      </w:r>
+    </w:p>
+    <w:p>
+      <w:pPr>
         <w:pStyle w:val="Normal"/>
         <w:pBdr>
           <w:bottom w:val="single" w:sz="10" w:space="6" w:color="C9A227"/>
@@ -6601,6 +8155,253 @@
     </w:p>
     <w:p>
       <w:pPr>
+        <w:pStyle w:val="Heading3"/>
+        <w:spacing w:before="220" w:after="90"/>
+        <w:rPr/>
+      </w:pPr>
+      <w:r>
+        <w:rPr>
+          <w:b/>
+          <w:bCs/>
+          <w:color w:val="1F4E79"/>
+          <w:sz w:val="22"/>
+          <w:szCs w:val="22"/>
+        </w:rPr>
+        <w:t>Step 4 — Engineering Equations &amp; Concept Check</w:t>
+      </w:r>
+    </w:p>
+    <w:p>
+      <w:pPr>
+        <w:pStyle w:val="Normal"/>
+        <w:spacing w:before="200" w:after="40"/>
+        <w:rPr/>
+      </w:pPr>
+      <w:r>
+        <w:rPr>
+          <w:b/>
+          <w:bCs/>
+          <w:color w:val="1F4E79"/>
+          <w:sz w:val="21"/>
+          <w:szCs w:val="21"/>
+        </w:rPr>
+        <w:t>Ultrasonic Wavelength &amp; Detection Limit</w:t>
+      </w:r>
+    </w:p>
+    <w:p>
+      <w:pPr>
+        <w:pStyle w:val="Normal"/>
+        <w:pBdr>
+          <w:top w:val="single" w:sz="4" w:space="4" w:color="C8D8E8"/>
+          <w:bottom w:val="single" w:sz="4" w:space="4" w:color="C8D8E8"/>
+        </w:pBdr>
+        <w:shd w:val="clear" w:color="auto" w:fill="F2F5F9"/>
+        <w:spacing w:before="60" w:after="100"/>
+        <w:jc w:val="center"/>
+        <w:rPr/>
+      </w:pPr>
+      <w:r>
+        <w:rPr>
+          <w:b/>
+          <w:bCs/>
+          <w:color w:val="1A2433"/>
+          <w:sz w:val="24"/>
+          <w:szCs w:val="24"/>
+        </w:rPr>
+        <w:t>λ = v / f        dmin ≈ λ / 2</w:t>
+      </w:r>
+    </w:p>
+    <w:p>
+      <w:pPr>
+        <w:pStyle w:val="ListParagraph"/>
+        <w:numPr>
+          <w:ilvl w:val="0"/>
+          <w:numId w:val="2"/>
+        </w:numPr>
+        <w:spacing w:before="0" w:after="40"/>
+        <w:rPr/>
+      </w:pPr>
+      <w:r>
+        <w:rPr>
+          <w:sz w:val="21"/>
+          <w:szCs w:val="21"/>
+        </w:rPr>
+        <w:t>λ — ultrasonic wavelength in the material;  v — sound velocity in the material</w:t>
+      </w:r>
+    </w:p>
+    <w:p>
+      <w:pPr>
+        <w:pStyle w:val="ListParagraph"/>
+        <w:numPr>
+          <w:ilvl w:val="0"/>
+          <w:numId w:val="2"/>
+        </w:numPr>
+        <w:spacing w:before="0" w:after="40"/>
+        <w:rPr/>
+      </w:pPr>
+      <w:r>
+        <w:rPr>
+          <w:sz w:val="21"/>
+          <w:szCs w:val="21"/>
+        </w:rPr>
+        <w:t>f — transducer frequency;  dmin — smallest defect size reliably detectable</w:t>
+      </w:r>
+    </w:p>
+    <w:p>
+      <w:pPr>
+        <w:pStyle w:val="Normal"/>
+        <w:spacing w:before="180" w:after="40"/>
+        <w:rPr/>
+      </w:pPr>
+      <w:r>
+        <w:rPr>
+          <w:b/>
+          <w:bCs/>
+          <w:color w:val="1F4E79"/>
+          <w:sz w:val="21"/>
+          <w:szCs w:val="21"/>
+        </w:rPr>
+        <w:t>Critical-Thinking Questions</w:t>
+      </w:r>
+    </w:p>
+    <w:p>
+      <w:pPr>
+        <w:pStyle w:val="Normal"/>
+        <w:spacing w:before="200" w:after="60"/>
+        <w:rPr/>
+      </w:pPr>
+      <w:r>
+        <w:rPr>
+          <w:b/>
+          <w:bCs/>
+          <w:color w:val="1F4E79"/>
+          <w:sz w:val="21"/>
+          <w:szCs w:val="21"/>
+        </w:rPr>
+        <w:t xml:space="preserve">C1.  </w:t>
+      </w:r>
+      <w:r>
+        <w:rPr>
+          <w:sz w:val="21"/>
+          <w:szCs w:val="21"/>
+        </w:rPr>
+        <w:t>Using λ = v/f, if an inspector needs to detect a smaller defect, should they choose a higher-frequency or lower-frequency transducer? What trade-off in penetration depth comes with that choice?</w:t>
+      </w:r>
+    </w:p>
+    <w:p>
+      <w:pPr>
+        <w:pStyle w:val="Normal"/>
+        <w:spacing w:before="0" w:after="20"/>
+        <w:rPr/>
+      </w:pPr>
+      <w:r>
+        <w:rPr>
+          <w:i/>
+          <w:iCs/>
+          <w:color w:val="555555"/>
+          <w:sz w:val="19"/>
+          <w:szCs w:val="19"/>
+        </w:rPr>
+        <w:t>Answer:</w:t>
+      </w:r>
+    </w:p>
+    <w:p>
+      <w:pPr>
+        <w:pStyle w:val="Normal"/>
+        <w:pBdr>
+          <w:bottom w:val="single" w:sz="4" w:space="1" w:color="AAAAAA"/>
+        </w:pBdr>
+        <w:spacing w:before="1500" w:after="240"/>
+        <w:rPr/>
+      </w:pPr>
+      <w:r>
+        <w:rPr/>
+      </w:r>
+    </w:p>
+    <w:p>
+      <w:pPr>
+        <w:pStyle w:val="Normal"/>
+        <w:pBdr>
+          <w:bottom w:val="single" w:sz="4" w:space="1" w:color="AAAAAA"/>
+        </w:pBdr>
+        <w:spacing w:before="1500" w:after="240"/>
+        <w:rPr/>
+      </w:pPr>
+      <w:r>
+        <w:rPr/>
+      </w:r>
+    </w:p>
+    <w:p>
+      <w:pPr>
+        <w:pStyle w:val="Normal"/>
+        <w:spacing w:before="200" w:after="60"/>
+        <w:rPr/>
+      </w:pPr>
+      <w:r>
+        <w:rPr>
+          <w:b/>
+          <w:bCs/>
+          <w:color w:val="1F4E79"/>
+          <w:sz w:val="21"/>
+          <w:szCs w:val="21"/>
+        </w:rPr>
+        <w:t xml:space="preserve">C2.  </w:t>
+      </w:r>
+      <w:r>
+        <w:rPr>
+          <w:sz w:val="21"/>
+          <w:szCs w:val="21"/>
+        </w:rPr>
+        <w:t>NDT methods like UT and magnetic-particle inspection are indirect — they infer a defect exists rather than showing it directly the way metallography does. What kinds of internal features could two specimens share in a UT signature but actually be microstructurally very different under the microscope?</w:t>
+      </w:r>
+    </w:p>
+    <w:p>
+      <w:pPr>
+        <w:pStyle w:val="Normal"/>
+        <w:spacing w:before="0" w:after="20"/>
+        <w:rPr/>
+      </w:pPr>
+      <w:r>
+        <w:rPr>
+          <w:i/>
+          <w:iCs/>
+          <w:color w:val="555555"/>
+          <w:sz w:val="19"/>
+          <w:szCs w:val="19"/>
+        </w:rPr>
+        <w:t>Answer:</w:t>
+      </w:r>
+    </w:p>
+    <w:p>
+      <w:pPr>
+        <w:pStyle w:val="Normal"/>
+        <w:pBdr>
+          <w:bottom w:val="single" w:sz="4" w:space="1" w:color="AAAAAA"/>
+        </w:pBdr>
+        <w:spacing w:before="1500" w:after="240"/>
+        <w:rPr/>
+      </w:pPr>
+      <w:r>
+        <w:rPr/>
+      </w:r>
+    </w:p>
+    <w:p>
+      <w:pPr>
+        <w:pStyle w:val="Normal"/>
+        <w:pBdr>
+          <w:bottom w:val="single" w:sz="4" w:space="1" w:color="AAAAAA"/>
+        </w:pBdr>
+        <w:spacing w:before="1500" w:after="240"/>
+        <w:rPr/>
+      </w:pPr>
+      <w:r>
+        <w:rPr/>
+      </w:r>
+      <w:r>
+        <w:br w:type="page"/>
+      </w:r>
+    </w:p>
+    <w:p>
+      <w:pPr>
         <w:pStyle w:val="Normal"/>
         <w:pBdr>
           <w:bottom w:val="single" w:sz="10" w:space="6" w:color="C9A227"/>
@@ -7450,6 +9251,253 @@
     </w:p>
     <w:p>
       <w:pPr>
+        <w:pStyle w:val="Heading3"/>
+        <w:spacing w:before="220" w:after="90"/>
+        <w:rPr/>
+      </w:pPr>
+      <w:r>
+        <w:rPr>
+          <w:b/>
+          <w:bCs/>
+          <w:color w:val="1F4E79"/>
+          <w:sz w:val="22"/>
+          <w:szCs w:val="22"/>
+        </w:rPr>
+        <w:t>Step 4 — Engineering Equations &amp; Concept Check</w:t>
+      </w:r>
+    </w:p>
+    <w:p>
+      <w:pPr>
+        <w:pStyle w:val="Normal"/>
+        <w:spacing w:before="200" w:after="40"/>
+        <w:rPr/>
+      </w:pPr>
+      <w:r>
+        <w:rPr>
+          <w:b/>
+          <w:bCs/>
+          <w:color w:val="1F4E79"/>
+          <w:sz w:val="21"/>
+          <w:szCs w:val="21"/>
+        </w:rPr>
+        <w:t>ASTM E112 Grain Size Number</w:t>
+      </w:r>
+    </w:p>
+    <w:p>
+      <w:pPr>
+        <w:pStyle w:val="Normal"/>
+        <w:pBdr>
+          <w:top w:val="single" w:sz="4" w:space="4" w:color="C8D8E8"/>
+          <w:bottom w:val="single" w:sz="4" w:space="4" w:color="C8D8E8"/>
+        </w:pBdr>
+        <w:shd w:val="clear" w:color="auto" w:fill="F2F5F9"/>
+        <w:spacing w:before="60" w:after="100"/>
+        <w:jc w:val="center"/>
+        <w:rPr/>
+      </w:pPr>
+      <w:r>
+        <w:rPr>
+          <w:b/>
+          <w:bCs/>
+          <w:color w:val="1A2433"/>
+          <w:sz w:val="24"/>
+          <w:szCs w:val="24"/>
+        </w:rPr>
+        <w:t>N = 2^(n−1)</w:t>
+      </w:r>
+    </w:p>
+    <w:p>
+      <w:pPr>
+        <w:pStyle w:val="ListParagraph"/>
+        <w:numPr>
+          <w:ilvl w:val="0"/>
+          <w:numId w:val="2"/>
+        </w:numPr>
+        <w:spacing w:before="0" w:after="40"/>
+        <w:rPr/>
+      </w:pPr>
+      <w:r>
+        <w:rPr>
+          <w:sz w:val="21"/>
+          <w:szCs w:val="21"/>
+        </w:rPr>
+        <w:t>N — number of grains per square inch at 100× magnification</w:t>
+      </w:r>
+    </w:p>
+    <w:p>
+      <w:pPr>
+        <w:pStyle w:val="ListParagraph"/>
+        <w:numPr>
+          <w:ilvl w:val="0"/>
+          <w:numId w:val="2"/>
+        </w:numPr>
+        <w:spacing w:before="0" w:after="40"/>
+        <w:rPr/>
+      </w:pPr>
+      <w:r>
+        <w:rPr>
+          <w:sz w:val="21"/>
+          <w:szCs w:val="21"/>
+        </w:rPr>
+        <w:t>n — ASTM grain size number</w:t>
+      </w:r>
+    </w:p>
+    <w:p>
+      <w:pPr>
+        <w:pStyle w:val="Normal"/>
+        <w:spacing w:before="180" w:after="40"/>
+        <w:rPr/>
+      </w:pPr>
+      <w:r>
+        <w:rPr>
+          <w:b/>
+          <w:bCs/>
+          <w:color w:val="1F4E79"/>
+          <w:sz w:val="21"/>
+          <w:szCs w:val="21"/>
+        </w:rPr>
+        <w:t>Critical-Thinking Questions</w:t>
+      </w:r>
+    </w:p>
+    <w:p>
+      <w:pPr>
+        <w:pStyle w:val="Normal"/>
+        <w:spacing w:before="200" w:after="60"/>
+        <w:rPr/>
+      </w:pPr>
+      <w:r>
+        <w:rPr>
+          <w:b/>
+          <w:bCs/>
+          <w:color w:val="1F4E79"/>
+          <w:sz w:val="21"/>
+          <w:szCs w:val="21"/>
+        </w:rPr>
+        <w:t xml:space="preserve">C1.  </w:t>
+      </w:r>
+      <w:r>
+        <w:rPr>
+          <w:sz w:val="21"/>
+          <w:szCs w:val="21"/>
+        </w:rPr>
+        <w:t>Using N = 2^(n−1), does a higher ASTM grain size number (n) correspond to larger or smaller grains? Reconcile your answer with the Hall-Petch relationship from Module 1 — does a higher n mean a stronger or weaker material?</w:t>
+      </w:r>
+    </w:p>
+    <w:p>
+      <w:pPr>
+        <w:pStyle w:val="Normal"/>
+        <w:spacing w:before="0" w:after="20"/>
+        <w:rPr/>
+      </w:pPr>
+      <w:r>
+        <w:rPr>
+          <w:i/>
+          <w:iCs/>
+          <w:color w:val="555555"/>
+          <w:sz w:val="19"/>
+          <w:szCs w:val="19"/>
+        </w:rPr>
+        <w:t>Answer:</w:t>
+      </w:r>
+    </w:p>
+    <w:p>
+      <w:pPr>
+        <w:pStyle w:val="Normal"/>
+        <w:pBdr>
+          <w:bottom w:val="single" w:sz="4" w:space="1" w:color="AAAAAA"/>
+        </w:pBdr>
+        <w:spacing w:before="1500" w:after="240"/>
+        <w:rPr/>
+      </w:pPr>
+      <w:r>
+        <w:rPr/>
+      </w:r>
+    </w:p>
+    <w:p>
+      <w:pPr>
+        <w:pStyle w:val="Normal"/>
+        <w:pBdr>
+          <w:bottom w:val="single" w:sz="4" w:space="1" w:color="AAAAAA"/>
+        </w:pBdr>
+        <w:spacing w:before="1500" w:after="240"/>
+        <w:rPr/>
+      </w:pPr>
+      <w:r>
+        <w:rPr/>
+      </w:r>
+    </w:p>
+    <w:p>
+      <w:pPr>
+        <w:pStyle w:val="Normal"/>
+        <w:spacing w:before="200" w:after="60"/>
+        <w:rPr/>
+      </w:pPr>
+      <w:r>
+        <w:rPr>
+          <w:b/>
+          <w:bCs/>
+          <w:color w:val="1F4E79"/>
+          <w:sz w:val="21"/>
+          <w:szCs w:val="21"/>
+        </w:rPr>
+        <w:t xml:space="preserve">C2.  </w:t>
+      </w:r>
+      <w:r>
+        <w:rPr>
+          <w:sz w:val="21"/>
+          <w:szCs w:val="21"/>
+        </w:rPr>
+        <w:t>ASTM E112 requires a documented, systematic counting procedure rather than an "eyeball estimate" of grain size. Why does reproducibility matter more in a quality-standards context than it might in a research setting where you're just trying to understand a general trend?</w:t>
+      </w:r>
+    </w:p>
+    <w:p>
+      <w:pPr>
+        <w:pStyle w:val="Normal"/>
+        <w:spacing w:before="0" w:after="20"/>
+        <w:rPr/>
+      </w:pPr>
+      <w:r>
+        <w:rPr>
+          <w:i/>
+          <w:iCs/>
+          <w:color w:val="555555"/>
+          <w:sz w:val="19"/>
+          <w:szCs w:val="19"/>
+        </w:rPr>
+        <w:t>Answer:</w:t>
+      </w:r>
+    </w:p>
+    <w:p>
+      <w:pPr>
+        <w:pStyle w:val="Normal"/>
+        <w:pBdr>
+          <w:bottom w:val="single" w:sz="4" w:space="1" w:color="AAAAAA"/>
+        </w:pBdr>
+        <w:spacing w:before="1500" w:after="240"/>
+        <w:rPr/>
+      </w:pPr>
+      <w:r>
+        <w:rPr/>
+      </w:r>
+    </w:p>
+    <w:p>
+      <w:pPr>
+        <w:pStyle w:val="Normal"/>
+        <w:pBdr>
+          <w:bottom w:val="single" w:sz="4" w:space="1" w:color="AAAAAA"/>
+        </w:pBdr>
+        <w:spacing w:before="1500" w:after="240"/>
+        <w:rPr/>
+      </w:pPr>
+      <w:r>
+        <w:rPr/>
+      </w:r>
+      <w:r>
+        <w:br w:type="page"/>
+      </w:r>
+    </w:p>
+    <w:p>
+      <w:pPr>
         <w:pStyle w:val="Normal"/>
         <w:pBdr>
           <w:bottom w:val="single" w:sz="10" w:space="6" w:color="C9A227"/>
@@ -8464,6 +10512,271 @@
     </w:p>
     <w:p>
       <w:pPr>
+        <w:pStyle w:val="Heading3"/>
+        <w:spacing w:before="220" w:after="90"/>
+        <w:rPr/>
+      </w:pPr>
+      <w:r>
+        <w:rPr>
+          <w:b/>
+          <w:bCs/>
+          <w:color w:val="1F4E79"/>
+          <w:sz w:val="22"/>
+          <w:szCs w:val="22"/>
+        </w:rPr>
+        <w:t>Step 4 — Engineering Equations &amp; Concept Check</w:t>
+      </w:r>
+    </w:p>
+    <w:p>
+      <w:pPr>
+        <w:pStyle w:val="Normal"/>
+        <w:spacing w:before="200" w:after="40"/>
+        <w:rPr/>
+      </w:pPr>
+      <w:r>
+        <w:rPr>
+          <w:b/>
+          <w:bCs/>
+          <w:color w:val="1F4E79"/>
+          <w:sz w:val="21"/>
+          <w:szCs w:val="21"/>
+        </w:rPr>
+        <w:t>Precipitation (Orowan) Strengthening</w:t>
+      </w:r>
+    </w:p>
+    <w:p>
+      <w:pPr>
+        <w:pStyle w:val="Normal"/>
+        <w:pBdr>
+          <w:top w:val="single" w:sz="4" w:space="4" w:color="C8D8E8"/>
+          <w:bottom w:val="single" w:sz="4" w:space="4" w:color="C8D8E8"/>
+        </w:pBdr>
+        <w:shd w:val="clear" w:color="auto" w:fill="F2F5F9"/>
+        <w:spacing w:before="60" w:after="100"/>
+        <w:jc w:val="center"/>
+        <w:rPr/>
+      </w:pPr>
+      <w:r>
+        <w:rPr>
+          <w:b/>
+          <w:bCs/>
+          <w:color w:val="1A2433"/>
+          <w:sz w:val="24"/>
+          <w:szCs w:val="24"/>
+        </w:rPr>
+        <w:t>Δσ ≈ Gb / L</w:t>
+      </w:r>
+    </w:p>
+    <w:p>
+      <w:pPr>
+        <w:pStyle w:val="ListParagraph"/>
+        <w:numPr>
+          <w:ilvl w:val="0"/>
+          <w:numId w:val="2"/>
+        </w:numPr>
+        <w:spacing w:before="0" w:after="40"/>
+        <w:rPr/>
+      </w:pPr>
+      <w:r>
+        <w:rPr>
+          <w:sz w:val="21"/>
+          <w:szCs w:val="21"/>
+        </w:rPr>
+        <w:t>Δσ — strength increase from precipitates</w:t>
+      </w:r>
+    </w:p>
+    <w:p>
+      <w:pPr>
+        <w:pStyle w:val="ListParagraph"/>
+        <w:numPr>
+          <w:ilvl w:val="0"/>
+          <w:numId w:val="2"/>
+        </w:numPr>
+        <w:spacing w:before="0" w:after="40"/>
+        <w:rPr/>
+      </w:pPr>
+      <w:r>
+        <w:rPr>
+          <w:sz w:val="21"/>
+          <w:szCs w:val="21"/>
+        </w:rPr>
+        <w:t>G — shear modulus;  b — Burgers vector magnitude (a lattice property)</w:t>
+      </w:r>
+    </w:p>
+    <w:p>
+      <w:pPr>
+        <w:pStyle w:val="ListParagraph"/>
+        <w:numPr>
+          <w:ilvl w:val="0"/>
+          <w:numId w:val="2"/>
+        </w:numPr>
+        <w:spacing w:before="0" w:after="40"/>
+        <w:rPr/>
+      </w:pPr>
+      <w:r>
+        <w:rPr>
+          <w:sz w:val="21"/>
+          <w:szCs w:val="21"/>
+        </w:rPr>
+        <w:t>L — average spacing between precipitate particles</w:t>
+      </w:r>
+    </w:p>
+    <w:p>
+      <w:pPr>
+        <w:pStyle w:val="Normal"/>
+        <w:spacing w:before="180" w:after="40"/>
+        <w:rPr/>
+      </w:pPr>
+      <w:r>
+        <w:rPr>
+          <w:b/>
+          <w:bCs/>
+          <w:color w:val="1F4E79"/>
+          <w:sz w:val="21"/>
+          <w:szCs w:val="21"/>
+        </w:rPr>
+        <w:t>Critical-Thinking Questions</w:t>
+      </w:r>
+    </w:p>
+    <w:p>
+      <w:pPr>
+        <w:pStyle w:val="Normal"/>
+        <w:spacing w:before="200" w:after="60"/>
+        <w:rPr/>
+      </w:pPr>
+      <w:r>
+        <w:rPr>
+          <w:b/>
+          <w:bCs/>
+          <w:color w:val="1F4E79"/>
+          <w:sz w:val="21"/>
+          <w:szCs w:val="21"/>
+        </w:rPr>
+        <w:t xml:space="preserve">C1.  </w:t>
+      </w:r>
+      <w:r>
+        <w:rPr>
+          <w:sz w:val="21"/>
+          <w:szCs w:val="21"/>
+        </w:rPr>
+        <w:t>Both Hall-Petch (Module 1) and the Orowan equation above describe dislocations being blocked by obstacles — grain boundaries in one case, precipitates in the other. What do d (grain diameter) and L (precipitate spacing) have in common in how they show up in each equation?</w:t>
+      </w:r>
+    </w:p>
+    <w:p>
+      <w:pPr>
+        <w:pStyle w:val="Normal"/>
+        <w:spacing w:before="0" w:after="20"/>
+        <w:rPr/>
+      </w:pPr>
+      <w:r>
+        <w:rPr>
+          <w:i/>
+          <w:iCs/>
+          <w:color w:val="555555"/>
+          <w:sz w:val="19"/>
+          <w:szCs w:val="19"/>
+        </w:rPr>
+        <w:t>Answer:</w:t>
+      </w:r>
+    </w:p>
+    <w:p>
+      <w:pPr>
+        <w:pStyle w:val="Normal"/>
+        <w:pBdr>
+          <w:bottom w:val="single" w:sz="4" w:space="1" w:color="AAAAAA"/>
+        </w:pBdr>
+        <w:spacing w:before="1500" w:after="240"/>
+        <w:rPr/>
+      </w:pPr>
+      <w:r>
+        <w:rPr/>
+      </w:r>
+    </w:p>
+    <w:p>
+      <w:pPr>
+        <w:pStyle w:val="Normal"/>
+        <w:pBdr>
+          <w:bottom w:val="single" w:sz="4" w:space="1" w:color="AAAAAA"/>
+        </w:pBdr>
+        <w:spacing w:before="1500" w:after="240"/>
+        <w:rPr/>
+      </w:pPr>
+      <w:r>
+        <w:rPr/>
+      </w:r>
+    </w:p>
+    <w:p>
+      <w:pPr>
+        <w:pStyle w:val="Normal"/>
+        <w:spacing w:before="200" w:after="60"/>
+        <w:rPr/>
+      </w:pPr>
+      <w:r>
+        <w:rPr>
+          <w:b/>
+          <w:bCs/>
+          <w:color w:val="1F4E79"/>
+          <w:sz w:val="21"/>
+          <w:szCs w:val="21"/>
+        </w:rPr>
+        <w:t xml:space="preserve">C2.  </w:t>
+      </w:r>
+      <w:r>
+        <w:rPr>
+          <w:sz w:val="21"/>
+          <w:szCs w:val="21"/>
+        </w:rPr>
+        <w:t>6061 and 2024 both strengthen by precipitation hardening but reach different peak strengths. Based on the Orowan equation, what two microstructural features (visible under your microscope) would you expect to differ between a well-aged alloy and a slightly under-aged one?</w:t>
+      </w:r>
+    </w:p>
+    <w:p>
+      <w:pPr>
+        <w:pStyle w:val="Normal"/>
+        <w:spacing w:before="0" w:after="20"/>
+        <w:rPr/>
+      </w:pPr>
+      <w:r>
+        <w:rPr>
+          <w:i/>
+          <w:iCs/>
+          <w:color w:val="555555"/>
+          <w:sz w:val="19"/>
+          <w:szCs w:val="19"/>
+        </w:rPr>
+        <w:t>Answer:</w:t>
+      </w:r>
+    </w:p>
+    <w:p>
+      <w:pPr>
+        <w:pStyle w:val="Normal"/>
+        <w:pBdr>
+          <w:bottom w:val="single" w:sz="4" w:space="1" w:color="AAAAAA"/>
+        </w:pBdr>
+        <w:spacing w:before="1500" w:after="240"/>
+        <w:rPr/>
+      </w:pPr>
+      <w:r>
+        <w:rPr/>
+      </w:r>
+    </w:p>
+    <w:p>
+      <w:pPr>
+        <w:pStyle w:val="Normal"/>
+        <w:pBdr>
+          <w:bottom w:val="single" w:sz="4" w:space="1" w:color="AAAAAA"/>
+        </w:pBdr>
+        <w:spacing w:before="1500" w:after="240"/>
+        <w:rPr/>
+      </w:pPr>
+      <w:r>
+        <w:rPr/>
+      </w:r>
+      <w:r>
+        <w:br w:type="page"/>
+      </w:r>
+    </w:p>
+    <w:p>
+      <w:pPr>
         <w:pStyle w:val="Normal"/>
         <w:pBdr>
           <w:bottom w:val="single" w:sz="10" w:space="6" w:color="C9A227"/>
@@ -8779,7 +11092,7 @@
           <w:sz w:val="21"/>
           <w:szCs w:val="21"/>
         </w:rPr>
-        <w:t>Vickers indent pre-applied to both mounts (same technique as Module 6) — no additional equipment needed</w:t>
+        <w:t>Vickers indent pre-applied to both mounts (same technique as Module 6)</w:t>
       </w:r>
     </w:p>
     <w:p>
@@ -9377,7 +11690,7 @@
         <w:pBdr>
           <w:bottom w:val="single" w:sz="4" w:space="1" w:color="AAAAAA"/>
         </w:pBdr>
-        <w:spacing w:before="760" w:after="240"/>
+        <w:spacing w:before="874" w:after="354"/>
         <w:rPr/>
       </w:pPr>
       <w:r>
@@ -9478,6 +11791,253 @@
     </w:p>
     <w:p>
       <w:pPr>
+        <w:pStyle w:val="Heading3"/>
+        <w:spacing w:before="220" w:after="90"/>
+        <w:rPr/>
+      </w:pPr>
+      <w:r>
+        <w:rPr>
+          <w:b/>
+          <w:bCs/>
+          <w:color w:val="1F4E79"/>
+          <w:sz w:val="22"/>
+          <w:szCs w:val="22"/>
+        </w:rPr>
+        <w:t>Step 4 — Engineering Equations &amp; Concept Check</w:t>
+      </w:r>
+    </w:p>
+    <w:p>
+      <w:pPr>
+        <w:pStyle w:val="Normal"/>
+        <w:spacing w:before="200" w:after="40"/>
+        <w:rPr/>
+      </w:pPr>
+      <w:r>
+        <w:rPr>
+          <w:b/>
+          <w:bCs/>
+          <w:color w:val="1F4E79"/>
+          <w:sz w:val="21"/>
+          <w:szCs w:val="21"/>
+        </w:rPr>
+        <w:t>Hollomon Strain-Hardening Equation</w:t>
+      </w:r>
+    </w:p>
+    <w:p>
+      <w:pPr>
+        <w:pStyle w:val="Normal"/>
+        <w:pBdr>
+          <w:top w:val="single" w:sz="4" w:space="4" w:color="C8D8E8"/>
+          <w:bottom w:val="single" w:sz="4" w:space="4" w:color="C8D8E8"/>
+        </w:pBdr>
+        <w:shd w:val="clear" w:color="auto" w:fill="F2F5F9"/>
+        <w:spacing w:before="60" w:after="100"/>
+        <w:jc w:val="center"/>
+        <w:rPr/>
+      </w:pPr>
+      <w:r>
+        <w:rPr>
+          <w:b/>
+          <w:bCs/>
+          <w:color w:val="1A2433"/>
+          <w:sz w:val="24"/>
+          <w:szCs w:val="24"/>
+        </w:rPr>
+        <w:t>σ = K·εⁿ</w:t>
+      </w:r>
+    </w:p>
+    <w:p>
+      <w:pPr>
+        <w:pStyle w:val="ListParagraph"/>
+        <w:numPr>
+          <w:ilvl w:val="0"/>
+          <w:numId w:val="2"/>
+        </w:numPr>
+        <w:spacing w:before="0" w:after="40"/>
+        <w:rPr/>
+      </w:pPr>
+      <w:r>
+        <w:rPr>
+          <w:sz w:val="21"/>
+          <w:szCs w:val="21"/>
+        </w:rPr>
+        <w:t>σ — true stress;  K — strength coefficient</w:t>
+      </w:r>
+    </w:p>
+    <w:p>
+      <w:pPr>
+        <w:pStyle w:val="ListParagraph"/>
+        <w:numPr>
+          <w:ilvl w:val="0"/>
+          <w:numId w:val="2"/>
+        </w:numPr>
+        <w:spacing w:before="0" w:after="40"/>
+        <w:rPr/>
+      </w:pPr>
+      <w:r>
+        <w:rPr>
+          <w:sz w:val="21"/>
+          <w:szCs w:val="21"/>
+        </w:rPr>
+        <w:t>ε — true plastic strain;  n — strain-hardening exponent (a formability indicator)</w:t>
+      </w:r>
+    </w:p>
+    <w:p>
+      <w:pPr>
+        <w:pStyle w:val="Normal"/>
+        <w:spacing w:before="180" w:after="40"/>
+        <w:rPr/>
+      </w:pPr>
+      <w:r>
+        <w:rPr>
+          <w:b/>
+          <w:bCs/>
+          <w:color w:val="1F4E79"/>
+          <w:sz w:val="21"/>
+          <w:szCs w:val="21"/>
+        </w:rPr>
+        <w:t>Critical-Thinking Questions</w:t>
+      </w:r>
+    </w:p>
+    <w:p>
+      <w:pPr>
+        <w:pStyle w:val="Normal"/>
+        <w:spacing w:before="200" w:after="60"/>
+        <w:rPr/>
+      </w:pPr>
+      <w:r>
+        <w:rPr>
+          <w:b/>
+          <w:bCs/>
+          <w:color w:val="1F4E79"/>
+          <w:sz w:val="21"/>
+          <w:szCs w:val="21"/>
+        </w:rPr>
+        <w:t xml:space="preserve">C1.  </w:t>
+      </w:r>
+      <w:r>
+        <w:rPr>
+          <w:sz w:val="21"/>
+          <w:szCs w:val="21"/>
+        </w:rPr>
+        <w:t>A higher strain-hardening exponent n means a metal keeps getting stronger as it's deformed, rather than strength leveling off quickly. Why would a sheet-metal stamping application like 5052 favor a higher n value over a lower one?</w:t>
+      </w:r>
+    </w:p>
+    <w:p>
+      <w:pPr>
+        <w:pStyle w:val="Normal"/>
+        <w:spacing w:before="0" w:after="20"/>
+        <w:rPr/>
+      </w:pPr>
+      <w:r>
+        <w:rPr>
+          <w:i/>
+          <w:iCs/>
+          <w:color w:val="555555"/>
+          <w:sz w:val="19"/>
+          <w:szCs w:val="19"/>
+        </w:rPr>
+        <w:t>Answer:</w:t>
+      </w:r>
+    </w:p>
+    <w:p>
+      <w:pPr>
+        <w:pStyle w:val="Normal"/>
+        <w:pBdr>
+          <w:bottom w:val="single" w:sz="4" w:space="1" w:color="AAAAAA"/>
+        </w:pBdr>
+        <w:spacing w:before="1500" w:after="240"/>
+        <w:rPr/>
+      </w:pPr>
+      <w:r>
+        <w:rPr/>
+      </w:r>
+    </w:p>
+    <w:p>
+      <w:pPr>
+        <w:pStyle w:val="Normal"/>
+        <w:pBdr>
+          <w:bottom w:val="single" w:sz="4" w:space="1" w:color="AAAAAA"/>
+        </w:pBdr>
+        <w:spacing w:before="1500" w:after="240"/>
+        <w:rPr/>
+      </w:pPr>
+      <w:r>
+        <w:rPr/>
+      </w:r>
+    </w:p>
+    <w:p>
+      <w:pPr>
+        <w:pStyle w:val="Normal"/>
+        <w:spacing w:before="200" w:after="60"/>
+        <w:rPr/>
+      </w:pPr>
+      <w:r>
+        <w:rPr>
+          <w:b/>
+          <w:bCs/>
+          <w:color w:val="1F4E79"/>
+          <w:sz w:val="21"/>
+          <w:szCs w:val="21"/>
+        </w:rPr>
+        <w:t xml:space="preserve">C2.  </w:t>
+      </w:r>
+      <w:r>
+        <w:rPr>
+          <w:sz w:val="21"/>
+          <w:szCs w:val="21"/>
+        </w:rPr>
+        <w:t>6063 is chosen for extrudability, not for a high n value. What does that tell you about the fact that "formable" isn't one single property — different forming processes (extrusion vs. stamping) demand different things from the alloy?</w:t>
+      </w:r>
+    </w:p>
+    <w:p>
+      <w:pPr>
+        <w:pStyle w:val="Normal"/>
+        <w:spacing w:before="0" w:after="20"/>
+        <w:rPr/>
+      </w:pPr>
+      <w:r>
+        <w:rPr>
+          <w:i/>
+          <w:iCs/>
+          <w:color w:val="555555"/>
+          <w:sz w:val="19"/>
+          <w:szCs w:val="19"/>
+        </w:rPr>
+        <w:t>Answer:</w:t>
+      </w:r>
+    </w:p>
+    <w:p>
+      <w:pPr>
+        <w:pStyle w:val="Normal"/>
+        <w:pBdr>
+          <w:bottom w:val="single" w:sz="4" w:space="1" w:color="AAAAAA"/>
+        </w:pBdr>
+        <w:spacing w:before="1500" w:after="240"/>
+        <w:rPr/>
+      </w:pPr>
+      <w:r>
+        <w:rPr/>
+      </w:r>
+    </w:p>
+    <w:p>
+      <w:pPr>
+        <w:pStyle w:val="Normal"/>
+        <w:pBdr>
+          <w:bottom w:val="single" w:sz="4" w:space="1" w:color="AAAAAA"/>
+        </w:pBdr>
+        <w:spacing w:before="1500" w:after="240"/>
+        <w:rPr/>
+      </w:pPr>
+      <w:r>
+        <w:rPr/>
+      </w:r>
+      <w:r>
+        <w:br w:type="page"/>
+      </w:r>
+    </w:p>
+    <w:p>
+      <w:pPr>
         <w:pStyle w:val="Normal"/>
         <w:pBdr>
           <w:bottom w:val="single" w:sz="10" w:space="6" w:color="C9A227"/>
@@ -10452,6 +13012,253 @@
     </w:p>
     <w:p>
       <w:pPr>
+        <w:pStyle w:val="Heading3"/>
+        <w:spacing w:before="220" w:after="90"/>
+        <w:rPr/>
+      </w:pPr>
+      <w:r>
+        <w:rPr>
+          <w:b/>
+          <w:bCs/>
+          <w:color w:val="1F4E79"/>
+          <w:sz w:val="22"/>
+          <w:szCs w:val="22"/>
+        </w:rPr>
+        <w:t>Step 4 — Engineering Equations &amp; Concept Check</w:t>
+      </w:r>
+    </w:p>
+    <w:p>
+      <w:pPr>
+        <w:pStyle w:val="Normal"/>
+        <w:spacing w:before="200" w:after="40"/>
+        <w:rPr/>
+      </w:pPr>
+      <w:r>
+        <w:rPr>
+          <w:b/>
+          <w:bCs/>
+          <w:color w:val="1F4E79"/>
+          <w:sz w:val="21"/>
+          <w:szCs w:val="21"/>
+        </w:rPr>
+        <w:t>Taylor Tool-Life Equation</w:t>
+      </w:r>
+    </w:p>
+    <w:p>
+      <w:pPr>
+        <w:pStyle w:val="Normal"/>
+        <w:pBdr>
+          <w:top w:val="single" w:sz="4" w:space="4" w:color="C8D8E8"/>
+          <w:bottom w:val="single" w:sz="4" w:space="4" w:color="C8D8E8"/>
+        </w:pBdr>
+        <w:shd w:val="clear" w:color="auto" w:fill="F2F5F9"/>
+        <w:spacing w:before="60" w:after="100"/>
+        <w:jc w:val="center"/>
+        <w:rPr/>
+      </w:pPr>
+      <w:r>
+        <w:rPr>
+          <w:b/>
+          <w:bCs/>
+          <w:color w:val="1A2433"/>
+          <w:sz w:val="24"/>
+          <w:szCs w:val="24"/>
+        </w:rPr>
+        <w:t>V · Tⁿ = C</w:t>
+      </w:r>
+    </w:p>
+    <w:p>
+      <w:pPr>
+        <w:pStyle w:val="ListParagraph"/>
+        <w:numPr>
+          <w:ilvl w:val="0"/>
+          <w:numId w:val="2"/>
+        </w:numPr>
+        <w:spacing w:before="0" w:after="40"/>
+        <w:rPr/>
+      </w:pPr>
+      <w:r>
+        <w:rPr>
+          <w:sz w:val="21"/>
+          <w:szCs w:val="21"/>
+        </w:rPr>
+        <w:t>V — cutting speed;  T — tool life (time to failure)</w:t>
+      </w:r>
+    </w:p>
+    <w:p>
+      <w:pPr>
+        <w:pStyle w:val="ListParagraph"/>
+        <w:numPr>
+          <w:ilvl w:val="0"/>
+          <w:numId w:val="2"/>
+        </w:numPr>
+        <w:spacing w:before="0" w:after="40"/>
+        <w:rPr/>
+      </w:pPr>
+      <w:r>
+        <w:rPr>
+          <w:sz w:val="21"/>
+          <w:szCs w:val="21"/>
+        </w:rPr>
+        <w:t>n — Taylor exponent (tool-material dependent);  C — constant (workpiece/tool-material dependent)</w:t>
+      </w:r>
+    </w:p>
+    <w:p>
+      <w:pPr>
+        <w:pStyle w:val="Normal"/>
+        <w:spacing w:before="180" w:after="40"/>
+        <w:rPr/>
+      </w:pPr>
+      <w:r>
+        <w:rPr>
+          <w:b/>
+          <w:bCs/>
+          <w:color w:val="1F4E79"/>
+          <w:sz w:val="21"/>
+          <w:szCs w:val="21"/>
+        </w:rPr>
+        <w:t>Critical-Thinking Questions</w:t>
+      </w:r>
+    </w:p>
+    <w:p>
+      <w:pPr>
+        <w:pStyle w:val="Normal"/>
+        <w:spacing w:before="200" w:after="60"/>
+        <w:rPr/>
+      </w:pPr>
+      <w:r>
+        <w:rPr>
+          <w:b/>
+          <w:bCs/>
+          <w:color w:val="1F4E79"/>
+          <w:sz w:val="21"/>
+          <w:szCs w:val="21"/>
+        </w:rPr>
+        <w:t xml:space="preserve">C1.  </w:t>
+      </w:r>
+      <w:r>
+        <w:rPr>
+          <w:sz w:val="21"/>
+          <w:szCs w:val="21"/>
+        </w:rPr>
+        <w:t>Using V·Tⁿ = C, if cutting speed V is increased, does tool life T go up or down? Now connect this to your Hardness Log: would you expect a harder specimen (higher HV) to need a lower or higher cutting speed to hit the same tool life?</w:t>
+      </w:r>
+    </w:p>
+    <w:p>
+      <w:pPr>
+        <w:pStyle w:val="Normal"/>
+        <w:spacing w:before="0" w:after="20"/>
+        <w:rPr/>
+      </w:pPr>
+      <w:r>
+        <w:rPr>
+          <w:i/>
+          <w:iCs/>
+          <w:color w:val="555555"/>
+          <w:sz w:val="19"/>
+          <w:szCs w:val="19"/>
+        </w:rPr>
+        <w:t>Answer:</w:t>
+      </w:r>
+    </w:p>
+    <w:p>
+      <w:pPr>
+        <w:pStyle w:val="Normal"/>
+        <w:pBdr>
+          <w:bottom w:val="single" w:sz="4" w:space="1" w:color="AAAAAA"/>
+        </w:pBdr>
+        <w:spacing w:before="1500" w:after="240"/>
+        <w:rPr/>
+      </w:pPr>
+      <w:r>
+        <w:rPr/>
+      </w:r>
+    </w:p>
+    <w:p>
+      <w:pPr>
+        <w:pStyle w:val="Normal"/>
+        <w:pBdr>
+          <w:bottom w:val="single" w:sz="4" w:space="1" w:color="AAAAAA"/>
+        </w:pBdr>
+        <w:spacing w:before="1500" w:after="240"/>
+        <w:rPr/>
+      </w:pPr>
+      <w:r>
+        <w:rPr/>
+      </w:r>
+    </w:p>
+    <w:p>
+      <w:pPr>
+        <w:pStyle w:val="Normal"/>
+        <w:spacing w:before="200" w:after="60"/>
+        <w:rPr/>
+      </w:pPr>
+      <w:r>
+        <w:rPr>
+          <w:b/>
+          <w:bCs/>
+          <w:color w:val="1F4E79"/>
+          <w:sz w:val="21"/>
+          <w:szCs w:val="21"/>
+        </w:rPr>
+        <w:t xml:space="preserve">C2.  </w:t>
+      </w:r>
+      <w:r>
+        <w:rPr>
+          <w:sz w:val="21"/>
+          <w:szCs w:val="21"/>
+        </w:rPr>
+        <w:t>The Taylor equation only accounts for cutting speed — it says nothing about microstructure directly. Based on what you saw in Modules 9–10, what microstructural feature (not captured by V or T) could still cause two specimens with the same HV to machine very differently?</w:t>
+      </w:r>
+    </w:p>
+    <w:p>
+      <w:pPr>
+        <w:pStyle w:val="Normal"/>
+        <w:spacing w:before="0" w:after="20"/>
+        <w:rPr/>
+      </w:pPr>
+      <w:r>
+        <w:rPr>
+          <w:i/>
+          <w:iCs/>
+          <w:color w:val="555555"/>
+          <w:sz w:val="19"/>
+          <w:szCs w:val="19"/>
+        </w:rPr>
+        <w:t>Answer:</w:t>
+      </w:r>
+    </w:p>
+    <w:p>
+      <w:pPr>
+        <w:pStyle w:val="Normal"/>
+        <w:pBdr>
+          <w:bottom w:val="single" w:sz="4" w:space="1" w:color="AAAAAA"/>
+        </w:pBdr>
+        <w:spacing w:before="1500" w:after="240"/>
+        <w:rPr/>
+      </w:pPr>
+      <w:r>
+        <w:rPr/>
+      </w:r>
+    </w:p>
+    <w:p>
+      <w:pPr>
+        <w:pStyle w:val="Normal"/>
+        <w:pBdr>
+          <w:bottom w:val="single" w:sz="4" w:space="1" w:color="AAAAAA"/>
+        </w:pBdr>
+        <w:spacing w:before="1500" w:after="240"/>
+        <w:rPr/>
+      </w:pPr>
+      <w:r>
+        <w:rPr/>
+      </w:r>
+      <w:r>
+        <w:br w:type="page"/>
+      </w:r>
+    </w:p>
+    <w:p>
+      <w:pPr>
         <w:pStyle w:val="Normal"/>
         <w:pBdr>
           <w:bottom w:val="single" w:sz="10" w:space="6" w:color="C9A227"/>
@@ -11462,6 +14269,271 @@
     </w:p>
     <w:p>
       <w:pPr>
+        <w:pStyle w:val="Heading3"/>
+        <w:spacing w:before="220" w:after="90"/>
+        <w:rPr/>
+      </w:pPr>
+      <w:r>
+        <w:rPr>
+          <w:b/>
+          <w:bCs/>
+          <w:color w:val="1F4E79"/>
+          <w:sz w:val="22"/>
+          <w:szCs w:val="22"/>
+        </w:rPr>
+        <w:t>Step 4 — Engineering Equations &amp; Concept Check</w:t>
+      </w:r>
+    </w:p>
+    <w:p>
+      <w:pPr>
+        <w:pStyle w:val="Normal"/>
+        <w:spacing w:before="200" w:after="40"/>
+        <w:rPr/>
+      </w:pPr>
+      <w:r>
+        <w:rPr>
+          <w:b/>
+          <w:bCs/>
+          <w:color w:val="1F4E79"/>
+          <w:sz w:val="21"/>
+          <w:szCs w:val="21"/>
+        </w:rPr>
+        <w:t>Matthiessen's Rule (Electrical Resistivity)</w:t>
+      </w:r>
+    </w:p>
+    <w:p>
+      <w:pPr>
+        <w:pStyle w:val="Normal"/>
+        <w:pBdr>
+          <w:top w:val="single" w:sz="4" w:space="4" w:color="C8D8E8"/>
+          <w:bottom w:val="single" w:sz="4" w:space="4" w:color="C8D8E8"/>
+        </w:pBdr>
+        <w:shd w:val="clear" w:color="auto" w:fill="F2F5F9"/>
+        <w:spacing w:before="60" w:after="100"/>
+        <w:jc w:val="center"/>
+        <w:rPr/>
+      </w:pPr>
+      <w:r>
+        <w:rPr>
+          <w:b/>
+          <w:bCs/>
+          <w:color w:val="1A2433"/>
+          <w:sz w:val="24"/>
+          <w:szCs w:val="24"/>
+        </w:rPr>
+        <w:t>ρtotal = ρthermal + ρimpurity</w:t>
+      </w:r>
+    </w:p>
+    <w:p>
+      <w:pPr>
+        <w:pStyle w:val="ListParagraph"/>
+        <w:numPr>
+          <w:ilvl w:val="0"/>
+          <w:numId w:val="2"/>
+        </w:numPr>
+        <w:spacing w:before="0" w:after="40"/>
+        <w:rPr/>
+      </w:pPr>
+      <w:r>
+        <w:rPr>
+          <w:sz w:val="21"/>
+          <w:szCs w:val="21"/>
+        </w:rPr>
+        <w:t>ρtotal — total electrical resistivity</w:t>
+      </w:r>
+    </w:p>
+    <w:p>
+      <w:pPr>
+        <w:pStyle w:val="ListParagraph"/>
+        <w:numPr>
+          <w:ilvl w:val="0"/>
+          <w:numId w:val="2"/>
+        </w:numPr>
+        <w:spacing w:before="0" w:after="40"/>
+        <w:rPr/>
+      </w:pPr>
+      <w:r>
+        <w:rPr>
+          <w:sz w:val="21"/>
+          <w:szCs w:val="21"/>
+        </w:rPr>
+        <w:t>ρthermal — resistivity from thermal lattice vibration (temperature-dependent)</w:t>
+      </w:r>
+    </w:p>
+    <w:p>
+      <w:pPr>
+        <w:pStyle w:val="ListParagraph"/>
+        <w:numPr>
+          <w:ilvl w:val="0"/>
+          <w:numId w:val="2"/>
+        </w:numPr>
+        <w:spacing w:before="0" w:after="40"/>
+        <w:rPr/>
+      </w:pPr>
+      <w:r>
+        <w:rPr>
+          <w:sz w:val="21"/>
+          <w:szCs w:val="21"/>
+        </w:rPr>
+        <w:t>ρimpurity — resistivity from solute atoms, precipitates, and defects (composition-dependent)</w:t>
+      </w:r>
+    </w:p>
+    <w:p>
+      <w:pPr>
+        <w:pStyle w:val="Normal"/>
+        <w:spacing w:before="180" w:after="40"/>
+        <w:rPr/>
+      </w:pPr>
+      <w:r>
+        <w:rPr>
+          <w:b/>
+          <w:bCs/>
+          <w:color w:val="1F4E79"/>
+          <w:sz w:val="21"/>
+          <w:szCs w:val="21"/>
+        </w:rPr>
+        <w:t>Critical-Thinking Questions</w:t>
+      </w:r>
+    </w:p>
+    <w:p>
+      <w:pPr>
+        <w:pStyle w:val="Normal"/>
+        <w:spacing w:before="200" w:after="60"/>
+        <w:rPr/>
+      </w:pPr>
+      <w:r>
+        <w:rPr>
+          <w:b/>
+          <w:bCs/>
+          <w:color w:val="1F4E79"/>
+          <w:sz w:val="21"/>
+          <w:szCs w:val="21"/>
+        </w:rPr>
+        <w:t xml:space="preserve">C1.  </w:t>
+      </w:r>
+      <w:r>
+        <w:rPr>
+          <w:sz w:val="21"/>
+          <w:szCs w:val="21"/>
+        </w:rPr>
+        <w:t>Pure copper (Specimen N) has no alloying additions, while chromium copper (Specimen O) does. Using Matthiessen's rule, explain why O has higher electrical resistivity than N even at the same test temperature.</w:t>
+      </w:r>
+    </w:p>
+    <w:p>
+      <w:pPr>
+        <w:pStyle w:val="Normal"/>
+        <w:spacing w:before="0" w:after="20"/>
+        <w:rPr/>
+      </w:pPr>
+      <w:r>
+        <w:rPr>
+          <w:i/>
+          <w:iCs/>
+          <w:color w:val="555555"/>
+          <w:sz w:val="19"/>
+          <w:szCs w:val="19"/>
+        </w:rPr>
+        <w:t>Answer:</w:t>
+      </w:r>
+    </w:p>
+    <w:p>
+      <w:pPr>
+        <w:pStyle w:val="Normal"/>
+        <w:pBdr>
+          <w:bottom w:val="single" w:sz="4" w:space="1" w:color="AAAAAA"/>
+        </w:pBdr>
+        <w:spacing w:before="1500" w:after="240"/>
+        <w:rPr/>
+      </w:pPr>
+      <w:r>
+        <w:rPr/>
+      </w:r>
+    </w:p>
+    <w:p>
+      <w:pPr>
+        <w:pStyle w:val="Normal"/>
+        <w:pBdr>
+          <w:bottom w:val="single" w:sz="4" w:space="1" w:color="AAAAAA"/>
+        </w:pBdr>
+        <w:spacing w:before="1500" w:after="240"/>
+        <w:rPr/>
+      </w:pPr>
+      <w:r>
+        <w:rPr/>
+      </w:r>
+    </w:p>
+    <w:p>
+      <w:pPr>
+        <w:pStyle w:val="Normal"/>
+        <w:spacing w:before="200" w:after="60"/>
+        <w:rPr/>
+      </w:pPr>
+      <w:r>
+        <w:rPr>
+          <w:b/>
+          <w:bCs/>
+          <w:color w:val="1F4E79"/>
+          <w:sz w:val="21"/>
+          <w:szCs w:val="21"/>
+        </w:rPr>
+        <w:t xml:space="preserve">C2.  </w:t>
+      </w:r>
+      <w:r>
+        <w:rPr>
+          <w:sz w:val="21"/>
+          <w:szCs w:val="21"/>
+        </w:rPr>
+        <w:t>The same precipitates that raise chromium copper's strength (via the Orowan mechanism from Module 9) also raise its resistivity (via Matthiessen's rule here). Why can't you get the strength benefit of precipitation hardening in copper "for free," with no trade-off?</w:t>
+      </w:r>
+    </w:p>
+    <w:p>
+      <w:pPr>
+        <w:pStyle w:val="Normal"/>
+        <w:spacing w:before="0" w:after="20"/>
+        <w:rPr/>
+      </w:pPr>
+      <w:r>
+        <w:rPr>
+          <w:i/>
+          <w:iCs/>
+          <w:color w:val="555555"/>
+          <w:sz w:val="19"/>
+          <w:szCs w:val="19"/>
+        </w:rPr>
+        <w:t>Answer:</w:t>
+      </w:r>
+    </w:p>
+    <w:p>
+      <w:pPr>
+        <w:pStyle w:val="Normal"/>
+        <w:pBdr>
+          <w:bottom w:val="single" w:sz="4" w:space="1" w:color="AAAAAA"/>
+        </w:pBdr>
+        <w:spacing w:before="1500" w:after="240"/>
+        <w:rPr/>
+      </w:pPr>
+      <w:r>
+        <w:rPr/>
+      </w:r>
+    </w:p>
+    <w:p>
+      <w:pPr>
+        <w:pStyle w:val="Normal"/>
+        <w:pBdr>
+          <w:bottom w:val="single" w:sz="4" w:space="1" w:color="AAAAAA"/>
+        </w:pBdr>
+        <w:spacing w:before="1500" w:after="240"/>
+        <w:rPr/>
+      </w:pPr>
+      <w:r>
+        <w:rPr/>
+      </w:r>
+      <w:r>
+        <w:br w:type="page"/>
+      </w:r>
+    </w:p>
+    <w:p>
+      <w:pPr>
         <w:pStyle w:val="Normal"/>
         <w:pBdr>
           <w:bottom w:val="single" w:sz="10" w:space="6" w:color="C9A227"/>
@@ -12512,6 +15584,271 @@
     </w:p>
     <w:p>
       <w:pPr>
+        <w:pStyle w:val="Heading3"/>
+        <w:spacing w:before="220" w:after="90"/>
+        <w:rPr/>
+      </w:pPr>
+      <w:r>
+        <w:rPr>
+          <w:b/>
+          <w:bCs/>
+          <w:color w:val="1F4E79"/>
+          <w:sz w:val="22"/>
+          <w:szCs w:val="22"/>
+        </w:rPr>
+        <w:t>Step 4 — Engineering Equations &amp; Concept Check</w:t>
+      </w:r>
+    </w:p>
+    <w:p>
+      <w:pPr>
+        <w:pStyle w:val="Normal"/>
+        <w:spacing w:before="200" w:after="40"/>
+        <w:rPr/>
+      </w:pPr>
+      <w:r>
+        <w:rPr>
+          <w:b/>
+          <w:bCs/>
+          <w:color w:val="1F4E79"/>
+          <w:sz w:val="21"/>
+          <w:szCs w:val="21"/>
+        </w:rPr>
+        <w:t>Applying the Lever Rule to Cu–Zn Brass</w:t>
+      </w:r>
+    </w:p>
+    <w:p>
+      <w:pPr>
+        <w:pStyle w:val="Normal"/>
+        <w:pBdr>
+          <w:top w:val="single" w:sz="4" w:space="4" w:color="C8D8E8"/>
+          <w:bottom w:val="single" w:sz="4" w:space="4" w:color="C8D8E8"/>
+        </w:pBdr>
+        <w:shd w:val="clear" w:color="auto" w:fill="F2F5F9"/>
+        <w:spacing w:before="60" w:after="100"/>
+        <w:jc w:val="center"/>
+        <w:rPr/>
+      </w:pPr>
+      <w:r>
+        <w:rPr>
+          <w:b/>
+          <w:bCs/>
+          <w:color w:val="1A2433"/>
+          <w:sz w:val="24"/>
+          <w:szCs w:val="24"/>
+        </w:rPr>
+        <w:t>Wβ = (C0 − Cα) / (Cβ − Cα)</w:t>
+      </w:r>
+    </w:p>
+    <w:p>
+      <w:pPr>
+        <w:pStyle w:val="ListParagraph"/>
+        <w:numPr>
+          <w:ilvl w:val="0"/>
+          <w:numId w:val="2"/>
+        </w:numPr>
+        <w:spacing w:before="0" w:after="40"/>
+        <w:rPr/>
+      </w:pPr>
+      <w:r>
+        <w:rPr>
+          <w:sz w:val="21"/>
+          <w:szCs w:val="21"/>
+        </w:rPr>
+        <w:t>Wβ — weight fraction of beta phase</w:t>
+      </w:r>
+    </w:p>
+    <w:p>
+      <w:pPr>
+        <w:pStyle w:val="ListParagraph"/>
+        <w:numPr>
+          <w:ilvl w:val="0"/>
+          <w:numId w:val="2"/>
+        </w:numPr>
+        <w:spacing w:before="0" w:after="40"/>
+        <w:rPr/>
+      </w:pPr>
+      <w:r>
+        <w:rPr>
+          <w:sz w:val="21"/>
+          <w:szCs w:val="21"/>
+        </w:rPr>
+        <w:t>C0 — overall zinc content of the brass</w:t>
+      </w:r>
+    </w:p>
+    <w:p>
+      <w:pPr>
+        <w:pStyle w:val="ListParagraph"/>
+        <w:numPr>
+          <w:ilvl w:val="0"/>
+          <w:numId w:val="2"/>
+        </w:numPr>
+        <w:spacing w:before="0" w:after="40"/>
+        <w:rPr/>
+      </w:pPr>
+      <w:r>
+        <w:rPr>
+          <w:sz w:val="21"/>
+          <w:szCs w:val="21"/>
+        </w:rPr>
+        <w:t>Cα, Cβ — zinc content at the α and β phase-boundary compositions (from the Cu-Zn phase diagram)</w:t>
+      </w:r>
+    </w:p>
+    <w:p>
+      <w:pPr>
+        <w:pStyle w:val="Normal"/>
+        <w:spacing w:before="180" w:after="40"/>
+        <w:rPr/>
+      </w:pPr>
+      <w:r>
+        <w:rPr>
+          <w:b/>
+          <w:bCs/>
+          <w:color w:val="1F4E79"/>
+          <w:sz w:val="21"/>
+          <w:szCs w:val="21"/>
+        </w:rPr>
+        <w:t>Critical-Thinking Questions</w:t>
+      </w:r>
+    </w:p>
+    <w:p>
+      <w:pPr>
+        <w:pStyle w:val="Normal"/>
+        <w:spacing w:before="200" w:after="60"/>
+        <w:rPr/>
+      </w:pPr>
+      <w:r>
+        <w:rPr>
+          <w:b/>
+          <w:bCs/>
+          <w:color w:val="1F4E79"/>
+          <w:sz w:val="21"/>
+          <w:szCs w:val="21"/>
+        </w:rPr>
+        <w:t xml:space="preserve">C1.  </w:t>
+      </w:r>
+      <w:r>
+        <w:rPr>
+          <w:sz w:val="21"/>
+          <w:szCs w:val="21"/>
+        </w:rPr>
+        <w:t>K (cartridge brass, ~30% Zn) is single-phase alpha, while M (naval brass, higher Zn) is two-phase alpha-beta. Using the lever-rule logic above, what has to be true about M's zinc content relative to the alpha-phase solubility limit for a second phase to appear at all?</w:t>
+      </w:r>
+    </w:p>
+    <w:p>
+      <w:pPr>
+        <w:pStyle w:val="Normal"/>
+        <w:spacing w:before="0" w:after="20"/>
+        <w:rPr/>
+      </w:pPr>
+      <w:r>
+        <w:rPr>
+          <w:i/>
+          <w:iCs/>
+          <w:color w:val="555555"/>
+          <w:sz w:val="19"/>
+          <w:szCs w:val="19"/>
+        </w:rPr>
+        <w:t>Answer:</w:t>
+      </w:r>
+    </w:p>
+    <w:p>
+      <w:pPr>
+        <w:pStyle w:val="Normal"/>
+        <w:pBdr>
+          <w:bottom w:val="single" w:sz="4" w:space="1" w:color="AAAAAA"/>
+        </w:pBdr>
+        <w:spacing w:before="1500" w:after="240"/>
+        <w:rPr/>
+      </w:pPr>
+      <w:r>
+        <w:rPr/>
+      </w:r>
+    </w:p>
+    <w:p>
+      <w:pPr>
+        <w:pStyle w:val="Normal"/>
+        <w:pBdr>
+          <w:bottom w:val="single" w:sz="4" w:space="1" w:color="AAAAAA"/>
+        </w:pBdr>
+        <w:spacing w:before="1500" w:after="240"/>
+        <w:rPr/>
+      </w:pPr>
+      <w:r>
+        <w:rPr/>
+      </w:r>
+    </w:p>
+    <w:p>
+      <w:pPr>
+        <w:pStyle w:val="Normal"/>
+        <w:spacing w:before="200" w:after="60"/>
+        <w:rPr/>
+      </w:pPr>
+      <w:r>
+        <w:rPr>
+          <w:b/>
+          <w:bCs/>
+          <w:color w:val="1F4E79"/>
+          <w:sz w:val="21"/>
+          <w:szCs w:val="21"/>
+        </w:rPr>
+        <w:t xml:space="preserve">C2.  </w:t>
+      </w:r>
+      <w:r>
+        <w:rPr>
+          <w:sz w:val="21"/>
+          <w:szCs w:val="21"/>
+        </w:rPr>
+        <w:t>L (free-machining brass) gets its machinability from a small lead addition, not from a phase change. Does lead show up anywhere in the Cu-Zn lever-rule calculation above? What does that tell you about the limits of a two-component phase diagram when a real alloy has three or more elements?</w:t>
+      </w:r>
+    </w:p>
+    <w:p>
+      <w:pPr>
+        <w:pStyle w:val="Normal"/>
+        <w:spacing w:before="0" w:after="20"/>
+        <w:rPr/>
+      </w:pPr>
+      <w:r>
+        <w:rPr>
+          <w:i/>
+          <w:iCs/>
+          <w:color w:val="555555"/>
+          <w:sz w:val="19"/>
+          <w:szCs w:val="19"/>
+        </w:rPr>
+        <w:t>Answer:</w:t>
+      </w:r>
+    </w:p>
+    <w:p>
+      <w:pPr>
+        <w:pStyle w:val="Normal"/>
+        <w:pBdr>
+          <w:bottom w:val="single" w:sz="4" w:space="1" w:color="AAAAAA"/>
+        </w:pBdr>
+        <w:spacing w:before="1500" w:after="240"/>
+        <w:rPr/>
+      </w:pPr>
+      <w:r>
+        <w:rPr/>
+      </w:r>
+    </w:p>
+    <w:p>
+      <w:pPr>
+        <w:pStyle w:val="Normal"/>
+        <w:pBdr>
+          <w:bottom w:val="single" w:sz="4" w:space="1" w:color="AAAAAA"/>
+        </w:pBdr>
+        <w:spacing w:before="1500" w:after="240"/>
+        <w:rPr/>
+      </w:pPr>
+      <w:r>
+        <w:rPr/>
+      </w:r>
+      <w:r>
+        <w:br w:type="page"/>
+      </w:r>
+    </w:p>
+    <w:p>
+      <w:pPr>
         <w:pStyle w:val="Normal"/>
         <w:pBdr>
           <w:bottom w:val="single" w:sz="10" w:space="6" w:color="C9A227"/>
@@ -12827,7 +16164,7 @@
           <w:sz w:val="21"/>
           <w:szCs w:val="21"/>
         </w:rPr>
-        <w:t>Vickers indent pre-applied to Specimen F's mount (same technique as Module 6) — no additional equipment needed</w:t>
+        <w:t>Vickers indent pre-applied to Specimen F's mount (same technique as Module 6)</w:t>
       </w:r>
     </w:p>
     <w:p>
@@ -13526,6 +16863,253 @@
     </w:p>
     <w:p>
       <w:pPr>
+        <w:pStyle w:val="Heading3"/>
+        <w:spacing w:before="220" w:after="90"/>
+        <w:rPr/>
+      </w:pPr>
+      <w:r>
+        <w:rPr>
+          <w:b/>
+          <w:bCs/>
+          <w:color w:val="1F4E79"/>
+          <w:sz w:val="22"/>
+          <w:szCs w:val="22"/>
+        </w:rPr>
+        <w:t>Step 4 — Engineering Equations &amp; Concept Check</w:t>
+      </w:r>
+    </w:p>
+    <w:p>
+      <w:pPr>
+        <w:pStyle w:val="Normal"/>
+        <w:spacing w:before="200" w:after="40"/>
+        <w:rPr/>
+      </w:pPr>
+      <w:r>
+        <w:rPr>
+          <w:b/>
+          <w:bCs/>
+          <w:color w:val="1F4E79"/>
+          <w:sz w:val="21"/>
+          <w:szCs w:val="21"/>
+        </w:rPr>
+        <w:t>Revisiting Orowan Strengthening Across Three Base Metals</w:t>
+      </w:r>
+    </w:p>
+    <w:p>
+      <w:pPr>
+        <w:pStyle w:val="Normal"/>
+        <w:pBdr>
+          <w:top w:val="single" w:sz="4" w:space="4" w:color="C8D8E8"/>
+          <w:bottom w:val="single" w:sz="4" w:space="4" w:color="C8D8E8"/>
+        </w:pBdr>
+        <w:shd w:val="clear" w:color="auto" w:fill="F2F5F9"/>
+        <w:spacing w:before="60" w:after="100"/>
+        <w:jc w:val="center"/>
+        <w:rPr/>
+      </w:pPr>
+      <w:r>
+        <w:rPr>
+          <w:b/>
+          <w:bCs/>
+          <w:color w:val="1A2433"/>
+          <w:sz w:val="24"/>
+          <w:szCs w:val="24"/>
+        </w:rPr>
+        <w:t>Δσ ≈ Gb / L   (Module 9)</w:t>
+      </w:r>
+    </w:p>
+    <w:p>
+      <w:pPr>
+        <w:pStyle w:val="ListParagraph"/>
+        <w:numPr>
+          <w:ilvl w:val="0"/>
+          <w:numId w:val="2"/>
+        </w:numPr>
+        <w:spacing w:before="0" w:after="40"/>
+        <w:rPr/>
+      </w:pPr>
+      <w:r>
+        <w:rPr>
+          <w:sz w:val="21"/>
+          <w:szCs w:val="21"/>
+        </w:rPr>
+        <w:t>G — shear modulus (different for each base metal — steel, aluminum, copper)</w:t>
+      </w:r>
+    </w:p>
+    <w:p>
+      <w:pPr>
+        <w:pStyle w:val="ListParagraph"/>
+        <w:numPr>
+          <w:ilvl w:val="0"/>
+          <w:numId w:val="2"/>
+        </w:numPr>
+        <w:spacing w:before="0" w:after="40"/>
+        <w:rPr/>
+      </w:pPr>
+      <w:r>
+        <w:rPr>
+          <w:sz w:val="21"/>
+          <w:szCs w:val="21"/>
+        </w:rPr>
+        <w:t>b — Burgers vector;  L — interparticle spacing</w:t>
+      </w:r>
+    </w:p>
+    <w:p>
+      <w:pPr>
+        <w:pStyle w:val="Normal"/>
+        <w:spacing w:before="180" w:after="40"/>
+        <w:rPr/>
+      </w:pPr>
+      <w:r>
+        <w:rPr>
+          <w:b/>
+          <w:bCs/>
+          <w:color w:val="1F4E79"/>
+          <w:sz w:val="21"/>
+          <w:szCs w:val="21"/>
+        </w:rPr>
+        <w:t>Critical-Thinking Questions</w:t>
+      </w:r>
+    </w:p>
+    <w:p>
+      <w:pPr>
+        <w:pStyle w:val="Normal"/>
+        <w:spacing w:before="200" w:after="60"/>
+        <w:rPr/>
+      </w:pPr>
+      <w:r>
+        <w:rPr>
+          <w:b/>
+          <w:bCs/>
+          <w:color w:val="1F4E79"/>
+          <w:sz w:val="21"/>
+          <w:szCs w:val="21"/>
+        </w:rPr>
+        <w:t xml:space="preserve">C1.  </w:t>
+      </w:r>
+      <w:r>
+        <w:rPr>
+          <w:sz w:val="21"/>
+          <w:szCs w:val="21"/>
+        </w:rPr>
+        <w:t>F (17-4PH steel), J (2024 Al), and O (182 Cu) all strengthen by the same Orowan mechanism, but steel's shear modulus G is roughly 3× aluminum's and copper's. Does that alone guarantee 17-4PH will show the largest Δσ of the three? What else would you need to know about L to answer with confidence?</w:t>
+      </w:r>
+    </w:p>
+    <w:p>
+      <w:pPr>
+        <w:pStyle w:val="Normal"/>
+        <w:spacing w:before="0" w:after="20"/>
+        <w:rPr/>
+      </w:pPr>
+      <w:r>
+        <w:rPr>
+          <w:i/>
+          <w:iCs/>
+          <w:color w:val="555555"/>
+          <w:sz w:val="19"/>
+          <w:szCs w:val="19"/>
+        </w:rPr>
+        <w:t>Answer:</w:t>
+      </w:r>
+    </w:p>
+    <w:p>
+      <w:pPr>
+        <w:pStyle w:val="Normal"/>
+        <w:pBdr>
+          <w:bottom w:val="single" w:sz="4" w:space="1" w:color="AAAAAA"/>
+        </w:pBdr>
+        <w:spacing w:before="1500" w:after="240"/>
+        <w:rPr/>
+      </w:pPr>
+      <w:r>
+        <w:rPr/>
+      </w:r>
+    </w:p>
+    <w:p>
+      <w:pPr>
+        <w:pStyle w:val="Normal"/>
+        <w:pBdr>
+          <w:bottom w:val="single" w:sz="4" w:space="1" w:color="AAAAAA"/>
+        </w:pBdr>
+        <w:spacing w:before="1500" w:after="240"/>
+        <w:rPr/>
+      </w:pPr>
+      <w:r>
+        <w:rPr/>
+      </w:r>
+    </w:p>
+    <w:p>
+      <w:pPr>
+        <w:pStyle w:val="Normal"/>
+        <w:spacing w:before="200" w:after="60"/>
+        <w:rPr/>
+      </w:pPr>
+      <w:r>
+        <w:rPr>
+          <w:b/>
+          <w:bCs/>
+          <w:color w:val="1F4E79"/>
+          <w:sz w:val="21"/>
+          <w:szCs w:val="21"/>
+        </w:rPr>
+        <w:t xml:space="preserve">C2.  </w:t>
+      </w:r>
+      <w:r>
+        <w:rPr>
+          <w:sz w:val="21"/>
+          <w:szCs w:val="21"/>
+        </w:rPr>
+        <w:t>You now have logged HV values for F, J, and O in your Hardness Log. Do the relative HV rankings match what the Orowan equation alone would predict from G, or do differences in precipitate spacing (L) between the three alloys appear to dominate instead?</w:t>
+      </w:r>
+    </w:p>
+    <w:p>
+      <w:pPr>
+        <w:pStyle w:val="Normal"/>
+        <w:spacing w:before="0" w:after="20"/>
+        <w:rPr/>
+      </w:pPr>
+      <w:r>
+        <w:rPr>
+          <w:i/>
+          <w:iCs/>
+          <w:color w:val="555555"/>
+          <w:sz w:val="19"/>
+          <w:szCs w:val="19"/>
+        </w:rPr>
+        <w:t>Answer:</w:t>
+      </w:r>
+    </w:p>
+    <w:p>
+      <w:pPr>
+        <w:pStyle w:val="Normal"/>
+        <w:pBdr>
+          <w:bottom w:val="single" w:sz="4" w:space="1" w:color="AAAAAA"/>
+        </w:pBdr>
+        <w:spacing w:before="1500" w:after="240"/>
+        <w:rPr/>
+      </w:pPr>
+      <w:r>
+        <w:rPr/>
+      </w:r>
+    </w:p>
+    <w:p>
+      <w:pPr>
+        <w:pStyle w:val="Normal"/>
+        <w:pBdr>
+          <w:bottom w:val="single" w:sz="4" w:space="1" w:color="AAAAAA"/>
+        </w:pBdr>
+        <w:spacing w:before="1500" w:after="240"/>
+        <w:rPr/>
+      </w:pPr>
+      <w:r>
+        <w:rPr/>
+      </w:r>
+      <w:r>
+        <w:br w:type="page"/>
+      </w:r>
+    </w:p>
+    <w:p>
+      <w:pPr>
         <w:pStyle w:val="Normal"/>
         <w:pBdr>
           <w:bottom w:val="single" w:sz="10" w:space="6" w:color="C9A227"/>
@@ -14354,7 +17938,7 @@
         <w:pBdr>
           <w:bottom w:val="single" w:sz="4" w:space="1" w:color="AAAAAA"/>
         </w:pBdr>
-        <w:spacing w:before="1501" w:after="981"/>
+        <w:spacing w:before="760" w:after="240"/>
         <w:rPr/>
       </w:pPr>
       <w:r>
@@ -14433,6 +18017,235 @@
     </w:p>
     <w:p>
       <w:pPr>
+        <w:pStyle w:val="Heading3"/>
+        <w:spacing w:before="220" w:after="90"/>
+        <w:rPr/>
+      </w:pPr>
+      <w:r>
+        <w:rPr>
+          <w:b/>
+          <w:bCs/>
+          <w:color w:val="1F4E79"/>
+          <w:sz w:val="22"/>
+          <w:szCs w:val="22"/>
+        </w:rPr>
+        <w:t>Step 4 — Engineering Equations &amp; Concept Check</w:t>
+      </w:r>
+    </w:p>
+    <w:p>
+      <w:pPr>
+        <w:pStyle w:val="Normal"/>
+        <w:spacing w:before="200" w:after="40"/>
+        <w:rPr/>
+      </w:pPr>
+      <w:r>
+        <w:rPr>
+          <w:b/>
+          <w:bCs/>
+          <w:color w:val="1F4E79"/>
+          <w:sz w:val="21"/>
+          <w:szCs w:val="21"/>
+        </w:rPr>
+        <w:t>Semester Equation Toolkit (recap)</w:t>
+      </w:r>
+    </w:p>
+    <w:p>
+      <w:pPr>
+        <w:pStyle w:val="Normal"/>
+        <w:pBdr>
+          <w:top w:val="single" w:sz="4" w:space="4" w:color="C8D8E8"/>
+          <w:bottom w:val="single" w:sz="4" w:space="4" w:color="C8D8E8"/>
+        </w:pBdr>
+        <w:shd w:val="clear" w:color="auto" w:fill="F2F5F9"/>
+        <w:spacing w:before="60" w:after="100"/>
+        <w:jc w:val="center"/>
+        <w:rPr/>
+      </w:pPr>
+      <w:r>
+        <w:rPr>
+          <w:b/>
+          <w:bCs/>
+          <w:color w:val="1A2433"/>
+          <w:sz w:val="24"/>
+          <w:szCs w:val="24"/>
+        </w:rPr>
+        <w:t>Hall-Petch: σy = σ0 + ky/√d   |   PREN = %Cr + 3.3(%Mo) + 16(%N)   |   HV = 1.854F/d², UTS ≈ 3.45×HV   |   Orowan: Δσ ≈ Gb/L</w:t>
+      </w:r>
+    </w:p>
+    <w:p>
+      <w:pPr>
+        <w:pStyle w:val="ListParagraph"/>
+        <w:numPr>
+          <w:ilvl w:val="0"/>
+          <w:numId w:val="2"/>
+        </w:numPr>
+        <w:spacing w:before="0" w:after="40"/>
+        <w:rPr/>
+      </w:pPr>
+      <w:r>
+        <w:rPr>
+          <w:sz w:val="21"/>
+          <w:szCs w:val="21"/>
+        </w:rPr>
+        <w:t>Definitions as introduced in Modules 1, 4, 6, and 9 — see those pages if you need a refresher.</w:t>
+      </w:r>
+    </w:p>
+    <w:p>
+      <w:pPr>
+        <w:pStyle w:val="Normal"/>
+        <w:spacing w:before="180" w:after="40"/>
+        <w:rPr/>
+      </w:pPr>
+      <w:r>
+        <w:rPr>
+          <w:b/>
+          <w:bCs/>
+          <w:color w:val="1F4E79"/>
+          <w:sz w:val="21"/>
+          <w:szCs w:val="21"/>
+        </w:rPr>
+        <w:t>Critical-Thinking Questions</w:t>
+      </w:r>
+    </w:p>
+    <w:p>
+      <w:pPr>
+        <w:pStyle w:val="Normal"/>
+        <w:spacing w:before="200" w:after="60"/>
+        <w:rPr/>
+      </w:pPr>
+      <w:r>
+        <w:rPr>
+          <w:b/>
+          <w:bCs/>
+          <w:color w:val="1F4E79"/>
+          <w:sz w:val="21"/>
+          <w:szCs w:val="21"/>
+        </w:rPr>
+        <w:t xml:space="preserve">C1.  </w:t>
+      </w:r>
+      <w:r>
+        <w:rPr>
+          <w:sz w:val="21"/>
+          <w:szCs w:val="21"/>
+        </w:rPr>
+        <w:t>Hall-Petch and Orowan strengthening both block dislocations, but PREN doesn't describe strength at all — it describes corrosion resistance. Using your Module 4 specimens (D vs. E, 304 vs. 316), explain why a metal can be re-engineered to resist corrosion without changing its strengthening mechanism at all.</w:t>
+      </w:r>
+    </w:p>
+    <w:p>
+      <w:pPr>
+        <w:pStyle w:val="Normal"/>
+        <w:spacing w:before="0" w:after="20"/>
+        <w:rPr/>
+      </w:pPr>
+      <w:r>
+        <w:rPr>
+          <w:i/>
+          <w:iCs/>
+          <w:color w:val="555555"/>
+          <w:sz w:val="19"/>
+          <w:szCs w:val="19"/>
+        </w:rPr>
+        <w:t>Answer:</w:t>
+      </w:r>
+    </w:p>
+    <w:p>
+      <w:pPr>
+        <w:pStyle w:val="Normal"/>
+        <w:pBdr>
+          <w:bottom w:val="single" w:sz="4" w:space="1" w:color="AAAAAA"/>
+        </w:pBdr>
+        <w:spacing w:before="1500" w:after="240"/>
+        <w:rPr/>
+      </w:pPr>
+      <w:r>
+        <w:rPr/>
+      </w:r>
+    </w:p>
+    <w:p>
+      <w:pPr>
+        <w:pStyle w:val="Normal"/>
+        <w:pBdr>
+          <w:bottom w:val="single" w:sz="4" w:space="1" w:color="AAAAAA"/>
+        </w:pBdr>
+        <w:spacing w:before="1500" w:after="240"/>
+        <w:rPr/>
+      </w:pPr>
+      <w:r>
+        <w:rPr/>
+      </w:r>
+    </w:p>
+    <w:p>
+      <w:pPr>
+        <w:pStyle w:val="Normal"/>
+        <w:spacing w:before="200" w:after="60"/>
+        <w:rPr/>
+      </w:pPr>
+      <w:r>
+        <w:rPr>
+          <w:b/>
+          <w:bCs/>
+          <w:color w:val="1F4E79"/>
+          <w:sz w:val="21"/>
+          <w:szCs w:val="21"/>
+        </w:rPr>
+        <w:t xml:space="preserve">C2.  </w:t>
+      </w:r>
+      <w:r>
+        <w:rPr>
+          <w:sz w:val="21"/>
+          <w:szCs w:val="21"/>
+        </w:rPr>
+        <w:t>Across all 15 modules, which single equation from the toolkit above connects most directly to what you can actually see under the EXAMET-5 microscope, and which one is hardest to connect to a visual observation? Defend your answer using at least two specimens from your semester.</w:t>
+      </w:r>
+    </w:p>
+    <w:p>
+      <w:pPr>
+        <w:pStyle w:val="Normal"/>
+        <w:spacing w:before="0" w:after="20"/>
+        <w:rPr/>
+      </w:pPr>
+      <w:r>
+        <w:rPr>
+          <w:i/>
+          <w:iCs/>
+          <w:color w:val="555555"/>
+          <w:sz w:val="19"/>
+          <w:szCs w:val="19"/>
+        </w:rPr>
+        <w:t>Answer:</w:t>
+      </w:r>
+    </w:p>
+    <w:p>
+      <w:pPr>
+        <w:pStyle w:val="Normal"/>
+        <w:pBdr>
+          <w:bottom w:val="single" w:sz="4" w:space="1" w:color="AAAAAA"/>
+        </w:pBdr>
+        <w:spacing w:before="1500" w:after="240"/>
+        <w:rPr/>
+      </w:pPr>
+      <w:r>
+        <w:rPr/>
+      </w:r>
+    </w:p>
+    <w:p>
+      <w:pPr>
+        <w:pStyle w:val="Normal"/>
+        <w:pBdr>
+          <w:bottom w:val="single" w:sz="4" w:space="1" w:color="AAAAAA"/>
+        </w:pBdr>
+        <w:spacing w:before="1500" w:after="240"/>
+        <w:rPr/>
+      </w:pPr>
+      <w:r>
+        <w:rPr/>
+      </w:r>
+      <w:r>
+        <w:br w:type="page"/>
+      </w:r>
+    </w:p>
+    <w:p>
+      <w:pPr>
         <w:pStyle w:val="Normal"/>
         <w:rPr/>
       </w:pPr>
@@ -15804,7 +19617,7 @@
           <w:sz w:val="21"/>
           <w:szCs w:val="21"/>
         </w:rPr>
-        <w:t>Each module is graded on four components: Observation table completeness, sketch/photograph quality, short-answer accuracy, and kit return/handling. The 15 weekly modules together are worth 75 points; the holistic end-of-semester portfolio review is worth 25 points — totaling 100 points for the semester.</w:t>
+        <w:t>Each module is graded on five components: Observation table completeness, sketch/photograph quality, short-answer accuracy, critical-thinking reasoning, and kit return/handling. The 15 weekly modules together are worth 75 points; the holistic end-of-semester portfolio review is worth 25 points — totaling 100 points for the semester.</w:t>
       </w:r>
     </w:p>
     <w:p>
@@ -15896,15 +19709,15 @@
           <w:sz w:val="21"/>
           <w:szCs w:val="21"/>
         </w:rPr>
-        <w:t>Short-answer questions (4–5)</w:t>
-      </w:r>
-      <w:r>
-        <w:rPr>
-          <w:color w:val="1F4E79"/>
-          <w:sz w:val="21"/>
-          <w:szCs w:val="21"/>
-        </w:rPr>
-        <w:t xml:space="preserve">  —  2 pts</w:t>
+        <w:t>Short-answer questions (Step 3, 4–5)</w:t>
+      </w:r>
+      <w:r>
+        <w:rPr>
+          <w:color w:val="1F4E79"/>
+          <w:sz w:val="21"/>
+          <w:szCs w:val="21"/>
+        </w:rPr>
+        <w:t xml:space="preserve">  —  1 pt</w:t>
       </w:r>
       <w:r>
         <w:rPr>
@@ -15912,7 +19725,43 @@
           <w:sz w:val="20"/>
           <w:szCs w:val="20"/>
         </w:rPr>
-        <w:t xml:space="preserve">  —  0.4–0.5 pts each depending on module; methodology weighted over final number</w:t>
+        <w:t xml:space="preserve">  —  Credit apportioned across all questions in the set</w:t>
+      </w:r>
+    </w:p>
+    <w:p>
+      <w:pPr>
+        <w:pStyle w:val="ListParagraph"/>
+        <w:numPr>
+          <w:ilvl w:val="0"/>
+          <w:numId w:val="1"/>
+        </w:numPr>
+        <w:spacing w:before="0" w:after="90"/>
+        <w:rPr/>
+      </w:pPr>
+      <w:r>
+        <w:rPr>
+          <w:b/>
+          <w:bCs/>
+          <w:sz w:val="21"/>
+          <w:szCs w:val="21"/>
+        </w:rPr>
+        <w:t>Critical-thinking questions (Step 4, 2)</w:t>
+      </w:r>
+      <w:r>
+        <w:rPr>
+          <w:color w:val="1F4E79"/>
+          <w:sz w:val="21"/>
+          <w:szCs w:val="21"/>
+        </w:rPr>
+        <w:t xml:space="preserve">  —  1 pt</w:t>
+      </w:r>
+      <w:r>
+        <w:rPr>
+          <w:color w:val="555555"/>
+          <w:sz w:val="20"/>
+          <w:szCs w:val="20"/>
+        </w:rPr>
+        <w:t xml:space="preserve">  —  Equation applied correctly and reasoning tied to the observed microstructure</w:t>
       </w:r>
     </w:p>
     <w:p>

--- a/MECH191_metallurgy/semesterActivity/MECH191_Modules.docx
+++ b/MECH191_metallurgy/semesterActivity/MECH191_Modules.docx
@@ -154,7 +154,7 @@
         <w:pStyle w:val="ListParagraph"/>
         <w:numPr>
           <w:ilvl w:val="0"/>
-          <w:numId w:val="19"/>
+          <w:numId w:val="22"/>
         </w:numPr>
         <w:spacing w:before="0" w:after="90"/>
         <w:rPr/>
@@ -181,7 +181,7 @@
         <w:pStyle w:val="ListParagraph"/>
         <w:numPr>
           <w:ilvl w:val="0"/>
-          <w:numId w:val="1"/>
+          <w:numId w:val="4"/>
         </w:numPr>
         <w:spacing w:before="0" w:after="90"/>
         <w:rPr/>
@@ -208,7 +208,7 @@
         <w:pStyle w:val="ListParagraph"/>
         <w:numPr>
           <w:ilvl w:val="0"/>
-          <w:numId w:val="1"/>
+          <w:numId w:val="4"/>
         </w:numPr>
         <w:spacing w:before="0" w:after="90"/>
         <w:rPr/>
@@ -235,7 +235,7 @@
         <w:pStyle w:val="ListParagraph"/>
         <w:numPr>
           <w:ilvl w:val="0"/>
-          <w:numId w:val="1"/>
+          <w:numId w:val="4"/>
         </w:numPr>
         <w:spacing w:before="0" w:after="90"/>
         <w:rPr/>
@@ -363,7 +363,7 @@
     <w:p>
       <w:pPr>
         <w:pStyle w:val="Heading1"/>
-        <w:spacing w:before="200" w:after="120"/>
+        <w:spacing w:before="0" w:after="120"/>
         <w:rPr/>
       </w:pPr>
       <w:r>
@@ -560,7 +560,7 @@
     <w:p>
       <w:pPr>
         <w:pStyle w:val="Heading3"/>
-        <w:spacing w:before="240" w:after="120"/>
+        <w:spacing w:before="0" w:after="120"/>
         <w:rPr>
           <w:rFonts w:ascii="Calibri" w:hAnsi="Calibri" w:eastAsia="Calibri" w:cs="Calibri"/>
           <w:b/>
@@ -1396,7 +1396,7 @@
     </w:p>
     <w:tbl>
       <w:tblPr>
-        <w:tblW w:w="9360" w:type="dxa"/>
+        <w:tblW w:w="9354" w:type="dxa"/>
         <w:jc w:val="start"/>
         <w:tblInd w:w="0" w:type="dxa"/>
         <w:tblLayout w:type="fixed"/>
@@ -1408,9 +1408,9 @@
         </w:tblCellMar>
       </w:tblPr>
       <w:tblGrid>
-        <w:gridCol w:w="1684"/>
-        <w:gridCol w:w="1310"/>
-        <w:gridCol w:w="6366"/>
+        <w:gridCol w:w="2268"/>
+        <w:gridCol w:w="1445"/>
+        <w:gridCol w:w="5641"/>
       </w:tblGrid>
       <w:tr>
         <w:trPr>
@@ -1418,7 +1418,7 @@
         </w:trPr>
         <w:tc>
           <w:tcPr>
-            <w:tcW w:w="1684" w:type="dxa"/>
+            <w:tcW w:w="2268" w:type="dxa"/>
             <w:tcBorders>
               <w:top w:val="single" w:sz="4" w:space="0" w:color="000000"/>
               <w:start w:val="single" w:sz="4" w:space="0" w:color="000000"/>
@@ -1448,7 +1448,7 @@
         </w:tc>
         <w:tc>
           <w:tcPr>
-            <w:tcW w:w="1310" w:type="dxa"/>
+            <w:tcW w:w="1445" w:type="dxa"/>
             <w:tcBorders>
               <w:top w:val="single" w:sz="4" w:space="0" w:color="000000"/>
               <w:start w:val="single" w:sz="4" w:space="0" w:color="000000"/>
@@ -1478,7 +1478,7 @@
         </w:tc>
         <w:tc>
           <w:tcPr>
-            <w:tcW w:w="6366" w:type="dxa"/>
+            <w:tcW w:w="5641" w:type="dxa"/>
             <w:tcBorders>
               <w:top w:val="single" w:sz="4" w:space="0" w:color="000000"/>
               <w:start w:val="single" w:sz="4" w:space="0" w:color="000000"/>
@@ -1511,7 +1511,7 @@
         <w:trPr/>
         <w:tc>
           <w:tcPr>
-            <w:tcW w:w="1684" w:type="dxa"/>
+            <w:tcW w:w="2268" w:type="dxa"/>
             <w:tcBorders>
               <w:top w:val="single" w:sz="4" w:space="0" w:color="000000"/>
               <w:start w:val="single" w:sz="4" w:space="0" w:color="000000"/>
@@ -1539,7 +1539,7 @@
         </w:tc>
         <w:tc>
           <w:tcPr>
-            <w:tcW w:w="1310" w:type="dxa"/>
+            <w:tcW w:w="1445" w:type="dxa"/>
             <w:tcBorders>
               <w:top w:val="single" w:sz="4" w:space="0" w:color="000000"/>
               <w:start w:val="single" w:sz="4" w:space="0" w:color="000000"/>
@@ -1551,9 +1551,6 @@
           <w:p>
             <w:pPr>
               <w:pStyle w:val="Normal"/>
-              <w:rPr/>
-            </w:pPr>
-            <w:r>
               <w:rPr>
                 <w:rFonts w:eastAsia="Calibri" w:cs="Calibri"/>
                 <w:b w:val="false"/>
@@ -1561,13 +1558,16 @@
                 <w:sz w:val="21"/>
                 <w:szCs w:val="21"/>
               </w:rPr>
-              <w:t>______</w:t>
+            </w:pPr>
+            <w:r>
+              <w:rPr/>
             </w:r>
           </w:p>
         </w:tc>
         <w:tc>
           <w:tcPr>
-            <w:tcW w:w="6366" w:type="dxa"/>
+            <w:tcW w:w="5641" w:type="dxa"/>
+            <w:vMerge w:val="restart"/>
             <w:tcBorders>
               <w:top w:val="single" w:sz="4" w:space="0" w:color="000000"/>
               <w:start w:val="single" w:sz="4" w:space="0" w:color="000000"/>
@@ -1579,7 +1579,13 @@
           <w:p>
             <w:pPr>
               <w:pStyle w:val="Normal"/>
-              <w:rPr/>
+              <w:rPr>
+                <w:rFonts w:eastAsia="Calibri" w:cs="Calibri"/>
+                <w:b w:val="false"/>
+                <w:bCs w:val="false"/>
+                <w:sz w:val="21"/>
+                <w:szCs w:val="21"/>
+              </w:rPr>
             </w:pPr>
             <w:r>
               <w:rPr>
@@ -1589,7 +1595,117 @@
                 <w:sz w:val="21"/>
                 <w:szCs w:val="21"/>
               </w:rPr>
-              <w:t>A.  Titanium (Ti-6Al-4V)    B.  Carbon steel (1018, 1045, 1075)    C.  Precipitation-hardening stainless (17-4PH)    D.  Aluminum (6061, 6063, 5052, 2024)    E.  Brass and copper    F.  Austenitic stainless steel (304, 316)</w:t>
+              <w:t>A.  Titanium (Ti-6Al-4V)</w:t>
+            </w:r>
+          </w:p>
+          <w:p>
+            <w:pPr>
+              <w:pStyle w:val="Normal"/>
+              <w:rPr>
+                <w:rFonts w:eastAsia="Calibri" w:cs="Calibri"/>
+                <w:b w:val="false"/>
+                <w:bCs w:val="false"/>
+                <w:sz w:val="21"/>
+                <w:szCs w:val="21"/>
+              </w:rPr>
+            </w:pPr>
+            <w:r>
+              <w:rPr>
+                <w:rFonts w:eastAsia="Calibri" w:cs="Calibri"/>
+                <w:b w:val="false"/>
+                <w:bCs w:val="false"/>
+                <w:sz w:val="21"/>
+                <w:szCs w:val="21"/>
+              </w:rPr>
+              <w:t>B.  Carbon steel (1018, 1045, 1075)</w:t>
+            </w:r>
+          </w:p>
+          <w:p>
+            <w:pPr>
+              <w:pStyle w:val="Normal"/>
+              <w:rPr>
+                <w:rFonts w:eastAsia="Calibri" w:cs="Calibri"/>
+                <w:b w:val="false"/>
+                <w:bCs w:val="false"/>
+                <w:sz w:val="21"/>
+                <w:szCs w:val="21"/>
+              </w:rPr>
+            </w:pPr>
+            <w:r>
+              <w:rPr>
+                <w:rFonts w:eastAsia="Calibri" w:cs="Calibri"/>
+                <w:b w:val="false"/>
+                <w:bCs w:val="false"/>
+                <w:sz w:val="21"/>
+                <w:szCs w:val="21"/>
+              </w:rPr>
+              <w:t>C.  Precipitation-hardening stainless (17-4PH)</w:t>
+            </w:r>
+          </w:p>
+          <w:p>
+            <w:pPr>
+              <w:pStyle w:val="Normal"/>
+              <w:rPr>
+                <w:rFonts w:eastAsia="Calibri" w:cs="Calibri"/>
+                <w:b w:val="false"/>
+                <w:bCs w:val="false"/>
+                <w:sz w:val="21"/>
+                <w:szCs w:val="21"/>
+              </w:rPr>
+            </w:pPr>
+            <w:r>
+              <w:rPr>
+                <w:rFonts w:eastAsia="Calibri" w:cs="Calibri"/>
+                <w:b w:val="false"/>
+                <w:bCs w:val="false"/>
+                <w:sz w:val="21"/>
+                <w:szCs w:val="21"/>
+              </w:rPr>
+              <w:t>D.  Aluminum (6061, 6063, 5052, 2024)</w:t>
+            </w:r>
+          </w:p>
+          <w:p>
+            <w:pPr>
+              <w:pStyle w:val="Normal"/>
+              <w:rPr>
+                <w:rFonts w:eastAsia="Calibri" w:cs="Calibri"/>
+                <w:b w:val="false"/>
+                <w:bCs w:val="false"/>
+                <w:sz w:val="21"/>
+                <w:szCs w:val="21"/>
+              </w:rPr>
+            </w:pPr>
+            <w:r>
+              <w:rPr>
+                <w:rFonts w:eastAsia="Calibri" w:cs="Calibri"/>
+                <w:b w:val="false"/>
+                <w:bCs w:val="false"/>
+                <w:sz w:val="21"/>
+                <w:szCs w:val="21"/>
+              </w:rPr>
+              <w:t>E.  Brass and copper</w:t>
+            </w:r>
+          </w:p>
+          <w:p>
+            <w:pPr>
+              <w:pStyle w:val="Normal"/>
+              <w:rPr>
+                <w:rFonts w:eastAsia="Calibri" w:cs="Calibri"/>
+                <w:b w:val="false"/>
+                <w:bCs w:val="false"/>
+                <w:sz w:val="21"/>
+                <w:szCs w:val="21"/>
+              </w:rPr>
+            </w:pPr>
+            <w:r>
+              <w:rPr>
+                <w:rFonts w:eastAsia="Calibri" w:cs="Calibri"/>
+                <w:b w:val="false"/>
+                <w:bCs w:val="false"/>
+                <w:sz w:val="21"/>
+                <w:szCs w:val="21"/>
+              </w:rPr>
+              <w:t>F.  Austenitic stainless steel (304, 316)</w:t>
             </w:r>
           </w:p>
         </w:tc>
@@ -1598,7 +1714,7 @@
         <w:trPr/>
         <w:tc>
           <w:tcPr>
-            <w:tcW w:w="1684" w:type="dxa"/>
+            <w:tcW w:w="2268" w:type="dxa"/>
             <w:tcBorders>
               <w:top w:val="single" w:sz="4" w:space="0" w:color="000000"/>
               <w:start w:val="single" w:sz="4" w:space="0" w:color="000000"/>
@@ -1626,7 +1742,7 @@
         </w:tc>
         <w:tc>
           <w:tcPr>
-            <w:tcW w:w="1310" w:type="dxa"/>
+            <w:tcW w:w="1445" w:type="dxa"/>
             <w:tcBorders>
               <w:top w:val="single" w:sz="4" w:space="0" w:color="000000"/>
               <w:start w:val="single" w:sz="4" w:space="0" w:color="000000"/>
@@ -1638,9 +1754,6 @@
           <w:p>
             <w:pPr>
               <w:pStyle w:val="Normal"/>
-              <w:rPr/>
-            </w:pPr>
-            <w:r>
               <w:rPr>
                 <w:rFonts w:eastAsia="Calibri" w:cs="Calibri"/>
                 <w:b w:val="false"/>
@@ -1648,13 +1761,16 @@
                 <w:sz w:val="21"/>
                 <w:szCs w:val="21"/>
               </w:rPr>
-              <w:t>______</w:t>
+            </w:pPr>
+            <w:r>
+              <w:rPr/>
             </w:r>
           </w:p>
         </w:tc>
         <w:tc>
           <w:tcPr>
-            <w:tcW w:w="6366" w:type="dxa"/>
+            <w:tcW w:w="5641" w:type="dxa"/>
+            <w:vMerge w:val="continue"/>
             <w:tcBorders>
               <w:top w:val="single" w:sz="4" w:space="0" w:color="000000"/>
               <w:start w:val="single" w:sz="4" w:space="0" w:color="000000"/>
@@ -1678,7 +1794,7 @@
         <w:trPr/>
         <w:tc>
           <w:tcPr>
-            <w:tcW w:w="1684" w:type="dxa"/>
+            <w:tcW w:w="2268" w:type="dxa"/>
             <w:tcBorders>
               <w:top w:val="single" w:sz="4" w:space="0" w:color="000000"/>
               <w:start w:val="single" w:sz="4" w:space="0" w:color="000000"/>
@@ -1706,7 +1822,7 @@
         </w:tc>
         <w:tc>
           <w:tcPr>
-            <w:tcW w:w="1310" w:type="dxa"/>
+            <w:tcW w:w="1445" w:type="dxa"/>
             <w:tcBorders>
               <w:top w:val="single" w:sz="4" w:space="0" w:color="000000"/>
               <w:start w:val="single" w:sz="4" w:space="0" w:color="000000"/>
@@ -1718,9 +1834,6 @@
           <w:p>
             <w:pPr>
               <w:pStyle w:val="Normal"/>
-              <w:rPr/>
-            </w:pPr>
-            <w:r>
               <w:rPr>
                 <w:rFonts w:eastAsia="Calibri" w:cs="Calibri"/>
                 <w:b w:val="false"/>
@@ -1728,13 +1841,16 @@
                 <w:sz w:val="21"/>
                 <w:szCs w:val="21"/>
               </w:rPr>
-              <w:t>______</w:t>
+            </w:pPr>
+            <w:r>
+              <w:rPr/>
             </w:r>
           </w:p>
         </w:tc>
         <w:tc>
           <w:tcPr>
-            <w:tcW w:w="6366" w:type="dxa"/>
+            <w:tcW w:w="5641" w:type="dxa"/>
+            <w:vMerge w:val="continue"/>
             <w:tcBorders>
               <w:top w:val="single" w:sz="4" w:space="0" w:color="000000"/>
               <w:start w:val="single" w:sz="4" w:space="0" w:color="000000"/>
@@ -1758,7 +1874,7 @@
         <w:trPr/>
         <w:tc>
           <w:tcPr>
-            <w:tcW w:w="1684" w:type="dxa"/>
+            <w:tcW w:w="2268" w:type="dxa"/>
             <w:tcBorders>
               <w:top w:val="single" w:sz="4" w:space="0" w:color="000000"/>
               <w:start w:val="single" w:sz="4" w:space="0" w:color="000000"/>
@@ -1786,7 +1902,7 @@
         </w:tc>
         <w:tc>
           <w:tcPr>
-            <w:tcW w:w="1310" w:type="dxa"/>
+            <w:tcW w:w="1445" w:type="dxa"/>
             <w:tcBorders>
               <w:top w:val="single" w:sz="4" w:space="0" w:color="000000"/>
               <w:start w:val="single" w:sz="4" w:space="0" w:color="000000"/>
@@ -1798,9 +1914,6 @@
           <w:p>
             <w:pPr>
               <w:pStyle w:val="Normal"/>
-              <w:rPr/>
-            </w:pPr>
-            <w:r>
               <w:rPr>
                 <w:rFonts w:eastAsia="Calibri" w:cs="Calibri"/>
                 <w:b w:val="false"/>
@@ -1808,13 +1921,16 @@
                 <w:sz w:val="21"/>
                 <w:szCs w:val="21"/>
               </w:rPr>
-              <w:t>______</w:t>
+            </w:pPr>
+            <w:r>
+              <w:rPr/>
             </w:r>
           </w:p>
         </w:tc>
         <w:tc>
           <w:tcPr>
-            <w:tcW w:w="6366" w:type="dxa"/>
+            <w:tcW w:w="5641" w:type="dxa"/>
+            <w:vMerge w:val="continue"/>
             <w:tcBorders>
               <w:top w:val="single" w:sz="4" w:space="0" w:color="000000"/>
               <w:start w:val="single" w:sz="4" w:space="0" w:color="000000"/>
@@ -1838,7 +1954,7 @@
         <w:trPr/>
         <w:tc>
           <w:tcPr>
-            <w:tcW w:w="1684" w:type="dxa"/>
+            <w:tcW w:w="2268" w:type="dxa"/>
             <w:tcBorders>
               <w:top w:val="single" w:sz="4" w:space="0" w:color="000000"/>
               <w:start w:val="single" w:sz="4" w:space="0" w:color="000000"/>
@@ -1866,7 +1982,7 @@
         </w:tc>
         <w:tc>
           <w:tcPr>
-            <w:tcW w:w="1310" w:type="dxa"/>
+            <w:tcW w:w="1445" w:type="dxa"/>
             <w:tcBorders>
               <w:top w:val="single" w:sz="4" w:space="0" w:color="000000"/>
               <w:start w:val="single" w:sz="4" w:space="0" w:color="000000"/>
@@ -1878,9 +1994,6 @@
           <w:p>
             <w:pPr>
               <w:pStyle w:val="Normal"/>
-              <w:rPr/>
-            </w:pPr>
-            <w:r>
               <w:rPr>
                 <w:rFonts w:eastAsia="Calibri" w:cs="Calibri"/>
                 <w:b w:val="false"/>
@@ -1888,13 +2001,16 @@
                 <w:sz w:val="21"/>
                 <w:szCs w:val="21"/>
               </w:rPr>
-              <w:t>______</w:t>
+            </w:pPr>
+            <w:r>
+              <w:rPr/>
             </w:r>
           </w:p>
         </w:tc>
         <w:tc>
           <w:tcPr>
-            <w:tcW w:w="6366" w:type="dxa"/>
+            <w:tcW w:w="5641" w:type="dxa"/>
+            <w:vMerge w:val="continue"/>
             <w:tcBorders>
               <w:top w:val="single" w:sz="4" w:space="0" w:color="000000"/>
               <w:start w:val="single" w:sz="4" w:space="0" w:color="000000"/>
@@ -1918,7 +2034,7 @@
         <w:trPr/>
         <w:tc>
           <w:tcPr>
-            <w:tcW w:w="1684" w:type="dxa"/>
+            <w:tcW w:w="2268" w:type="dxa"/>
             <w:tcBorders>
               <w:top w:val="single" w:sz="4" w:space="0" w:color="000000"/>
               <w:start w:val="single" w:sz="4" w:space="0" w:color="000000"/>
@@ -1946,7 +2062,7 @@
         </w:tc>
         <w:tc>
           <w:tcPr>
-            <w:tcW w:w="1310" w:type="dxa"/>
+            <w:tcW w:w="1445" w:type="dxa"/>
             <w:tcBorders>
               <w:top w:val="single" w:sz="4" w:space="0" w:color="000000"/>
               <w:start w:val="single" w:sz="4" w:space="0" w:color="000000"/>
@@ -1958,9 +2074,6 @@
           <w:p>
             <w:pPr>
               <w:pStyle w:val="Normal"/>
-              <w:rPr/>
-            </w:pPr>
-            <w:r>
               <w:rPr>
                 <w:rFonts w:eastAsia="Calibri" w:cs="Calibri"/>
                 <w:b w:val="false"/>
@@ -1968,13 +2081,16 @@
                 <w:sz w:val="21"/>
                 <w:szCs w:val="21"/>
               </w:rPr>
-              <w:t>______</w:t>
+            </w:pPr>
+            <w:r>
+              <w:rPr/>
             </w:r>
           </w:p>
         </w:tc>
         <w:tc>
           <w:tcPr>
-            <w:tcW w:w="6366" w:type="dxa"/>
+            <w:tcW w:w="5641" w:type="dxa"/>
+            <w:vMerge w:val="continue"/>
             <w:tcBorders>
               <w:top w:val="single" w:sz="4" w:space="0" w:color="000000"/>
               <w:start w:val="single" w:sz="4" w:space="0" w:color="000000"/>
@@ -3231,7 +3347,7 @@
         <w:pStyle w:val="ListParagraph"/>
         <w:numPr>
           <w:ilvl w:val="0"/>
-          <w:numId w:val="20"/>
+          <w:numId w:val="23"/>
         </w:numPr>
         <w:spacing w:before="0" w:after="40"/>
         <w:rPr/>
@@ -3266,7 +3382,7 @@
         <w:pStyle w:val="ListParagraph"/>
         <w:numPr>
           <w:ilvl w:val="0"/>
-          <w:numId w:val="2"/>
+          <w:numId w:val="5"/>
         </w:numPr>
         <w:spacing w:before="0" w:after="40"/>
         <w:rPr/>
@@ -3284,7 +3400,7 @@
         <w:pStyle w:val="ListParagraph"/>
         <w:numPr>
           <w:ilvl w:val="0"/>
-          <w:numId w:val="2"/>
+          <w:numId w:val="5"/>
         </w:numPr>
         <w:spacing w:before="0" w:after="40"/>
         <w:rPr/>
@@ -3302,7 +3418,7 @@
         <w:pStyle w:val="ListParagraph"/>
         <w:numPr>
           <w:ilvl w:val="0"/>
-          <w:numId w:val="2"/>
+          <w:numId w:val="5"/>
         </w:numPr>
         <w:spacing w:before="0" w:after="40"/>
         <w:rPr/>
@@ -3320,7 +3436,7 @@
         <w:pStyle w:val="ListParagraph"/>
         <w:numPr>
           <w:ilvl w:val="0"/>
-          <w:numId w:val="2"/>
+          <w:numId w:val="5"/>
         </w:numPr>
         <w:spacing w:before="0" w:after="40"/>
         <w:rPr/>
@@ -3379,7 +3495,7 @@
         <w:pStyle w:val="ListParagraph"/>
         <w:numPr>
           <w:ilvl w:val="0"/>
-          <w:numId w:val="1"/>
+          <w:numId w:val="4"/>
         </w:numPr>
         <w:spacing w:before="0" w:after="60"/>
         <w:rPr/>
@@ -3397,7 +3513,7 @@
         <w:pStyle w:val="ListParagraph"/>
         <w:numPr>
           <w:ilvl w:val="0"/>
-          <w:numId w:val="1"/>
+          <w:numId w:val="4"/>
         </w:numPr>
         <w:spacing w:before="0" w:after="60"/>
         <w:rPr/>
@@ -3415,7 +3531,7 @@
         <w:pStyle w:val="ListParagraph"/>
         <w:numPr>
           <w:ilvl w:val="0"/>
-          <w:numId w:val="1"/>
+          <w:numId w:val="4"/>
         </w:numPr>
         <w:spacing w:before="0" w:after="60"/>
         <w:rPr/>
@@ -3433,7 +3549,7 @@
         <w:pStyle w:val="ListParagraph"/>
         <w:numPr>
           <w:ilvl w:val="0"/>
-          <w:numId w:val="1"/>
+          <w:numId w:val="4"/>
         </w:numPr>
         <w:spacing w:before="0" w:after="60"/>
         <w:rPr/>
@@ -3451,7 +3567,7 @@
         <w:pStyle w:val="ListParagraph"/>
         <w:numPr>
           <w:ilvl w:val="0"/>
-          <w:numId w:val="1"/>
+          <w:numId w:val="4"/>
         </w:numPr>
         <w:spacing w:before="0" w:after="60"/>
         <w:rPr/>
@@ -3469,7 +3585,7 @@
         <w:pStyle w:val="ListParagraph"/>
         <w:numPr>
           <w:ilvl w:val="0"/>
-          <w:numId w:val="1"/>
+          <w:numId w:val="4"/>
         </w:numPr>
         <w:spacing w:before="0" w:after="60"/>
         <w:rPr/>
@@ -3504,7 +3620,7 @@
         <w:pStyle w:val="ListParagraph"/>
         <w:numPr>
           <w:ilvl w:val="0"/>
-          <w:numId w:val="21"/>
+          <w:numId w:val="24"/>
         </w:numPr>
         <w:spacing w:before="0" w:after="60"/>
         <w:rPr/>
@@ -3522,7 +3638,7 @@
         <w:pStyle w:val="ListParagraph"/>
         <w:numPr>
           <w:ilvl w:val="0"/>
-          <w:numId w:val="3"/>
+          <w:numId w:val="6"/>
         </w:numPr>
         <w:spacing w:before="0" w:after="60"/>
         <w:rPr/>
@@ -3540,7 +3656,7 @@
         <w:pStyle w:val="ListParagraph"/>
         <w:numPr>
           <w:ilvl w:val="0"/>
-          <w:numId w:val="3"/>
+          <w:numId w:val="6"/>
         </w:numPr>
         <w:spacing w:before="0" w:after="60"/>
         <w:rPr/>
@@ -3558,7 +3674,7 @@
         <w:pStyle w:val="ListParagraph"/>
         <w:numPr>
           <w:ilvl w:val="0"/>
-          <w:numId w:val="3"/>
+          <w:numId w:val="6"/>
         </w:numPr>
         <w:spacing w:before="0" w:after="60"/>
         <w:rPr/>
@@ -3576,7 +3692,7 @@
         <w:pStyle w:val="ListParagraph"/>
         <w:numPr>
           <w:ilvl w:val="0"/>
-          <w:numId w:val="3"/>
+          <w:numId w:val="6"/>
         </w:numPr>
         <w:spacing w:before="0" w:after="60"/>
         <w:rPr/>
@@ -3716,7 +3832,7 @@
     <w:p>
       <w:pPr>
         <w:pStyle w:val="Heading3"/>
-        <w:spacing w:before="220" w:after="90"/>
+        <w:spacing w:before="0" w:after="90"/>
         <w:rPr/>
       </w:pPr>
       <w:r>
@@ -3780,7 +3896,7 @@
     <w:p>
       <w:pPr>
         <w:pStyle w:val="Heading3"/>
-        <w:spacing w:before="220" w:after="90"/>
+        <w:spacing w:before="0" w:after="90"/>
         <w:rPr/>
       </w:pPr>
       <w:r>
@@ -4028,7 +4144,7 @@
     <w:p>
       <w:pPr>
         <w:pStyle w:val="Heading3"/>
-        <w:spacing w:before="220" w:after="90"/>
+        <w:spacing w:before="0" w:after="90"/>
         <w:rPr/>
       </w:pPr>
       <w:r>
@@ -4087,7 +4203,7 @@
         <w:pStyle w:val="ListParagraph"/>
         <w:numPr>
           <w:ilvl w:val="0"/>
-          <w:numId w:val="2"/>
+          <w:numId w:val="5"/>
         </w:numPr>
         <w:spacing w:before="0" w:after="40"/>
         <w:rPr/>
@@ -4105,7 +4221,7 @@
         <w:pStyle w:val="ListParagraph"/>
         <w:numPr>
           <w:ilvl w:val="0"/>
-          <w:numId w:val="2"/>
+          <w:numId w:val="5"/>
         </w:numPr>
         <w:spacing w:before="0" w:after="40"/>
         <w:rPr/>
@@ -4123,7 +4239,7 @@
         <w:pStyle w:val="ListParagraph"/>
         <w:numPr>
           <w:ilvl w:val="0"/>
-          <w:numId w:val="2"/>
+          <w:numId w:val="5"/>
         </w:numPr>
         <w:spacing w:before="0" w:after="40"/>
         <w:rPr/>
@@ -4141,7 +4257,7 @@
         <w:pStyle w:val="ListParagraph"/>
         <w:numPr>
           <w:ilvl w:val="0"/>
-          <w:numId w:val="2"/>
+          <w:numId w:val="5"/>
         </w:numPr>
         <w:spacing w:before="0" w:after="40"/>
         <w:rPr/>
@@ -4357,7 +4473,7 @@
         <w:pStyle w:val="ListParagraph"/>
         <w:numPr>
           <w:ilvl w:val="0"/>
-          <w:numId w:val="2"/>
+          <w:numId w:val="5"/>
         </w:numPr>
         <w:spacing w:before="0" w:after="40"/>
         <w:rPr/>
@@ -4375,7 +4491,7 @@
         <w:pStyle w:val="ListParagraph"/>
         <w:numPr>
           <w:ilvl w:val="0"/>
-          <w:numId w:val="2"/>
+          <w:numId w:val="5"/>
         </w:numPr>
         <w:spacing w:before="0" w:after="40"/>
         <w:rPr/>
@@ -4410,7 +4526,7 @@
         <w:pStyle w:val="ListParagraph"/>
         <w:numPr>
           <w:ilvl w:val="0"/>
-          <w:numId w:val="2"/>
+          <w:numId w:val="5"/>
         </w:numPr>
         <w:spacing w:before="0" w:after="40"/>
         <w:rPr/>
@@ -4428,7 +4544,7 @@
         <w:pStyle w:val="ListParagraph"/>
         <w:numPr>
           <w:ilvl w:val="0"/>
-          <w:numId w:val="2"/>
+          <w:numId w:val="5"/>
         </w:numPr>
         <w:spacing w:before="0" w:after="40"/>
         <w:rPr/>
@@ -4446,7 +4562,7 @@
         <w:pStyle w:val="ListParagraph"/>
         <w:numPr>
           <w:ilvl w:val="0"/>
-          <w:numId w:val="2"/>
+          <w:numId w:val="5"/>
         </w:numPr>
         <w:spacing w:before="0" w:after="40"/>
         <w:rPr/>
@@ -4505,7 +4621,7 @@
         <w:pStyle w:val="ListParagraph"/>
         <w:numPr>
           <w:ilvl w:val="0"/>
-          <w:numId w:val="1"/>
+          <w:numId w:val="4"/>
         </w:numPr>
         <w:spacing w:before="0" w:after="60"/>
         <w:rPr/>
@@ -4523,7 +4639,7 @@
         <w:pStyle w:val="ListParagraph"/>
         <w:numPr>
           <w:ilvl w:val="0"/>
-          <w:numId w:val="1"/>
+          <w:numId w:val="4"/>
         </w:numPr>
         <w:spacing w:before="0" w:after="60"/>
         <w:rPr/>
@@ -4541,7 +4657,7 @@
         <w:pStyle w:val="ListParagraph"/>
         <w:numPr>
           <w:ilvl w:val="0"/>
-          <w:numId w:val="1"/>
+          <w:numId w:val="4"/>
         </w:numPr>
         <w:spacing w:before="0" w:after="60"/>
         <w:rPr/>
@@ -4559,7 +4675,7 @@
         <w:pStyle w:val="ListParagraph"/>
         <w:numPr>
           <w:ilvl w:val="0"/>
-          <w:numId w:val="1"/>
+          <w:numId w:val="4"/>
         </w:numPr>
         <w:spacing w:before="0" w:after="60"/>
         <w:rPr/>
@@ -4577,7 +4693,7 @@
         <w:pStyle w:val="ListParagraph"/>
         <w:numPr>
           <w:ilvl w:val="0"/>
-          <w:numId w:val="1"/>
+          <w:numId w:val="4"/>
         </w:numPr>
         <w:spacing w:before="0" w:after="60"/>
         <w:rPr/>
@@ -4612,7 +4728,7 @@
         <w:pStyle w:val="ListParagraph"/>
         <w:numPr>
           <w:ilvl w:val="0"/>
-          <w:numId w:val="22"/>
+          <w:numId w:val="25"/>
         </w:numPr>
         <w:spacing w:before="0" w:after="60"/>
         <w:rPr/>
@@ -4630,7 +4746,7 @@
         <w:pStyle w:val="ListParagraph"/>
         <w:numPr>
           <w:ilvl w:val="0"/>
-          <w:numId w:val="3"/>
+          <w:numId w:val="6"/>
         </w:numPr>
         <w:spacing w:before="0" w:after="60"/>
         <w:rPr/>
@@ -4648,7 +4764,7 @@
         <w:pStyle w:val="ListParagraph"/>
         <w:numPr>
           <w:ilvl w:val="0"/>
-          <w:numId w:val="3"/>
+          <w:numId w:val="6"/>
         </w:numPr>
         <w:spacing w:before="0" w:after="60"/>
         <w:rPr/>
@@ -4666,7 +4782,7 @@
         <w:pStyle w:val="ListParagraph"/>
         <w:numPr>
           <w:ilvl w:val="0"/>
-          <w:numId w:val="3"/>
+          <w:numId w:val="6"/>
         </w:numPr>
         <w:spacing w:before="0" w:after="60"/>
         <w:rPr/>
@@ -4684,7 +4800,7 @@
         <w:pStyle w:val="ListParagraph"/>
         <w:numPr>
           <w:ilvl w:val="0"/>
-          <w:numId w:val="3"/>
+          <w:numId w:val="6"/>
         </w:numPr>
         <w:spacing w:before="0" w:after="60"/>
         <w:rPr/>
@@ -4846,7 +4962,7 @@
     <w:p>
       <w:pPr>
         <w:pStyle w:val="Heading3"/>
-        <w:spacing w:before="220" w:after="90"/>
+        <w:spacing w:before="0" w:after="90"/>
         <w:rPr/>
       </w:pPr>
       <w:r>
@@ -4910,7 +5026,7 @@
     <w:p>
       <w:pPr>
         <w:pStyle w:val="Heading3"/>
-        <w:spacing w:before="220" w:after="90"/>
+        <w:spacing w:before="0" w:after="90"/>
         <w:rPr/>
       </w:pPr>
       <w:r>
@@ -5158,7 +5274,7 @@
     <w:p>
       <w:pPr>
         <w:pStyle w:val="Heading3"/>
-        <w:spacing w:before="220" w:after="90"/>
+        <w:spacing w:before="0" w:after="90"/>
         <w:rPr/>
       </w:pPr>
       <w:r>
@@ -5217,7 +5333,7 @@
         <w:pStyle w:val="ListParagraph"/>
         <w:numPr>
           <w:ilvl w:val="0"/>
-          <w:numId w:val="2"/>
+          <w:numId w:val="5"/>
         </w:numPr>
         <w:spacing w:before="0" w:after="40"/>
         <w:rPr/>
@@ -5235,7 +5351,7 @@
         <w:pStyle w:val="ListParagraph"/>
         <w:numPr>
           <w:ilvl w:val="0"/>
-          <w:numId w:val="2"/>
+          <w:numId w:val="5"/>
         </w:numPr>
         <w:spacing w:before="0" w:after="40"/>
         <w:rPr/>
@@ -5253,7 +5369,7 @@
         <w:pStyle w:val="ListParagraph"/>
         <w:numPr>
           <w:ilvl w:val="0"/>
-          <w:numId w:val="2"/>
+          <w:numId w:val="5"/>
         </w:numPr>
         <w:spacing w:before="0" w:after="40"/>
         <w:rPr/>
@@ -5469,7 +5585,7 @@
         <w:pStyle w:val="ListParagraph"/>
         <w:numPr>
           <w:ilvl w:val="0"/>
-          <w:numId w:val="2"/>
+          <w:numId w:val="5"/>
         </w:numPr>
         <w:spacing w:before="0" w:after="40"/>
         <w:rPr/>
@@ -5487,7 +5603,7 @@
         <w:pStyle w:val="ListParagraph"/>
         <w:numPr>
           <w:ilvl w:val="0"/>
-          <w:numId w:val="2"/>
+          <w:numId w:val="5"/>
         </w:numPr>
         <w:spacing w:before="0" w:after="40"/>
         <w:rPr/>
@@ -5505,7 +5621,7 @@
         <w:pStyle w:val="ListParagraph"/>
         <w:numPr>
           <w:ilvl w:val="0"/>
-          <w:numId w:val="2"/>
+          <w:numId w:val="5"/>
         </w:numPr>
         <w:spacing w:before="0" w:after="40"/>
         <w:rPr/>
@@ -5540,7 +5656,7 @@
         <w:pStyle w:val="ListParagraph"/>
         <w:numPr>
           <w:ilvl w:val="0"/>
-          <w:numId w:val="2"/>
+          <w:numId w:val="5"/>
         </w:numPr>
         <w:spacing w:before="0" w:after="40"/>
         <w:rPr/>
@@ -5558,7 +5674,7 @@
         <w:pStyle w:val="ListParagraph"/>
         <w:numPr>
           <w:ilvl w:val="0"/>
-          <w:numId w:val="2"/>
+          <w:numId w:val="5"/>
         </w:numPr>
         <w:spacing w:before="0" w:after="40"/>
         <w:rPr/>
@@ -5576,7 +5692,7 @@
         <w:pStyle w:val="ListParagraph"/>
         <w:numPr>
           <w:ilvl w:val="0"/>
-          <w:numId w:val="2"/>
+          <w:numId w:val="5"/>
         </w:numPr>
         <w:spacing w:before="0" w:after="40"/>
         <w:rPr/>
@@ -5635,7 +5751,7 @@
         <w:pStyle w:val="ListParagraph"/>
         <w:numPr>
           <w:ilvl w:val="0"/>
-          <w:numId w:val="1"/>
+          <w:numId w:val="4"/>
         </w:numPr>
         <w:spacing w:before="0" w:after="60"/>
         <w:rPr/>
@@ -5653,7 +5769,7 @@
         <w:pStyle w:val="ListParagraph"/>
         <w:numPr>
           <w:ilvl w:val="0"/>
-          <w:numId w:val="1"/>
+          <w:numId w:val="4"/>
         </w:numPr>
         <w:spacing w:before="0" w:after="60"/>
         <w:rPr/>
@@ -5671,7 +5787,7 @@
         <w:pStyle w:val="ListParagraph"/>
         <w:numPr>
           <w:ilvl w:val="0"/>
-          <w:numId w:val="1"/>
+          <w:numId w:val="4"/>
         </w:numPr>
         <w:spacing w:before="0" w:after="60"/>
         <w:rPr/>
@@ -5689,7 +5805,7 @@
         <w:pStyle w:val="ListParagraph"/>
         <w:numPr>
           <w:ilvl w:val="0"/>
-          <w:numId w:val="1"/>
+          <w:numId w:val="4"/>
         </w:numPr>
         <w:spacing w:before="0" w:after="60"/>
         <w:rPr/>
@@ -5724,7 +5840,7 @@
         <w:pStyle w:val="ListParagraph"/>
         <w:numPr>
           <w:ilvl w:val="0"/>
-          <w:numId w:val="23"/>
+          <w:numId w:val="26"/>
         </w:numPr>
         <w:spacing w:before="0" w:after="60"/>
         <w:rPr/>
@@ -5742,7 +5858,7 @@
         <w:pStyle w:val="ListParagraph"/>
         <w:numPr>
           <w:ilvl w:val="0"/>
-          <w:numId w:val="3"/>
+          <w:numId w:val="6"/>
         </w:numPr>
         <w:spacing w:before="0" w:after="60"/>
         <w:rPr/>
@@ -5760,7 +5876,7 @@
         <w:pStyle w:val="ListParagraph"/>
         <w:numPr>
           <w:ilvl w:val="0"/>
-          <w:numId w:val="3"/>
+          <w:numId w:val="6"/>
         </w:numPr>
         <w:spacing w:before="0" w:after="60"/>
         <w:rPr/>
@@ -5778,7 +5894,7 @@
         <w:pStyle w:val="ListParagraph"/>
         <w:numPr>
           <w:ilvl w:val="0"/>
-          <w:numId w:val="3"/>
+          <w:numId w:val="6"/>
         </w:numPr>
         <w:spacing w:before="0" w:after="60"/>
         <w:rPr/>
@@ -5796,7 +5912,7 @@
         <w:pStyle w:val="ListParagraph"/>
         <w:numPr>
           <w:ilvl w:val="0"/>
-          <w:numId w:val="3"/>
+          <w:numId w:val="6"/>
         </w:numPr>
         <w:spacing w:before="0" w:after="60"/>
         <w:rPr/>
@@ -5936,7 +6052,7 @@
     <w:p>
       <w:pPr>
         <w:pStyle w:val="Heading3"/>
-        <w:spacing w:before="220" w:after="90"/>
+        <w:spacing w:before="0" w:after="90"/>
         <w:rPr/>
       </w:pPr>
       <w:r>
@@ -6000,7 +6116,7 @@
     <w:p>
       <w:pPr>
         <w:pStyle w:val="Heading3"/>
-        <w:spacing w:before="220" w:after="90"/>
+        <w:spacing w:before="0" w:after="90"/>
         <w:rPr/>
       </w:pPr>
       <w:r>
@@ -6248,7 +6364,7 @@
     <w:p>
       <w:pPr>
         <w:pStyle w:val="Heading3"/>
-        <w:spacing w:before="220" w:after="90"/>
+        <w:spacing w:before="0" w:after="90"/>
         <w:rPr/>
       </w:pPr>
       <w:r>
@@ -6307,7 +6423,7 @@
         <w:pStyle w:val="ListParagraph"/>
         <w:numPr>
           <w:ilvl w:val="0"/>
-          <w:numId w:val="2"/>
+          <w:numId w:val="5"/>
         </w:numPr>
         <w:spacing w:before="0" w:after="40"/>
         <w:rPr/>
@@ -6325,7 +6441,7 @@
         <w:pStyle w:val="ListParagraph"/>
         <w:numPr>
           <w:ilvl w:val="0"/>
-          <w:numId w:val="2"/>
+          <w:numId w:val="5"/>
         </w:numPr>
         <w:spacing w:before="0" w:after="40"/>
         <w:rPr/>
@@ -6343,7 +6459,7 @@
         <w:pStyle w:val="ListParagraph"/>
         <w:numPr>
           <w:ilvl w:val="0"/>
-          <w:numId w:val="2"/>
+          <w:numId w:val="5"/>
         </w:numPr>
         <w:spacing w:before="0" w:after="40"/>
         <w:rPr/>
@@ -6559,7 +6675,7 @@
         <w:pStyle w:val="ListParagraph"/>
         <w:numPr>
           <w:ilvl w:val="0"/>
-          <w:numId w:val="2"/>
+          <w:numId w:val="5"/>
         </w:numPr>
         <w:spacing w:before="0" w:after="40"/>
         <w:rPr/>
@@ -6577,7 +6693,7 @@
         <w:pStyle w:val="ListParagraph"/>
         <w:numPr>
           <w:ilvl w:val="0"/>
-          <w:numId w:val="2"/>
+          <w:numId w:val="5"/>
         </w:numPr>
         <w:spacing w:before="0" w:after="40"/>
         <w:rPr/>
@@ -6595,7 +6711,7 @@
         <w:pStyle w:val="ListParagraph"/>
         <w:numPr>
           <w:ilvl w:val="0"/>
-          <w:numId w:val="2"/>
+          <w:numId w:val="5"/>
         </w:numPr>
         <w:spacing w:before="0" w:after="40"/>
         <w:rPr/>
@@ -6630,7 +6746,7 @@
         <w:pStyle w:val="ListParagraph"/>
         <w:numPr>
           <w:ilvl w:val="0"/>
-          <w:numId w:val="2"/>
+          <w:numId w:val="5"/>
         </w:numPr>
         <w:spacing w:before="0" w:after="40"/>
         <w:rPr/>
@@ -6648,7 +6764,7 @@
         <w:pStyle w:val="ListParagraph"/>
         <w:numPr>
           <w:ilvl w:val="0"/>
-          <w:numId w:val="2"/>
+          <w:numId w:val="5"/>
         </w:numPr>
         <w:spacing w:before="0" w:after="40"/>
         <w:rPr/>
@@ -6666,7 +6782,7 @@
         <w:pStyle w:val="ListParagraph"/>
         <w:numPr>
           <w:ilvl w:val="0"/>
-          <w:numId w:val="2"/>
+          <w:numId w:val="5"/>
         </w:numPr>
         <w:spacing w:before="0" w:after="40"/>
         <w:rPr/>
@@ -6725,7 +6841,7 @@
         <w:pStyle w:val="ListParagraph"/>
         <w:numPr>
           <w:ilvl w:val="0"/>
-          <w:numId w:val="1"/>
+          <w:numId w:val="4"/>
         </w:numPr>
         <w:spacing w:before="0" w:after="60"/>
         <w:rPr/>
@@ -6743,7 +6859,7 @@
         <w:pStyle w:val="ListParagraph"/>
         <w:numPr>
           <w:ilvl w:val="0"/>
-          <w:numId w:val="1"/>
+          <w:numId w:val="4"/>
         </w:numPr>
         <w:spacing w:before="0" w:after="60"/>
         <w:rPr/>
@@ -6761,7 +6877,7 @@
         <w:pStyle w:val="ListParagraph"/>
         <w:numPr>
           <w:ilvl w:val="0"/>
-          <w:numId w:val="1"/>
+          <w:numId w:val="4"/>
         </w:numPr>
         <w:spacing w:before="0" w:after="60"/>
         <w:rPr/>
@@ -6779,7 +6895,7 @@
         <w:pStyle w:val="ListParagraph"/>
         <w:numPr>
           <w:ilvl w:val="0"/>
-          <w:numId w:val="1"/>
+          <w:numId w:val="4"/>
         </w:numPr>
         <w:spacing w:before="0" w:after="60"/>
         <w:rPr/>
@@ -6814,7 +6930,7 @@
         <w:pStyle w:val="ListParagraph"/>
         <w:numPr>
           <w:ilvl w:val="0"/>
-          <w:numId w:val="24"/>
+          <w:numId w:val="27"/>
         </w:numPr>
         <w:spacing w:before="0" w:after="60"/>
         <w:rPr/>
@@ -6832,7 +6948,7 @@
         <w:pStyle w:val="ListParagraph"/>
         <w:numPr>
           <w:ilvl w:val="0"/>
-          <w:numId w:val="3"/>
+          <w:numId w:val="6"/>
         </w:numPr>
         <w:spacing w:before="0" w:after="60"/>
         <w:rPr/>
@@ -6850,7 +6966,7 @@
         <w:pStyle w:val="ListParagraph"/>
         <w:numPr>
           <w:ilvl w:val="0"/>
-          <w:numId w:val="3"/>
+          <w:numId w:val="6"/>
         </w:numPr>
         <w:spacing w:before="0" w:after="60"/>
         <w:rPr/>
@@ -6868,7 +6984,7 @@
         <w:pStyle w:val="ListParagraph"/>
         <w:numPr>
           <w:ilvl w:val="0"/>
-          <w:numId w:val="3"/>
+          <w:numId w:val="6"/>
         </w:numPr>
         <w:spacing w:before="0" w:after="60"/>
         <w:rPr/>
@@ -6886,7 +7002,7 @@
         <w:pStyle w:val="ListParagraph"/>
         <w:numPr>
           <w:ilvl w:val="0"/>
-          <w:numId w:val="3"/>
+          <w:numId w:val="6"/>
         </w:numPr>
         <w:spacing w:before="0" w:after="60"/>
         <w:rPr/>
@@ -7048,7 +7164,7 @@
     <w:p>
       <w:pPr>
         <w:pStyle w:val="Heading3"/>
-        <w:spacing w:before="220" w:after="90"/>
+        <w:spacing w:before="0" w:after="90"/>
         <w:rPr/>
       </w:pPr>
       <w:r>
@@ -7112,7 +7228,7 @@
     <w:p>
       <w:pPr>
         <w:pStyle w:val="Heading3"/>
-        <w:spacing w:before="220" w:after="90"/>
+        <w:spacing w:before="0" w:after="90"/>
         <w:rPr/>
       </w:pPr>
       <w:r>
@@ -7360,7 +7476,7 @@
     <w:p>
       <w:pPr>
         <w:pStyle w:val="Heading3"/>
-        <w:spacing w:before="220" w:after="90"/>
+        <w:spacing w:before="0" w:after="90"/>
         <w:rPr/>
       </w:pPr>
       <w:r>
@@ -7419,7 +7535,7 @@
         <w:pStyle w:val="ListParagraph"/>
         <w:numPr>
           <w:ilvl w:val="0"/>
-          <w:numId w:val="2"/>
+          <w:numId w:val="5"/>
         </w:numPr>
         <w:spacing w:before="0" w:after="40"/>
         <w:rPr/>
@@ -7635,7 +7751,7 @@
         <w:pStyle w:val="ListParagraph"/>
         <w:numPr>
           <w:ilvl w:val="0"/>
-          <w:numId w:val="2"/>
+          <w:numId w:val="5"/>
         </w:numPr>
         <w:spacing w:before="0" w:after="40"/>
         <w:rPr/>
@@ -7653,7 +7769,7 @@
         <w:pStyle w:val="ListParagraph"/>
         <w:numPr>
           <w:ilvl w:val="0"/>
-          <w:numId w:val="2"/>
+          <w:numId w:val="5"/>
         </w:numPr>
         <w:spacing w:before="0" w:after="40"/>
         <w:rPr/>
@@ -7688,7 +7804,7 @@
         <w:pStyle w:val="ListParagraph"/>
         <w:numPr>
           <w:ilvl w:val="0"/>
-          <w:numId w:val="2"/>
+          <w:numId w:val="5"/>
         </w:numPr>
         <w:spacing w:before="0" w:after="40"/>
         <w:rPr/>
@@ -7706,7 +7822,7 @@
         <w:pStyle w:val="ListParagraph"/>
         <w:numPr>
           <w:ilvl w:val="0"/>
-          <w:numId w:val="2"/>
+          <w:numId w:val="5"/>
         </w:numPr>
         <w:spacing w:before="0" w:after="40"/>
         <w:rPr/>
@@ -7724,7 +7840,7 @@
         <w:pStyle w:val="ListParagraph"/>
         <w:numPr>
           <w:ilvl w:val="0"/>
-          <w:numId w:val="2"/>
+          <w:numId w:val="5"/>
         </w:numPr>
         <w:spacing w:before="0" w:after="40"/>
         <w:rPr/>
@@ -7742,7 +7858,7 @@
         <w:pStyle w:val="ListParagraph"/>
         <w:numPr>
           <w:ilvl w:val="0"/>
-          <w:numId w:val="2"/>
+          <w:numId w:val="5"/>
         </w:numPr>
         <w:spacing w:before="0" w:after="40"/>
         <w:rPr/>
@@ -7801,7 +7917,7 @@
         <w:pStyle w:val="ListParagraph"/>
         <w:numPr>
           <w:ilvl w:val="0"/>
-          <w:numId w:val="1"/>
+          <w:numId w:val="4"/>
         </w:numPr>
         <w:spacing w:before="0" w:after="60"/>
         <w:rPr/>
@@ -7819,7 +7935,7 @@
         <w:pStyle w:val="ListParagraph"/>
         <w:numPr>
           <w:ilvl w:val="0"/>
-          <w:numId w:val="1"/>
+          <w:numId w:val="4"/>
         </w:numPr>
         <w:spacing w:before="0" w:after="60"/>
         <w:rPr/>
@@ -7837,7 +7953,7 @@
         <w:pStyle w:val="ListParagraph"/>
         <w:numPr>
           <w:ilvl w:val="0"/>
-          <w:numId w:val="1"/>
+          <w:numId w:val="4"/>
         </w:numPr>
         <w:spacing w:before="0" w:after="60"/>
         <w:rPr/>
@@ -7855,7 +7971,7 @@
         <w:pStyle w:val="ListParagraph"/>
         <w:numPr>
           <w:ilvl w:val="0"/>
-          <w:numId w:val="1"/>
+          <w:numId w:val="4"/>
         </w:numPr>
         <w:spacing w:before="0" w:after="60"/>
         <w:rPr/>
@@ -7890,7 +8006,7 @@
         <w:pStyle w:val="ListParagraph"/>
         <w:numPr>
           <w:ilvl w:val="0"/>
-          <w:numId w:val="25"/>
+          <w:numId w:val="28"/>
         </w:numPr>
         <w:spacing w:before="0" w:after="60"/>
         <w:rPr/>
@@ -7908,7 +8024,7 @@
         <w:pStyle w:val="ListParagraph"/>
         <w:numPr>
           <w:ilvl w:val="0"/>
-          <w:numId w:val="3"/>
+          <w:numId w:val="6"/>
         </w:numPr>
         <w:spacing w:before="0" w:after="60"/>
         <w:rPr/>
@@ -7926,7 +8042,7 @@
         <w:pStyle w:val="ListParagraph"/>
         <w:numPr>
           <w:ilvl w:val="0"/>
-          <w:numId w:val="3"/>
+          <w:numId w:val="6"/>
         </w:numPr>
         <w:spacing w:before="0" w:after="60"/>
         <w:rPr/>
@@ -7944,7 +8060,7 @@
         <w:pStyle w:val="ListParagraph"/>
         <w:numPr>
           <w:ilvl w:val="0"/>
-          <w:numId w:val="3"/>
+          <w:numId w:val="6"/>
         </w:numPr>
         <w:spacing w:before="0" w:after="60"/>
         <w:rPr/>
@@ -7962,7 +8078,7 @@
         <w:pStyle w:val="ListParagraph"/>
         <w:numPr>
           <w:ilvl w:val="0"/>
-          <w:numId w:val="3"/>
+          <w:numId w:val="6"/>
         </w:numPr>
         <w:spacing w:before="0" w:after="60"/>
         <w:rPr/>
@@ -8102,7 +8218,7 @@
     <w:p>
       <w:pPr>
         <w:pStyle w:val="Heading3"/>
-        <w:spacing w:before="220" w:after="90"/>
+        <w:spacing w:before="0" w:after="90"/>
         <w:rPr/>
       </w:pPr>
       <w:r>
@@ -8166,7 +8282,7 @@
     <w:p>
       <w:pPr>
         <w:pStyle w:val="Heading3"/>
-        <w:spacing w:before="220" w:after="90"/>
+        <w:spacing w:before="0" w:after="90"/>
         <w:rPr/>
       </w:pPr>
       <w:r>
@@ -8414,7 +8530,7 @@
     <w:p>
       <w:pPr>
         <w:pStyle w:val="Heading3"/>
-        <w:spacing w:before="220" w:after="90"/>
+        <w:spacing w:before="0" w:after="90"/>
         <w:rPr/>
       </w:pPr>
       <w:r>
@@ -8473,7 +8589,7 @@
         <w:pStyle w:val="ListParagraph"/>
         <w:numPr>
           <w:ilvl w:val="0"/>
-          <w:numId w:val="2"/>
+          <w:numId w:val="5"/>
         </w:numPr>
         <w:spacing w:before="0" w:after="40"/>
         <w:rPr/>
@@ -8491,7 +8607,7 @@
         <w:pStyle w:val="ListParagraph"/>
         <w:numPr>
           <w:ilvl w:val="0"/>
-          <w:numId w:val="2"/>
+          <w:numId w:val="5"/>
         </w:numPr>
         <w:spacing w:before="0" w:after="40"/>
         <w:rPr/>
@@ -8509,7 +8625,7 @@
         <w:pStyle w:val="ListParagraph"/>
         <w:numPr>
           <w:ilvl w:val="0"/>
-          <w:numId w:val="2"/>
+          <w:numId w:val="5"/>
         </w:numPr>
         <w:spacing w:before="0" w:after="40"/>
         <w:rPr/>
@@ -8725,7 +8841,7 @@
         <w:pStyle w:val="ListParagraph"/>
         <w:numPr>
           <w:ilvl w:val="0"/>
-          <w:numId w:val="2"/>
+          <w:numId w:val="5"/>
         </w:numPr>
         <w:spacing w:before="0" w:after="40"/>
         <w:rPr/>
@@ -8743,7 +8859,7 @@
         <w:pStyle w:val="ListParagraph"/>
         <w:numPr>
           <w:ilvl w:val="0"/>
-          <w:numId w:val="2"/>
+          <w:numId w:val="5"/>
         </w:numPr>
         <w:spacing w:before="0" w:after="40"/>
         <w:rPr/>
@@ -8778,7 +8894,7 @@
         <w:pStyle w:val="ListParagraph"/>
         <w:numPr>
           <w:ilvl w:val="0"/>
-          <w:numId w:val="2"/>
+          <w:numId w:val="5"/>
         </w:numPr>
         <w:spacing w:before="0" w:after="40"/>
         <w:rPr/>
@@ -8796,7 +8912,7 @@
         <w:pStyle w:val="ListParagraph"/>
         <w:numPr>
           <w:ilvl w:val="0"/>
-          <w:numId w:val="2"/>
+          <w:numId w:val="5"/>
         </w:numPr>
         <w:spacing w:before="0" w:after="40"/>
         <w:rPr/>
@@ -8814,7 +8930,7 @@
         <w:pStyle w:val="ListParagraph"/>
         <w:numPr>
           <w:ilvl w:val="0"/>
-          <w:numId w:val="2"/>
+          <w:numId w:val="5"/>
         </w:numPr>
         <w:spacing w:before="0" w:after="40"/>
         <w:rPr/>
@@ -8873,7 +8989,7 @@
         <w:pStyle w:val="ListParagraph"/>
         <w:numPr>
           <w:ilvl w:val="0"/>
-          <w:numId w:val="1"/>
+          <w:numId w:val="4"/>
         </w:numPr>
         <w:spacing w:before="0" w:after="60"/>
         <w:rPr/>
@@ -8891,7 +9007,7 @@
         <w:pStyle w:val="ListParagraph"/>
         <w:numPr>
           <w:ilvl w:val="0"/>
-          <w:numId w:val="1"/>
+          <w:numId w:val="4"/>
         </w:numPr>
         <w:spacing w:before="0" w:after="60"/>
         <w:rPr/>
@@ -8909,7 +9025,7 @@
         <w:pStyle w:val="ListParagraph"/>
         <w:numPr>
           <w:ilvl w:val="0"/>
-          <w:numId w:val="1"/>
+          <w:numId w:val="4"/>
         </w:numPr>
         <w:spacing w:before="0" w:after="60"/>
         <w:rPr/>
@@ -8927,7 +9043,7 @@
         <w:pStyle w:val="ListParagraph"/>
         <w:numPr>
           <w:ilvl w:val="0"/>
-          <w:numId w:val="1"/>
+          <w:numId w:val="4"/>
         </w:numPr>
         <w:spacing w:before="0" w:after="60"/>
         <w:rPr/>
@@ -8962,7 +9078,7 @@
         <w:pStyle w:val="ListParagraph"/>
         <w:numPr>
           <w:ilvl w:val="0"/>
-          <w:numId w:val="26"/>
+          <w:numId w:val="29"/>
         </w:numPr>
         <w:spacing w:before="0" w:after="60"/>
         <w:rPr/>
@@ -8980,7 +9096,7 @@
         <w:pStyle w:val="ListParagraph"/>
         <w:numPr>
           <w:ilvl w:val="0"/>
-          <w:numId w:val="3"/>
+          <w:numId w:val="6"/>
         </w:numPr>
         <w:spacing w:before="0" w:after="60"/>
         <w:rPr/>
@@ -8998,7 +9114,7 @@
         <w:pStyle w:val="ListParagraph"/>
         <w:numPr>
           <w:ilvl w:val="0"/>
-          <w:numId w:val="3"/>
+          <w:numId w:val="6"/>
         </w:numPr>
         <w:spacing w:before="0" w:after="60"/>
         <w:rPr/>
@@ -9016,7 +9132,7 @@
         <w:pStyle w:val="ListParagraph"/>
         <w:numPr>
           <w:ilvl w:val="0"/>
-          <w:numId w:val="3"/>
+          <w:numId w:val="6"/>
         </w:numPr>
         <w:spacing w:before="0" w:after="60"/>
         <w:rPr/>
@@ -9034,7 +9150,7 @@
         <w:pStyle w:val="ListParagraph"/>
         <w:numPr>
           <w:ilvl w:val="0"/>
-          <w:numId w:val="3"/>
+          <w:numId w:val="6"/>
         </w:numPr>
         <w:spacing w:before="0" w:after="60"/>
         <w:rPr/>
@@ -9174,7 +9290,7 @@
     <w:p>
       <w:pPr>
         <w:pStyle w:val="Heading3"/>
-        <w:spacing w:before="220" w:after="90"/>
+        <w:spacing w:before="0" w:after="90"/>
         <w:rPr/>
       </w:pPr>
       <w:r>
@@ -9238,7 +9354,7 @@
     <w:p>
       <w:pPr>
         <w:pStyle w:val="Heading3"/>
-        <w:spacing w:before="220" w:after="90"/>
+        <w:spacing w:before="0" w:after="90"/>
         <w:rPr/>
       </w:pPr>
       <w:r>
@@ -9486,7 +9602,7 @@
     <w:p>
       <w:pPr>
         <w:pStyle w:val="Heading3"/>
-        <w:spacing w:before="220" w:after="90"/>
+        <w:spacing w:before="0" w:after="90"/>
         <w:rPr/>
       </w:pPr>
       <w:r>
@@ -9545,7 +9661,7 @@
         <w:pStyle w:val="ListParagraph"/>
         <w:numPr>
           <w:ilvl w:val="0"/>
-          <w:numId w:val="2"/>
+          <w:numId w:val="5"/>
         </w:numPr>
         <w:spacing w:before="0" w:after="40"/>
         <w:rPr/>
@@ -9563,7 +9679,7 @@
         <w:pStyle w:val="ListParagraph"/>
         <w:numPr>
           <w:ilvl w:val="0"/>
-          <w:numId w:val="2"/>
+          <w:numId w:val="5"/>
         </w:numPr>
         <w:spacing w:before="0" w:after="40"/>
         <w:rPr/>
@@ -9779,7 +9895,7 @@
         <w:pStyle w:val="ListParagraph"/>
         <w:numPr>
           <w:ilvl w:val="0"/>
-          <w:numId w:val="2"/>
+          <w:numId w:val="5"/>
         </w:numPr>
         <w:spacing w:before="0" w:after="40"/>
         <w:rPr/>
@@ -9797,7 +9913,7 @@
         <w:pStyle w:val="ListParagraph"/>
         <w:numPr>
           <w:ilvl w:val="0"/>
-          <w:numId w:val="2"/>
+          <w:numId w:val="5"/>
         </w:numPr>
         <w:spacing w:before="0" w:after="40"/>
         <w:rPr/>
@@ -9815,7 +9931,7 @@
         <w:pStyle w:val="ListParagraph"/>
         <w:numPr>
           <w:ilvl w:val="0"/>
-          <w:numId w:val="2"/>
+          <w:numId w:val="5"/>
         </w:numPr>
         <w:spacing w:before="0" w:after="40"/>
         <w:rPr/>
@@ -9850,7 +9966,7 @@
         <w:pStyle w:val="ListParagraph"/>
         <w:numPr>
           <w:ilvl w:val="0"/>
-          <w:numId w:val="2"/>
+          <w:numId w:val="5"/>
         </w:numPr>
         <w:spacing w:before="0" w:after="40"/>
         <w:rPr/>
@@ -9868,7 +9984,7 @@
         <w:pStyle w:val="ListParagraph"/>
         <w:numPr>
           <w:ilvl w:val="0"/>
-          <w:numId w:val="2"/>
+          <w:numId w:val="5"/>
         </w:numPr>
         <w:spacing w:before="0" w:after="40"/>
         <w:rPr/>
@@ -9886,7 +10002,7 @@
         <w:pStyle w:val="ListParagraph"/>
         <w:numPr>
           <w:ilvl w:val="0"/>
-          <w:numId w:val="2"/>
+          <w:numId w:val="5"/>
         </w:numPr>
         <w:spacing w:before="0" w:after="40"/>
         <w:rPr/>
@@ -9945,7 +10061,7 @@
         <w:pStyle w:val="ListParagraph"/>
         <w:numPr>
           <w:ilvl w:val="0"/>
-          <w:numId w:val="1"/>
+          <w:numId w:val="4"/>
         </w:numPr>
         <w:spacing w:before="0" w:after="60"/>
         <w:rPr/>
@@ -9963,7 +10079,7 @@
         <w:pStyle w:val="ListParagraph"/>
         <w:numPr>
           <w:ilvl w:val="0"/>
-          <w:numId w:val="1"/>
+          <w:numId w:val="4"/>
         </w:numPr>
         <w:spacing w:before="0" w:after="60"/>
         <w:rPr/>
@@ -9981,7 +10097,7 @@
         <w:pStyle w:val="ListParagraph"/>
         <w:numPr>
           <w:ilvl w:val="0"/>
-          <w:numId w:val="1"/>
+          <w:numId w:val="4"/>
         </w:numPr>
         <w:spacing w:before="0" w:after="60"/>
         <w:rPr/>
@@ -9999,7 +10115,7 @@
         <w:pStyle w:val="ListParagraph"/>
         <w:numPr>
           <w:ilvl w:val="0"/>
-          <w:numId w:val="1"/>
+          <w:numId w:val="4"/>
         </w:numPr>
         <w:spacing w:before="0" w:after="60"/>
         <w:rPr/>
@@ -10034,7 +10150,7 @@
         <w:pStyle w:val="ListParagraph"/>
         <w:numPr>
           <w:ilvl w:val="0"/>
-          <w:numId w:val="27"/>
+          <w:numId w:val="30"/>
         </w:numPr>
         <w:spacing w:before="0" w:after="60"/>
         <w:rPr/>
@@ -10052,7 +10168,7 @@
         <w:pStyle w:val="ListParagraph"/>
         <w:numPr>
           <w:ilvl w:val="0"/>
-          <w:numId w:val="3"/>
+          <w:numId w:val="6"/>
         </w:numPr>
         <w:spacing w:before="0" w:after="60"/>
         <w:rPr/>
@@ -10070,7 +10186,7 @@
         <w:pStyle w:val="ListParagraph"/>
         <w:numPr>
           <w:ilvl w:val="0"/>
-          <w:numId w:val="3"/>
+          <w:numId w:val="6"/>
         </w:numPr>
         <w:spacing w:before="0" w:after="60"/>
         <w:rPr/>
@@ -10088,7 +10204,7 @@
         <w:pStyle w:val="ListParagraph"/>
         <w:numPr>
           <w:ilvl w:val="0"/>
-          <w:numId w:val="3"/>
+          <w:numId w:val="6"/>
         </w:numPr>
         <w:spacing w:before="0" w:after="60"/>
         <w:rPr/>
@@ -10106,7 +10222,7 @@
         <w:pStyle w:val="ListParagraph"/>
         <w:numPr>
           <w:ilvl w:val="0"/>
-          <w:numId w:val="3"/>
+          <w:numId w:val="6"/>
         </w:numPr>
         <w:spacing w:before="0" w:after="60"/>
         <w:rPr/>
@@ -10246,7 +10362,7 @@
     <w:p>
       <w:pPr>
         <w:pStyle w:val="Heading3"/>
-        <w:spacing w:before="220" w:after="90"/>
+        <w:spacing w:before="0" w:after="90"/>
         <w:rPr/>
       </w:pPr>
       <w:r>
@@ -10310,7 +10426,7 @@
     <w:p>
       <w:pPr>
         <w:pStyle w:val="Heading3"/>
-        <w:spacing w:before="220" w:after="90"/>
+        <w:spacing w:before="0" w:after="90"/>
         <w:rPr/>
       </w:pPr>
       <w:r>
@@ -10558,7 +10674,7 @@
     <w:p>
       <w:pPr>
         <w:pStyle w:val="Heading3"/>
-        <w:spacing w:before="220" w:after="90"/>
+        <w:spacing w:before="0" w:after="90"/>
         <w:rPr/>
       </w:pPr>
       <w:r>
@@ -10617,7 +10733,7 @@
         <w:pStyle w:val="ListParagraph"/>
         <w:numPr>
           <w:ilvl w:val="0"/>
-          <w:numId w:val="2"/>
+          <w:numId w:val="5"/>
         </w:numPr>
         <w:spacing w:before="0" w:after="40"/>
         <w:rPr/>
@@ -10635,7 +10751,7 @@
         <w:pStyle w:val="ListParagraph"/>
         <w:numPr>
           <w:ilvl w:val="0"/>
-          <w:numId w:val="2"/>
+          <w:numId w:val="5"/>
         </w:numPr>
         <w:spacing w:before="0" w:after="40"/>
         <w:rPr/>
@@ -10851,7 +10967,7 @@
         <w:pStyle w:val="ListParagraph"/>
         <w:numPr>
           <w:ilvl w:val="0"/>
-          <w:numId w:val="2"/>
+          <w:numId w:val="5"/>
         </w:numPr>
         <w:spacing w:before="0" w:after="40"/>
         <w:rPr/>
@@ -10886,7 +11002,7 @@
         <w:pStyle w:val="ListParagraph"/>
         <w:numPr>
           <w:ilvl w:val="0"/>
-          <w:numId w:val="2"/>
+          <w:numId w:val="5"/>
         </w:numPr>
         <w:spacing w:before="0" w:after="40"/>
         <w:rPr/>
@@ -10904,7 +11020,7 @@
         <w:pStyle w:val="ListParagraph"/>
         <w:numPr>
           <w:ilvl w:val="0"/>
-          <w:numId w:val="2"/>
+          <w:numId w:val="5"/>
         </w:numPr>
         <w:spacing w:before="0" w:after="40"/>
         <w:rPr/>
@@ -10963,7 +11079,7 @@
         <w:pStyle w:val="ListParagraph"/>
         <w:numPr>
           <w:ilvl w:val="0"/>
-          <w:numId w:val="1"/>
+          <w:numId w:val="4"/>
         </w:numPr>
         <w:spacing w:before="0" w:after="60"/>
         <w:rPr/>
@@ -10981,7 +11097,7 @@
         <w:pStyle w:val="ListParagraph"/>
         <w:numPr>
           <w:ilvl w:val="0"/>
-          <w:numId w:val="1"/>
+          <w:numId w:val="4"/>
         </w:numPr>
         <w:spacing w:before="0" w:after="60"/>
         <w:rPr/>
@@ -10999,7 +11115,7 @@
         <w:pStyle w:val="ListParagraph"/>
         <w:numPr>
           <w:ilvl w:val="0"/>
-          <w:numId w:val="1"/>
+          <w:numId w:val="4"/>
         </w:numPr>
         <w:spacing w:before="0" w:after="60"/>
         <w:rPr/>
@@ -11017,7 +11133,7 @@
         <w:pStyle w:val="ListParagraph"/>
         <w:numPr>
           <w:ilvl w:val="0"/>
-          <w:numId w:val="1"/>
+          <w:numId w:val="4"/>
         </w:numPr>
         <w:spacing w:before="0" w:after="60"/>
         <w:rPr/>
@@ -11035,7 +11151,7 @@
         <w:pStyle w:val="ListParagraph"/>
         <w:numPr>
           <w:ilvl w:val="0"/>
-          <w:numId w:val="1"/>
+          <w:numId w:val="4"/>
         </w:numPr>
         <w:spacing w:before="0" w:after="60"/>
         <w:rPr/>
@@ -11070,7 +11186,7 @@
         <w:pStyle w:val="ListParagraph"/>
         <w:numPr>
           <w:ilvl w:val="0"/>
-          <w:numId w:val="28"/>
+          <w:numId w:val="31"/>
         </w:numPr>
         <w:spacing w:before="0" w:after="60"/>
         <w:rPr/>
@@ -11088,7 +11204,7 @@
         <w:pStyle w:val="ListParagraph"/>
         <w:numPr>
           <w:ilvl w:val="0"/>
-          <w:numId w:val="3"/>
+          <w:numId w:val="6"/>
         </w:numPr>
         <w:spacing w:before="0" w:after="60"/>
         <w:rPr/>
@@ -11106,7 +11222,7 @@
         <w:pStyle w:val="ListParagraph"/>
         <w:numPr>
           <w:ilvl w:val="0"/>
-          <w:numId w:val="3"/>
+          <w:numId w:val="6"/>
         </w:numPr>
         <w:spacing w:before="0" w:after="60"/>
         <w:rPr/>
@@ -11124,7 +11240,7 @@
         <w:pStyle w:val="ListParagraph"/>
         <w:numPr>
           <w:ilvl w:val="0"/>
-          <w:numId w:val="3"/>
+          <w:numId w:val="6"/>
         </w:numPr>
         <w:spacing w:before="0" w:after="60"/>
         <w:rPr/>
@@ -11142,7 +11258,7 @@
         <w:pStyle w:val="ListParagraph"/>
         <w:numPr>
           <w:ilvl w:val="0"/>
-          <w:numId w:val="3"/>
+          <w:numId w:val="6"/>
         </w:numPr>
         <w:spacing w:before="0" w:after="60"/>
         <w:rPr/>
@@ -11282,7 +11398,7 @@
     <w:p>
       <w:pPr>
         <w:pStyle w:val="Heading3"/>
-        <w:spacing w:before="220" w:after="90"/>
+        <w:spacing w:before="0" w:after="90"/>
         <w:rPr/>
       </w:pPr>
       <w:r>
@@ -11346,7 +11462,7 @@
     <w:p>
       <w:pPr>
         <w:pStyle w:val="Heading3"/>
-        <w:spacing w:before="220" w:after="90"/>
+        <w:spacing w:before="0" w:after="90"/>
         <w:rPr/>
       </w:pPr>
       <w:r>
@@ -11594,7 +11710,7 @@
     <w:p>
       <w:pPr>
         <w:pStyle w:val="Heading3"/>
-        <w:spacing w:before="220" w:after="90"/>
+        <w:spacing w:before="0" w:after="90"/>
         <w:rPr/>
       </w:pPr>
       <w:r>
@@ -11653,7 +11769,7 @@
         <w:pStyle w:val="ListParagraph"/>
         <w:numPr>
           <w:ilvl w:val="0"/>
-          <w:numId w:val="2"/>
+          <w:numId w:val="5"/>
         </w:numPr>
         <w:spacing w:before="0" w:after="40"/>
         <w:rPr/>
@@ -11671,7 +11787,7 @@
         <w:pStyle w:val="ListParagraph"/>
         <w:numPr>
           <w:ilvl w:val="0"/>
-          <w:numId w:val="2"/>
+          <w:numId w:val="5"/>
         </w:numPr>
         <w:spacing w:before="0" w:after="40"/>
         <w:rPr/>
@@ -11887,7 +12003,7 @@
         <w:pStyle w:val="ListParagraph"/>
         <w:numPr>
           <w:ilvl w:val="0"/>
-          <w:numId w:val="2"/>
+          <w:numId w:val="5"/>
         </w:numPr>
         <w:spacing w:before="0" w:after="40"/>
         <w:rPr/>
@@ -11905,7 +12021,7 @@
         <w:pStyle w:val="ListParagraph"/>
         <w:numPr>
           <w:ilvl w:val="0"/>
-          <w:numId w:val="2"/>
+          <w:numId w:val="5"/>
         </w:numPr>
         <w:spacing w:before="0" w:after="40"/>
         <w:rPr/>
@@ -11940,7 +12056,7 @@
         <w:pStyle w:val="ListParagraph"/>
         <w:numPr>
           <w:ilvl w:val="0"/>
-          <w:numId w:val="2"/>
+          <w:numId w:val="5"/>
         </w:numPr>
         <w:spacing w:before="0" w:after="40"/>
         <w:rPr/>
@@ -11958,7 +12074,7 @@
         <w:pStyle w:val="ListParagraph"/>
         <w:numPr>
           <w:ilvl w:val="0"/>
-          <w:numId w:val="2"/>
+          <w:numId w:val="5"/>
         </w:numPr>
         <w:spacing w:before="0" w:after="40"/>
         <w:rPr/>
@@ -11976,7 +12092,7 @@
         <w:pStyle w:val="ListParagraph"/>
         <w:numPr>
           <w:ilvl w:val="0"/>
-          <w:numId w:val="2"/>
+          <w:numId w:val="5"/>
         </w:numPr>
         <w:spacing w:before="0" w:after="40"/>
         <w:rPr/>
@@ -11994,7 +12110,7 @@
         <w:pStyle w:val="ListParagraph"/>
         <w:numPr>
           <w:ilvl w:val="0"/>
-          <w:numId w:val="2"/>
+          <w:numId w:val="5"/>
         </w:numPr>
         <w:spacing w:before="0" w:after="40"/>
         <w:rPr/>
@@ -12053,7 +12169,7 @@
         <w:pStyle w:val="ListParagraph"/>
         <w:numPr>
           <w:ilvl w:val="0"/>
-          <w:numId w:val="1"/>
+          <w:numId w:val="4"/>
         </w:numPr>
         <w:spacing w:before="0" w:after="60"/>
         <w:rPr/>
@@ -12071,7 +12187,7 @@
         <w:pStyle w:val="ListParagraph"/>
         <w:numPr>
           <w:ilvl w:val="0"/>
-          <w:numId w:val="1"/>
+          <w:numId w:val="4"/>
         </w:numPr>
         <w:spacing w:before="0" w:after="60"/>
         <w:rPr/>
@@ -12089,7 +12205,7 @@
         <w:pStyle w:val="ListParagraph"/>
         <w:numPr>
           <w:ilvl w:val="0"/>
-          <w:numId w:val="1"/>
+          <w:numId w:val="4"/>
         </w:numPr>
         <w:spacing w:before="0" w:after="60"/>
         <w:rPr/>
@@ -12107,7 +12223,7 @@
         <w:pStyle w:val="ListParagraph"/>
         <w:numPr>
           <w:ilvl w:val="0"/>
-          <w:numId w:val="1"/>
+          <w:numId w:val="4"/>
         </w:numPr>
         <w:spacing w:before="0" w:after="60"/>
         <w:rPr/>
@@ -12125,7 +12241,7 @@
         <w:pStyle w:val="ListParagraph"/>
         <w:numPr>
           <w:ilvl w:val="0"/>
-          <w:numId w:val="1"/>
+          <w:numId w:val="4"/>
         </w:numPr>
         <w:spacing w:before="0" w:after="60"/>
         <w:rPr/>
@@ -12160,7 +12276,7 @@
         <w:pStyle w:val="ListParagraph"/>
         <w:numPr>
           <w:ilvl w:val="0"/>
-          <w:numId w:val="29"/>
+          <w:numId w:val="32"/>
         </w:numPr>
         <w:spacing w:before="0" w:after="60"/>
         <w:rPr/>
@@ -12178,7 +12294,7 @@
         <w:pStyle w:val="ListParagraph"/>
         <w:numPr>
           <w:ilvl w:val="0"/>
-          <w:numId w:val="3"/>
+          <w:numId w:val="6"/>
         </w:numPr>
         <w:spacing w:before="0" w:after="60"/>
         <w:rPr/>
@@ -12196,7 +12312,7 @@
         <w:pStyle w:val="ListParagraph"/>
         <w:numPr>
           <w:ilvl w:val="0"/>
-          <w:numId w:val="3"/>
+          <w:numId w:val="6"/>
         </w:numPr>
         <w:spacing w:before="0" w:after="60"/>
         <w:rPr/>
@@ -12214,7 +12330,7 @@
         <w:pStyle w:val="ListParagraph"/>
         <w:numPr>
           <w:ilvl w:val="0"/>
-          <w:numId w:val="3"/>
+          <w:numId w:val="6"/>
         </w:numPr>
         <w:spacing w:before="0" w:after="60"/>
         <w:rPr/>
@@ -12232,7 +12348,7 @@
         <w:pStyle w:val="ListParagraph"/>
         <w:numPr>
           <w:ilvl w:val="0"/>
-          <w:numId w:val="3"/>
+          <w:numId w:val="6"/>
         </w:numPr>
         <w:spacing w:before="0" w:after="60"/>
         <w:rPr/>
@@ -12416,7 +12532,7 @@
     <w:p>
       <w:pPr>
         <w:pStyle w:val="Heading3"/>
-        <w:spacing w:before="220" w:after="90"/>
+        <w:spacing w:before="0" w:after="90"/>
         <w:rPr/>
       </w:pPr>
       <w:r>
@@ -12480,7 +12596,7 @@
     <w:p>
       <w:pPr>
         <w:pStyle w:val="Heading3"/>
-        <w:spacing w:before="220" w:after="90"/>
+        <w:spacing w:before="0" w:after="90"/>
         <w:rPr/>
       </w:pPr>
       <w:r>
@@ -12785,7 +12901,7 @@
     <w:p>
       <w:pPr>
         <w:pStyle w:val="Heading3"/>
-        <w:spacing w:before="220" w:after="90"/>
+        <w:spacing w:before="0" w:after="90"/>
         <w:rPr/>
       </w:pPr>
       <w:r>
@@ -12844,7 +12960,7 @@
         <w:pStyle w:val="ListParagraph"/>
         <w:numPr>
           <w:ilvl w:val="0"/>
-          <w:numId w:val="2"/>
+          <w:numId w:val="5"/>
         </w:numPr>
         <w:spacing w:before="0" w:after="40"/>
         <w:rPr/>
@@ -12862,7 +12978,7 @@
         <w:pStyle w:val="ListParagraph"/>
         <w:numPr>
           <w:ilvl w:val="0"/>
-          <w:numId w:val="2"/>
+          <w:numId w:val="5"/>
         </w:numPr>
         <w:spacing w:before="0" w:after="40"/>
         <w:rPr/>
@@ -12880,7 +12996,7 @@
         <w:pStyle w:val="ListParagraph"/>
         <w:numPr>
           <w:ilvl w:val="0"/>
-          <w:numId w:val="2"/>
+          <w:numId w:val="5"/>
         </w:numPr>
         <w:spacing w:before="0" w:after="40"/>
         <w:rPr/>
@@ -13096,7 +13212,7 @@
         <w:pStyle w:val="ListParagraph"/>
         <w:numPr>
           <w:ilvl w:val="0"/>
-          <w:numId w:val="2"/>
+          <w:numId w:val="5"/>
         </w:numPr>
         <w:spacing w:before="0" w:after="40"/>
         <w:rPr/>
@@ -13114,7 +13230,7 @@
         <w:pStyle w:val="ListParagraph"/>
         <w:numPr>
           <w:ilvl w:val="0"/>
-          <w:numId w:val="2"/>
+          <w:numId w:val="5"/>
         </w:numPr>
         <w:spacing w:before="0" w:after="40"/>
         <w:rPr/>
@@ -13149,7 +13265,7 @@
         <w:pStyle w:val="ListParagraph"/>
         <w:numPr>
           <w:ilvl w:val="0"/>
-          <w:numId w:val="2"/>
+          <w:numId w:val="5"/>
         </w:numPr>
         <w:spacing w:before="0" w:after="40"/>
         <w:rPr/>
@@ -13167,7 +13283,7 @@
         <w:pStyle w:val="ListParagraph"/>
         <w:numPr>
           <w:ilvl w:val="0"/>
-          <w:numId w:val="2"/>
+          <w:numId w:val="5"/>
         </w:numPr>
         <w:spacing w:before="0" w:after="40"/>
         <w:rPr/>
@@ -13185,7 +13301,7 @@
         <w:pStyle w:val="ListParagraph"/>
         <w:numPr>
           <w:ilvl w:val="0"/>
-          <w:numId w:val="2"/>
+          <w:numId w:val="5"/>
         </w:numPr>
         <w:spacing w:before="0" w:after="40"/>
         <w:rPr/>
@@ -13203,7 +13319,7 @@
         <w:pStyle w:val="ListParagraph"/>
         <w:numPr>
           <w:ilvl w:val="0"/>
-          <w:numId w:val="2"/>
+          <w:numId w:val="5"/>
         </w:numPr>
         <w:spacing w:before="0" w:after="40"/>
         <w:rPr/>
@@ -13262,7 +13378,7 @@
         <w:pStyle w:val="ListParagraph"/>
         <w:numPr>
           <w:ilvl w:val="0"/>
-          <w:numId w:val="1"/>
+          <w:numId w:val="4"/>
         </w:numPr>
         <w:spacing w:before="0" w:after="60"/>
         <w:rPr/>
@@ -13280,7 +13396,7 @@
         <w:pStyle w:val="ListParagraph"/>
         <w:numPr>
           <w:ilvl w:val="0"/>
-          <w:numId w:val="1"/>
+          <w:numId w:val="4"/>
         </w:numPr>
         <w:spacing w:before="0" w:after="60"/>
         <w:rPr/>
@@ -13298,7 +13414,7 @@
         <w:pStyle w:val="ListParagraph"/>
         <w:numPr>
           <w:ilvl w:val="0"/>
-          <w:numId w:val="1"/>
+          <w:numId w:val="4"/>
         </w:numPr>
         <w:spacing w:before="0" w:after="60"/>
         <w:rPr/>
@@ -13316,7 +13432,7 @@
         <w:pStyle w:val="ListParagraph"/>
         <w:numPr>
           <w:ilvl w:val="0"/>
-          <w:numId w:val="1"/>
+          <w:numId w:val="4"/>
         </w:numPr>
         <w:spacing w:before="0" w:after="60"/>
         <w:rPr/>
@@ -13334,7 +13450,7 @@
         <w:pStyle w:val="ListParagraph"/>
         <w:numPr>
           <w:ilvl w:val="0"/>
-          <w:numId w:val="1"/>
+          <w:numId w:val="4"/>
         </w:numPr>
         <w:spacing w:before="0" w:after="60"/>
         <w:rPr/>
@@ -13369,7 +13485,7 @@
         <w:pStyle w:val="ListParagraph"/>
         <w:numPr>
           <w:ilvl w:val="0"/>
-          <w:numId w:val="30"/>
+          <w:numId w:val="33"/>
         </w:numPr>
         <w:spacing w:before="0" w:after="60"/>
         <w:rPr/>
@@ -13387,7 +13503,7 @@
         <w:pStyle w:val="ListParagraph"/>
         <w:numPr>
           <w:ilvl w:val="0"/>
-          <w:numId w:val="3"/>
+          <w:numId w:val="6"/>
         </w:numPr>
         <w:spacing w:before="0" w:after="60"/>
         <w:rPr/>
@@ -13405,7 +13521,7 @@
         <w:pStyle w:val="ListParagraph"/>
         <w:numPr>
           <w:ilvl w:val="0"/>
-          <w:numId w:val="3"/>
+          <w:numId w:val="6"/>
         </w:numPr>
         <w:spacing w:before="0" w:after="60"/>
         <w:rPr/>
@@ -13423,7 +13539,7 @@
         <w:pStyle w:val="ListParagraph"/>
         <w:numPr>
           <w:ilvl w:val="0"/>
-          <w:numId w:val="3"/>
+          <w:numId w:val="6"/>
         </w:numPr>
         <w:spacing w:before="0" w:after="60"/>
         <w:rPr/>
@@ -13441,7 +13557,7 @@
         <w:pStyle w:val="ListParagraph"/>
         <w:numPr>
           <w:ilvl w:val="0"/>
-          <w:numId w:val="3"/>
+          <w:numId w:val="6"/>
         </w:numPr>
         <w:spacing w:before="0" w:after="60"/>
         <w:rPr/>
@@ -13603,7 +13719,7 @@
     <w:p>
       <w:pPr>
         <w:pStyle w:val="Heading3"/>
-        <w:spacing w:before="220" w:after="90"/>
+        <w:spacing w:before="0" w:after="90"/>
         <w:rPr/>
       </w:pPr>
       <w:r>
@@ -13667,7 +13783,7 @@
     <w:p>
       <w:pPr>
         <w:pStyle w:val="Heading3"/>
-        <w:spacing w:before="220" w:after="90"/>
+        <w:spacing w:before="0" w:after="90"/>
         <w:rPr/>
       </w:pPr>
       <w:r>
@@ -13972,7 +14088,7 @@
     <w:p>
       <w:pPr>
         <w:pStyle w:val="Heading3"/>
-        <w:spacing w:before="220" w:after="90"/>
+        <w:spacing w:before="0" w:after="90"/>
         <w:rPr/>
       </w:pPr>
       <w:r>
@@ -14031,7 +14147,7 @@
         <w:pStyle w:val="ListParagraph"/>
         <w:numPr>
           <w:ilvl w:val="0"/>
-          <w:numId w:val="2"/>
+          <w:numId w:val="5"/>
         </w:numPr>
         <w:spacing w:before="0" w:after="40"/>
         <w:rPr/>
@@ -14049,7 +14165,7 @@
         <w:pStyle w:val="ListParagraph"/>
         <w:numPr>
           <w:ilvl w:val="0"/>
-          <w:numId w:val="2"/>
+          <w:numId w:val="5"/>
         </w:numPr>
         <w:spacing w:before="0" w:after="40"/>
         <w:rPr/>
@@ -14265,7 +14381,7 @@
         <w:pStyle w:val="ListParagraph"/>
         <w:numPr>
           <w:ilvl w:val="0"/>
-          <w:numId w:val="2"/>
+          <w:numId w:val="5"/>
         </w:numPr>
         <w:spacing w:before="0" w:after="40"/>
         <w:rPr/>
@@ -14283,7 +14399,7 @@
         <w:pStyle w:val="ListParagraph"/>
         <w:numPr>
           <w:ilvl w:val="0"/>
-          <w:numId w:val="2"/>
+          <w:numId w:val="5"/>
         </w:numPr>
         <w:spacing w:before="0" w:after="40"/>
         <w:rPr/>
@@ -14301,7 +14417,7 @@
         <w:pStyle w:val="ListParagraph"/>
         <w:numPr>
           <w:ilvl w:val="0"/>
-          <w:numId w:val="2"/>
+          <w:numId w:val="5"/>
         </w:numPr>
         <w:spacing w:before="0" w:after="40"/>
         <w:rPr/>
@@ -14336,7 +14452,7 @@
         <w:pStyle w:val="ListParagraph"/>
         <w:numPr>
           <w:ilvl w:val="0"/>
-          <w:numId w:val="2"/>
+          <w:numId w:val="5"/>
         </w:numPr>
         <w:spacing w:before="0" w:after="40"/>
         <w:rPr/>
@@ -14354,7 +14470,7 @@
         <w:pStyle w:val="ListParagraph"/>
         <w:numPr>
           <w:ilvl w:val="0"/>
-          <w:numId w:val="2"/>
+          <w:numId w:val="5"/>
         </w:numPr>
         <w:spacing w:before="0" w:after="40"/>
         <w:rPr/>
@@ -14372,7 +14488,7 @@
         <w:pStyle w:val="ListParagraph"/>
         <w:numPr>
           <w:ilvl w:val="0"/>
-          <w:numId w:val="2"/>
+          <w:numId w:val="5"/>
         </w:numPr>
         <w:spacing w:before="0" w:after="40"/>
         <w:rPr/>
@@ -14431,7 +14547,7 @@
         <w:pStyle w:val="ListParagraph"/>
         <w:numPr>
           <w:ilvl w:val="0"/>
-          <w:numId w:val="1"/>
+          <w:numId w:val="4"/>
         </w:numPr>
         <w:spacing w:before="0" w:after="60"/>
         <w:rPr/>
@@ -14449,7 +14565,7 @@
         <w:pStyle w:val="ListParagraph"/>
         <w:numPr>
           <w:ilvl w:val="0"/>
-          <w:numId w:val="1"/>
+          <w:numId w:val="4"/>
         </w:numPr>
         <w:spacing w:before="0" w:after="60"/>
         <w:rPr/>
@@ -14467,7 +14583,7 @@
         <w:pStyle w:val="ListParagraph"/>
         <w:numPr>
           <w:ilvl w:val="0"/>
-          <w:numId w:val="1"/>
+          <w:numId w:val="4"/>
         </w:numPr>
         <w:spacing w:before="0" w:after="60"/>
         <w:rPr/>
@@ -14485,7 +14601,7 @@
         <w:pStyle w:val="ListParagraph"/>
         <w:numPr>
           <w:ilvl w:val="0"/>
-          <w:numId w:val="1"/>
+          <w:numId w:val="4"/>
         </w:numPr>
         <w:spacing w:before="0" w:after="60"/>
         <w:rPr/>
@@ -14520,7 +14636,7 @@
         <w:pStyle w:val="ListParagraph"/>
         <w:numPr>
           <w:ilvl w:val="0"/>
-          <w:numId w:val="31"/>
+          <w:numId w:val="34"/>
         </w:numPr>
         <w:spacing w:before="0" w:after="60"/>
         <w:rPr/>
@@ -14538,7 +14654,7 @@
         <w:pStyle w:val="ListParagraph"/>
         <w:numPr>
           <w:ilvl w:val="0"/>
-          <w:numId w:val="3"/>
+          <w:numId w:val="6"/>
         </w:numPr>
         <w:spacing w:before="0" w:after="60"/>
         <w:rPr/>
@@ -14556,7 +14672,7 @@
         <w:pStyle w:val="ListParagraph"/>
         <w:numPr>
           <w:ilvl w:val="0"/>
-          <w:numId w:val="3"/>
+          <w:numId w:val="6"/>
         </w:numPr>
         <w:spacing w:before="0" w:after="60"/>
         <w:rPr/>
@@ -14574,7 +14690,7 @@
         <w:pStyle w:val="ListParagraph"/>
         <w:numPr>
           <w:ilvl w:val="0"/>
-          <w:numId w:val="3"/>
+          <w:numId w:val="6"/>
         </w:numPr>
         <w:spacing w:before="0" w:after="60"/>
         <w:rPr/>
@@ -14592,7 +14708,7 @@
         <w:pStyle w:val="ListParagraph"/>
         <w:numPr>
           <w:ilvl w:val="0"/>
-          <w:numId w:val="3"/>
+          <w:numId w:val="6"/>
         </w:numPr>
         <w:spacing w:before="0" w:after="60"/>
         <w:rPr/>
@@ -14732,7 +14848,7 @@
     <w:p>
       <w:pPr>
         <w:pStyle w:val="Heading3"/>
-        <w:spacing w:before="220" w:after="90"/>
+        <w:spacing w:before="0" w:after="90"/>
         <w:rPr/>
       </w:pPr>
       <w:r>
@@ -14796,7 +14912,7 @@
     <w:p>
       <w:pPr>
         <w:pStyle w:val="Heading3"/>
-        <w:spacing w:before="220" w:after="90"/>
+        <w:spacing w:before="0" w:after="90"/>
         <w:rPr/>
       </w:pPr>
       <w:r>
@@ -15101,7 +15217,7 @@
     <w:p>
       <w:pPr>
         <w:pStyle w:val="Heading3"/>
-        <w:spacing w:before="220" w:after="90"/>
+        <w:spacing w:before="0" w:after="90"/>
         <w:rPr/>
       </w:pPr>
       <w:r>
@@ -15160,7 +15276,7 @@
         <w:pStyle w:val="ListParagraph"/>
         <w:numPr>
           <w:ilvl w:val="0"/>
-          <w:numId w:val="2"/>
+          <w:numId w:val="5"/>
         </w:numPr>
         <w:spacing w:before="0" w:after="40"/>
         <w:rPr/>
@@ -15178,7 +15294,7 @@
         <w:pStyle w:val="ListParagraph"/>
         <w:numPr>
           <w:ilvl w:val="0"/>
-          <w:numId w:val="2"/>
+          <w:numId w:val="5"/>
         </w:numPr>
         <w:spacing w:before="0" w:after="40"/>
         <w:rPr/>
@@ -15394,7 +15510,7 @@
         <w:pStyle w:val="ListParagraph"/>
         <w:numPr>
           <w:ilvl w:val="0"/>
-          <w:numId w:val="2"/>
+          <w:numId w:val="5"/>
         </w:numPr>
         <w:spacing w:before="0" w:after="40"/>
         <w:rPr/>
@@ -15412,7 +15528,7 @@
         <w:pStyle w:val="ListParagraph"/>
         <w:numPr>
           <w:ilvl w:val="0"/>
-          <w:numId w:val="2"/>
+          <w:numId w:val="5"/>
         </w:numPr>
         <w:spacing w:before="0" w:after="40"/>
         <w:rPr/>
@@ -15447,7 +15563,7 @@
         <w:pStyle w:val="ListParagraph"/>
         <w:numPr>
           <w:ilvl w:val="0"/>
-          <w:numId w:val="2"/>
+          <w:numId w:val="5"/>
         </w:numPr>
         <w:spacing w:before="0" w:after="40"/>
         <w:rPr/>
@@ -15465,7 +15581,7 @@
         <w:pStyle w:val="ListParagraph"/>
         <w:numPr>
           <w:ilvl w:val="0"/>
-          <w:numId w:val="2"/>
+          <w:numId w:val="5"/>
         </w:numPr>
         <w:spacing w:before="0" w:after="40"/>
         <w:rPr/>
@@ -15483,7 +15599,7 @@
         <w:pStyle w:val="ListParagraph"/>
         <w:numPr>
           <w:ilvl w:val="0"/>
-          <w:numId w:val="2"/>
+          <w:numId w:val="5"/>
         </w:numPr>
         <w:spacing w:before="0" w:after="40"/>
         <w:rPr/>
@@ -15501,7 +15617,7 @@
         <w:pStyle w:val="ListParagraph"/>
         <w:numPr>
           <w:ilvl w:val="0"/>
-          <w:numId w:val="2"/>
+          <w:numId w:val="5"/>
         </w:numPr>
         <w:spacing w:before="0" w:after="40"/>
         <w:rPr/>
@@ -15560,7 +15676,7 @@
         <w:pStyle w:val="ListParagraph"/>
         <w:numPr>
           <w:ilvl w:val="0"/>
-          <w:numId w:val="1"/>
+          <w:numId w:val="4"/>
         </w:numPr>
         <w:spacing w:before="0" w:after="60"/>
         <w:rPr/>
@@ -15578,7 +15694,7 @@
         <w:pStyle w:val="ListParagraph"/>
         <w:numPr>
           <w:ilvl w:val="0"/>
-          <w:numId w:val="1"/>
+          <w:numId w:val="4"/>
         </w:numPr>
         <w:spacing w:before="0" w:after="60"/>
         <w:rPr/>
@@ -15596,7 +15712,7 @@
         <w:pStyle w:val="ListParagraph"/>
         <w:numPr>
           <w:ilvl w:val="0"/>
-          <w:numId w:val="1"/>
+          <w:numId w:val="4"/>
         </w:numPr>
         <w:spacing w:before="0" w:after="60"/>
         <w:rPr/>
@@ -15614,7 +15730,7 @@
         <w:pStyle w:val="ListParagraph"/>
         <w:numPr>
           <w:ilvl w:val="0"/>
-          <w:numId w:val="1"/>
+          <w:numId w:val="4"/>
         </w:numPr>
         <w:spacing w:before="0" w:after="60"/>
         <w:rPr/>
@@ -15632,7 +15748,7 @@
         <w:pStyle w:val="ListParagraph"/>
         <w:numPr>
           <w:ilvl w:val="0"/>
-          <w:numId w:val="1"/>
+          <w:numId w:val="4"/>
         </w:numPr>
         <w:spacing w:before="0" w:after="60"/>
         <w:rPr/>
@@ -15650,7 +15766,7 @@
         <w:pStyle w:val="ListParagraph"/>
         <w:numPr>
           <w:ilvl w:val="0"/>
-          <w:numId w:val="1"/>
+          <w:numId w:val="4"/>
         </w:numPr>
         <w:spacing w:before="0" w:after="60"/>
         <w:rPr/>
@@ -15685,7 +15801,7 @@
         <w:pStyle w:val="ListParagraph"/>
         <w:numPr>
           <w:ilvl w:val="0"/>
-          <w:numId w:val="32"/>
+          <w:numId w:val="35"/>
         </w:numPr>
         <w:spacing w:before="0" w:after="60"/>
         <w:rPr/>
@@ -15703,7 +15819,7 @@
         <w:pStyle w:val="ListParagraph"/>
         <w:numPr>
           <w:ilvl w:val="0"/>
-          <w:numId w:val="3"/>
+          <w:numId w:val="6"/>
         </w:numPr>
         <w:spacing w:before="0" w:after="60"/>
         <w:rPr/>
@@ -15721,7 +15837,7 @@
         <w:pStyle w:val="ListParagraph"/>
         <w:numPr>
           <w:ilvl w:val="0"/>
-          <w:numId w:val="3"/>
+          <w:numId w:val="6"/>
         </w:numPr>
         <w:spacing w:before="0" w:after="60"/>
         <w:rPr/>
@@ -15739,7 +15855,7 @@
         <w:pStyle w:val="ListParagraph"/>
         <w:numPr>
           <w:ilvl w:val="0"/>
-          <w:numId w:val="3"/>
+          <w:numId w:val="6"/>
         </w:numPr>
         <w:spacing w:before="0" w:after="60"/>
         <w:rPr/>
@@ -15757,7 +15873,7 @@
         <w:pStyle w:val="ListParagraph"/>
         <w:numPr>
           <w:ilvl w:val="0"/>
-          <w:numId w:val="3"/>
+          <w:numId w:val="6"/>
         </w:numPr>
         <w:spacing w:before="0" w:after="60"/>
         <w:rPr/>
@@ -15919,7 +16035,7 @@
     <w:p>
       <w:pPr>
         <w:pStyle w:val="Heading3"/>
-        <w:spacing w:before="220" w:after="90"/>
+        <w:spacing w:before="0" w:after="90"/>
         <w:rPr/>
       </w:pPr>
       <w:r>
@@ -15983,7 +16099,7 @@
     <w:p>
       <w:pPr>
         <w:pStyle w:val="Heading3"/>
-        <w:spacing w:before="220" w:after="90"/>
+        <w:spacing w:before="0" w:after="90"/>
         <w:rPr/>
       </w:pPr>
       <w:r>
@@ -16288,7 +16404,7 @@
     <w:p>
       <w:pPr>
         <w:pStyle w:val="Heading3"/>
-        <w:spacing w:before="220" w:after="90"/>
+        <w:spacing w:before="0" w:after="90"/>
         <w:rPr/>
       </w:pPr>
       <w:r>
@@ -16347,7 +16463,7 @@
         <w:pStyle w:val="ListParagraph"/>
         <w:numPr>
           <w:ilvl w:val="0"/>
-          <w:numId w:val="2"/>
+          <w:numId w:val="5"/>
         </w:numPr>
         <w:spacing w:before="0" w:after="40"/>
         <w:rPr/>
@@ -16365,7 +16481,7 @@
         <w:pStyle w:val="ListParagraph"/>
         <w:numPr>
           <w:ilvl w:val="0"/>
-          <w:numId w:val="2"/>
+          <w:numId w:val="5"/>
         </w:numPr>
         <w:spacing w:before="0" w:after="40"/>
         <w:rPr/>
@@ -16383,7 +16499,7 @@
         <w:pStyle w:val="ListParagraph"/>
         <w:numPr>
           <w:ilvl w:val="0"/>
-          <w:numId w:val="2"/>
+          <w:numId w:val="5"/>
         </w:numPr>
         <w:spacing w:before="0" w:after="40"/>
         <w:rPr/>
@@ -16599,7 +16715,7 @@
         <w:pStyle w:val="ListParagraph"/>
         <w:numPr>
           <w:ilvl w:val="0"/>
-          <w:numId w:val="2"/>
+          <w:numId w:val="5"/>
         </w:numPr>
         <w:spacing w:before="0" w:after="40"/>
         <w:rPr/>
@@ -16617,7 +16733,7 @@
         <w:pStyle w:val="ListParagraph"/>
         <w:numPr>
           <w:ilvl w:val="0"/>
-          <w:numId w:val="2"/>
+          <w:numId w:val="5"/>
         </w:numPr>
         <w:spacing w:before="0" w:after="40"/>
         <w:rPr/>
@@ -16635,7 +16751,7 @@
         <w:pStyle w:val="ListParagraph"/>
         <w:numPr>
           <w:ilvl w:val="0"/>
-          <w:numId w:val="2"/>
+          <w:numId w:val="5"/>
         </w:numPr>
         <w:spacing w:before="0" w:after="40"/>
         <w:rPr/>
@@ -16670,7 +16786,7 @@
         <w:pStyle w:val="ListParagraph"/>
         <w:numPr>
           <w:ilvl w:val="0"/>
-          <w:numId w:val="2"/>
+          <w:numId w:val="5"/>
         </w:numPr>
         <w:spacing w:before="0" w:after="40"/>
         <w:rPr/>
@@ -16688,7 +16804,7 @@
         <w:pStyle w:val="ListParagraph"/>
         <w:numPr>
           <w:ilvl w:val="0"/>
-          <w:numId w:val="2"/>
+          <w:numId w:val="5"/>
         </w:numPr>
         <w:spacing w:before="0" w:after="40"/>
         <w:rPr/>
@@ -16706,7 +16822,7 @@
         <w:pStyle w:val="ListParagraph"/>
         <w:numPr>
           <w:ilvl w:val="0"/>
-          <w:numId w:val="2"/>
+          <w:numId w:val="5"/>
         </w:numPr>
         <w:spacing w:before="0" w:after="40"/>
         <w:rPr/>
@@ -16724,7 +16840,7 @@
         <w:pStyle w:val="ListParagraph"/>
         <w:numPr>
           <w:ilvl w:val="0"/>
-          <w:numId w:val="2"/>
+          <w:numId w:val="5"/>
         </w:numPr>
         <w:spacing w:before="0" w:after="40"/>
         <w:rPr/>
@@ -16742,7 +16858,7 @@
         <w:pStyle w:val="ListParagraph"/>
         <w:numPr>
           <w:ilvl w:val="0"/>
-          <w:numId w:val="2"/>
+          <w:numId w:val="5"/>
         </w:numPr>
         <w:spacing w:before="0" w:after="40"/>
         <w:rPr/>
@@ -16801,7 +16917,7 @@
         <w:pStyle w:val="ListParagraph"/>
         <w:numPr>
           <w:ilvl w:val="0"/>
-          <w:numId w:val="1"/>
+          <w:numId w:val="4"/>
         </w:numPr>
         <w:spacing w:before="0" w:after="60"/>
         <w:rPr/>
@@ -16819,7 +16935,7 @@
         <w:pStyle w:val="ListParagraph"/>
         <w:numPr>
           <w:ilvl w:val="0"/>
-          <w:numId w:val="1"/>
+          <w:numId w:val="4"/>
         </w:numPr>
         <w:spacing w:before="0" w:after="60"/>
         <w:rPr/>
@@ -16837,7 +16953,7 @@
         <w:pStyle w:val="ListParagraph"/>
         <w:numPr>
           <w:ilvl w:val="0"/>
-          <w:numId w:val="1"/>
+          <w:numId w:val="4"/>
         </w:numPr>
         <w:spacing w:before="0" w:after="60"/>
         <w:rPr/>
@@ -16855,7 +16971,7 @@
         <w:pStyle w:val="ListParagraph"/>
         <w:numPr>
           <w:ilvl w:val="0"/>
-          <w:numId w:val="1"/>
+          <w:numId w:val="4"/>
         </w:numPr>
         <w:spacing w:before="0" w:after="60"/>
         <w:rPr/>
@@ -16873,7 +16989,7 @@
         <w:pStyle w:val="ListParagraph"/>
         <w:numPr>
           <w:ilvl w:val="0"/>
-          <w:numId w:val="1"/>
+          <w:numId w:val="4"/>
         </w:numPr>
         <w:spacing w:before="0" w:after="60"/>
         <w:rPr/>
@@ -16908,7 +17024,7 @@
         <w:pStyle w:val="ListParagraph"/>
         <w:numPr>
           <w:ilvl w:val="0"/>
-          <w:numId w:val="33"/>
+          <w:numId w:val="36"/>
         </w:numPr>
         <w:spacing w:before="0" w:after="60"/>
         <w:rPr/>
@@ -16926,7 +17042,7 @@
         <w:pStyle w:val="ListParagraph"/>
         <w:numPr>
           <w:ilvl w:val="0"/>
-          <w:numId w:val="3"/>
+          <w:numId w:val="6"/>
         </w:numPr>
         <w:spacing w:before="0" w:after="60"/>
         <w:rPr/>
@@ -16944,7 +17060,7 @@
         <w:pStyle w:val="ListParagraph"/>
         <w:numPr>
           <w:ilvl w:val="0"/>
-          <w:numId w:val="3"/>
+          <w:numId w:val="6"/>
         </w:numPr>
         <w:spacing w:before="0" w:after="60"/>
         <w:rPr/>
@@ -16962,7 +17078,7 @@
         <w:pStyle w:val="ListParagraph"/>
         <w:numPr>
           <w:ilvl w:val="0"/>
-          <w:numId w:val="3"/>
+          <w:numId w:val="6"/>
         </w:numPr>
         <w:spacing w:before="0" w:after="60"/>
         <w:rPr/>
@@ -16980,7 +17096,7 @@
         <w:pStyle w:val="ListParagraph"/>
         <w:numPr>
           <w:ilvl w:val="0"/>
-          <w:numId w:val="3"/>
+          <w:numId w:val="6"/>
         </w:numPr>
         <w:spacing w:before="0" w:after="60"/>
         <w:rPr/>
@@ -17164,7 +17280,7 @@
     <w:p>
       <w:pPr>
         <w:pStyle w:val="Heading3"/>
-        <w:spacing w:before="220" w:after="90"/>
+        <w:spacing w:before="0" w:after="90"/>
         <w:rPr/>
       </w:pPr>
       <w:r>
@@ -17228,7 +17344,7 @@
     <w:p>
       <w:pPr>
         <w:pStyle w:val="Heading3"/>
-        <w:spacing w:before="220" w:after="90"/>
+        <w:spacing w:before="0" w:after="90"/>
         <w:rPr/>
       </w:pPr>
       <w:r>
@@ -17533,7 +17649,7 @@
     <w:p>
       <w:pPr>
         <w:pStyle w:val="Heading3"/>
-        <w:spacing w:before="220" w:after="90"/>
+        <w:spacing w:before="0" w:after="90"/>
         <w:rPr/>
       </w:pPr>
       <w:r>
@@ -17592,7 +17708,7 @@
         <w:pStyle w:val="ListParagraph"/>
         <w:numPr>
           <w:ilvl w:val="0"/>
-          <w:numId w:val="2"/>
+          <w:numId w:val="5"/>
         </w:numPr>
         <w:spacing w:before="0" w:after="40"/>
         <w:rPr/>
@@ -17610,7 +17726,7 @@
         <w:pStyle w:val="ListParagraph"/>
         <w:numPr>
           <w:ilvl w:val="0"/>
-          <w:numId w:val="2"/>
+          <w:numId w:val="5"/>
         </w:numPr>
         <w:spacing w:before="0" w:after="40"/>
         <w:rPr/>
@@ -17628,7 +17744,7 @@
         <w:pStyle w:val="ListParagraph"/>
         <w:numPr>
           <w:ilvl w:val="0"/>
-          <w:numId w:val="2"/>
+          <w:numId w:val="5"/>
         </w:numPr>
         <w:spacing w:before="0" w:after="40"/>
         <w:rPr/>
@@ -17844,7 +17960,7 @@
         <w:pStyle w:val="ListParagraph"/>
         <w:numPr>
           <w:ilvl w:val="0"/>
-          <w:numId w:val="2"/>
+          <w:numId w:val="5"/>
         </w:numPr>
         <w:spacing w:before="0" w:after="40"/>
         <w:rPr/>
@@ -17862,7 +17978,7 @@
         <w:pStyle w:val="ListParagraph"/>
         <w:numPr>
           <w:ilvl w:val="0"/>
-          <w:numId w:val="2"/>
+          <w:numId w:val="5"/>
         </w:numPr>
         <w:spacing w:before="0" w:after="40"/>
         <w:rPr/>
@@ -17880,7 +17996,7 @@
         <w:pStyle w:val="ListParagraph"/>
         <w:numPr>
           <w:ilvl w:val="0"/>
-          <w:numId w:val="2"/>
+          <w:numId w:val="5"/>
         </w:numPr>
         <w:spacing w:before="0" w:after="40"/>
         <w:rPr/>
@@ -17915,7 +18031,7 @@
         <w:pStyle w:val="ListParagraph"/>
         <w:numPr>
           <w:ilvl w:val="0"/>
-          <w:numId w:val="2"/>
+          <w:numId w:val="5"/>
         </w:numPr>
         <w:spacing w:before="0" w:after="40"/>
         <w:rPr/>
@@ -17933,7 +18049,7 @@
         <w:pStyle w:val="ListParagraph"/>
         <w:numPr>
           <w:ilvl w:val="0"/>
-          <w:numId w:val="2"/>
+          <w:numId w:val="5"/>
         </w:numPr>
         <w:spacing w:before="0" w:after="40"/>
         <w:rPr/>
@@ -17992,7 +18108,7 @@
         <w:pStyle w:val="ListParagraph"/>
         <w:numPr>
           <w:ilvl w:val="0"/>
-          <w:numId w:val="1"/>
+          <w:numId w:val="4"/>
         </w:numPr>
         <w:spacing w:before="0" w:after="60"/>
         <w:rPr/>
@@ -18010,7 +18126,7 @@
         <w:pStyle w:val="ListParagraph"/>
         <w:numPr>
           <w:ilvl w:val="0"/>
-          <w:numId w:val="1"/>
+          <w:numId w:val="4"/>
         </w:numPr>
         <w:spacing w:before="0" w:after="60"/>
         <w:rPr/>
@@ -18028,7 +18144,7 @@
         <w:pStyle w:val="ListParagraph"/>
         <w:numPr>
           <w:ilvl w:val="0"/>
-          <w:numId w:val="1"/>
+          <w:numId w:val="4"/>
         </w:numPr>
         <w:spacing w:before="0" w:after="60"/>
         <w:rPr/>
@@ -18046,7 +18162,7 @@
         <w:pStyle w:val="ListParagraph"/>
         <w:numPr>
           <w:ilvl w:val="0"/>
-          <w:numId w:val="1"/>
+          <w:numId w:val="4"/>
         </w:numPr>
         <w:spacing w:before="0" w:after="60"/>
         <w:rPr/>
@@ -18064,7 +18180,7 @@
         <w:pStyle w:val="ListParagraph"/>
         <w:numPr>
           <w:ilvl w:val="0"/>
-          <w:numId w:val="1"/>
+          <w:numId w:val="4"/>
         </w:numPr>
         <w:spacing w:before="0" w:after="60"/>
         <w:rPr/>
@@ -18082,7 +18198,7 @@
         <w:pStyle w:val="ListParagraph"/>
         <w:numPr>
           <w:ilvl w:val="0"/>
-          <w:numId w:val="1"/>
+          <w:numId w:val="4"/>
         </w:numPr>
         <w:spacing w:before="0" w:after="60"/>
         <w:rPr/>
@@ -18117,7 +18233,7 @@
         <w:pStyle w:val="ListParagraph"/>
         <w:numPr>
           <w:ilvl w:val="0"/>
-          <w:numId w:val="34"/>
+          <w:numId w:val="37"/>
         </w:numPr>
         <w:spacing w:before="0" w:after="60"/>
         <w:rPr/>
@@ -18135,7 +18251,7 @@
         <w:pStyle w:val="ListParagraph"/>
         <w:numPr>
           <w:ilvl w:val="0"/>
-          <w:numId w:val="3"/>
+          <w:numId w:val="6"/>
         </w:numPr>
         <w:spacing w:before="0" w:after="60"/>
         <w:rPr/>
@@ -18153,7 +18269,7 @@
         <w:pStyle w:val="ListParagraph"/>
         <w:numPr>
           <w:ilvl w:val="0"/>
-          <w:numId w:val="3"/>
+          <w:numId w:val="6"/>
         </w:numPr>
         <w:spacing w:before="0" w:after="60"/>
         <w:rPr/>
@@ -18171,7 +18287,7 @@
         <w:pStyle w:val="ListParagraph"/>
         <w:numPr>
           <w:ilvl w:val="0"/>
-          <w:numId w:val="3"/>
+          <w:numId w:val="6"/>
         </w:numPr>
         <w:spacing w:before="0" w:after="60"/>
         <w:rPr/>
@@ -18189,7 +18305,7 @@
         <w:pStyle w:val="ListParagraph"/>
         <w:numPr>
           <w:ilvl w:val="0"/>
-          <w:numId w:val="3"/>
+          <w:numId w:val="6"/>
         </w:numPr>
         <w:spacing w:before="0" w:after="60"/>
         <w:rPr/>
@@ -18373,7 +18489,7 @@
     <w:p>
       <w:pPr>
         <w:pStyle w:val="Heading3"/>
-        <w:spacing w:before="220" w:after="90"/>
+        <w:spacing w:before="0" w:after="90"/>
         <w:rPr/>
       </w:pPr>
       <w:r>
@@ -18437,7 +18553,7 @@
     <w:p>
       <w:pPr>
         <w:pStyle w:val="Heading3"/>
-        <w:spacing w:before="220" w:after="90"/>
+        <w:spacing w:before="0" w:after="90"/>
         <w:rPr/>
       </w:pPr>
       <w:r>
@@ -18742,7 +18858,7 @@
     <w:p>
       <w:pPr>
         <w:pStyle w:val="Heading3"/>
-        <w:spacing w:before="220" w:after="90"/>
+        <w:spacing w:before="0" w:after="90"/>
         <w:rPr/>
       </w:pPr>
       <w:r>
@@ -18801,7 +18917,7 @@
         <w:pStyle w:val="ListParagraph"/>
         <w:numPr>
           <w:ilvl w:val="0"/>
-          <w:numId w:val="2"/>
+          <w:numId w:val="5"/>
         </w:numPr>
         <w:spacing w:before="0" w:after="40"/>
         <w:rPr/>
@@ -18819,7 +18935,7 @@
         <w:pStyle w:val="ListParagraph"/>
         <w:numPr>
           <w:ilvl w:val="0"/>
-          <w:numId w:val="2"/>
+          <w:numId w:val="5"/>
         </w:numPr>
         <w:spacing w:before="0" w:after="40"/>
         <w:rPr/>
@@ -19035,7 +19151,7 @@
         <w:pStyle w:val="ListParagraph"/>
         <w:numPr>
           <w:ilvl w:val="0"/>
-          <w:numId w:val="2"/>
+          <w:numId w:val="5"/>
         </w:numPr>
         <w:spacing w:before="0" w:after="40"/>
         <w:rPr/>
@@ -19070,7 +19186,7 @@
         <w:pStyle w:val="ListParagraph"/>
         <w:numPr>
           <w:ilvl w:val="0"/>
-          <w:numId w:val="2"/>
+          <w:numId w:val="5"/>
         </w:numPr>
         <w:spacing w:before="0" w:after="40"/>
         <w:rPr/>
@@ -19129,7 +19245,7 @@
         <w:pStyle w:val="ListParagraph"/>
         <w:numPr>
           <w:ilvl w:val="0"/>
-          <w:numId w:val="1"/>
+          <w:numId w:val="4"/>
         </w:numPr>
         <w:spacing w:before="0" w:after="60"/>
         <w:rPr/>
@@ -19147,7 +19263,7 @@
         <w:pStyle w:val="ListParagraph"/>
         <w:numPr>
           <w:ilvl w:val="0"/>
-          <w:numId w:val="1"/>
+          <w:numId w:val="4"/>
         </w:numPr>
         <w:spacing w:before="0" w:after="60"/>
         <w:rPr/>
@@ -19165,7 +19281,7 @@
         <w:pStyle w:val="ListParagraph"/>
         <w:numPr>
           <w:ilvl w:val="0"/>
-          <w:numId w:val="1"/>
+          <w:numId w:val="4"/>
         </w:numPr>
         <w:spacing w:before="0" w:after="60"/>
         <w:rPr/>
@@ -19183,7 +19299,7 @@
         <w:pStyle w:val="ListParagraph"/>
         <w:numPr>
           <w:ilvl w:val="0"/>
-          <w:numId w:val="1"/>
+          <w:numId w:val="4"/>
         </w:numPr>
         <w:spacing w:before="0" w:after="60"/>
         <w:rPr/>
@@ -19201,7 +19317,7 @@
         <w:pStyle w:val="ListParagraph"/>
         <w:numPr>
           <w:ilvl w:val="0"/>
-          <w:numId w:val="1"/>
+          <w:numId w:val="4"/>
         </w:numPr>
         <w:spacing w:before="0" w:after="60"/>
         <w:rPr/>
@@ -19236,7 +19352,7 @@
         <w:pStyle w:val="ListParagraph"/>
         <w:numPr>
           <w:ilvl w:val="0"/>
-          <w:numId w:val="35"/>
+          <w:numId w:val="38"/>
         </w:numPr>
         <w:spacing w:before="0" w:after="60"/>
         <w:rPr/>
@@ -19254,7 +19370,7 @@
         <w:pStyle w:val="ListParagraph"/>
         <w:numPr>
           <w:ilvl w:val="0"/>
-          <w:numId w:val="3"/>
+          <w:numId w:val="6"/>
         </w:numPr>
         <w:spacing w:before="0" w:after="60"/>
         <w:rPr/>
@@ -19272,7 +19388,7 @@
         <w:pStyle w:val="ListParagraph"/>
         <w:numPr>
           <w:ilvl w:val="0"/>
-          <w:numId w:val="3"/>
+          <w:numId w:val="6"/>
         </w:numPr>
         <w:spacing w:before="0" w:after="60"/>
         <w:rPr/>
@@ -19290,7 +19406,7 @@
         <w:pStyle w:val="ListParagraph"/>
         <w:numPr>
           <w:ilvl w:val="0"/>
-          <w:numId w:val="3"/>
+          <w:numId w:val="6"/>
         </w:numPr>
         <w:spacing w:before="0" w:after="60"/>
         <w:rPr/>
@@ -19308,7 +19424,7 @@
         <w:pStyle w:val="ListParagraph"/>
         <w:numPr>
           <w:ilvl w:val="0"/>
-          <w:numId w:val="3"/>
+          <w:numId w:val="6"/>
         </w:numPr>
         <w:spacing w:before="0" w:after="60"/>
         <w:rPr/>
@@ -19470,7 +19586,7 @@
     <w:p>
       <w:pPr>
         <w:pStyle w:val="Heading3"/>
-        <w:spacing w:before="220" w:after="90"/>
+        <w:spacing w:before="0" w:after="90"/>
         <w:rPr/>
       </w:pPr>
       <w:r>
@@ -19534,7 +19650,7 @@
     <w:p>
       <w:pPr>
         <w:pStyle w:val="Heading3"/>
-        <w:spacing w:before="220" w:after="90"/>
+        <w:spacing w:before="0" w:after="90"/>
         <w:rPr/>
       </w:pPr>
       <w:r>
@@ -19839,7 +19955,7 @@
     <w:p>
       <w:pPr>
         <w:pStyle w:val="Heading3"/>
-        <w:spacing w:before="220" w:after="90"/>
+        <w:spacing w:before="0" w:after="90"/>
         <w:rPr/>
       </w:pPr>
       <w:r>
@@ -19898,7 +20014,7 @@
         <w:pStyle w:val="ListParagraph"/>
         <w:numPr>
           <w:ilvl w:val="0"/>
-          <w:numId w:val="2"/>
+          <w:numId w:val="5"/>
         </w:numPr>
         <w:spacing w:before="0" w:after="40"/>
         <w:rPr/>
@@ -20048,6 +20164,7 @@
     <w:p>
       <w:pPr>
         <w:pStyle w:val="Normal"/>
+        <w:spacing w:before="0" w:after="0"/>
         <w:rPr/>
       </w:pPr>
       <w:r>
@@ -20110,7 +20227,7 @@
         <w:pStyle w:val="ListParagraph"/>
         <w:numPr>
           <w:ilvl w:val="0"/>
-          <w:numId w:val="1"/>
+          <w:numId w:val="4"/>
         </w:numPr>
         <w:spacing w:before="0" w:after="90"/>
         <w:rPr/>
@@ -20138,7 +20255,7 @@
         <w:pStyle w:val="ListParagraph"/>
         <w:numPr>
           <w:ilvl w:val="0"/>
-          <w:numId w:val="1"/>
+          <w:numId w:val="4"/>
         </w:numPr>
         <w:spacing w:before="0" w:after="90"/>
         <w:rPr/>
@@ -20166,7 +20283,7 @@
         <w:pStyle w:val="ListParagraph"/>
         <w:numPr>
           <w:ilvl w:val="0"/>
-          <w:numId w:val="1"/>
+          <w:numId w:val="4"/>
         </w:numPr>
         <w:spacing w:before="0" w:after="90"/>
         <w:rPr/>
@@ -20211,7 +20328,7 @@
         <w:pStyle w:val="ListParagraph"/>
         <w:numPr>
           <w:ilvl w:val="0"/>
-          <w:numId w:val="1"/>
+          <w:numId w:val="4"/>
         </w:numPr>
         <w:spacing w:before="0" w:after="70"/>
         <w:rPr/>
@@ -20247,7 +20364,7 @@
         <w:pStyle w:val="ListParagraph"/>
         <w:numPr>
           <w:ilvl w:val="0"/>
-          <w:numId w:val="1"/>
+          <w:numId w:val="4"/>
         </w:numPr>
         <w:spacing w:before="0" w:after="70"/>
         <w:rPr/>
@@ -20283,7 +20400,7 @@
         <w:pStyle w:val="ListParagraph"/>
         <w:numPr>
           <w:ilvl w:val="0"/>
-          <w:numId w:val="1"/>
+          <w:numId w:val="4"/>
         </w:numPr>
         <w:spacing w:before="0" w:after="70"/>
         <w:rPr/>
@@ -20319,7 +20436,7 @@
         <w:pStyle w:val="ListParagraph"/>
         <w:numPr>
           <w:ilvl w:val="0"/>
-          <w:numId w:val="1"/>
+          <w:numId w:val="4"/>
         </w:numPr>
         <w:spacing w:before="0" w:after="70"/>
         <w:rPr/>
@@ -20355,7 +20472,7 @@
         <w:pStyle w:val="ListParagraph"/>
         <w:numPr>
           <w:ilvl w:val="0"/>
-          <w:numId w:val="1"/>
+          <w:numId w:val="4"/>
         </w:numPr>
         <w:spacing w:before="0" w:after="70"/>
         <w:rPr/>
@@ -20391,7 +20508,7 @@
         <w:pStyle w:val="ListParagraph"/>
         <w:numPr>
           <w:ilvl w:val="0"/>
-          <w:numId w:val="1"/>
+          <w:numId w:val="4"/>
         </w:numPr>
         <w:spacing w:before="0" w:after="70"/>
         <w:rPr/>
@@ -20427,7 +20544,7 @@
         <w:pStyle w:val="ListParagraph"/>
         <w:numPr>
           <w:ilvl w:val="0"/>
-          <w:numId w:val="1"/>
+          <w:numId w:val="4"/>
         </w:numPr>
         <w:spacing w:before="0" w:after="70"/>
         <w:rPr/>
@@ -20463,7 +20580,7 @@
         <w:pStyle w:val="ListParagraph"/>
         <w:numPr>
           <w:ilvl w:val="0"/>
-          <w:numId w:val="1"/>
+          <w:numId w:val="4"/>
         </w:numPr>
         <w:spacing w:before="0" w:after="70"/>
         <w:rPr/>
@@ -20499,7 +20616,7 @@
         <w:pStyle w:val="ListParagraph"/>
         <w:numPr>
           <w:ilvl w:val="0"/>
-          <w:numId w:val="1"/>
+          <w:numId w:val="4"/>
         </w:numPr>
         <w:spacing w:before="0" w:after="70"/>
         <w:rPr/>
@@ -20535,7 +20652,7 @@
         <w:pStyle w:val="ListParagraph"/>
         <w:numPr>
           <w:ilvl w:val="0"/>
-          <w:numId w:val="1"/>
+          <w:numId w:val="4"/>
         </w:numPr>
         <w:spacing w:before="0" w:after="70"/>
         <w:rPr/>
@@ -20571,7 +20688,7 @@
         <w:pStyle w:val="ListParagraph"/>
         <w:numPr>
           <w:ilvl w:val="0"/>
-          <w:numId w:val="1"/>
+          <w:numId w:val="4"/>
         </w:numPr>
         <w:spacing w:before="0" w:after="70"/>
         <w:rPr/>
@@ -20607,7 +20724,7 @@
         <w:pStyle w:val="ListParagraph"/>
         <w:numPr>
           <w:ilvl w:val="0"/>
-          <w:numId w:val="1"/>
+          <w:numId w:val="4"/>
         </w:numPr>
         <w:spacing w:before="0" w:after="70"/>
         <w:rPr/>
@@ -20643,7 +20760,7 @@
         <w:pStyle w:val="ListParagraph"/>
         <w:numPr>
           <w:ilvl w:val="0"/>
-          <w:numId w:val="1"/>
+          <w:numId w:val="4"/>
         </w:numPr>
         <w:spacing w:before="0" w:after="70"/>
         <w:rPr/>
@@ -20679,7 +20796,7 @@
         <w:pStyle w:val="ListParagraph"/>
         <w:numPr>
           <w:ilvl w:val="0"/>
-          <w:numId w:val="1"/>
+          <w:numId w:val="4"/>
         </w:numPr>
         <w:spacing w:before="0" w:after="70"/>
         <w:rPr/>
@@ -20715,7 +20832,7 @@
         <w:pStyle w:val="ListParagraph"/>
         <w:numPr>
           <w:ilvl w:val="0"/>
-          <w:numId w:val="1"/>
+          <w:numId w:val="4"/>
         </w:numPr>
         <w:spacing w:before="0" w:after="70"/>
         <w:rPr/>
@@ -20751,7 +20868,7 @@
         <w:pStyle w:val="ListParagraph"/>
         <w:numPr>
           <w:ilvl w:val="0"/>
-          <w:numId w:val="1"/>
+          <w:numId w:val="4"/>
         </w:numPr>
         <w:spacing w:before="0" w:after="70"/>
         <w:rPr/>
@@ -20804,7 +20921,7 @@
         <w:pStyle w:val="ListParagraph"/>
         <w:numPr>
           <w:ilvl w:val="0"/>
-          <w:numId w:val="1"/>
+          <w:numId w:val="4"/>
         </w:numPr>
         <w:spacing w:before="0" w:after="70"/>
         <w:rPr/>
@@ -20840,7 +20957,7 @@
         <w:pStyle w:val="ListParagraph"/>
         <w:numPr>
           <w:ilvl w:val="0"/>
-          <w:numId w:val="1"/>
+          <w:numId w:val="4"/>
         </w:numPr>
         <w:spacing w:before="0" w:after="70"/>
         <w:rPr/>
@@ -20876,7 +20993,7 @@
         <w:pStyle w:val="ListParagraph"/>
         <w:numPr>
           <w:ilvl w:val="0"/>
-          <w:numId w:val="1"/>
+          <w:numId w:val="4"/>
         </w:numPr>
         <w:spacing w:before="0" w:after="70"/>
         <w:rPr/>
@@ -20912,7 +21029,7 @@
         <w:pStyle w:val="ListParagraph"/>
         <w:numPr>
           <w:ilvl w:val="0"/>
-          <w:numId w:val="1"/>
+          <w:numId w:val="4"/>
         </w:numPr>
         <w:spacing w:before="0" w:after="70"/>
         <w:rPr/>
@@ -20948,7 +21065,7 @@
         <w:pStyle w:val="ListParagraph"/>
         <w:numPr>
           <w:ilvl w:val="0"/>
-          <w:numId w:val="1"/>
+          <w:numId w:val="4"/>
         </w:numPr>
         <w:spacing w:before="0" w:after="70"/>
         <w:rPr/>
@@ -20984,7 +21101,7 @@
         <w:pStyle w:val="ListParagraph"/>
         <w:numPr>
           <w:ilvl w:val="0"/>
-          <w:numId w:val="1"/>
+          <w:numId w:val="4"/>
         </w:numPr>
         <w:spacing w:before="0" w:after="70"/>
         <w:rPr/>
@@ -21020,7 +21137,7 @@
         <w:pStyle w:val="ListParagraph"/>
         <w:numPr>
           <w:ilvl w:val="0"/>
-          <w:numId w:val="1"/>
+          <w:numId w:val="4"/>
         </w:numPr>
         <w:spacing w:before="0" w:after="70"/>
         <w:rPr/>
@@ -21056,7 +21173,7 @@
         <w:pStyle w:val="ListParagraph"/>
         <w:numPr>
           <w:ilvl w:val="0"/>
-          <w:numId w:val="1"/>
+          <w:numId w:val="4"/>
         </w:numPr>
         <w:spacing w:before="0" w:after="70"/>
         <w:rPr/>
@@ -21092,7 +21209,7 @@
         <w:pStyle w:val="ListParagraph"/>
         <w:numPr>
           <w:ilvl w:val="0"/>
-          <w:numId w:val="1"/>
+          <w:numId w:val="4"/>
         </w:numPr>
         <w:spacing w:before="0" w:after="70"/>
         <w:rPr/>
@@ -21128,7 +21245,7 @@
         <w:pStyle w:val="ListParagraph"/>
         <w:numPr>
           <w:ilvl w:val="0"/>
-          <w:numId w:val="1"/>
+          <w:numId w:val="4"/>
         </w:numPr>
         <w:spacing w:before="0" w:after="70"/>
         <w:rPr/>
@@ -21164,7 +21281,7 @@
         <w:pStyle w:val="ListParagraph"/>
         <w:numPr>
           <w:ilvl w:val="0"/>
-          <w:numId w:val="1"/>
+          <w:numId w:val="4"/>
         </w:numPr>
         <w:spacing w:before="0" w:after="70"/>
         <w:rPr/>
@@ -21200,7 +21317,7 @@
         <w:pStyle w:val="ListParagraph"/>
         <w:numPr>
           <w:ilvl w:val="0"/>
-          <w:numId w:val="1"/>
+          <w:numId w:val="4"/>
         </w:numPr>
         <w:spacing w:before="0" w:after="70"/>
         <w:rPr/>
@@ -21236,7 +21353,7 @@
         <w:pStyle w:val="ListParagraph"/>
         <w:numPr>
           <w:ilvl w:val="0"/>
-          <w:numId w:val="1"/>
+          <w:numId w:val="4"/>
         </w:numPr>
         <w:spacing w:before="0" w:after="70"/>
         <w:rPr/>
@@ -21272,7 +21389,7 @@
         <w:pStyle w:val="ListParagraph"/>
         <w:numPr>
           <w:ilvl w:val="0"/>
-          <w:numId w:val="1"/>
+          <w:numId w:val="4"/>
         </w:numPr>
         <w:spacing w:before="0" w:after="70"/>
         <w:rPr/>
@@ -21308,7 +21425,7 @@
         <w:pStyle w:val="ListParagraph"/>
         <w:numPr>
           <w:ilvl w:val="0"/>
-          <w:numId w:val="1"/>
+          <w:numId w:val="4"/>
         </w:numPr>
         <w:spacing w:before="0" w:after="70"/>
         <w:rPr/>
@@ -21344,7 +21461,7 @@
         <w:pStyle w:val="ListParagraph"/>
         <w:numPr>
           <w:ilvl w:val="0"/>
-          <w:numId w:val="1"/>
+          <w:numId w:val="4"/>
         </w:numPr>
         <w:spacing w:before="0" w:after="70"/>
         <w:rPr/>
@@ -21381,6 +21498,7 @@
     <w:p>
       <w:pPr>
         <w:pStyle w:val="Normal"/>
+        <w:spacing w:before="0" w:after="0"/>
         <w:rPr/>
       </w:pPr>
       <w:r>
@@ -21426,7 +21544,7 @@
         <w:pStyle w:val="ListParagraph"/>
         <w:numPr>
           <w:ilvl w:val="0"/>
-          <w:numId w:val="1"/>
+          <w:numId w:val="4"/>
         </w:numPr>
         <w:spacing w:before="0" w:after="90"/>
         <w:rPr/>
@@ -21462,7 +21580,7 @@
         <w:pStyle w:val="ListParagraph"/>
         <w:numPr>
           <w:ilvl w:val="0"/>
-          <w:numId w:val="1"/>
+          <w:numId w:val="4"/>
         </w:numPr>
         <w:spacing w:before="0" w:after="90"/>
         <w:rPr/>
@@ -21498,7 +21616,7 @@
         <w:pStyle w:val="ListParagraph"/>
         <w:numPr>
           <w:ilvl w:val="0"/>
-          <w:numId w:val="1"/>
+          <w:numId w:val="4"/>
         </w:numPr>
         <w:spacing w:before="0" w:after="90"/>
         <w:rPr/>
@@ -21534,7 +21652,7 @@
         <w:pStyle w:val="ListParagraph"/>
         <w:numPr>
           <w:ilvl w:val="0"/>
-          <w:numId w:val="1"/>
+          <w:numId w:val="4"/>
         </w:numPr>
         <w:spacing w:before="0" w:after="90"/>
         <w:rPr/>
@@ -21570,7 +21688,7 @@
         <w:pStyle w:val="ListParagraph"/>
         <w:numPr>
           <w:ilvl w:val="0"/>
-          <w:numId w:val="1"/>
+          <w:numId w:val="4"/>
         </w:numPr>
         <w:spacing w:before="0" w:after="90"/>
         <w:rPr/>
@@ -21606,7 +21724,7 @@
         <w:pStyle w:val="ListParagraph"/>
         <w:numPr>
           <w:ilvl w:val="0"/>
-          <w:numId w:val="1"/>
+          <w:numId w:val="4"/>
         </w:numPr>
         <w:spacing w:before="0" w:after="90"/>
         <w:rPr/>
@@ -21634,7 +21752,7 @@
         <w:pStyle w:val="ListParagraph"/>
         <w:numPr>
           <w:ilvl w:val="0"/>
-          <w:numId w:val="1"/>
+          <w:numId w:val="4"/>
         </w:numPr>
         <w:spacing w:before="0" w:after="90"/>
         <w:rPr/>
@@ -21670,7 +21788,7 @@
         <w:pStyle w:val="ListParagraph"/>
         <w:numPr>
           <w:ilvl w:val="0"/>
-          <w:numId w:val="1"/>
+          <w:numId w:val="4"/>
         </w:numPr>
         <w:spacing w:before="0" w:after="90"/>
         <w:rPr/>
@@ -21706,7 +21824,7 @@
         <w:pStyle w:val="ListParagraph"/>
         <w:numPr>
           <w:ilvl w:val="0"/>
-          <w:numId w:val="1"/>
+          <w:numId w:val="4"/>
         </w:numPr>
         <w:spacing w:before="0" w:after="90"/>
         <w:rPr/>
@@ -21771,6 +21889,7 @@
         </w:tabs>
         <w:ind w:start="1080" w:hanging="360"/>
       </w:pPr>
+      <w:rPr/>
     </w:lvl>
     <w:lvl w:ilvl="2">
       <w:start w:val="1"/>
@@ -21783,6 +21902,7 @@
         </w:tabs>
         <w:ind w:start="1440" w:hanging="360"/>
       </w:pPr>
+      <w:rPr/>
     </w:lvl>
     <w:lvl w:ilvl="3">
       <w:start w:val="1"/>
@@ -21795,6 +21915,7 @@
         </w:tabs>
         <w:ind w:start="1800" w:hanging="360"/>
       </w:pPr>
+      <w:rPr/>
     </w:lvl>
     <w:lvl w:ilvl="4">
       <w:start w:val="1"/>
@@ -21807,6 +21928,7 @@
         </w:tabs>
         <w:ind w:start="2160" w:hanging="360"/>
       </w:pPr>
+      <w:rPr/>
     </w:lvl>
     <w:lvl w:ilvl="5">
       <w:start w:val="1"/>
@@ -21819,6 +21941,7 @@
         </w:tabs>
         <w:ind w:start="2520" w:hanging="360"/>
       </w:pPr>
+      <w:rPr/>
     </w:lvl>
     <w:lvl w:ilvl="6">
       <w:start w:val="1"/>
@@ -21831,6 +21954,7 @@
         </w:tabs>
         <w:ind w:start="2880" w:hanging="360"/>
       </w:pPr>
+      <w:rPr/>
     </w:lvl>
     <w:lvl w:ilvl="7">
       <w:start w:val="1"/>
@@ -21843,6 +21967,7 @@
         </w:tabs>
         <w:ind w:start="3240" w:hanging="360"/>
       </w:pPr>
+      <w:rPr/>
     </w:lvl>
     <w:lvl w:ilvl="8">
       <w:start w:val="1"/>
@@ -21855,6 +21980,7 @@
         </w:tabs>
         <w:ind w:start="3600" w:hanging="360"/>
       </w:pPr>
+      <w:rPr/>
     </w:lvl>
   </w:abstractNum>
   <w:abstractNum w:abstractNumId="2">
@@ -21884,6 +22010,7 @@
         </w:tabs>
         <w:ind w:start="1080" w:hanging="360"/>
       </w:pPr>
+      <w:rPr/>
     </w:lvl>
     <w:lvl w:ilvl="2">
       <w:start w:val="1"/>
@@ -21896,6 +22023,7 @@
         </w:tabs>
         <w:ind w:start="1440" w:hanging="360"/>
       </w:pPr>
+      <w:rPr/>
     </w:lvl>
     <w:lvl w:ilvl="3">
       <w:start w:val="1"/>
@@ -21908,6 +22036,7 @@
         </w:tabs>
         <w:ind w:start="1800" w:hanging="360"/>
       </w:pPr>
+      <w:rPr/>
     </w:lvl>
     <w:lvl w:ilvl="4">
       <w:start w:val="1"/>
@@ -21920,6 +22049,7 @@
         </w:tabs>
         <w:ind w:start="2160" w:hanging="360"/>
       </w:pPr>
+      <w:rPr/>
     </w:lvl>
     <w:lvl w:ilvl="5">
       <w:start w:val="1"/>
@@ -21932,6 +22062,7 @@
         </w:tabs>
         <w:ind w:start="2520" w:hanging="360"/>
       </w:pPr>
+      <w:rPr/>
     </w:lvl>
     <w:lvl w:ilvl="6">
       <w:start w:val="1"/>
@@ -21944,6 +22075,7 @@
         </w:tabs>
         <w:ind w:start="2880" w:hanging="360"/>
       </w:pPr>
+      <w:rPr/>
     </w:lvl>
     <w:lvl w:ilvl="7">
       <w:start w:val="1"/>
@@ -21956,6 +22088,7 @@
         </w:tabs>
         <w:ind w:start="3240" w:hanging="360"/>
       </w:pPr>
+      <w:rPr/>
     </w:lvl>
     <w:lvl w:ilvl="8">
       <w:start w:val="1"/>
@@ -21968,6 +22101,7 @@
         </w:tabs>
         <w:ind w:start="3600" w:hanging="360"/>
       </w:pPr>
+      <w:rPr/>
     </w:lvl>
   </w:abstractNum>
   <w:abstractNum w:abstractNumId="3">
@@ -21995,6 +22129,7 @@
         </w:tabs>
         <w:ind w:start="1080" w:hanging="360"/>
       </w:pPr>
+      <w:rPr/>
     </w:lvl>
     <w:lvl w:ilvl="2">
       <w:start w:val="1"/>
@@ -22007,6 +22142,7 @@
         </w:tabs>
         <w:ind w:start="1440" w:hanging="360"/>
       </w:pPr>
+      <w:rPr/>
     </w:lvl>
     <w:lvl w:ilvl="3">
       <w:start w:val="1"/>
@@ -22019,6 +22155,7 @@
         </w:tabs>
         <w:ind w:start="1800" w:hanging="360"/>
       </w:pPr>
+      <w:rPr/>
     </w:lvl>
     <w:lvl w:ilvl="4">
       <w:start w:val="1"/>
@@ -22031,6 +22168,7 @@
         </w:tabs>
         <w:ind w:start="2160" w:hanging="360"/>
       </w:pPr>
+      <w:rPr/>
     </w:lvl>
     <w:lvl w:ilvl="5">
       <w:start w:val="1"/>
@@ -22043,6 +22181,7 @@
         </w:tabs>
         <w:ind w:start="2520" w:hanging="360"/>
       </w:pPr>
+      <w:rPr/>
     </w:lvl>
     <w:lvl w:ilvl="6">
       <w:start w:val="1"/>
@@ -22055,6 +22194,7 @@
         </w:tabs>
         <w:ind w:start="2880" w:hanging="360"/>
       </w:pPr>
+      <w:rPr/>
     </w:lvl>
     <w:lvl w:ilvl="7">
       <w:start w:val="1"/>
@@ -22067,6 +22207,7 @@
         </w:tabs>
         <w:ind w:start="3240" w:hanging="360"/>
       </w:pPr>
+      <w:rPr/>
     </w:lvl>
     <w:lvl w:ilvl="8">
       <w:start w:val="1"/>
@@ -22079,21 +22220,24 @@
         </w:tabs>
         <w:ind w:start="3600" w:hanging="360"/>
       </w:pPr>
+      <w:rPr/>
     </w:lvl>
   </w:abstractNum>
   <w:abstractNum w:abstractNumId="4">
     <w:lvl w:ilvl="0">
       <w:start w:val="1"/>
-      <w:numFmt w:val="decimal"/>
-      <w:lvlText w:val="%1."/>
+      <w:numFmt w:val="bullet"/>
+      <w:lvlText w:val=""/>
       <w:lvlJc w:val="start"/>
       <w:pPr>
         <w:tabs>
           <w:tab w:val="num" w:pos="0"/>
         </w:tabs>
-        <w:ind w:start="460" w:hanging="316"/>
-      </w:pPr>
-      <w:rPr/>
+        <w:ind w:start="403" w:hanging="259"/>
+      </w:pPr>
+      <w:rPr>
+        <w:rFonts w:ascii="Symbol" w:hAnsi="Symbol" w:cs="Symbol" w:hint="default"/>
+      </w:rPr>
     </w:lvl>
     <w:lvl w:ilvl="1">
       <w:start w:val="1"/>
@@ -22106,6 +22250,7 @@
         </w:tabs>
         <w:ind w:start="1080" w:hanging="360"/>
       </w:pPr>
+      <w:rPr/>
     </w:lvl>
     <w:lvl w:ilvl="2">
       <w:start w:val="1"/>
@@ -22118,6 +22263,7 @@
         </w:tabs>
         <w:ind w:start="1440" w:hanging="360"/>
       </w:pPr>
+      <w:rPr/>
     </w:lvl>
     <w:lvl w:ilvl="3">
       <w:start w:val="1"/>
@@ -22130,6 +22276,7 @@
         </w:tabs>
         <w:ind w:start="1800" w:hanging="360"/>
       </w:pPr>
+      <w:rPr/>
     </w:lvl>
     <w:lvl w:ilvl="4">
       <w:start w:val="1"/>
@@ -22142,6 +22289,7 @@
         </w:tabs>
         <w:ind w:start="2160" w:hanging="360"/>
       </w:pPr>
+      <w:rPr/>
     </w:lvl>
     <w:lvl w:ilvl="5">
       <w:start w:val="1"/>
@@ -22154,6 +22302,7 @@
         </w:tabs>
         <w:ind w:start="2520" w:hanging="360"/>
       </w:pPr>
+      <w:rPr/>
     </w:lvl>
     <w:lvl w:ilvl="6">
       <w:start w:val="1"/>
@@ -22166,6 +22315,7 @@
         </w:tabs>
         <w:ind w:start="2880" w:hanging="360"/>
       </w:pPr>
+      <w:rPr/>
     </w:lvl>
     <w:lvl w:ilvl="7">
       <w:start w:val="1"/>
@@ -22178,6 +22328,7 @@
         </w:tabs>
         <w:ind w:start="3240" w:hanging="360"/>
       </w:pPr>
+      <w:rPr/>
     </w:lvl>
     <w:lvl w:ilvl="8">
       <w:start w:val="1"/>
@@ -22190,21 +22341,24 @@
         </w:tabs>
         <w:ind w:start="3600" w:hanging="360"/>
       </w:pPr>
+      <w:rPr/>
     </w:lvl>
   </w:abstractNum>
   <w:abstractNum w:abstractNumId="5">
     <w:lvl w:ilvl="0">
       <w:start w:val="1"/>
-      <w:numFmt w:val="decimal"/>
-      <w:lvlText w:val="%1."/>
+      <w:numFmt w:val="bullet"/>
+      <w:lvlText w:val=""/>
       <w:lvlJc w:val="start"/>
       <w:pPr>
         <w:tabs>
           <w:tab w:val="num" w:pos="0"/>
         </w:tabs>
-        <w:ind w:start="460" w:hanging="316"/>
-      </w:pPr>
-      <w:rPr/>
+        <w:ind w:start="720" w:hanging="259"/>
+      </w:pPr>
+      <w:rPr>
+        <w:rFonts w:ascii="Symbol" w:hAnsi="Symbol" w:cs="Symbol" w:hint="default"/>
+      </w:rPr>
     </w:lvl>
     <w:lvl w:ilvl="1">
       <w:start w:val="1"/>
@@ -22217,6 +22371,7 @@
         </w:tabs>
         <w:ind w:start="1080" w:hanging="360"/>
       </w:pPr>
+      <w:rPr/>
     </w:lvl>
     <w:lvl w:ilvl="2">
       <w:start w:val="1"/>
@@ -22229,6 +22384,7 @@
         </w:tabs>
         <w:ind w:start="1440" w:hanging="360"/>
       </w:pPr>
+      <w:rPr/>
     </w:lvl>
     <w:lvl w:ilvl="3">
       <w:start w:val="1"/>
@@ -22241,6 +22397,7 @@
         </w:tabs>
         <w:ind w:start="1800" w:hanging="360"/>
       </w:pPr>
+      <w:rPr/>
     </w:lvl>
     <w:lvl w:ilvl="4">
       <w:start w:val="1"/>
@@ -22253,6 +22410,7 @@
         </w:tabs>
         <w:ind w:start="2160" w:hanging="360"/>
       </w:pPr>
+      <w:rPr/>
     </w:lvl>
     <w:lvl w:ilvl="5">
       <w:start w:val="1"/>
@@ -22265,6 +22423,7 @@
         </w:tabs>
         <w:ind w:start="2520" w:hanging="360"/>
       </w:pPr>
+      <w:rPr/>
     </w:lvl>
     <w:lvl w:ilvl="6">
       <w:start w:val="1"/>
@@ -22277,6 +22436,7 @@
         </w:tabs>
         <w:ind w:start="2880" w:hanging="360"/>
       </w:pPr>
+      <w:rPr/>
     </w:lvl>
     <w:lvl w:ilvl="7">
       <w:start w:val="1"/>
@@ -22289,6 +22449,7 @@
         </w:tabs>
         <w:ind w:start="3240" w:hanging="360"/>
       </w:pPr>
+      <w:rPr/>
     </w:lvl>
     <w:lvl w:ilvl="8">
       <w:start w:val="1"/>
@@ -22301,6 +22462,7 @@
         </w:tabs>
         <w:ind w:start="3600" w:hanging="360"/>
       </w:pPr>
+      <w:rPr/>
     </w:lvl>
   </w:abstractNum>
   <w:abstractNum w:abstractNumId="6">
@@ -22328,6 +22490,7 @@
         </w:tabs>
         <w:ind w:start="1080" w:hanging="360"/>
       </w:pPr>
+      <w:rPr/>
     </w:lvl>
     <w:lvl w:ilvl="2">
       <w:start w:val="1"/>
@@ -22340,6 +22503,7 @@
         </w:tabs>
         <w:ind w:start="1440" w:hanging="360"/>
       </w:pPr>
+      <w:rPr/>
     </w:lvl>
     <w:lvl w:ilvl="3">
       <w:start w:val="1"/>
@@ -22352,6 +22516,7 @@
         </w:tabs>
         <w:ind w:start="1800" w:hanging="360"/>
       </w:pPr>
+      <w:rPr/>
     </w:lvl>
     <w:lvl w:ilvl="4">
       <w:start w:val="1"/>
@@ -22364,6 +22529,7 @@
         </w:tabs>
         <w:ind w:start="2160" w:hanging="360"/>
       </w:pPr>
+      <w:rPr/>
     </w:lvl>
     <w:lvl w:ilvl="5">
       <w:start w:val="1"/>
@@ -22376,6 +22542,7 @@
         </w:tabs>
         <w:ind w:start="2520" w:hanging="360"/>
       </w:pPr>
+      <w:rPr/>
     </w:lvl>
     <w:lvl w:ilvl="6">
       <w:start w:val="1"/>
@@ -22388,6 +22555,7 @@
         </w:tabs>
         <w:ind w:start="2880" w:hanging="360"/>
       </w:pPr>
+      <w:rPr/>
     </w:lvl>
     <w:lvl w:ilvl="7">
       <w:start w:val="1"/>
@@ -22400,6 +22568,7 @@
         </w:tabs>
         <w:ind w:start="3240" w:hanging="360"/>
       </w:pPr>
+      <w:rPr/>
     </w:lvl>
     <w:lvl w:ilvl="8">
       <w:start w:val="1"/>
@@ -22412,6 +22581,7 @@
         </w:tabs>
         <w:ind w:start="3600" w:hanging="360"/>
       </w:pPr>
+      <w:rPr/>
     </w:lvl>
   </w:abstractNum>
   <w:abstractNum w:abstractNumId="7">
@@ -22439,6 +22609,7 @@
         </w:tabs>
         <w:ind w:start="1080" w:hanging="360"/>
       </w:pPr>
+      <w:rPr/>
     </w:lvl>
     <w:lvl w:ilvl="2">
       <w:start w:val="1"/>
@@ -22451,6 +22622,7 @@
         </w:tabs>
         <w:ind w:start="1440" w:hanging="360"/>
       </w:pPr>
+      <w:rPr/>
     </w:lvl>
     <w:lvl w:ilvl="3">
       <w:start w:val="1"/>
@@ -22463,6 +22635,7 @@
         </w:tabs>
         <w:ind w:start="1800" w:hanging="360"/>
       </w:pPr>
+      <w:rPr/>
     </w:lvl>
     <w:lvl w:ilvl="4">
       <w:start w:val="1"/>
@@ -22475,6 +22648,7 @@
         </w:tabs>
         <w:ind w:start="2160" w:hanging="360"/>
       </w:pPr>
+      <w:rPr/>
     </w:lvl>
     <w:lvl w:ilvl="5">
       <w:start w:val="1"/>
@@ -22487,6 +22661,7 @@
         </w:tabs>
         <w:ind w:start="2520" w:hanging="360"/>
       </w:pPr>
+      <w:rPr/>
     </w:lvl>
     <w:lvl w:ilvl="6">
       <w:start w:val="1"/>
@@ -22499,6 +22674,7 @@
         </w:tabs>
         <w:ind w:start="2880" w:hanging="360"/>
       </w:pPr>
+      <w:rPr/>
     </w:lvl>
     <w:lvl w:ilvl="7">
       <w:start w:val="1"/>
@@ -22511,6 +22687,7 @@
         </w:tabs>
         <w:ind w:start="3240" w:hanging="360"/>
       </w:pPr>
+      <w:rPr/>
     </w:lvl>
     <w:lvl w:ilvl="8">
       <w:start w:val="1"/>
@@ -22523,6 +22700,7 @@
         </w:tabs>
         <w:ind w:start="3600" w:hanging="360"/>
       </w:pPr>
+      <w:rPr/>
     </w:lvl>
   </w:abstractNum>
   <w:abstractNum w:abstractNumId="8">
@@ -22550,6 +22728,7 @@
         </w:tabs>
         <w:ind w:start="1080" w:hanging="360"/>
       </w:pPr>
+      <w:rPr/>
     </w:lvl>
     <w:lvl w:ilvl="2">
       <w:start w:val="1"/>
@@ -22562,6 +22741,7 @@
         </w:tabs>
         <w:ind w:start="1440" w:hanging="360"/>
       </w:pPr>
+      <w:rPr/>
     </w:lvl>
     <w:lvl w:ilvl="3">
       <w:start w:val="1"/>
@@ -22574,6 +22754,7 @@
         </w:tabs>
         <w:ind w:start="1800" w:hanging="360"/>
       </w:pPr>
+      <w:rPr/>
     </w:lvl>
     <w:lvl w:ilvl="4">
       <w:start w:val="1"/>
@@ -22586,6 +22767,7 @@
         </w:tabs>
         <w:ind w:start="2160" w:hanging="360"/>
       </w:pPr>
+      <w:rPr/>
     </w:lvl>
     <w:lvl w:ilvl="5">
       <w:start w:val="1"/>
@@ -22598,6 +22780,7 @@
         </w:tabs>
         <w:ind w:start="2520" w:hanging="360"/>
       </w:pPr>
+      <w:rPr/>
     </w:lvl>
     <w:lvl w:ilvl="6">
       <w:start w:val="1"/>
@@ -22610,6 +22793,7 @@
         </w:tabs>
         <w:ind w:start="2880" w:hanging="360"/>
       </w:pPr>
+      <w:rPr/>
     </w:lvl>
     <w:lvl w:ilvl="7">
       <w:start w:val="1"/>
@@ -22622,6 +22806,7 @@
         </w:tabs>
         <w:ind w:start="3240" w:hanging="360"/>
       </w:pPr>
+      <w:rPr/>
     </w:lvl>
     <w:lvl w:ilvl="8">
       <w:start w:val="1"/>
@@ -22634,6 +22819,7 @@
         </w:tabs>
         <w:ind w:start="3600" w:hanging="360"/>
       </w:pPr>
+      <w:rPr/>
     </w:lvl>
   </w:abstractNum>
   <w:abstractNum w:abstractNumId="9">
@@ -22661,6 +22847,7 @@
         </w:tabs>
         <w:ind w:start="1080" w:hanging="360"/>
       </w:pPr>
+      <w:rPr/>
     </w:lvl>
     <w:lvl w:ilvl="2">
       <w:start w:val="1"/>
@@ -22673,6 +22860,7 @@
         </w:tabs>
         <w:ind w:start="1440" w:hanging="360"/>
       </w:pPr>
+      <w:rPr/>
     </w:lvl>
     <w:lvl w:ilvl="3">
       <w:start w:val="1"/>
@@ -22685,6 +22873,7 @@
         </w:tabs>
         <w:ind w:start="1800" w:hanging="360"/>
       </w:pPr>
+      <w:rPr/>
     </w:lvl>
     <w:lvl w:ilvl="4">
       <w:start w:val="1"/>
@@ -22697,6 +22886,7 @@
         </w:tabs>
         <w:ind w:start="2160" w:hanging="360"/>
       </w:pPr>
+      <w:rPr/>
     </w:lvl>
     <w:lvl w:ilvl="5">
       <w:start w:val="1"/>
@@ -22709,6 +22899,7 @@
         </w:tabs>
         <w:ind w:start="2520" w:hanging="360"/>
       </w:pPr>
+      <w:rPr/>
     </w:lvl>
     <w:lvl w:ilvl="6">
       <w:start w:val="1"/>
@@ -22721,6 +22912,7 @@
         </w:tabs>
         <w:ind w:start="2880" w:hanging="360"/>
       </w:pPr>
+      <w:rPr/>
     </w:lvl>
     <w:lvl w:ilvl="7">
       <w:start w:val="1"/>
@@ -22733,6 +22925,7 @@
         </w:tabs>
         <w:ind w:start="3240" w:hanging="360"/>
       </w:pPr>
+      <w:rPr/>
     </w:lvl>
     <w:lvl w:ilvl="8">
       <w:start w:val="1"/>
@@ -22745,6 +22938,7 @@
         </w:tabs>
         <w:ind w:start="3600" w:hanging="360"/>
       </w:pPr>
+      <w:rPr/>
     </w:lvl>
   </w:abstractNum>
   <w:abstractNum w:abstractNumId="10">
@@ -22772,6 +22966,7 @@
         </w:tabs>
         <w:ind w:start="1080" w:hanging="360"/>
       </w:pPr>
+      <w:rPr/>
     </w:lvl>
     <w:lvl w:ilvl="2">
       <w:start w:val="1"/>
@@ -22784,6 +22979,7 @@
         </w:tabs>
         <w:ind w:start="1440" w:hanging="360"/>
       </w:pPr>
+      <w:rPr/>
     </w:lvl>
     <w:lvl w:ilvl="3">
       <w:start w:val="1"/>
@@ -22796,6 +22992,7 @@
         </w:tabs>
         <w:ind w:start="1800" w:hanging="360"/>
       </w:pPr>
+      <w:rPr/>
     </w:lvl>
     <w:lvl w:ilvl="4">
       <w:start w:val="1"/>
@@ -22808,6 +23005,7 @@
         </w:tabs>
         <w:ind w:start="2160" w:hanging="360"/>
       </w:pPr>
+      <w:rPr/>
     </w:lvl>
     <w:lvl w:ilvl="5">
       <w:start w:val="1"/>
@@ -22820,6 +23018,7 @@
         </w:tabs>
         <w:ind w:start="2520" w:hanging="360"/>
       </w:pPr>
+      <w:rPr/>
     </w:lvl>
     <w:lvl w:ilvl="6">
       <w:start w:val="1"/>
@@ -22832,6 +23031,7 @@
         </w:tabs>
         <w:ind w:start="2880" w:hanging="360"/>
       </w:pPr>
+      <w:rPr/>
     </w:lvl>
     <w:lvl w:ilvl="7">
       <w:start w:val="1"/>
@@ -22844,6 +23044,7 @@
         </w:tabs>
         <w:ind w:start="3240" w:hanging="360"/>
       </w:pPr>
+      <w:rPr/>
     </w:lvl>
     <w:lvl w:ilvl="8">
       <w:start w:val="1"/>
@@ -22856,6 +23057,7 @@
         </w:tabs>
         <w:ind w:start="3600" w:hanging="360"/>
       </w:pPr>
+      <w:rPr/>
     </w:lvl>
   </w:abstractNum>
   <w:abstractNum w:abstractNumId="11">
@@ -22883,6 +23085,7 @@
         </w:tabs>
         <w:ind w:start="1080" w:hanging="360"/>
       </w:pPr>
+      <w:rPr/>
     </w:lvl>
     <w:lvl w:ilvl="2">
       <w:start w:val="1"/>
@@ -22895,6 +23098,7 @@
         </w:tabs>
         <w:ind w:start="1440" w:hanging="360"/>
       </w:pPr>
+      <w:rPr/>
     </w:lvl>
     <w:lvl w:ilvl="3">
       <w:start w:val="1"/>
@@ -22907,6 +23111,7 @@
         </w:tabs>
         <w:ind w:start="1800" w:hanging="360"/>
       </w:pPr>
+      <w:rPr/>
     </w:lvl>
     <w:lvl w:ilvl="4">
       <w:start w:val="1"/>
@@ -22919,6 +23124,7 @@
         </w:tabs>
         <w:ind w:start="2160" w:hanging="360"/>
       </w:pPr>
+      <w:rPr/>
     </w:lvl>
     <w:lvl w:ilvl="5">
       <w:start w:val="1"/>
@@ -22931,6 +23137,7 @@
         </w:tabs>
         <w:ind w:start="2520" w:hanging="360"/>
       </w:pPr>
+      <w:rPr/>
     </w:lvl>
     <w:lvl w:ilvl="6">
       <w:start w:val="1"/>
@@ -22943,6 +23150,7 @@
         </w:tabs>
         <w:ind w:start="2880" w:hanging="360"/>
       </w:pPr>
+      <w:rPr/>
     </w:lvl>
     <w:lvl w:ilvl="7">
       <w:start w:val="1"/>
@@ -22955,6 +23163,7 @@
         </w:tabs>
         <w:ind w:start="3240" w:hanging="360"/>
       </w:pPr>
+      <w:rPr/>
     </w:lvl>
     <w:lvl w:ilvl="8">
       <w:start w:val="1"/>
@@ -22967,6 +23176,7 @@
         </w:tabs>
         <w:ind w:start="3600" w:hanging="360"/>
       </w:pPr>
+      <w:rPr/>
     </w:lvl>
   </w:abstractNum>
   <w:abstractNum w:abstractNumId="12">
@@ -22994,6 +23204,7 @@
         </w:tabs>
         <w:ind w:start="1080" w:hanging="360"/>
       </w:pPr>
+      <w:rPr/>
     </w:lvl>
     <w:lvl w:ilvl="2">
       <w:start w:val="1"/>
@@ -23006,6 +23217,7 @@
         </w:tabs>
         <w:ind w:start="1440" w:hanging="360"/>
       </w:pPr>
+      <w:rPr/>
     </w:lvl>
     <w:lvl w:ilvl="3">
       <w:start w:val="1"/>
@@ -23018,6 +23230,7 @@
         </w:tabs>
         <w:ind w:start="1800" w:hanging="360"/>
       </w:pPr>
+      <w:rPr/>
     </w:lvl>
     <w:lvl w:ilvl="4">
       <w:start w:val="1"/>
@@ -23030,6 +23243,7 @@
         </w:tabs>
         <w:ind w:start="2160" w:hanging="360"/>
       </w:pPr>
+      <w:rPr/>
     </w:lvl>
     <w:lvl w:ilvl="5">
       <w:start w:val="1"/>
@@ -23042,6 +23256,7 @@
         </w:tabs>
         <w:ind w:start="2520" w:hanging="360"/>
       </w:pPr>
+      <w:rPr/>
     </w:lvl>
     <w:lvl w:ilvl="6">
       <w:start w:val="1"/>
@@ -23054,6 +23269,7 @@
         </w:tabs>
         <w:ind w:start="2880" w:hanging="360"/>
       </w:pPr>
+      <w:rPr/>
     </w:lvl>
     <w:lvl w:ilvl="7">
       <w:start w:val="1"/>
@@ -23066,6 +23282,7 @@
         </w:tabs>
         <w:ind w:start="3240" w:hanging="360"/>
       </w:pPr>
+      <w:rPr/>
     </w:lvl>
     <w:lvl w:ilvl="8">
       <w:start w:val="1"/>
@@ -23078,6 +23295,7 @@
         </w:tabs>
         <w:ind w:start="3600" w:hanging="360"/>
       </w:pPr>
+      <w:rPr/>
     </w:lvl>
   </w:abstractNum>
   <w:abstractNum w:abstractNumId="13">
@@ -23105,6 +23323,7 @@
         </w:tabs>
         <w:ind w:start="1080" w:hanging="360"/>
       </w:pPr>
+      <w:rPr/>
     </w:lvl>
     <w:lvl w:ilvl="2">
       <w:start w:val="1"/>
@@ -23117,6 +23336,7 @@
         </w:tabs>
         <w:ind w:start="1440" w:hanging="360"/>
       </w:pPr>
+      <w:rPr/>
     </w:lvl>
     <w:lvl w:ilvl="3">
       <w:start w:val="1"/>
@@ -23129,6 +23349,7 @@
         </w:tabs>
         <w:ind w:start="1800" w:hanging="360"/>
       </w:pPr>
+      <w:rPr/>
     </w:lvl>
     <w:lvl w:ilvl="4">
       <w:start w:val="1"/>
@@ -23141,6 +23362,7 @@
         </w:tabs>
         <w:ind w:start="2160" w:hanging="360"/>
       </w:pPr>
+      <w:rPr/>
     </w:lvl>
     <w:lvl w:ilvl="5">
       <w:start w:val="1"/>
@@ -23153,6 +23375,7 @@
         </w:tabs>
         <w:ind w:start="2520" w:hanging="360"/>
       </w:pPr>
+      <w:rPr/>
     </w:lvl>
     <w:lvl w:ilvl="6">
       <w:start w:val="1"/>
@@ -23165,6 +23388,7 @@
         </w:tabs>
         <w:ind w:start="2880" w:hanging="360"/>
       </w:pPr>
+      <w:rPr/>
     </w:lvl>
     <w:lvl w:ilvl="7">
       <w:start w:val="1"/>
@@ -23177,6 +23401,7 @@
         </w:tabs>
         <w:ind w:start="3240" w:hanging="360"/>
       </w:pPr>
+      <w:rPr/>
     </w:lvl>
     <w:lvl w:ilvl="8">
       <w:start w:val="1"/>
@@ -23189,6 +23414,7 @@
         </w:tabs>
         <w:ind w:start="3600" w:hanging="360"/>
       </w:pPr>
+      <w:rPr/>
     </w:lvl>
   </w:abstractNum>
   <w:abstractNum w:abstractNumId="14">
@@ -23216,6 +23442,7 @@
         </w:tabs>
         <w:ind w:start="1080" w:hanging="360"/>
       </w:pPr>
+      <w:rPr/>
     </w:lvl>
     <w:lvl w:ilvl="2">
       <w:start w:val="1"/>
@@ -23228,6 +23455,7 @@
         </w:tabs>
         <w:ind w:start="1440" w:hanging="360"/>
       </w:pPr>
+      <w:rPr/>
     </w:lvl>
     <w:lvl w:ilvl="3">
       <w:start w:val="1"/>
@@ -23240,6 +23468,7 @@
         </w:tabs>
         <w:ind w:start="1800" w:hanging="360"/>
       </w:pPr>
+      <w:rPr/>
     </w:lvl>
     <w:lvl w:ilvl="4">
       <w:start w:val="1"/>
@@ -23252,6 +23481,7 @@
         </w:tabs>
         <w:ind w:start="2160" w:hanging="360"/>
       </w:pPr>
+      <w:rPr/>
     </w:lvl>
     <w:lvl w:ilvl="5">
       <w:start w:val="1"/>
@@ -23264,6 +23494,7 @@
         </w:tabs>
         <w:ind w:start="2520" w:hanging="360"/>
       </w:pPr>
+      <w:rPr/>
     </w:lvl>
     <w:lvl w:ilvl="6">
       <w:start w:val="1"/>
@@ -23276,6 +23507,7 @@
         </w:tabs>
         <w:ind w:start="2880" w:hanging="360"/>
       </w:pPr>
+      <w:rPr/>
     </w:lvl>
     <w:lvl w:ilvl="7">
       <w:start w:val="1"/>
@@ -23288,6 +23520,7 @@
         </w:tabs>
         <w:ind w:start="3240" w:hanging="360"/>
       </w:pPr>
+      <w:rPr/>
     </w:lvl>
     <w:lvl w:ilvl="8">
       <w:start w:val="1"/>
@@ -23300,6 +23533,7 @@
         </w:tabs>
         <w:ind w:start="3600" w:hanging="360"/>
       </w:pPr>
+      <w:rPr/>
     </w:lvl>
   </w:abstractNum>
   <w:abstractNum w:abstractNumId="15">
@@ -23327,6 +23561,7 @@
         </w:tabs>
         <w:ind w:start="1080" w:hanging="360"/>
       </w:pPr>
+      <w:rPr/>
     </w:lvl>
     <w:lvl w:ilvl="2">
       <w:start w:val="1"/>
@@ -23339,6 +23574,7 @@
         </w:tabs>
         <w:ind w:start="1440" w:hanging="360"/>
       </w:pPr>
+      <w:rPr/>
     </w:lvl>
     <w:lvl w:ilvl="3">
       <w:start w:val="1"/>
@@ -23351,6 +23587,7 @@
         </w:tabs>
         <w:ind w:start="1800" w:hanging="360"/>
       </w:pPr>
+      <w:rPr/>
     </w:lvl>
     <w:lvl w:ilvl="4">
       <w:start w:val="1"/>
@@ -23363,6 +23600,7 @@
         </w:tabs>
         <w:ind w:start="2160" w:hanging="360"/>
       </w:pPr>
+      <w:rPr/>
     </w:lvl>
     <w:lvl w:ilvl="5">
       <w:start w:val="1"/>
@@ -23375,6 +23613,7 @@
         </w:tabs>
         <w:ind w:start="2520" w:hanging="360"/>
       </w:pPr>
+      <w:rPr/>
     </w:lvl>
     <w:lvl w:ilvl="6">
       <w:start w:val="1"/>
@@ -23387,6 +23626,7 @@
         </w:tabs>
         <w:ind w:start="2880" w:hanging="360"/>
       </w:pPr>
+      <w:rPr/>
     </w:lvl>
     <w:lvl w:ilvl="7">
       <w:start w:val="1"/>
@@ -23399,6 +23639,7 @@
         </w:tabs>
         <w:ind w:start="3240" w:hanging="360"/>
       </w:pPr>
+      <w:rPr/>
     </w:lvl>
     <w:lvl w:ilvl="8">
       <w:start w:val="1"/>
@@ -23411,6 +23652,7 @@
         </w:tabs>
         <w:ind w:start="3600" w:hanging="360"/>
       </w:pPr>
+      <w:rPr/>
     </w:lvl>
   </w:abstractNum>
   <w:abstractNum w:abstractNumId="16">
@@ -23438,6 +23680,7 @@
         </w:tabs>
         <w:ind w:start="1080" w:hanging="360"/>
       </w:pPr>
+      <w:rPr/>
     </w:lvl>
     <w:lvl w:ilvl="2">
       <w:start w:val="1"/>
@@ -23450,6 +23693,7 @@
         </w:tabs>
         <w:ind w:start="1440" w:hanging="360"/>
       </w:pPr>
+      <w:rPr/>
     </w:lvl>
     <w:lvl w:ilvl="3">
       <w:start w:val="1"/>
@@ -23462,6 +23706,7 @@
         </w:tabs>
         <w:ind w:start="1800" w:hanging="360"/>
       </w:pPr>
+      <w:rPr/>
     </w:lvl>
     <w:lvl w:ilvl="4">
       <w:start w:val="1"/>
@@ -23474,6 +23719,7 @@
         </w:tabs>
         <w:ind w:start="2160" w:hanging="360"/>
       </w:pPr>
+      <w:rPr/>
     </w:lvl>
     <w:lvl w:ilvl="5">
       <w:start w:val="1"/>
@@ -23486,6 +23732,7 @@
         </w:tabs>
         <w:ind w:start="2520" w:hanging="360"/>
       </w:pPr>
+      <w:rPr/>
     </w:lvl>
     <w:lvl w:ilvl="6">
       <w:start w:val="1"/>
@@ -23498,6 +23745,7 @@
         </w:tabs>
         <w:ind w:start="2880" w:hanging="360"/>
       </w:pPr>
+      <w:rPr/>
     </w:lvl>
     <w:lvl w:ilvl="7">
       <w:start w:val="1"/>
@@ -23510,6 +23758,7 @@
         </w:tabs>
         <w:ind w:start="3240" w:hanging="360"/>
       </w:pPr>
+      <w:rPr/>
     </w:lvl>
     <w:lvl w:ilvl="8">
       <w:start w:val="1"/>
@@ -23522,6 +23771,7 @@
         </w:tabs>
         <w:ind w:start="3600" w:hanging="360"/>
       </w:pPr>
+      <w:rPr/>
     </w:lvl>
   </w:abstractNum>
   <w:abstractNum w:abstractNumId="17">
@@ -23549,6 +23799,7 @@
         </w:tabs>
         <w:ind w:start="1080" w:hanging="360"/>
       </w:pPr>
+      <w:rPr/>
     </w:lvl>
     <w:lvl w:ilvl="2">
       <w:start w:val="1"/>
@@ -23561,6 +23812,7 @@
         </w:tabs>
         <w:ind w:start="1440" w:hanging="360"/>
       </w:pPr>
+      <w:rPr/>
     </w:lvl>
     <w:lvl w:ilvl="3">
       <w:start w:val="1"/>
@@ -23573,6 +23825,7 @@
         </w:tabs>
         <w:ind w:start="1800" w:hanging="360"/>
       </w:pPr>
+      <w:rPr/>
     </w:lvl>
     <w:lvl w:ilvl="4">
       <w:start w:val="1"/>
@@ -23585,6 +23838,7 @@
         </w:tabs>
         <w:ind w:start="2160" w:hanging="360"/>
       </w:pPr>
+      <w:rPr/>
     </w:lvl>
     <w:lvl w:ilvl="5">
       <w:start w:val="1"/>
@@ -23597,6 +23851,7 @@
         </w:tabs>
         <w:ind w:start="2520" w:hanging="360"/>
       </w:pPr>
+      <w:rPr/>
     </w:lvl>
     <w:lvl w:ilvl="6">
       <w:start w:val="1"/>
@@ -23609,6 +23864,7 @@
         </w:tabs>
         <w:ind w:start="2880" w:hanging="360"/>
       </w:pPr>
+      <w:rPr/>
     </w:lvl>
     <w:lvl w:ilvl="7">
       <w:start w:val="1"/>
@@ -23621,6 +23877,7 @@
         </w:tabs>
         <w:ind w:start="3240" w:hanging="360"/>
       </w:pPr>
+      <w:rPr/>
     </w:lvl>
     <w:lvl w:ilvl="8">
       <w:start w:val="1"/>
@@ -23633,9 +23890,367 @@
         </w:tabs>
         <w:ind w:start="3600" w:hanging="360"/>
       </w:pPr>
+      <w:rPr/>
     </w:lvl>
   </w:abstractNum>
   <w:abstractNum w:abstractNumId="18">
+    <w:lvl w:ilvl="0">
+      <w:start w:val="1"/>
+      <w:numFmt w:val="decimal"/>
+      <w:lvlText w:val="%1."/>
+      <w:lvlJc w:val="start"/>
+      <w:pPr>
+        <w:tabs>
+          <w:tab w:val="num" w:pos="0"/>
+        </w:tabs>
+        <w:ind w:start="460" w:hanging="316"/>
+      </w:pPr>
+      <w:rPr/>
+    </w:lvl>
+    <w:lvl w:ilvl="1">
+      <w:start w:val="1"/>
+      <w:numFmt w:val="decimal"/>
+      <w:lvlText w:val="%2."/>
+      <w:lvlJc w:val="start"/>
+      <w:pPr>
+        <w:tabs>
+          <w:tab w:val="num" w:pos="1080"/>
+        </w:tabs>
+        <w:ind w:start="1080" w:hanging="360"/>
+      </w:pPr>
+      <w:rPr/>
+    </w:lvl>
+    <w:lvl w:ilvl="2">
+      <w:start w:val="1"/>
+      <w:numFmt w:val="decimal"/>
+      <w:lvlText w:val="%3."/>
+      <w:lvlJc w:val="start"/>
+      <w:pPr>
+        <w:tabs>
+          <w:tab w:val="num" w:pos="1440"/>
+        </w:tabs>
+        <w:ind w:start="1440" w:hanging="360"/>
+      </w:pPr>
+      <w:rPr/>
+    </w:lvl>
+    <w:lvl w:ilvl="3">
+      <w:start w:val="1"/>
+      <w:numFmt w:val="decimal"/>
+      <w:lvlText w:val="%4."/>
+      <w:lvlJc w:val="start"/>
+      <w:pPr>
+        <w:tabs>
+          <w:tab w:val="num" w:pos="1800"/>
+        </w:tabs>
+        <w:ind w:start="1800" w:hanging="360"/>
+      </w:pPr>
+      <w:rPr/>
+    </w:lvl>
+    <w:lvl w:ilvl="4">
+      <w:start w:val="1"/>
+      <w:numFmt w:val="decimal"/>
+      <w:lvlText w:val="%5."/>
+      <w:lvlJc w:val="start"/>
+      <w:pPr>
+        <w:tabs>
+          <w:tab w:val="num" w:pos="2160"/>
+        </w:tabs>
+        <w:ind w:start="2160" w:hanging="360"/>
+      </w:pPr>
+      <w:rPr/>
+    </w:lvl>
+    <w:lvl w:ilvl="5">
+      <w:start w:val="1"/>
+      <w:numFmt w:val="decimal"/>
+      <w:lvlText w:val="%6."/>
+      <w:lvlJc w:val="start"/>
+      <w:pPr>
+        <w:tabs>
+          <w:tab w:val="num" w:pos="2520"/>
+        </w:tabs>
+        <w:ind w:start="2520" w:hanging="360"/>
+      </w:pPr>
+      <w:rPr/>
+    </w:lvl>
+    <w:lvl w:ilvl="6">
+      <w:start w:val="1"/>
+      <w:numFmt w:val="decimal"/>
+      <w:lvlText w:val="%7."/>
+      <w:lvlJc w:val="start"/>
+      <w:pPr>
+        <w:tabs>
+          <w:tab w:val="num" w:pos="2880"/>
+        </w:tabs>
+        <w:ind w:start="2880" w:hanging="360"/>
+      </w:pPr>
+      <w:rPr/>
+    </w:lvl>
+    <w:lvl w:ilvl="7">
+      <w:start w:val="1"/>
+      <w:numFmt w:val="decimal"/>
+      <w:lvlText w:val="%8."/>
+      <w:lvlJc w:val="start"/>
+      <w:pPr>
+        <w:tabs>
+          <w:tab w:val="num" w:pos="3240"/>
+        </w:tabs>
+        <w:ind w:start="3240" w:hanging="360"/>
+      </w:pPr>
+      <w:rPr/>
+    </w:lvl>
+    <w:lvl w:ilvl="8">
+      <w:start w:val="1"/>
+      <w:numFmt w:val="decimal"/>
+      <w:lvlText w:val="%9."/>
+      <w:lvlJc w:val="start"/>
+      <w:pPr>
+        <w:tabs>
+          <w:tab w:val="num" w:pos="3600"/>
+        </w:tabs>
+        <w:ind w:start="3600" w:hanging="360"/>
+      </w:pPr>
+      <w:rPr/>
+    </w:lvl>
+  </w:abstractNum>
+  <w:abstractNum w:abstractNumId="19">
+    <w:lvl w:ilvl="0">
+      <w:start w:val="1"/>
+      <w:numFmt w:val="decimal"/>
+      <w:lvlText w:val="%1."/>
+      <w:lvlJc w:val="start"/>
+      <w:pPr>
+        <w:tabs>
+          <w:tab w:val="num" w:pos="0"/>
+        </w:tabs>
+        <w:ind w:start="460" w:hanging="316"/>
+      </w:pPr>
+      <w:rPr/>
+    </w:lvl>
+    <w:lvl w:ilvl="1">
+      <w:start w:val="1"/>
+      <w:numFmt w:val="decimal"/>
+      <w:lvlText w:val="%2."/>
+      <w:lvlJc w:val="start"/>
+      <w:pPr>
+        <w:tabs>
+          <w:tab w:val="num" w:pos="1080"/>
+        </w:tabs>
+        <w:ind w:start="1080" w:hanging="360"/>
+      </w:pPr>
+      <w:rPr/>
+    </w:lvl>
+    <w:lvl w:ilvl="2">
+      <w:start w:val="1"/>
+      <w:numFmt w:val="decimal"/>
+      <w:lvlText w:val="%3."/>
+      <w:lvlJc w:val="start"/>
+      <w:pPr>
+        <w:tabs>
+          <w:tab w:val="num" w:pos="1440"/>
+        </w:tabs>
+        <w:ind w:start="1440" w:hanging="360"/>
+      </w:pPr>
+      <w:rPr/>
+    </w:lvl>
+    <w:lvl w:ilvl="3">
+      <w:start w:val="1"/>
+      <w:numFmt w:val="decimal"/>
+      <w:lvlText w:val="%4."/>
+      <w:lvlJc w:val="start"/>
+      <w:pPr>
+        <w:tabs>
+          <w:tab w:val="num" w:pos="1800"/>
+        </w:tabs>
+        <w:ind w:start="1800" w:hanging="360"/>
+      </w:pPr>
+      <w:rPr/>
+    </w:lvl>
+    <w:lvl w:ilvl="4">
+      <w:start w:val="1"/>
+      <w:numFmt w:val="decimal"/>
+      <w:lvlText w:val="%5."/>
+      <w:lvlJc w:val="start"/>
+      <w:pPr>
+        <w:tabs>
+          <w:tab w:val="num" w:pos="2160"/>
+        </w:tabs>
+        <w:ind w:start="2160" w:hanging="360"/>
+      </w:pPr>
+      <w:rPr/>
+    </w:lvl>
+    <w:lvl w:ilvl="5">
+      <w:start w:val="1"/>
+      <w:numFmt w:val="decimal"/>
+      <w:lvlText w:val="%6."/>
+      <w:lvlJc w:val="start"/>
+      <w:pPr>
+        <w:tabs>
+          <w:tab w:val="num" w:pos="2520"/>
+        </w:tabs>
+        <w:ind w:start="2520" w:hanging="360"/>
+      </w:pPr>
+      <w:rPr/>
+    </w:lvl>
+    <w:lvl w:ilvl="6">
+      <w:start w:val="1"/>
+      <w:numFmt w:val="decimal"/>
+      <w:lvlText w:val="%7."/>
+      <w:lvlJc w:val="start"/>
+      <w:pPr>
+        <w:tabs>
+          <w:tab w:val="num" w:pos="2880"/>
+        </w:tabs>
+        <w:ind w:start="2880" w:hanging="360"/>
+      </w:pPr>
+      <w:rPr/>
+    </w:lvl>
+    <w:lvl w:ilvl="7">
+      <w:start w:val="1"/>
+      <w:numFmt w:val="decimal"/>
+      <w:lvlText w:val="%8."/>
+      <w:lvlJc w:val="start"/>
+      <w:pPr>
+        <w:tabs>
+          <w:tab w:val="num" w:pos="3240"/>
+        </w:tabs>
+        <w:ind w:start="3240" w:hanging="360"/>
+      </w:pPr>
+      <w:rPr/>
+    </w:lvl>
+    <w:lvl w:ilvl="8">
+      <w:start w:val="1"/>
+      <w:numFmt w:val="decimal"/>
+      <w:lvlText w:val="%9."/>
+      <w:lvlJc w:val="start"/>
+      <w:pPr>
+        <w:tabs>
+          <w:tab w:val="num" w:pos="3600"/>
+        </w:tabs>
+        <w:ind w:start="3600" w:hanging="360"/>
+      </w:pPr>
+      <w:rPr/>
+    </w:lvl>
+  </w:abstractNum>
+  <w:abstractNum w:abstractNumId="20">
+    <w:lvl w:ilvl="0">
+      <w:start w:val="1"/>
+      <w:numFmt w:val="decimal"/>
+      <w:lvlText w:val="%1."/>
+      <w:lvlJc w:val="start"/>
+      <w:pPr>
+        <w:tabs>
+          <w:tab w:val="num" w:pos="0"/>
+        </w:tabs>
+        <w:ind w:start="460" w:hanging="316"/>
+      </w:pPr>
+      <w:rPr/>
+    </w:lvl>
+    <w:lvl w:ilvl="1">
+      <w:start w:val="1"/>
+      <w:numFmt w:val="decimal"/>
+      <w:lvlText w:val="%2."/>
+      <w:lvlJc w:val="start"/>
+      <w:pPr>
+        <w:tabs>
+          <w:tab w:val="num" w:pos="1080"/>
+        </w:tabs>
+        <w:ind w:start="1080" w:hanging="360"/>
+      </w:pPr>
+      <w:rPr/>
+    </w:lvl>
+    <w:lvl w:ilvl="2">
+      <w:start w:val="1"/>
+      <w:numFmt w:val="decimal"/>
+      <w:lvlText w:val="%3."/>
+      <w:lvlJc w:val="start"/>
+      <w:pPr>
+        <w:tabs>
+          <w:tab w:val="num" w:pos="1440"/>
+        </w:tabs>
+        <w:ind w:start="1440" w:hanging="360"/>
+      </w:pPr>
+      <w:rPr/>
+    </w:lvl>
+    <w:lvl w:ilvl="3">
+      <w:start w:val="1"/>
+      <w:numFmt w:val="decimal"/>
+      <w:lvlText w:val="%4."/>
+      <w:lvlJc w:val="start"/>
+      <w:pPr>
+        <w:tabs>
+          <w:tab w:val="num" w:pos="1800"/>
+        </w:tabs>
+        <w:ind w:start="1800" w:hanging="360"/>
+      </w:pPr>
+      <w:rPr/>
+    </w:lvl>
+    <w:lvl w:ilvl="4">
+      <w:start w:val="1"/>
+      <w:numFmt w:val="decimal"/>
+      <w:lvlText w:val="%5."/>
+      <w:lvlJc w:val="start"/>
+      <w:pPr>
+        <w:tabs>
+          <w:tab w:val="num" w:pos="2160"/>
+        </w:tabs>
+        <w:ind w:start="2160" w:hanging="360"/>
+      </w:pPr>
+      <w:rPr/>
+    </w:lvl>
+    <w:lvl w:ilvl="5">
+      <w:start w:val="1"/>
+      <w:numFmt w:val="decimal"/>
+      <w:lvlText w:val="%6."/>
+      <w:lvlJc w:val="start"/>
+      <w:pPr>
+        <w:tabs>
+          <w:tab w:val="num" w:pos="2520"/>
+        </w:tabs>
+        <w:ind w:start="2520" w:hanging="360"/>
+      </w:pPr>
+      <w:rPr/>
+    </w:lvl>
+    <w:lvl w:ilvl="6">
+      <w:start w:val="1"/>
+      <w:numFmt w:val="decimal"/>
+      <w:lvlText w:val="%7."/>
+      <w:lvlJc w:val="start"/>
+      <w:pPr>
+        <w:tabs>
+          <w:tab w:val="num" w:pos="2880"/>
+        </w:tabs>
+        <w:ind w:start="2880" w:hanging="360"/>
+      </w:pPr>
+      <w:rPr/>
+    </w:lvl>
+    <w:lvl w:ilvl="7">
+      <w:start w:val="1"/>
+      <w:numFmt w:val="decimal"/>
+      <w:lvlText w:val="%8."/>
+      <w:lvlJc w:val="start"/>
+      <w:pPr>
+        <w:tabs>
+          <w:tab w:val="num" w:pos="3240"/>
+        </w:tabs>
+        <w:ind w:start="3240" w:hanging="360"/>
+      </w:pPr>
+      <w:rPr/>
+    </w:lvl>
+    <w:lvl w:ilvl="8">
+      <w:start w:val="1"/>
+      <w:numFmt w:val="decimal"/>
+      <w:lvlText w:val="%9."/>
+      <w:lvlJc w:val="start"/>
+      <w:pPr>
+        <w:tabs>
+          <w:tab w:val="num" w:pos="3600"/>
+        </w:tabs>
+        <w:ind w:start="3600" w:hanging="360"/>
+      </w:pPr>
+      <w:rPr/>
+    </w:lvl>
+  </w:abstractNum>
+  <w:abstractNum w:abstractNumId="21">
     <w:lvl w:ilvl="0">
       <w:start w:val="1"/>
       <w:numFmt w:val="none"/>
@@ -23809,103 +24424,112 @@
     <w:abstractNumId w:val="18"/>
   </w:num>
   <w:num w:numId="19">
-    <w:abstractNumId w:val="1"/>
-    <w:lvlOverride w:ilvl="0">
-      <w:startOverride w:val="1"/>
-    </w:lvlOverride>
+    <w:abstractNumId w:val="19"/>
   </w:num>
   <w:num w:numId="20">
-    <w:abstractNumId w:val="2"/>
-    <w:lvlOverride w:ilvl="0">
-      <w:startOverride w:val="1"/>
-    </w:lvlOverride>
+    <w:abstractNumId w:val="20"/>
   </w:num>
   <w:num w:numId="21">
-    <w:abstractNumId w:val="3"/>
-    <w:lvlOverride w:ilvl="0">
-      <w:startOverride w:val="1"/>
-    </w:lvlOverride>
+    <w:abstractNumId w:val="21"/>
   </w:num>
   <w:num w:numId="22">
-    <w:abstractNumId w:val="3"/>
+    <w:abstractNumId w:val="4"/>
     <w:lvlOverride w:ilvl="0">
       <w:startOverride w:val="1"/>
     </w:lvlOverride>
   </w:num>
   <w:num w:numId="23">
-    <w:abstractNumId w:val="3"/>
+    <w:abstractNumId w:val="5"/>
     <w:lvlOverride w:ilvl="0">
       <w:startOverride w:val="1"/>
     </w:lvlOverride>
   </w:num>
   <w:num w:numId="24">
-    <w:abstractNumId w:val="3"/>
+    <w:abstractNumId w:val="6"/>
     <w:lvlOverride w:ilvl="0">
       <w:startOverride w:val="1"/>
     </w:lvlOverride>
   </w:num>
   <w:num w:numId="25">
-    <w:abstractNumId w:val="3"/>
+    <w:abstractNumId w:val="6"/>
     <w:lvlOverride w:ilvl="0">
       <w:startOverride w:val="1"/>
     </w:lvlOverride>
   </w:num>
   <w:num w:numId="26">
-    <w:abstractNumId w:val="3"/>
+    <w:abstractNumId w:val="6"/>
     <w:lvlOverride w:ilvl="0">
       <w:startOverride w:val="1"/>
     </w:lvlOverride>
   </w:num>
   <w:num w:numId="27">
-    <w:abstractNumId w:val="3"/>
+    <w:abstractNumId w:val="6"/>
     <w:lvlOverride w:ilvl="0">
       <w:startOverride w:val="1"/>
     </w:lvlOverride>
   </w:num>
   <w:num w:numId="28">
-    <w:abstractNumId w:val="3"/>
+    <w:abstractNumId w:val="6"/>
     <w:lvlOverride w:ilvl="0">
       <w:startOverride w:val="1"/>
     </w:lvlOverride>
   </w:num>
   <w:num w:numId="29">
-    <w:abstractNumId w:val="3"/>
+    <w:abstractNumId w:val="6"/>
     <w:lvlOverride w:ilvl="0">
       <w:startOverride w:val="1"/>
     </w:lvlOverride>
   </w:num>
   <w:num w:numId="30">
-    <w:abstractNumId w:val="3"/>
+    <w:abstractNumId w:val="6"/>
     <w:lvlOverride w:ilvl="0">
       <w:startOverride w:val="1"/>
     </w:lvlOverride>
   </w:num>
   <w:num w:numId="31">
-    <w:abstractNumId w:val="3"/>
+    <w:abstractNumId w:val="6"/>
     <w:lvlOverride w:ilvl="0">
       <w:startOverride w:val="1"/>
     </w:lvlOverride>
   </w:num>
   <w:num w:numId="32">
-    <w:abstractNumId w:val="3"/>
+    <w:abstractNumId w:val="6"/>
     <w:lvlOverride w:ilvl="0">
       <w:startOverride w:val="1"/>
     </w:lvlOverride>
   </w:num>
   <w:num w:numId="33">
-    <w:abstractNumId w:val="3"/>
+    <w:abstractNumId w:val="6"/>
     <w:lvlOverride w:ilvl="0">
       <w:startOverride w:val="1"/>
     </w:lvlOverride>
   </w:num>
   <w:num w:numId="34">
-    <w:abstractNumId w:val="3"/>
+    <w:abstractNumId w:val="6"/>
     <w:lvlOverride w:ilvl="0">
       <w:startOverride w:val="1"/>
     </w:lvlOverride>
   </w:num>
   <w:num w:numId="35">
-    <w:abstractNumId w:val="3"/>
+    <w:abstractNumId w:val="6"/>
+    <w:lvlOverride w:ilvl="0">
+      <w:startOverride w:val="1"/>
+    </w:lvlOverride>
+  </w:num>
+  <w:num w:numId="36">
+    <w:abstractNumId w:val="6"/>
+    <w:lvlOverride w:ilvl="0">
+      <w:startOverride w:val="1"/>
+    </w:lvlOverride>
+  </w:num>
+  <w:num w:numId="37">
+    <w:abstractNumId w:val="6"/>
+    <w:lvlOverride w:ilvl="0">
+      <w:startOverride w:val="1"/>
+    </w:lvlOverride>
+  </w:num>
+  <w:num w:numId="38">
+    <w:abstractNumId w:val="6"/>
     <w:lvlOverride w:ilvl="0">
       <w:startOverride w:val="1"/>
     </w:lvlOverride>
@@ -23935,6 +24559,7 @@
     <w:qFormat/>
     <w:pPr>
       <w:widowControl/>
+      <w:suppressAutoHyphens w:val="true"/>
       <w:bidi w:val="0"/>
       <w:spacing w:before="0" w:after="0"/>
       <w:jc w:val="start"/>
@@ -24019,11 +24644,18 @@
       <w:u w:val="single"/>
     </w:rPr>
   </w:style>
-  <w:style w:type="character" w:styleId="FootnoteCharacters">
-    <w:name w:val="Footnote Characters"/>
+  <w:style w:type="character" w:styleId="FootnoteCharactersuser">
+    <w:name w:val="Footnote Characters (user)"/>
     <w:uiPriority w:val="99"/>
     <w:semiHidden/>
     <w:unhideWhenUsed/>
+    <w:qFormat/>
+    <w:rPr>
+      <w:vertAlign w:val="superscript"/>
+    </w:rPr>
+  </w:style>
+  <w:style w:type="character" w:styleId="FootnoteCharacters">
+    <w:name w:val="Footnote Characters"/>
     <w:qFormat/>
     <w:rPr>
       <w:vertAlign w:val="superscript"/>
@@ -24047,11 +24679,18 @@
       <w:szCs w:val="20"/>
     </w:rPr>
   </w:style>
-  <w:style w:type="character" w:styleId="EndnoteCharacters">
-    <w:name w:val="Endnote Characters"/>
+  <w:style w:type="character" w:styleId="EndnoteCharactersuser">
+    <w:name w:val="Endnote Characters (user)"/>
     <w:uiPriority w:val="99"/>
     <w:semiHidden/>
     <w:unhideWhenUsed/>
+    <w:qFormat/>
+    <w:rPr>
+      <w:vertAlign w:val="superscript"/>
+    </w:rPr>
+  </w:style>
+  <w:style w:type="character" w:styleId="EndnoteCharacters">
+    <w:name w:val="Endnote Characters"/>
     <w:qFormat/>
     <w:rPr>
       <w:vertAlign w:val="superscript"/>
@@ -24148,6 +24787,7 @@
     <w:qFormat/>
     <w:pPr>
       <w:widowControl/>
+      <w:suppressAutoHyphens w:val="true"/>
       <w:bidi w:val="0"/>
       <w:spacing w:before="0" w:after="0"/>
       <w:jc w:val="start"/>
@@ -24168,6 +24808,7 @@
     <w:qFormat/>
     <w:pPr>
       <w:widowControl/>
+      <w:suppressAutoHyphens w:val="true"/>
       <w:bidi w:val="0"/>
       <w:spacing w:before="0" w:after="0"/>
       <w:jc w:val="start"/>

--- a/MECH191_metallurgy/semesterActivity/MECH191_Modules.docx
+++ b/MECH191_metallurgy/semesterActivity/MECH191_Modules.docx
@@ -1409,8 +1409,8 @@
       </w:tblPr>
       <w:tblGrid>
         <w:gridCol w:w="2268"/>
-        <w:gridCol w:w="1445"/>
-        <w:gridCol w:w="5641"/>
+        <w:gridCol w:w="1444"/>
+        <w:gridCol w:w="5642"/>
       </w:tblGrid>
       <w:tr>
         <w:trPr>
@@ -1448,7 +1448,7 @@
         </w:tc>
         <w:tc>
           <w:tcPr>
-            <w:tcW w:w="1445" w:type="dxa"/>
+            <w:tcW w:w="1444" w:type="dxa"/>
             <w:tcBorders>
               <w:top w:val="single" w:sz="4" w:space="0" w:color="000000"/>
               <w:start w:val="single" w:sz="4" w:space="0" w:color="000000"/>
@@ -1478,7 +1478,7 @@
         </w:tc>
         <w:tc>
           <w:tcPr>
-            <w:tcW w:w="5641" w:type="dxa"/>
+            <w:tcW w:w="5642" w:type="dxa"/>
             <w:tcBorders>
               <w:top w:val="single" w:sz="4" w:space="0" w:color="000000"/>
               <w:start w:val="single" w:sz="4" w:space="0" w:color="000000"/>
@@ -1539,7 +1539,7 @@
         </w:tc>
         <w:tc>
           <w:tcPr>
-            <w:tcW w:w="1445" w:type="dxa"/>
+            <w:tcW w:w="1444" w:type="dxa"/>
             <w:tcBorders>
               <w:top w:val="single" w:sz="4" w:space="0" w:color="000000"/>
               <w:start w:val="single" w:sz="4" w:space="0" w:color="000000"/>
@@ -1560,13 +1560,19 @@
               </w:rPr>
             </w:pPr>
             <w:r>
-              <w:rPr/>
+              <w:rPr>
+                <w:rFonts w:eastAsia="Calibri" w:cs="Calibri"/>
+                <w:b w:val="false"/>
+                <w:bCs w:val="false"/>
+                <w:sz w:val="21"/>
+                <w:szCs w:val="21"/>
+              </w:rPr>
             </w:r>
           </w:p>
         </w:tc>
         <w:tc>
           <w:tcPr>
-            <w:tcW w:w="5641" w:type="dxa"/>
+            <w:tcW w:w="5642" w:type="dxa"/>
             <w:vMerge w:val="restart"/>
             <w:tcBorders>
               <w:top w:val="single" w:sz="4" w:space="0" w:color="000000"/>
@@ -1742,7 +1748,7 @@
         </w:tc>
         <w:tc>
           <w:tcPr>
-            <w:tcW w:w="1445" w:type="dxa"/>
+            <w:tcW w:w="1444" w:type="dxa"/>
             <w:tcBorders>
               <w:top w:val="single" w:sz="4" w:space="0" w:color="000000"/>
               <w:start w:val="single" w:sz="4" w:space="0" w:color="000000"/>
@@ -1763,13 +1769,19 @@
               </w:rPr>
             </w:pPr>
             <w:r>
-              <w:rPr/>
+              <w:rPr>
+                <w:rFonts w:eastAsia="Calibri" w:cs="Calibri"/>
+                <w:b w:val="false"/>
+                <w:bCs w:val="false"/>
+                <w:sz w:val="21"/>
+                <w:szCs w:val="21"/>
+              </w:rPr>
             </w:r>
           </w:p>
         </w:tc>
         <w:tc>
           <w:tcPr>
-            <w:tcW w:w="5641" w:type="dxa"/>
+            <w:tcW w:w="5642" w:type="dxa"/>
             <w:vMerge w:val="continue"/>
             <w:tcBorders>
               <w:top w:val="single" w:sz="4" w:space="0" w:color="000000"/>
@@ -1822,7 +1834,7 @@
         </w:tc>
         <w:tc>
           <w:tcPr>
-            <w:tcW w:w="1445" w:type="dxa"/>
+            <w:tcW w:w="1444" w:type="dxa"/>
             <w:tcBorders>
               <w:top w:val="single" w:sz="4" w:space="0" w:color="000000"/>
               <w:start w:val="single" w:sz="4" w:space="0" w:color="000000"/>
@@ -1843,13 +1855,19 @@
               </w:rPr>
             </w:pPr>
             <w:r>
-              <w:rPr/>
+              <w:rPr>
+                <w:rFonts w:eastAsia="Calibri" w:cs="Calibri"/>
+                <w:b w:val="false"/>
+                <w:bCs w:val="false"/>
+                <w:sz w:val="21"/>
+                <w:szCs w:val="21"/>
+              </w:rPr>
             </w:r>
           </w:p>
         </w:tc>
         <w:tc>
           <w:tcPr>
-            <w:tcW w:w="5641" w:type="dxa"/>
+            <w:tcW w:w="5642" w:type="dxa"/>
             <w:vMerge w:val="continue"/>
             <w:tcBorders>
               <w:top w:val="single" w:sz="4" w:space="0" w:color="000000"/>
@@ -1902,7 +1920,7 @@
         </w:tc>
         <w:tc>
           <w:tcPr>
-            <w:tcW w:w="1445" w:type="dxa"/>
+            <w:tcW w:w="1444" w:type="dxa"/>
             <w:tcBorders>
               <w:top w:val="single" w:sz="4" w:space="0" w:color="000000"/>
               <w:start w:val="single" w:sz="4" w:space="0" w:color="000000"/>
@@ -1923,13 +1941,19 @@
               </w:rPr>
             </w:pPr>
             <w:r>
-              <w:rPr/>
+              <w:rPr>
+                <w:rFonts w:eastAsia="Calibri" w:cs="Calibri"/>
+                <w:b w:val="false"/>
+                <w:bCs w:val="false"/>
+                <w:sz w:val="21"/>
+                <w:szCs w:val="21"/>
+              </w:rPr>
             </w:r>
           </w:p>
         </w:tc>
         <w:tc>
           <w:tcPr>
-            <w:tcW w:w="5641" w:type="dxa"/>
+            <w:tcW w:w="5642" w:type="dxa"/>
             <w:vMerge w:val="continue"/>
             <w:tcBorders>
               <w:top w:val="single" w:sz="4" w:space="0" w:color="000000"/>
@@ -1982,7 +2006,7 @@
         </w:tc>
         <w:tc>
           <w:tcPr>
-            <w:tcW w:w="1445" w:type="dxa"/>
+            <w:tcW w:w="1444" w:type="dxa"/>
             <w:tcBorders>
               <w:top w:val="single" w:sz="4" w:space="0" w:color="000000"/>
               <w:start w:val="single" w:sz="4" w:space="0" w:color="000000"/>
@@ -2003,13 +2027,19 @@
               </w:rPr>
             </w:pPr>
             <w:r>
-              <w:rPr/>
+              <w:rPr>
+                <w:rFonts w:eastAsia="Calibri" w:cs="Calibri"/>
+                <w:b w:val="false"/>
+                <w:bCs w:val="false"/>
+                <w:sz w:val="21"/>
+                <w:szCs w:val="21"/>
+              </w:rPr>
             </w:r>
           </w:p>
         </w:tc>
         <w:tc>
           <w:tcPr>
-            <w:tcW w:w="5641" w:type="dxa"/>
+            <w:tcW w:w="5642" w:type="dxa"/>
             <w:vMerge w:val="continue"/>
             <w:tcBorders>
               <w:top w:val="single" w:sz="4" w:space="0" w:color="000000"/>
@@ -2062,7 +2092,7 @@
         </w:tc>
         <w:tc>
           <w:tcPr>
-            <w:tcW w:w="1445" w:type="dxa"/>
+            <w:tcW w:w="1444" w:type="dxa"/>
             <w:tcBorders>
               <w:top w:val="single" w:sz="4" w:space="0" w:color="000000"/>
               <w:start w:val="single" w:sz="4" w:space="0" w:color="000000"/>
@@ -2083,13 +2113,19 @@
               </w:rPr>
             </w:pPr>
             <w:r>
-              <w:rPr/>
+              <w:rPr>
+                <w:rFonts w:eastAsia="Calibri" w:cs="Calibri"/>
+                <w:b w:val="false"/>
+                <w:bCs w:val="false"/>
+                <w:sz w:val="21"/>
+                <w:szCs w:val="21"/>
+              </w:rPr>
             </w:r>
           </w:p>
         </w:tc>
         <w:tc>
           <w:tcPr>
-            <w:tcW w:w="5641" w:type="dxa"/>
+            <w:tcW w:w="5642" w:type="dxa"/>
             <w:vMerge w:val="continue"/>
             <w:tcBorders>
               <w:top w:val="single" w:sz="4" w:space="0" w:color="000000"/>
@@ -16999,7 +17035,7 @@
           <w:sz w:val="21"/>
           <w:szCs w:val="21"/>
         </w:rPr>
-        <w:t>Vickers indent pre-applied to all three mounts (same technique as Module 6) — no additional equipment needed</w:t>
+        <w:t>Vickers indent pre-applied to all three mounts (same technique as Module 6)</w:t>
       </w:r>
     </w:p>
     <w:p>
@@ -24644,8 +24680,8 @@
       <w:u w:val="single"/>
     </w:rPr>
   </w:style>
-  <w:style w:type="character" w:styleId="FootnoteCharactersuser">
-    <w:name w:val="Footnote Characters (user)"/>
+  <w:style w:type="character" w:styleId="FootnoteCharacters">
+    <w:name w:val="Footnote Characters"/>
     <w:uiPriority w:val="99"/>
     <w:semiHidden/>
     <w:unhideWhenUsed/>
@@ -24654,8 +24690,8 @@
       <w:vertAlign w:val="superscript"/>
     </w:rPr>
   </w:style>
-  <w:style w:type="character" w:styleId="FootnoteCharacters">
-    <w:name w:val="Footnote Characters"/>
+  <w:style w:type="character" w:styleId="FootnoteCharactersuser">
+    <w:name w:val="Footnote Characters (user)"/>
     <w:qFormat/>
     <w:rPr>
       <w:vertAlign w:val="superscript"/>
@@ -24679,8 +24715,8 @@
       <w:szCs w:val="20"/>
     </w:rPr>
   </w:style>
-  <w:style w:type="character" w:styleId="EndnoteCharactersuser">
-    <w:name w:val="Endnote Characters (user)"/>
+  <w:style w:type="character" w:styleId="EndnoteCharacters">
+    <w:name w:val="Endnote Characters"/>
     <w:uiPriority w:val="99"/>
     <w:semiHidden/>
     <w:unhideWhenUsed/>
@@ -24689,8 +24725,8 @@
       <w:vertAlign w:val="superscript"/>
     </w:rPr>
   </w:style>
-  <w:style w:type="character" w:styleId="EndnoteCharacters">
-    <w:name w:val="Endnote Characters"/>
+  <w:style w:type="character" w:styleId="EndnoteCharactersuser">
+    <w:name w:val="Endnote Characters (user)"/>
     <w:qFormat/>
     <w:rPr>
       <w:vertAlign w:val="superscript"/>

--- a/MECH191_metallurgy/semesterActivity/MECH191_Modules.docx
+++ b/MECH191_metallurgy/semesterActivity/MECH191_Modules.docx
@@ -393,7 +393,67 @@
           <w:sz w:val="21"/>
           <w:szCs w:val="21"/>
         </w:rPr>
-        <w:t>Complete this quiz before beginning Module 1 hands-on lab work. Use the Etchant Safety Data Sheets, PPE Reference Guide, and EXAMET-5 Microscope &amp; Etchant Reference pages to answer if needed — this is a comprehension check, not a memory test. Passing score: 80% (15 of 18 correct) at instructor discretion.</w:t>
+        <w:t xml:space="preserve">Complete this quiz before beginning Module 1 hands-on lab work. Use the Etchant Safety Data Sheets, PPE Reference Guide, and EXAMET-5 Microscope &amp; Etchant Reference pages to answer if needed — this is a comprehension check, not a memory test. Passing score: </w:t>
+      </w:r>
+      <w:r>
+        <w:rPr>
+          <w:rFonts w:eastAsia="Calibri" w:cs="Calibri"/>
+          <w:b w:val="false"/>
+          <w:bCs w:val="false"/>
+          <w:i/>
+          <w:iCs/>
+          <w:sz w:val="21"/>
+          <w:szCs w:val="21"/>
+        </w:rPr>
+        <w:t>1</w:t>
+      </w:r>
+      <w:r>
+        <w:rPr>
+          <w:rFonts w:eastAsia="Calibri" w:cs="Calibri"/>
+          <w:b w:val="false"/>
+          <w:bCs w:val="false"/>
+          <w:i/>
+          <w:iCs/>
+          <w:sz w:val="21"/>
+          <w:szCs w:val="21"/>
+        </w:rPr>
+        <w:t>0</w:t>
+      </w:r>
+      <w:r>
+        <w:rPr>
+          <w:rFonts w:eastAsia="Calibri" w:cs="Calibri"/>
+          <w:b w:val="false"/>
+          <w:bCs w:val="false"/>
+          <w:i/>
+          <w:iCs/>
+          <w:sz w:val="21"/>
+          <w:szCs w:val="21"/>
+        </w:rPr>
+        <w:t>0% (1</w:t>
+      </w:r>
+      <w:r>
+        <w:rPr>
+          <w:rFonts w:eastAsia="Calibri" w:cs="Calibri"/>
+          <w:b w:val="false"/>
+          <w:bCs w:val="false"/>
+          <w:i/>
+          <w:iCs/>
+          <w:sz w:val="21"/>
+          <w:szCs w:val="21"/>
+        </w:rPr>
+        <w:t>8</w:t>
+      </w:r>
+      <w:r>
+        <w:rPr>
+          <w:rFonts w:eastAsia="Calibri" w:cs="Calibri"/>
+          <w:b w:val="false"/>
+          <w:bCs w:val="false"/>
+          <w:i/>
+          <w:iCs/>
+          <w:sz w:val="21"/>
+          <w:szCs w:val="21"/>
+        </w:rPr>
+        <w:t xml:space="preserve"> of 18 correct) at instructor discretion.</w:t>
       </w:r>
     </w:p>
     <w:p>
@@ -1409,8 +1469,8 @@
       </w:tblPr>
       <w:tblGrid>
         <w:gridCol w:w="2268"/>
-        <w:gridCol w:w="1444"/>
-        <w:gridCol w:w="5642"/>
+        <w:gridCol w:w="1443"/>
+        <w:gridCol w:w="5643"/>
       </w:tblGrid>
       <w:tr>
         <w:trPr>
@@ -1448,7 +1508,7 @@
         </w:tc>
         <w:tc>
           <w:tcPr>
-            <w:tcW w:w="1444" w:type="dxa"/>
+            <w:tcW w:w="1443" w:type="dxa"/>
             <w:tcBorders>
               <w:top w:val="single" w:sz="4" w:space="0" w:color="000000"/>
               <w:start w:val="single" w:sz="4" w:space="0" w:color="000000"/>
@@ -1478,7 +1538,7 @@
         </w:tc>
         <w:tc>
           <w:tcPr>
-            <w:tcW w:w="5642" w:type="dxa"/>
+            <w:tcW w:w="5643" w:type="dxa"/>
             <w:tcBorders>
               <w:top w:val="single" w:sz="4" w:space="0" w:color="000000"/>
               <w:start w:val="single" w:sz="4" w:space="0" w:color="000000"/>
@@ -1539,7 +1599,7 @@
         </w:tc>
         <w:tc>
           <w:tcPr>
-            <w:tcW w:w="1444" w:type="dxa"/>
+            <w:tcW w:w="1443" w:type="dxa"/>
             <w:tcBorders>
               <w:top w:val="single" w:sz="4" w:space="0" w:color="000000"/>
               <w:start w:val="single" w:sz="4" w:space="0" w:color="000000"/>
@@ -1572,7 +1632,7 @@
         </w:tc>
         <w:tc>
           <w:tcPr>
-            <w:tcW w:w="5642" w:type="dxa"/>
+            <w:tcW w:w="5643" w:type="dxa"/>
             <w:vMerge w:val="restart"/>
             <w:tcBorders>
               <w:top w:val="single" w:sz="4" w:space="0" w:color="000000"/>
@@ -1748,7 +1808,7 @@
         </w:tc>
         <w:tc>
           <w:tcPr>
-            <w:tcW w:w="1444" w:type="dxa"/>
+            <w:tcW w:w="1443" w:type="dxa"/>
             <w:tcBorders>
               <w:top w:val="single" w:sz="4" w:space="0" w:color="000000"/>
               <w:start w:val="single" w:sz="4" w:space="0" w:color="000000"/>
@@ -1781,7 +1841,7 @@
         </w:tc>
         <w:tc>
           <w:tcPr>
-            <w:tcW w:w="5642" w:type="dxa"/>
+            <w:tcW w:w="5643" w:type="dxa"/>
             <w:vMerge w:val="continue"/>
             <w:tcBorders>
               <w:top w:val="single" w:sz="4" w:space="0" w:color="000000"/>
@@ -1834,7 +1894,7 @@
         </w:tc>
         <w:tc>
           <w:tcPr>
-            <w:tcW w:w="1444" w:type="dxa"/>
+            <w:tcW w:w="1443" w:type="dxa"/>
             <w:tcBorders>
               <w:top w:val="single" w:sz="4" w:space="0" w:color="000000"/>
               <w:start w:val="single" w:sz="4" w:space="0" w:color="000000"/>
@@ -1867,7 +1927,7 @@
         </w:tc>
         <w:tc>
           <w:tcPr>
-            <w:tcW w:w="5642" w:type="dxa"/>
+            <w:tcW w:w="5643" w:type="dxa"/>
             <w:vMerge w:val="continue"/>
             <w:tcBorders>
               <w:top w:val="single" w:sz="4" w:space="0" w:color="000000"/>
@@ -1920,7 +1980,7 @@
         </w:tc>
         <w:tc>
           <w:tcPr>
-            <w:tcW w:w="1444" w:type="dxa"/>
+            <w:tcW w:w="1443" w:type="dxa"/>
             <w:tcBorders>
               <w:top w:val="single" w:sz="4" w:space="0" w:color="000000"/>
               <w:start w:val="single" w:sz="4" w:space="0" w:color="000000"/>
@@ -1953,7 +2013,7 @@
         </w:tc>
         <w:tc>
           <w:tcPr>
-            <w:tcW w:w="5642" w:type="dxa"/>
+            <w:tcW w:w="5643" w:type="dxa"/>
             <w:vMerge w:val="continue"/>
             <w:tcBorders>
               <w:top w:val="single" w:sz="4" w:space="0" w:color="000000"/>
@@ -2006,7 +2066,7 @@
         </w:tc>
         <w:tc>
           <w:tcPr>
-            <w:tcW w:w="1444" w:type="dxa"/>
+            <w:tcW w:w="1443" w:type="dxa"/>
             <w:tcBorders>
               <w:top w:val="single" w:sz="4" w:space="0" w:color="000000"/>
               <w:start w:val="single" w:sz="4" w:space="0" w:color="000000"/>
@@ -2039,7 +2099,7 @@
         </w:tc>
         <w:tc>
           <w:tcPr>
-            <w:tcW w:w="5642" w:type="dxa"/>
+            <w:tcW w:w="5643" w:type="dxa"/>
             <w:vMerge w:val="continue"/>
             <w:tcBorders>
               <w:top w:val="single" w:sz="4" w:space="0" w:color="000000"/>
@@ -2092,7 +2152,7 @@
         </w:tc>
         <w:tc>
           <w:tcPr>
-            <w:tcW w:w="1444" w:type="dxa"/>
+            <w:tcW w:w="1443" w:type="dxa"/>
             <w:tcBorders>
               <w:top w:val="single" w:sz="4" w:space="0" w:color="000000"/>
               <w:start w:val="single" w:sz="4" w:space="0" w:color="000000"/>
@@ -2125,7 +2185,7 @@
         </w:tc>
         <w:tc>
           <w:tcPr>
-            <w:tcW w:w="5642" w:type="dxa"/>
+            <w:tcW w:w="5643" w:type="dxa"/>
             <w:vMerge w:val="continue"/>
             <w:tcBorders>
               <w:top w:val="single" w:sz="4" w:space="0" w:color="000000"/>
@@ -24680,8 +24740,8 @@
       <w:u w:val="single"/>
     </w:rPr>
   </w:style>
-  <w:style w:type="character" w:styleId="FootnoteCharacters">
-    <w:name w:val="Footnote Characters"/>
+  <w:style w:type="character" w:styleId="FootnoteCharactersuser">
+    <w:name w:val="Footnote Characters (user)"/>
     <w:uiPriority w:val="99"/>
     <w:semiHidden/>
     <w:unhideWhenUsed/>
@@ -24690,8 +24750,8 @@
       <w:vertAlign w:val="superscript"/>
     </w:rPr>
   </w:style>
-  <w:style w:type="character" w:styleId="FootnoteCharactersuser">
-    <w:name w:val="Footnote Characters (user)"/>
+  <w:style w:type="character" w:styleId="FootnoteCharacters">
+    <w:name w:val="Footnote Characters"/>
     <w:qFormat/>
     <w:rPr>
       <w:vertAlign w:val="superscript"/>
@@ -24715,8 +24775,8 @@
       <w:szCs w:val="20"/>
     </w:rPr>
   </w:style>
-  <w:style w:type="character" w:styleId="EndnoteCharacters">
-    <w:name w:val="Endnote Characters"/>
+  <w:style w:type="character" w:styleId="EndnoteCharactersuser">
+    <w:name w:val="Endnote Characters (user)"/>
     <w:uiPriority w:val="99"/>
     <w:semiHidden/>
     <w:unhideWhenUsed/>
@@ -24725,8 +24785,8 @@
       <w:vertAlign w:val="superscript"/>
     </w:rPr>
   </w:style>
-  <w:style w:type="character" w:styleId="EndnoteCharactersuser">
-    <w:name w:val="Endnote Characters (user)"/>
+  <w:style w:type="character" w:styleId="EndnoteCharacters">
+    <w:name w:val="Endnote Characters"/>
     <w:qFormat/>
     <w:rPr>
       <w:vertAlign w:val="superscript"/>

--- a/MECH191_metallurgy/semesterActivity/MECH191_Modules.docx
+++ b/MECH191_metallurgy/semesterActivity/MECH191_Modules.docx
@@ -393,67 +393,7 @@
           <w:sz w:val="21"/>
           <w:szCs w:val="21"/>
         </w:rPr>
-        <w:t xml:space="preserve">Complete this quiz before beginning Module 1 hands-on lab work. Use the Etchant Safety Data Sheets, PPE Reference Guide, and EXAMET-5 Microscope &amp; Etchant Reference pages to answer if needed — this is a comprehension check, not a memory test. Passing score: </w:t>
-      </w:r>
-      <w:r>
-        <w:rPr>
-          <w:rFonts w:eastAsia="Calibri" w:cs="Calibri"/>
-          <w:b w:val="false"/>
-          <w:bCs w:val="false"/>
-          <w:i/>
-          <w:iCs/>
-          <w:sz w:val="21"/>
-          <w:szCs w:val="21"/>
-        </w:rPr>
-        <w:t>1</w:t>
-      </w:r>
-      <w:r>
-        <w:rPr>
-          <w:rFonts w:eastAsia="Calibri" w:cs="Calibri"/>
-          <w:b w:val="false"/>
-          <w:bCs w:val="false"/>
-          <w:i/>
-          <w:iCs/>
-          <w:sz w:val="21"/>
-          <w:szCs w:val="21"/>
-        </w:rPr>
-        <w:t>0</w:t>
-      </w:r>
-      <w:r>
-        <w:rPr>
-          <w:rFonts w:eastAsia="Calibri" w:cs="Calibri"/>
-          <w:b w:val="false"/>
-          <w:bCs w:val="false"/>
-          <w:i/>
-          <w:iCs/>
-          <w:sz w:val="21"/>
-          <w:szCs w:val="21"/>
-        </w:rPr>
-        <w:t>0% (1</w:t>
-      </w:r>
-      <w:r>
-        <w:rPr>
-          <w:rFonts w:eastAsia="Calibri" w:cs="Calibri"/>
-          <w:b w:val="false"/>
-          <w:bCs w:val="false"/>
-          <w:i/>
-          <w:iCs/>
-          <w:sz w:val="21"/>
-          <w:szCs w:val="21"/>
-        </w:rPr>
-        <w:t>8</w:t>
-      </w:r>
-      <w:r>
-        <w:rPr>
-          <w:rFonts w:eastAsia="Calibri" w:cs="Calibri"/>
-          <w:b w:val="false"/>
-          <w:bCs w:val="false"/>
-          <w:i/>
-          <w:iCs/>
-          <w:sz w:val="21"/>
-          <w:szCs w:val="21"/>
-        </w:rPr>
-        <w:t xml:space="preserve"> of 18 correct) at instructor discretion.</w:t>
+        <w:t xml:space="preserve">Complete this quiz before beginning Module 1 hands-on lab work. Use the Etchant Safety Data Sheets, PPE Reference Guide, and EXAMET-5 Microscope &amp; Etchant Reference pages to answer if needed — this is a comprehension check, not a memory test. Passing score: 100% (18 of 18 correct) at instructor discretion.</w:t>
       </w:r>
     </w:p>
     <w:p>
@@ -1727,7 +1667,7 @@
                 <w:sz w:val="21"/>
                 <w:szCs w:val="21"/>
               </w:rPr>
-              <w:t>D.  Aluminum (6061, 6063, 5052, 2024)</w:t>
+              <w:t>D.  Aluminum (6061-T6, 2024-T3, 5086)</w:t>
             </w:r>
           </w:p>
           <w:p>
@@ -3846,14 +3786,7 @@
           <w:sz w:val="21"/>
           <w:szCs w:val="21"/>
         </w:rPr>
-        <w:t xml:space="preserve">☐  </w:t>
-      </w:r>
-      <w:r>
-        <w:rPr>
-          <w:sz w:val="21"/>
-          <w:szCs w:val="21"/>
-        </w:rPr>
-        <w:t>Grain boundary network visible  (50×)</w:t>
+        <w:t xml:space="preserve">☐  Grain boundary network visible  (50×)</w:t>
       </w:r>
     </w:p>
     <w:p>
@@ -3868,14 +3801,7 @@
           <w:sz w:val="21"/>
           <w:szCs w:val="21"/>
         </w:rPr>
-        <w:t xml:space="preserve">☐  </w:t>
-      </w:r>
-      <w:r>
-        <w:rPr>
-          <w:sz w:val="21"/>
-          <w:szCs w:val="21"/>
-        </w:rPr>
-        <w:t>Equiaxed grain shape confirmed  (100×)</w:t>
+        <w:t xml:space="preserve">☐  Equiaxed grain shape confirmed  (100×)</w:t>
       </w:r>
     </w:p>
     <w:p>
@@ -3890,14 +3816,7 @@
           <w:sz w:val="21"/>
           <w:szCs w:val="21"/>
         </w:rPr>
-        <w:t xml:space="preserve">☐  </w:t>
-      </w:r>
-      <w:r>
-        <w:rPr>
-          <w:sz w:val="21"/>
-          <w:szCs w:val="21"/>
-        </w:rPr>
-        <w:t>Grain orientation contrast (light/dark grains)  (100×)</w:t>
+        <w:t xml:space="preserve">☐  Grain orientation contrast (light/dark grains)  (100×)</w:t>
       </w:r>
     </w:p>
     <w:p>
@@ -3912,14 +3831,7 @@
           <w:sz w:val="21"/>
           <w:szCs w:val="21"/>
         </w:rPr>
-        <w:t xml:space="preserve">☐  </w:t>
-      </w:r>
-      <w:r>
-        <w:rPr>
-          <w:sz w:val="21"/>
-          <w:szCs w:val="21"/>
-        </w:rPr>
-        <w:t>MnS inclusion stringers (gray, elongated)  (500×)</w:t>
+        <w:t xml:space="preserve">☐  MnS inclusion stringers (gray, elongated)  (500×)</w:t>
       </w:r>
       <w:r>
         <w:br w:type="page"/>
@@ -4954,14 +4866,7 @@
           <w:sz w:val="21"/>
           <w:szCs w:val="21"/>
         </w:rPr>
-        <w:t xml:space="preserve">☐  </w:t>
-      </w:r>
-      <w:r>
-        <w:rPr>
-          <w:sz w:val="21"/>
-          <w:szCs w:val="21"/>
-        </w:rPr>
-        <w:t>White ferrite grains visible (A vs B comparison)  (100×)</w:t>
+        <w:t xml:space="preserve">☐  White ferrite grains visible (A vs B comparison)  (100×)</w:t>
       </w:r>
     </w:p>
     <w:p>
@@ -4976,14 +4881,7 @@
           <w:sz w:val="21"/>
           <w:szCs w:val="21"/>
         </w:rPr>
-        <w:t xml:space="preserve">☐  </w:t>
-      </w:r>
-      <w:r>
-        <w:rPr>
-          <w:sz w:val="21"/>
-          <w:szCs w:val="21"/>
-        </w:rPr>
-        <w:t>Dark pearlite colonies visible  (100×)</w:t>
+        <w:t xml:space="preserve">☐  Dark pearlite colonies visible  (100×)</w:t>
       </w:r>
     </w:p>
     <w:p>
@@ -4998,14 +4896,7 @@
           <w:sz w:val="21"/>
           <w:szCs w:val="21"/>
         </w:rPr>
-        <w:t xml:space="preserve">☐  </w:t>
-      </w:r>
-      <w:r>
-        <w:rPr>
-          <w:sz w:val="21"/>
-          <w:szCs w:val="21"/>
-        </w:rPr>
-        <w:t>Square Vickers indent visible on Specimen B  (100×)</w:t>
+        <w:t xml:space="preserve">☐  Square Vickers indent visible on Specimen B  (100×)</w:t>
       </w:r>
     </w:p>
     <w:p>
@@ -5020,14 +4911,7 @@
           <w:sz w:val="21"/>
           <w:szCs w:val="21"/>
         </w:rPr>
-        <w:t xml:space="preserve">☐  </w:t>
-      </w:r>
-      <w:r>
-        <w:rPr>
-          <w:sz w:val="21"/>
-          <w:szCs w:val="21"/>
-        </w:rPr>
-        <w:t>Both diagonals of indent measurable  (100×)</w:t>
+        <w:t xml:space="preserve">☐  Both diagonals of indent measurable  (100×)</w:t>
       </w:r>
     </w:p>
     <w:p>
@@ -5042,14 +4926,7 @@
           <w:sz w:val="21"/>
           <w:szCs w:val="21"/>
         </w:rPr>
-        <w:t xml:space="preserve">☐  </w:t>
-      </w:r>
-      <w:r>
-        <w:rPr>
-          <w:sz w:val="21"/>
-          <w:szCs w:val="21"/>
-        </w:rPr>
-        <w:t>Lamellar pearlite lamellae resolvable  (500×)</w:t>
+        <w:t xml:space="preserve">☐  Lamellar pearlite lamellae resolvable  (500×)</w:t>
       </w:r>
       <w:r>
         <w:br w:type="page"/>
@@ -6066,14 +5943,7 @@
           <w:sz w:val="21"/>
           <w:szCs w:val="21"/>
         </w:rPr>
-        <w:t xml:space="preserve">☐  </w:t>
-      </w:r>
-      <w:r>
-        <w:rPr>
-          <w:sz w:val="21"/>
-          <w:szCs w:val="21"/>
-        </w:rPr>
-        <w:t>Predominantly ferrite + minor pearlite (1018)  (100×)</w:t>
+        <w:t xml:space="preserve">☐  Predominantly ferrite + minor pearlite (1018)  (100×)</w:t>
       </w:r>
     </w:p>
     <w:p>
@@ -6088,14 +5958,7 @@
           <w:sz w:val="21"/>
           <w:szCs w:val="21"/>
         </w:rPr>
-        <w:t xml:space="preserve">☐  </w:t>
-      </w:r>
-      <w:r>
-        <w:rPr>
-          <w:sz w:val="21"/>
-          <w:szCs w:val="21"/>
-        </w:rPr>
-        <w:t>Roughly equal ferrite/pearlite (1045)  (100×)</w:t>
+        <w:t xml:space="preserve">☐  Roughly equal ferrite/pearlite (1045)  (100×)</w:t>
       </w:r>
     </w:p>
     <w:p>
@@ -6110,14 +5973,7 @@
           <w:sz w:val="21"/>
           <w:szCs w:val="21"/>
         </w:rPr>
-        <w:t xml:space="preserve">☐  </w:t>
-      </w:r>
-      <w:r>
-        <w:rPr>
-          <w:sz w:val="21"/>
-          <w:szCs w:val="21"/>
-        </w:rPr>
-        <w:t>Dominant pearlite with thin ferrite network (1075)  (100×)</w:t>
+        <w:t xml:space="preserve">☐  Dominant pearlite with thin ferrite network (1075)  (100×)</w:t>
       </w:r>
     </w:p>
     <w:p>
@@ -6132,14 +5988,7 @@
           <w:sz w:val="21"/>
           <w:szCs w:val="21"/>
         </w:rPr>
-        <w:t xml:space="preserve">☐  </w:t>
-      </w:r>
-      <w:r>
-        <w:rPr>
-          <w:sz w:val="21"/>
-          <w:szCs w:val="21"/>
-        </w:rPr>
-        <w:t>Pearlite lamellae resolvable across all three specimens  (500×)</w:t>
+        <w:t xml:space="preserve">☐  Pearlite lamellae resolvable across all three specimens  (500×)</w:t>
       </w:r>
       <w:r>
         <w:br w:type="page"/>
@@ -7156,14 +7005,7 @@
           <w:sz w:val="21"/>
           <w:szCs w:val="21"/>
         </w:rPr>
-        <w:t xml:space="preserve">☐  </w:t>
-      </w:r>
-      <w:r>
-        <w:rPr>
-          <w:sz w:val="21"/>
-          <w:szCs w:val="21"/>
-        </w:rPr>
-        <w:t>Equiaxed austenite grains, 304 (Specimen D)  (100×)</w:t>
+        <w:t xml:space="preserve">☐  Equiaxed austenite grains, 304 (Specimen D)  (100×)</w:t>
       </w:r>
     </w:p>
     <w:p>
@@ -7178,14 +7020,7 @@
           <w:sz w:val="21"/>
           <w:szCs w:val="21"/>
         </w:rPr>
-        <w:t xml:space="preserve">☐  </w:t>
-      </w:r>
-      <w:r>
-        <w:rPr>
-          <w:sz w:val="21"/>
-          <w:szCs w:val="21"/>
-        </w:rPr>
-        <w:t>Equiaxed austenite grains, 316 (Specimen E)  (100×)</w:t>
+        <w:t xml:space="preserve">☐  Equiaxed austenite grains, 316 (Specimen E)  (100×)</w:t>
       </w:r>
     </w:p>
     <w:p>
@@ -7200,14 +7035,7 @@
           <w:sz w:val="21"/>
           <w:szCs w:val="21"/>
         </w:rPr>
-        <w:t xml:space="preserve">☐  </w:t>
-      </w:r>
-      <w:r>
-        <w:rPr>
-          <w:sz w:val="21"/>
-          <w:szCs w:val="21"/>
-        </w:rPr>
-        <w:t>Straight annealing twin bands crossing multiple grains (D, E)  (100×)</w:t>
+        <w:t xml:space="preserve">☐  Straight annealing twin bands crossing multiple grains (D, E)  (100×)</w:t>
       </w:r>
     </w:p>
     <w:p>
@@ -7222,14 +7050,7 @@
           <w:sz w:val="21"/>
           <w:szCs w:val="21"/>
         </w:rPr>
-        <w:t xml:space="preserve">☐  </w:t>
-      </w:r>
-      <w:r>
-        <w:rPr>
-          <w:sz w:val="21"/>
-          <w:szCs w:val="21"/>
-        </w:rPr>
-        <w:t>Martensitic matrix, no twinning (17-4PH, Specimen F)  (100×)</w:t>
+        <w:t xml:space="preserve">☐  Martensitic matrix, no twinning (17-4PH, Specimen F)  (100×)</w:t>
       </w:r>
     </w:p>
     <w:p>
@@ -7244,14 +7065,7 @@
           <w:sz w:val="21"/>
           <w:szCs w:val="21"/>
         </w:rPr>
-        <w:t xml:space="preserve">☐  </w:t>
-      </w:r>
-      <w:r>
-        <w:rPr>
-          <w:sz w:val="21"/>
-          <w:szCs w:val="21"/>
-        </w:rPr>
-        <w:t>Fine precipitate distribution (Specimen F)  (500×)</w:t>
+        <w:t xml:space="preserve">☐  Fine precipitate distribution (Specimen F)  (500×)</w:t>
       </w:r>
       <w:r>
         <w:br w:type="page"/>
@@ -8232,14 +8046,7 @@
           <w:sz w:val="21"/>
           <w:szCs w:val="21"/>
         </w:rPr>
-        <w:t xml:space="preserve">☐  </w:t>
-      </w:r>
-      <w:r>
-        <w:rPr>
-          <w:sz w:val="21"/>
-          <w:szCs w:val="21"/>
-        </w:rPr>
-        <w:t>Equiaxed aluminum grains (6061-T6, Specimen G)  (100×)</w:t>
+        <w:t xml:space="preserve">☐  Equiaxed aluminum grains (6061-T6, Specimen G)  (100×)</w:t>
       </w:r>
     </w:p>
     <w:p>
@@ -8254,14 +8061,7 @@
           <w:sz w:val="21"/>
           <w:szCs w:val="21"/>
         </w:rPr>
-        <w:t xml:space="preserve">☐  </w:t>
-      </w:r>
-      <w:r>
-        <w:rPr>
-          <w:sz w:val="21"/>
-          <w:szCs w:val="21"/>
-        </w:rPr>
-        <w:t>Fine dark Mg₂Si precipitate dots  (500×)</w:t>
+        <w:t xml:space="preserve">☐  Fine dark Mg₂Si precipitate dots  (500×)</w:t>
       </w:r>
     </w:p>
     <w:p>
@@ -8276,14 +8076,7 @@
           <w:sz w:val="21"/>
           <w:szCs w:val="21"/>
         </w:rPr>
-        <w:t xml:space="preserve">☐  </w:t>
-      </w:r>
-      <w:r>
-        <w:rPr>
-          <w:sz w:val="21"/>
-          <w:szCs w:val="21"/>
-        </w:rPr>
-        <w:t>Very prominent annealing twins in brass (Specimen K, almost every grain)  (40–100×)</w:t>
+        <w:t xml:space="preserve">☐  Very prominent annealing twins in brass (Specimen K, almost every grain)  (40–100×)</w:t>
       </w:r>
     </w:p>
     <w:p>
@@ -8298,14 +8091,7 @@
           <w:sz w:val="21"/>
           <w:szCs w:val="21"/>
         </w:rPr>
-        <w:t xml:space="preserve">☐  </w:t>
-      </w:r>
-      <w:r>
-        <w:rPr>
-          <w:sz w:val="21"/>
-          <w:szCs w:val="21"/>
-        </w:rPr>
-        <w:t>Multiple parallel twin bands per grain (brass)  (500×)</w:t>
+        <w:t xml:space="preserve">☐  Multiple parallel twin bands per grain (brass)  (500×)</w:t>
       </w:r>
       <w:r>
         <w:br w:type="page"/>
@@ -9304,14 +9090,7 @@
           <w:sz w:val="21"/>
           <w:szCs w:val="21"/>
         </w:rPr>
-        <w:t xml:space="preserve">☐  </w:t>
-      </w:r>
-      <w:r>
-        <w:rPr>
-          <w:sz w:val="21"/>
-          <w:szCs w:val="21"/>
-        </w:rPr>
-        <w:t>Grain boundaries countable at 100× (intercept method)  (100×)</w:t>
+        <w:t xml:space="preserve">☐  Grain boundaries countable at 100× (intercept method)  (100×)</w:t>
       </w:r>
     </w:p>
     <w:p>
@@ -9326,14 +9105,7 @@
           <w:sz w:val="21"/>
           <w:szCs w:val="21"/>
         </w:rPr>
-        <w:t xml:space="preserve">☐  </w:t>
-      </w:r>
-      <w:r>
-        <w:rPr>
-          <w:sz w:val="21"/>
-          <w:szCs w:val="21"/>
-        </w:rPr>
-        <w:t>Square Vickers indent with both diagonals measurable  (100×)</w:t>
+        <w:t xml:space="preserve">☐  Square Vickers indent with both diagonals measurable  (100×)</w:t>
       </w:r>
     </w:p>
     <w:p>
@@ -9348,14 +9120,7 @@
           <w:sz w:val="21"/>
           <w:szCs w:val="21"/>
         </w:rPr>
-        <w:t xml:space="preserve">☐  </w:t>
-      </w:r>
-      <w:r>
-        <w:rPr>
-          <w:sz w:val="21"/>
-          <w:szCs w:val="21"/>
-        </w:rPr>
-        <w:t>Plastic zone around indent (disturbed grain boundaries)  (100×)</w:t>
+        <w:t xml:space="preserve">☐  Plastic zone around indent (disturbed grain boundaries)  (100×)</w:t>
       </w:r>
     </w:p>
     <w:p>
@@ -9370,14 +9135,7 @@
           <w:sz w:val="21"/>
           <w:szCs w:val="21"/>
         </w:rPr>
-        <w:t xml:space="preserve">☐  </w:t>
-      </w:r>
-      <w:r>
-        <w:rPr>
-          <w:sz w:val="21"/>
-          <w:szCs w:val="21"/>
-        </w:rPr>
-        <w:t>Grain size noticeably different between A and B  (100×)</w:t>
+        <w:t xml:space="preserve">☐  Grain size noticeably different between A and B  (100×)</w:t>
       </w:r>
       <w:r>
         <w:br w:type="page"/>
@@ -10376,14 +10134,7 @@
           <w:sz w:val="21"/>
           <w:szCs w:val="21"/>
         </w:rPr>
-        <w:t xml:space="preserve">☐  </w:t>
-      </w:r>
-      <w:r>
-        <w:rPr>
-          <w:sz w:val="21"/>
-          <w:szCs w:val="21"/>
-        </w:rPr>
-        <w:t>Surface or near-surface void/pore located (Specimen A)  (40–100×)</w:t>
+        <w:t xml:space="preserve">☐  Surface or near-surface void/pore located (Specimen A)  (40–100×)</w:t>
       </w:r>
     </w:p>
     <w:p>
@@ -10398,14 +10149,7 @@
           <w:sz w:val="21"/>
           <w:szCs w:val="21"/>
         </w:rPr>
-        <w:t xml:space="preserve">☐  </w:t>
-      </w:r>
-      <w:r>
-        <w:rPr>
-          <w:sz w:val="21"/>
-          <w:szCs w:val="21"/>
-        </w:rPr>
-        <w:t>Elongated MnS inclusion aligned with rolling direction (Specimen A)  (100×)</w:t>
+        <w:t xml:space="preserve">☐  Elongated MnS inclusion aligned with rolling direction (Specimen A)  (100×)</w:t>
       </w:r>
     </w:p>
     <w:p>
@@ -10420,14 +10164,7 @@
           <w:sz w:val="21"/>
           <w:szCs w:val="21"/>
         </w:rPr>
-        <w:t xml:space="preserve">☐  </w:t>
-      </w:r>
-      <w:r>
-        <w:rPr>
-          <w:sz w:val="21"/>
-          <w:szCs w:val="21"/>
-        </w:rPr>
-        <w:t>Discrete lead particles identified in Specimen L, distinguished from a true defect  (100×)</w:t>
+        <w:t xml:space="preserve">☐  Discrete lead particles identified in Specimen L, distinguished from a true defect  (100×)</w:t>
       </w:r>
     </w:p>
     <w:p>
@@ -10442,14 +10179,7 @@
           <w:sz w:val="21"/>
           <w:szCs w:val="21"/>
         </w:rPr>
-        <w:t xml:space="preserve">☐  </w:t>
-      </w:r>
-      <w:r>
-        <w:rPr>
-          <w:sz w:val="21"/>
-          <w:szCs w:val="21"/>
-        </w:rPr>
-        <w:t>General surface condition of Specimen P noted (standard polish, no destructive prep)  (50×)</w:t>
+        <w:t xml:space="preserve">☐  General surface condition of Specimen P noted (standard polish, no destructive prep)  (50×)</w:t>
       </w:r>
       <w:r>
         <w:br w:type="page"/>
@@ -11412,14 +11142,7 @@
           <w:sz w:val="21"/>
           <w:szCs w:val="21"/>
         </w:rPr>
-        <w:t xml:space="preserve">☐  </w:t>
-      </w:r>
-      <w:r>
-        <w:rPr>
-          <w:sz w:val="21"/>
-          <w:szCs w:val="21"/>
-        </w:rPr>
-        <w:t>Grain boundaries consistently resolvable (three test lines)  (100×)</w:t>
+        <w:t xml:space="preserve">☐  Grain boundaries consistently resolvable (three test lines)  (100×)</w:t>
       </w:r>
     </w:p>
     <w:p>
@@ -11434,14 +11157,7 @@
           <w:sz w:val="21"/>
           <w:szCs w:val="21"/>
         </w:rPr>
-        <w:t xml:space="preserve">☐  </w:t>
-      </w:r>
-      <w:r>
-        <w:rPr>
-          <w:sz w:val="21"/>
-          <w:szCs w:val="21"/>
-        </w:rPr>
-        <w:t>Type A inclusions (sulfide stringers) identified  (100×)</w:t>
+        <w:t xml:space="preserve">☐  Type A inclusions (sulfide stringers) identified  (100×)</w:t>
       </w:r>
     </w:p>
     <w:p>
@@ -11456,14 +11172,7 @@
           <w:sz w:val="21"/>
           <w:szCs w:val="21"/>
         </w:rPr>
-        <w:t xml:space="preserve">☐  </w:t>
-      </w:r>
-      <w:r>
-        <w:rPr>
-          <w:sz w:val="21"/>
-          <w:szCs w:val="21"/>
-        </w:rPr>
-        <w:t>Type B, C, or D inclusions noted (if present)  (100×)</w:t>
+        <w:t xml:space="preserve">☐  Type B, C, or D inclusions noted (if present)  (100×)</w:t>
       </w:r>
     </w:p>
     <w:p>
@@ -11478,14 +11187,7 @@
           <w:sz w:val="21"/>
           <w:szCs w:val="21"/>
         </w:rPr>
-        <w:t xml:space="preserve">☐  </w:t>
-      </w:r>
-      <w:r>
-        <w:rPr>
-          <w:sz w:val="21"/>
-          <w:szCs w:val="21"/>
-        </w:rPr>
-        <w:t>Inclusion severity rated Thin or Heavy vs. chart  (100×)</w:t>
+        <w:t xml:space="preserve">☐  Inclusion severity rated Thin or Heavy vs. chart  (100×)</w:t>
       </w:r>
       <w:r>
         <w:br w:type="page"/>
@@ -12127,7 +11829,7 @@
           <w:sz w:val="21"/>
           <w:szCs w:val="21"/>
         </w:rPr>
-        <w:t>J – 2024 aluminum alloy</w:t>
+        <w:t>J – 2024-T3 aluminum alloy</w:t>
       </w:r>
     </w:p>
     <w:p>
@@ -12502,14 +12204,7 @@
           <w:sz w:val="21"/>
           <w:szCs w:val="21"/>
         </w:rPr>
-        <w:t xml:space="preserve">☐  </w:t>
-      </w:r>
-      <w:r>
-        <w:rPr>
-          <w:sz w:val="21"/>
-          <w:szCs w:val="21"/>
-        </w:rPr>
-        <w:t>Equiaxed grain structure visible in both specimens  (50×)</w:t>
+        <w:t xml:space="preserve">☐  Equiaxed grain structure visible in both specimens  (50×)</w:t>
       </w:r>
     </w:p>
     <w:p>
@@ -12524,14 +12219,7 @@
           <w:sz w:val="21"/>
           <w:szCs w:val="21"/>
         </w:rPr>
-        <w:t xml:space="preserve">☐  </w:t>
-      </w:r>
-      <w:r>
-        <w:rPr>
-          <w:sz w:val="21"/>
-          <w:szCs w:val="21"/>
-        </w:rPr>
-        <w:t>Constituent particles identified in Specimen G (6061)  (500×)</w:t>
+        <w:t xml:space="preserve">☐  Constituent particles identified in Specimen G (6061)  (500×)</w:t>
       </w:r>
     </w:p>
     <w:p>
@@ -12546,14 +12234,7 @@
           <w:sz w:val="21"/>
           <w:szCs w:val="21"/>
         </w:rPr>
-        <w:t xml:space="preserve">☐  </w:t>
-      </w:r>
-      <w:r>
-        <w:rPr>
-          <w:sz w:val="21"/>
-          <w:szCs w:val="21"/>
-        </w:rPr>
-        <w:t>Constituent particles identified in Specimen J (2024)  (500×)</w:t>
+        <w:t xml:space="preserve">☐  Constituent particles identified in Specimen J (2024-T3)  (500×)</w:t>
       </w:r>
     </w:p>
     <w:p>
@@ -12568,14 +12249,7 @@
           <w:sz w:val="21"/>
           <w:szCs w:val="21"/>
         </w:rPr>
-        <w:t xml:space="preserve">☐  </w:t>
-      </w:r>
-      <w:r>
-        <w:rPr>
-          <w:sz w:val="21"/>
-          <w:szCs w:val="21"/>
-        </w:rPr>
-        <w:t>Relative particle size/density compared between G and J  (500×)</w:t>
+        <w:t xml:space="preserve">☐  Relative particle size/density compared between G and J  (500×)</w:t>
       </w:r>
     </w:p>
     <w:p>
@@ -12590,14 +12264,7 @@
           <w:sz w:val="21"/>
           <w:szCs w:val="21"/>
         </w:rPr>
-        <w:t xml:space="preserve">☐  </w:t>
-      </w:r>
-      <w:r>
-        <w:rPr>
-          <w:sz w:val="21"/>
-          <w:szCs w:val="21"/>
-        </w:rPr>
-        <w:t>Grain boundary and twin structure noted in both  (100×)</w:t>
+        <w:t xml:space="preserve">☐  Grain boundary and twin structure noted in both  (100×)</w:t>
       </w:r>
     </w:p>
     <w:p>
@@ -12612,14 +12279,7 @@
           <w:sz w:val="21"/>
           <w:szCs w:val="21"/>
         </w:rPr>
-        <w:t xml:space="preserve">☐  </w:t>
-      </w:r>
-      <w:r>
-        <w:rPr>
-          <w:sz w:val="21"/>
-          <w:szCs w:val="21"/>
-        </w:rPr>
-        <w:t>Square Vickers indent with both diagonals measurable (G and J)  (500×)</w:t>
+        <w:t xml:space="preserve">☐  Square Vickers indent with both diagonals measurable (G and J)  (500×)</w:t>
       </w:r>
       <w:r>
         <w:br w:type="page"/>
@@ -13235,6 +12895,63 @@
       <w:r>
         <w:rPr/>
       </w:r>
+    </w:p>
+    <w:p>
+      <w:pPr>
+        <w:pStyle w:val="Normal"/>
+        <w:keepNext w:val="true"/>
+        <w:keepLines/>
+        <w:spacing w:before="200" w:after="60"/>
+        <w:rPr/>
+      </w:pPr>
+      <w:r>
+        <w:rPr>
+          <w:b/>
+          <w:bCs/>
+          <w:color w:val="1F4E79"/>
+          <w:sz w:val="21"/>
+          <w:szCs w:val="21"/>
+        </w:rPr>
+        <w:t xml:space="preserve">C3.  </w:t>
+      </w:r>
+      <w:r>
+        <w:rPr>
+          <w:sz w:val="21"/>
+          <w:szCs w:val="21"/>
+        </w:rPr>
+        <w:t>Your G specimen is 6061-T6 (artificially aged to peak strength); your J specimen is 2024-T3 (only naturally aged at room temperature, plus cold work). 2024 ages usefully at room temperature; 6xxx alloys like 6061 need an artificial aging step to reach a useful strength. Given that difference in natural-aging behavior, why does it make sense that 2024 sheet commonly ships as T3/T4 while 6061 commonly ships as T6?</w:t>
+      </w:r>
+    </w:p>
+    <w:p>
+      <w:pPr>
+        <w:pStyle w:val="Normal"/>
+        <w:keepNext w:val="true"/>
+        <w:spacing w:before="0" w:after="20"/>
+        <w:rPr/>
+      </w:pPr>
+      <w:r>
+        <w:rPr>
+          <w:i/>
+          <w:iCs/>
+          <w:color w:val="555555"/>
+          <w:sz w:val="19"/>
+          <w:szCs w:val="19"/>
+        </w:rPr>
+        <w:t>Answer:</w:t>
+      </w:r>
+    </w:p>
+    <w:p>
+      <w:pPr>
+        <w:pStyle w:val="Normal"/>
+        <w:pBdr>
+          <w:bottom w:val="single" w:sz="4" w:space="1" w:color="AAAAAA"/>
+        </w:pBdr>
+        <w:spacing w:before="3600" w:after="240"/>
+        <w:rPr/>
+      </w:pPr>
+      <w:r>
+        <w:rPr/>
+      </w:r>
       <w:r>
         <w:br w:type="page"/>
       </w:r>
@@ -13266,7 +12983,7 @@
           <w:sz w:val="26"/>
           <w:szCs w:val="26"/>
         </w:rPr>
-        <w:t>Aluminum Alloys for Forming Applications</w:t>
+        <w:t>Aluminum Alloys: Heat-Treatable vs. Weldable Structural Grades</w:t>
       </w:r>
     </w:p>
     <w:p>
@@ -13283,7 +13000,7 @@
           <w:sz w:val="21"/>
           <w:szCs w:val="21"/>
         </w:rPr>
-        <w:t>Alloy selection for a forming process is driven as much by how an alloy responds to deformation as by its final strength. 6063 is formulated specifically for extrudability and surface finish — the standard choice for architectural window and door sections. 5052 is a non-heat-treatable Al-Mg alloy prized for its formability in sheet stampings and its corrosion resistance in marine environments. Comparing the two shows how composition is chosen around a manufacturing process, not just a target strength. You'll also take HV readings on H and I, adding two more points to the hardness dataset you started in Modules 6 and 9.</w:t>
+        <w:t>Alloy selection is driven by more than peak strength — how an alloy performs after fabrication matters just as much. 6061-T6 reaches its strength through Mg₂Si precipitation, but welding (or anything that heats the joint above the aging temperature) dissolves and coarsens that precipitate structure, softening the heat-affected zone. 5086 is a non-heat-treatable Al-Mg alloy that gets its strength entirely from magnesium in solid solution — with no precipitate structure to disrupt, it keeps its strength through a weld thermal cycle far better than 6061-T6 does, which is why welded aluminum structures (boat hulls, tanks, weldments) lean on 5xxx alloys almost exclusively. You'll revisit G and take your first HV reading on I, adding a new point to the hardness dataset you started in Modules 6 and 9.</w:t>
       </w:r>
     </w:p>
     <w:p>
@@ -13318,7 +13035,7 @@
           <w:sz w:val="21"/>
           <w:szCs w:val="21"/>
         </w:rPr>
-        <w:t>H – 6063 aluminum alloy</w:t>
+        <w:t>G – 6061-T6 aluminum alloy (revisit, Modules 5 &amp; 9)</w:t>
       </w:r>
     </w:p>
     <w:p>
@@ -13336,7 +13053,7 @@
           <w:sz w:val="21"/>
           <w:szCs w:val="21"/>
         </w:rPr>
-        <w:t>I – 5052 aluminum alloy</w:t>
+        <w:t>I – 5086 aluminum alloy</w:t>
       </w:r>
     </w:p>
     <w:p>
@@ -13425,7 +13142,7 @@
           <w:sz w:val="21"/>
           <w:szCs w:val="21"/>
         </w:rPr>
-        <w:t>500× – Vickers indent diagonal measurement (H, I)</w:t>
+        <w:t>500× – Vickers indent diagonal measurement (G, I)</w:t>
       </w:r>
     </w:p>
     <w:p>
@@ -13502,7 +13219,7 @@
           <w:sz w:val="21"/>
           <w:szCs w:val="21"/>
         </w:rPr>
-        <w:t>Specimens H, I (phenolic mounts)</w:t>
+        <w:t>Specimens G, I (phenolic mounts)</w:t>
       </w:r>
     </w:p>
     <w:p>
@@ -13663,7 +13380,7 @@
           <w:sz w:val="21"/>
           <w:szCs w:val="21"/>
         </w:rPr>
-        <w:t>Work through magnifications in sequence: 50× – grain structure overview  →  100× – grain boundary and second-phase comparison  →  500× – fine microstructural detail  →  500× – Vickers indent diagonal measurement (H, I)</w:t>
+        <w:t>Work through magnifications in sequence: 50× – grain structure overview  →  100× – grain boundary and second-phase comparison  →  500× – fine microstructural detail  →  500× – Vickers indent diagonal measurement (G, I)</w:t>
       </w:r>
     </w:p>
     <w:p>
@@ -13711,14 +13428,7 @@
           <w:sz w:val="21"/>
           <w:szCs w:val="21"/>
         </w:rPr>
-        <w:t xml:space="preserve">☐  </w:t>
-      </w:r>
-      <w:r>
-        <w:rPr>
-          <w:sz w:val="21"/>
-          <w:szCs w:val="21"/>
-        </w:rPr>
-        <w:t>Equiaxed grain structure visible in both specimens  (100×)</w:t>
+        <w:t xml:space="preserve">☐  Equiaxed grain structure visible in both specimens  (100×)</w:t>
       </w:r>
     </w:p>
     <w:p>
@@ -13733,14 +13443,7 @@
           <w:sz w:val="21"/>
           <w:szCs w:val="21"/>
         </w:rPr>
-        <w:t xml:space="preserve">☐  </w:t>
-      </w:r>
-      <w:r>
-        <w:rPr>
-          <w:sz w:val="21"/>
-          <w:szCs w:val="21"/>
-        </w:rPr>
-        <w:t>Fine Mg₂Si precipitates identified in Specimen H (6063)  (500×)</w:t>
+        <w:t xml:space="preserve">☐  Fine Mg₂Si precipitates re-confirmed in Specimen G (6061-T6)  (500×)</w:t>
       </w:r>
     </w:p>
     <w:p>
@@ -13755,14 +13458,7 @@
           <w:sz w:val="21"/>
           <w:szCs w:val="21"/>
         </w:rPr>
-        <w:t xml:space="preserve">☐  </w:t>
-      </w:r>
-      <w:r>
-        <w:rPr>
-          <w:sz w:val="21"/>
-          <w:szCs w:val="21"/>
-        </w:rPr>
-        <w:t>Absence of precipitates confirmed in Specimen I (5052, solid-solution only)  (500×)</w:t>
+        <w:t xml:space="preserve">☐  Absence of precipitates confirmed in Specimen I (5086, solid-solution only)  (500×)</w:t>
       </w:r>
     </w:p>
     <w:p>
@@ -13777,14 +13473,7 @@
           <w:sz w:val="21"/>
           <w:szCs w:val="21"/>
         </w:rPr>
-        <w:t xml:space="preserve">☐  </w:t>
-      </w:r>
-      <w:r>
-        <w:rPr>
-          <w:sz w:val="21"/>
-          <w:szCs w:val="21"/>
-        </w:rPr>
-        <w:t>Relative grain size compared between H and I  (100×)</w:t>
+        <w:t xml:space="preserve">☐  Relative grain size compared between G and I  (100×)</w:t>
       </w:r>
     </w:p>
     <w:p>
@@ -13799,14 +13488,7 @@
           <w:sz w:val="21"/>
           <w:szCs w:val="21"/>
         </w:rPr>
-        <w:t xml:space="preserve">☐  </w:t>
-      </w:r>
-      <w:r>
-        <w:rPr>
-          <w:sz w:val="21"/>
-          <w:szCs w:val="21"/>
-        </w:rPr>
-        <w:t>Square Vickers indent with both diagonals measurable (H and I)  (500×)</w:t>
+        <w:t xml:space="preserve">☐  Square Vickers indent with both diagonals measurable (G and I)  (500×)</w:t>
       </w:r>
       <w:r>
         <w:br w:type="page"/>
@@ -13916,7 +13598,7 @@
           <w:sz w:val="21"/>
           <w:szCs w:val="21"/>
         </w:rPr>
-        <w:t>6063 is heat-treatable (Mg₂Si precipitates); 5052 is not (Mg stays in solid solution). At 500×, describe what you can and cannot see in each specimen that reflects this difference.</w:t>
+        <w:t>6061-T6 is heat-treatable (Mg₂Si precipitates); 5086 is not (Mg stays in solid solution). At 500×, describe what you can and cannot see in each specimen that reflects this difference.</w:t>
       </w:r>
     </w:p>
     <w:p>
@@ -13973,7 +13655,7 @@
           <w:sz w:val="21"/>
           <w:szCs w:val="21"/>
         </w:rPr>
-        <w:t>6063 is formulated specifically for extrusion — lower alloy content than 6061 for smoother die flow and a better surface finish. Based on your observations, what about its microstructure would make it easier to extrude than a more heavily alloyed grade?</w:t>
+        <w:t>Welding heats a joint well above 6061-T6's aging temperature, which dissolves and coarsens its Mg₂Si precipitates in the heat-affected zone. Based on what you observed in Specimen G, what would you expect a welded 6061-T6 joint to look like under the microscope near the weld, compared to the base metal you just examined?</w:t>
       </w:r>
     </w:p>
     <w:p>
@@ -14030,7 +13712,7 @@
           <w:sz w:val="21"/>
           <w:szCs w:val="21"/>
         </w:rPr>
-        <w:t>5052 work-hardens rather than age-hardens. If a sheet of 5052 were cold-stamped and then examined at 100×, what microstructural change would you expect to see compared to the as-received specimen?</w:t>
+        <w:t>5086 work-hardens rather than age-hardens, the same as 5052 does. If a sheet of 5086 were cold-formed and then examined at 100×, what microstructural change would you expect to see compared to the as-received specimen?</w:t>
       </w:r>
     </w:p>
     <w:p>
@@ -14087,7 +13769,7 @@
           <w:sz w:val="21"/>
           <w:szCs w:val="21"/>
         </w:rPr>
-        <w:t>A designer needs a formed aluminum bracket for a marine application. Based on the strengthening mechanism of each alloy, which would you recommend — 6063 or 5052 — and why?</w:t>
+        <w:t>A designer needs a welded aluminum bracket for a marine application. Based on the strengthening mechanism of each alloy, which would you recommend — 6061-T6 or 5086 — and why?</w:t>
       </w:r>
     </w:p>
     <w:p>
@@ -14144,7 +13826,7 @@
           <w:sz w:val="21"/>
           <w:szCs w:val="21"/>
         </w:rPr>
-        <w:t>Measure and calculate HV for Specimens H and I using the Module 6 technique, and record both in your Hardness Log. 6063 and 5052 reach their strength through different mechanisms (precipitation vs. solid-solution/work hardening) — does your HV data suggest they end up closer in hardness to each other, or closer to the 6061/2024 values you logged in Module 9?</w:t>
+        <w:t>Measure and calculate HV for Specimens G and I using the Module 6 technique, and record both in your Hardness Log. 6061-T6 and 5086 reach their strength through different mechanisms (precipitation vs. solid-solution/work hardening) — does your HV data suggest 5086 comes close to 6061-T6's strength, or does the precipitation-hardened specimen pull well ahead?</w:t>
       </w:r>
     </w:p>
     <w:p>
@@ -14314,7 +13996,7 @@
           <w:sz w:val="21"/>
           <w:szCs w:val="21"/>
         </w:rPr>
-        <w:t>A higher strain-hardening exponent n means a metal keeps getting stronger as it's deformed, rather than strength leveling off quickly. Why would a sheet-metal stamping application like 5052 favor a higher n value over a lower one?</w:t>
+        <w:t>A higher strain-hardening exponent n means a metal keeps getting stronger as it's deformed, rather than strength leveling off quickly. Why would a cold-formed application like 5086 favor a higher n value over a lower one?</w:t>
       </w:r>
     </w:p>
     <w:p>
@@ -14371,7 +14053,7 @@
           <w:sz w:val="21"/>
           <w:szCs w:val="21"/>
         </w:rPr>
-        <w:t>6063 is chosen for extrudability, not for a high n value. What does that tell you about the fact that "formable" isn't one single property — different forming processes (extrusion vs. stamping) demand different things from the alloy?</w:t>
+        <w:t>6061-T6 is chosen for its high as-delivered strength, not for how well it retains that strength after welding. What does that tell you about why "high-strength" and "weld-ready" can be two different selection criteria for the same structural application?</w:t>
       </w:r>
     </w:p>
     <w:p>
@@ -14862,14 +14544,7 @@
           <w:sz w:val="21"/>
           <w:szCs w:val="21"/>
         </w:rPr>
-        <w:t xml:space="preserve">☐  </w:t>
-      </w:r>
-      <w:r>
-        <w:rPr>
-          <w:sz w:val="21"/>
-          <w:szCs w:val="21"/>
-        </w:rPr>
-        <w:t>Prepared edge visible and smooth at 50×  (50×)</w:t>
+        <w:t xml:space="preserve">☐  Prepared edge visible and smooth at 50×  (50×)</w:t>
       </w:r>
     </w:p>
     <w:p>
@@ -14884,14 +14559,7 @@
           <w:sz w:val="21"/>
           <w:szCs w:val="21"/>
         </w:rPr>
-        <w:t xml:space="preserve">☐  </w:t>
-      </w:r>
-      <w:r>
-        <w:rPr>
-          <w:sz w:val="21"/>
-          <w:szCs w:val="21"/>
-        </w:rPr>
-        <w:t>Near-surface grain distortion or deformation layer (steel)  (500×)</w:t>
+        <w:t xml:space="preserve">☐  Near-surface grain distortion or deformation layer (steel)  (500×)</w:t>
       </w:r>
     </w:p>
     <w:p>
@@ -14906,14 +14574,7 @@
           <w:sz w:val="21"/>
           <w:szCs w:val="21"/>
         </w:rPr>
-        <w:t xml:space="preserve">☐  </w:t>
-      </w:r>
-      <w:r>
-        <w:rPr>
-          <w:sz w:val="21"/>
-          <w:szCs w:val="21"/>
-        </w:rPr>
-        <w:t>Preparation scratches visible at 500×  (500×)</w:t>
+        <w:t xml:space="preserve">☐  Preparation scratches visible at 500×  (500×)</w:t>
       </w:r>
     </w:p>
     <w:p>
@@ -14928,14 +14589,7 @@
           <w:sz w:val="21"/>
           <w:szCs w:val="21"/>
         </w:rPr>
-        <w:t xml:space="preserve">☐  </w:t>
-      </w:r>
-      <w:r>
-        <w:rPr>
-          <w:sz w:val="21"/>
-          <w:szCs w:val="21"/>
-        </w:rPr>
-        <w:t>Comparison of near-surface condition: steel vs. aluminum (Specimen G)  (500×)</w:t>
+        <w:t xml:space="preserve">☐  Comparison of near-surface condition: steel vs. aluminum (Specimen G)  (500×)</w:t>
       </w:r>
       <w:r>
         <w:br w:type="page"/>
@@ -16027,14 +15681,7 @@
           <w:sz w:val="21"/>
           <w:szCs w:val="21"/>
         </w:rPr>
-        <w:t xml:space="preserve">☐  </w:t>
-      </w:r>
-      <w:r>
-        <w:rPr>
-          <w:sz w:val="21"/>
-          <w:szCs w:val="21"/>
-        </w:rPr>
-        <w:t>Equiaxed grain structure visible, Specimen N (pure copper)  (100×)</w:t>
+        <w:t xml:space="preserve">☐  Equiaxed grain structure visible, Specimen N (pure copper)  (100×)</w:t>
       </w:r>
     </w:p>
     <w:p>
@@ -16049,14 +15696,7 @@
           <w:sz w:val="21"/>
           <w:szCs w:val="21"/>
         </w:rPr>
-        <w:t xml:space="preserve">☐  </w:t>
-      </w:r>
-      <w:r>
-        <w:rPr>
-          <w:sz w:val="21"/>
-          <w:szCs w:val="21"/>
-        </w:rPr>
-        <w:t>Annealing twin bands visible in Specimen N  (100×)</w:t>
+        <w:t xml:space="preserve">☐  Annealing twin bands visible in Specimen N  (100×)</w:t>
       </w:r>
     </w:p>
     <w:p>
@@ -16071,14 +15711,7 @@
           <w:sz w:val="21"/>
           <w:szCs w:val="21"/>
         </w:rPr>
-        <w:t xml:space="preserve">☐  </w:t>
-      </w:r>
-      <w:r>
-        <w:rPr>
-          <w:sz w:val="21"/>
-          <w:szCs w:val="21"/>
-        </w:rPr>
-        <w:t>Fine precipitate distribution identified in Specimen O (chromium copper)  (500×)</w:t>
+        <w:t xml:space="preserve">☐  Fine precipitate distribution identified in Specimen O (chromium copper)  (500×)</w:t>
       </w:r>
     </w:p>
     <w:p>
@@ -16093,14 +15726,7 @@
           <w:sz w:val="21"/>
           <w:szCs w:val="21"/>
         </w:rPr>
-        <w:t xml:space="preserve">☐  </w:t>
-      </w:r>
-      <w:r>
-        <w:rPr>
-          <w:sz w:val="21"/>
-          <w:szCs w:val="21"/>
-        </w:rPr>
-        <w:t>Grain/twin structure compared between N and O  (100×)</w:t>
+        <w:t xml:space="preserve">☐  Grain/twin structure compared between N and O  (100×)</w:t>
       </w:r>
     </w:p>
     <w:p>
@@ -16115,14 +15741,7 @@
           <w:sz w:val="21"/>
           <w:szCs w:val="21"/>
         </w:rPr>
-        <w:t xml:space="preserve">☐  </w:t>
-      </w:r>
-      <w:r>
-        <w:rPr>
-          <w:sz w:val="21"/>
-          <w:szCs w:val="21"/>
-        </w:rPr>
-        <w:t>Square Vickers indent with both diagonals measurable (N and O)  (500×)</w:t>
+        <w:t xml:space="preserve">☐  Square Vickers indent with both diagonals measurable (N and O)  (500×)</w:t>
       </w:r>
       <w:r>
         <w:br w:type="page"/>
@@ -17250,14 +16869,7 @@
           <w:sz w:val="21"/>
           <w:szCs w:val="21"/>
         </w:rPr>
-        <w:t xml:space="preserve">☐  </w:t>
-      </w:r>
-      <w:r>
-        <w:rPr>
-          <w:sz w:val="21"/>
-          <w:szCs w:val="21"/>
-        </w:rPr>
-        <w:t>Equiaxed single-phase alpha grains, Specimen K (260)  (100×)</w:t>
+        <w:t xml:space="preserve">☐  Equiaxed single-phase alpha grains, Specimen K (260)  (100×)</w:t>
       </w:r>
     </w:p>
     <w:p>
@@ -17272,14 +16884,7 @@
           <w:sz w:val="21"/>
           <w:szCs w:val="21"/>
         </w:rPr>
-        <w:t xml:space="preserve">☐  </w:t>
-      </w:r>
-      <w:r>
-        <w:rPr>
-          <w:sz w:val="21"/>
-          <w:szCs w:val="21"/>
-        </w:rPr>
-        <w:t>Annealing twin bands visible in Specimen K  (100×)</w:t>
+        <w:t xml:space="preserve">☐  Annealing twin bands visible in Specimen K  (100×)</w:t>
       </w:r>
     </w:p>
     <w:p>
@@ -17294,14 +16899,7 @@
           <w:sz w:val="21"/>
           <w:szCs w:val="21"/>
         </w:rPr>
-        <w:t xml:space="preserve">☐  </w:t>
-      </w:r>
-      <w:r>
-        <w:rPr>
-          <w:sz w:val="21"/>
-          <w:szCs w:val="21"/>
-        </w:rPr>
-        <w:t>Discrete lead particles identified, Specimen L (360)  (100×)</w:t>
+        <w:t xml:space="preserve">☐  Discrete lead particles identified, Specimen L (360)  (100×)</w:t>
       </w:r>
     </w:p>
     <w:p>
@@ -17316,14 +16914,7 @@
           <w:sz w:val="21"/>
           <w:szCs w:val="21"/>
         </w:rPr>
-        <w:t xml:space="preserve">☐  </w:t>
-      </w:r>
-      <w:r>
-        <w:rPr>
-          <w:sz w:val="21"/>
-          <w:szCs w:val="21"/>
-        </w:rPr>
-        <w:t>Two distinct phases (alpha + beta) identified, Specimen M (464)  (100×)</w:t>
+        <w:t xml:space="preserve">☐  Two distinct phases (alpha + beta) identified, Specimen M (464)  (100×)</w:t>
       </w:r>
     </w:p>
     <w:p>
@@ -17338,14 +16929,7 @@
           <w:sz w:val="21"/>
           <w:szCs w:val="21"/>
         </w:rPr>
-        <w:t xml:space="preserve">☐  </w:t>
-      </w:r>
-      <w:r>
-        <w:rPr>
-          <w:sz w:val="21"/>
-          <w:szCs w:val="21"/>
-        </w:rPr>
-        <w:t>Alpha/beta phase boundary morphology noted, Specimen M  (500×)</w:t>
+        <w:t xml:space="preserve">☐  Alpha/beta phase boundary morphology noted, Specimen M  (500×)</w:t>
       </w:r>
     </w:p>
     <w:p>
@@ -17360,14 +16944,7 @@
           <w:sz w:val="21"/>
           <w:szCs w:val="21"/>
         </w:rPr>
-        <w:t xml:space="preserve">☐  </w:t>
-      </w:r>
-      <w:r>
-        <w:rPr>
-          <w:sz w:val="21"/>
-          <w:szCs w:val="21"/>
-        </w:rPr>
-        <w:t>Square Vickers indent with both diagonals measurable (K, L, and M)  (500×)</w:t>
+        <w:t xml:space="preserve">☐  Square Vickers indent with both diagonals measurable (K, L, and M)  (500×)</w:t>
       </w:r>
       <w:r>
         <w:br w:type="page"/>
@@ -18031,7 +17608,7 @@
           <w:sz w:val="21"/>
           <w:szCs w:val="21"/>
         </w:rPr>
-        <w:t>Weld metallurgy and failure analysis are covered in this week's lecture material. This module instead revisits three specimens examined earlier in the semester — Specimen F (17-4PH stainless steel, Module 4), Specimen J (2024 aluminum, Module 9), and Specimen O (182 chromium copper, Module 12) — to directly compare how the same strengthening mechanism, precipitation hardening, plays out across three different base metals, crystal structures, and precipitate chemistries. You'll take your first HV reading on F here, then pull your already-logged values for J and O from your Hardness Log — turning three separate weekly measurements into a single cross-family strength comparison.</w:t>
+        <w:t>Weld metallurgy and failure analysis are covered in this week's lecture material. This module instead revisits three specimens examined earlier in the semester — Specimen F (17-4PH stainless steel, Module 4), Specimen J (2024-T3 aluminum, Module 9), and Specimen O (182 chromium copper, Module 12) — to directly compare how the same strengthening mechanism, precipitation hardening, plays out across three different base metals, crystal structures, and precipitate chemistries. You'll take your first HV reading on F here, then pull your already-logged values for J and O from your Hardness Log — turning three separate weekly measurements into a single cross-family strength comparison.</w:t>
       </w:r>
     </w:p>
     <w:p>
@@ -18084,7 +17661,7 @@
           <w:sz w:val="21"/>
           <w:szCs w:val="21"/>
         </w:rPr>
-        <w:t>J – 2024 aluminum (revisit, Module 9)</w:t>
+        <w:t>J – 2024-T3 aluminum (revisit, Module 9)</w:t>
       </w:r>
     </w:p>
     <w:p>
@@ -18459,14 +18036,7 @@
           <w:sz w:val="21"/>
           <w:szCs w:val="21"/>
         </w:rPr>
-        <w:t xml:space="preserve">☐  </w:t>
-      </w:r>
-      <w:r>
-        <w:rPr>
-          <w:sz w:val="21"/>
-          <w:szCs w:val="21"/>
-        </w:rPr>
-        <w:t>Precipitate morphology re-examined in Specimen F (17-4PH)  (500×)</w:t>
+        <w:t xml:space="preserve">☐  Precipitate morphology re-examined in Specimen F (17-4PH)  (500×)</w:t>
       </w:r>
     </w:p>
     <w:p>
@@ -18481,14 +18051,7 @@
           <w:sz w:val="21"/>
           <w:szCs w:val="21"/>
         </w:rPr>
-        <w:t xml:space="preserve">☐  </w:t>
-      </w:r>
-      <w:r>
-        <w:rPr>
-          <w:sz w:val="21"/>
-          <w:szCs w:val="21"/>
-        </w:rPr>
-        <w:t>Precipitate morphology re-examined in Specimen J (2024)  (500×)</w:t>
+        <w:t xml:space="preserve">☐  Precipitate morphology re-examined in Specimen J (2024-T3)  (500×)</w:t>
       </w:r>
     </w:p>
     <w:p>
@@ -18503,14 +18066,7 @@
           <w:sz w:val="21"/>
           <w:szCs w:val="21"/>
         </w:rPr>
-        <w:t xml:space="preserve">☐  </w:t>
-      </w:r>
-      <w:r>
-        <w:rPr>
-          <w:sz w:val="21"/>
-          <w:szCs w:val="21"/>
-        </w:rPr>
-        <w:t>Precipitate morphology re-examined in Specimen O (chromium copper)  (500×)</w:t>
+        <w:t xml:space="preserve">☐  Precipitate morphology re-examined in Specimen O (chromium copper)  (500×)</w:t>
       </w:r>
     </w:p>
     <w:p>
@@ -18525,14 +18081,7 @@
           <w:sz w:val="21"/>
           <w:szCs w:val="21"/>
         </w:rPr>
-        <w:t xml:space="preserve">☐  </w:t>
-      </w:r>
-      <w:r>
-        <w:rPr>
-          <w:sz w:val="21"/>
-          <w:szCs w:val="21"/>
-        </w:rPr>
-        <w:t>Relative precipitate size/density ranked across all three  (500×)</w:t>
+        <w:t xml:space="preserve">☐  Relative precipitate size/density ranked across all three  (500×)</w:t>
       </w:r>
     </w:p>
     <w:p>
@@ -18547,14 +18096,7 @@
           <w:sz w:val="21"/>
           <w:szCs w:val="21"/>
         </w:rPr>
-        <w:t xml:space="preserve">☐  </w:t>
-      </w:r>
-      <w:r>
-        <w:rPr>
-          <w:sz w:val="21"/>
-          <w:szCs w:val="21"/>
-        </w:rPr>
-        <w:t>Base crystal structure noted for each (martensitic vs. FCC)  (100×)</w:t>
+        <w:t xml:space="preserve">☐  Base crystal structure noted for each (martensitic vs. FCC)  (100×)</w:t>
       </w:r>
     </w:p>
     <w:p>
@@ -18569,14 +18111,7 @@
           <w:sz w:val="21"/>
           <w:szCs w:val="21"/>
         </w:rPr>
-        <w:t xml:space="preserve">☐  </w:t>
-      </w:r>
-      <w:r>
-        <w:rPr>
-          <w:sz w:val="21"/>
-          <w:szCs w:val="21"/>
-        </w:rPr>
-        <w:t>Square Vickers indent with both diagonals measurable, Specimen F  (500×)</w:t>
+        <w:t xml:space="preserve">☐  Square Vickers indent with both diagonals measurable, Specimen F  (500×)</w:t>
       </w:r>
       <w:r>
         <w:br w:type="page"/>
@@ -19578,14 +19113,7 @@
           <w:sz w:val="21"/>
           <w:szCs w:val="21"/>
         </w:rPr>
-        <w:t xml:space="preserve">☐  </w:t>
-      </w:r>
-      <w:r>
-        <w:rPr>
-          <w:sz w:val="21"/>
-          <w:szCs w:val="21"/>
-        </w:rPr>
-        <w:t>Crystal structure identified for at least one BCC, FCC, and HCP specimen (from notes)</w:t>
+        <w:t xml:space="preserve">☐  Crystal structure identified for at least one BCC, FCC, and HCP specimen (from notes)</w:t>
       </w:r>
     </w:p>
     <w:p>
@@ -19600,14 +19128,7 @@
           <w:sz w:val="21"/>
           <w:szCs w:val="21"/>
         </w:rPr>
-        <w:t xml:space="preserve">☐  </w:t>
-      </w:r>
-      <w:r>
-        <w:rPr>
-          <w:sz w:val="21"/>
-          <w:szCs w:val="21"/>
-        </w:rPr>
-        <w:t>Twin presence/absence compared across at least three specimens (from notes)</w:t>
+        <w:t xml:space="preserve">☐  Twin presence/absence compared across at least three specimens (from notes)</w:t>
       </w:r>
     </w:p>
     <w:p>
@@ -19622,14 +19143,7 @@
           <w:sz w:val="21"/>
           <w:szCs w:val="21"/>
         </w:rPr>
-        <w:t xml:space="preserve">☐  </w:t>
-      </w:r>
-      <w:r>
-        <w:rPr>
-          <w:sz w:val="21"/>
-          <w:szCs w:val="21"/>
-        </w:rPr>
-        <w:t>Strengthening mechanism identified for at least three specimens (from notes)</w:t>
+        <w:t xml:space="preserve">☐  Strengthening mechanism identified for at least three specimens (from notes)</w:t>
       </w:r>
     </w:p>
     <w:p>
@@ -19644,14 +19158,7 @@
           <w:sz w:val="21"/>
           <w:szCs w:val="21"/>
         </w:rPr>
-        <w:t xml:space="preserve">☐  </w:t>
-      </w:r>
-      <w:r>
-        <w:rPr>
-          <w:sz w:val="21"/>
-          <w:szCs w:val="21"/>
-        </w:rPr>
-        <w:t>Precipitation-hardening thread traced across F, J, O (from notes)</w:t>
+        <w:t xml:space="preserve">☐  Precipitation-hardening thread traced across F, J, O (from notes)</w:t>
       </w:r>
     </w:p>
     <w:p>
@@ -19666,14 +19173,7 @@
           <w:sz w:val="21"/>
           <w:szCs w:val="21"/>
         </w:rPr>
-        <w:t xml:space="preserve">☐  </w:t>
-      </w:r>
-      <w:r>
-        <w:rPr>
-          <w:sz w:val="21"/>
-          <w:szCs w:val="21"/>
-        </w:rPr>
-        <w:t>Five-unit synthesis chain outlined with specimen citations</w:t>
+        <w:t xml:space="preserve">☐  Five-unit synthesis chain outlined with specimen citations</w:t>
       </w:r>
       <w:r>
         <w:br w:type="page"/>
@@ -19897,7 +19397,7 @@
           <w:sz w:val="21"/>
           <w:szCs w:val="21"/>
         </w:rPr>
-        <w:t>You also encountered three strengthening mechanisms this semester: solid-solution strengthening (5052, pure copper — no precipitates), precipitation/age hardening (17-4PH, 2024, chromium copper), and grain-boundary strengthening via Hall-Petch (present to some degree in every specimen). For any one specimen, identify which mechanism(s) applied and explain your reasoning.</w:t>
+        <w:t>You also encountered three strengthening mechanisms this semester: solid-solution strengthening (5086, pure copper — no precipitates), precipitation/age hardening (17-4PH, 2024-T3, chromium copper), and grain-boundary strengthening via Hall-Petch (present to some degree in every specimen). For any one specimen, identify which mechanism(s) applied and explain your reasoning.</w:t>
       </w:r>
     </w:p>
     <w:p>
@@ -20011,7 +19511,7 @@
           <w:sz w:val="21"/>
           <w:szCs w:val="21"/>
         </w:rPr>
-        <w:t>Compile your full Hardness Log (A, B, G, H, I, J, K, L, M, N, O, F) into one ranked list from softest to hardest. Pick any two adjacent alloys from different families and explain, using composition and microstructure, why their hardness values ended up so close despite being different metals.</w:t>
+        <w:t>Compile your full Hardness Log (A, B, G, I, J, K, L, M, N, O, F) into one ranked list from softest to hardest. Pick any two adjacent alloys from different families and explain, using composition and microstructure, why their hardness values ended up so close despite being different metals.</w:t>
       </w:r>
     </w:p>
     <w:p>
@@ -20298,7 +19798,7 @@
           <w:sz w:val="21"/>
           <w:szCs w:val="21"/>
         </w:rPr>
-        <w:t>The kit contains 16 pre-prepared, labeled metallographic specimens. Do not regrind or re-etch. Return all specimens in the labeled foam tray.</w:t>
+        <w:t>The kit contains 15 pre-prepared, labeled metallographic specimens. Do not regrind or re-etch. Return all specimens in the labeled foam tray.</w:t>
       </w:r>
     </w:p>
     <w:p>
@@ -20689,14 +20189,14 @@
           <w:sz w:val="21"/>
           <w:szCs w:val="21"/>
         </w:rPr>
-        <w:t xml:space="preserve">H — </w:t>
-      </w:r>
-      <w:r>
-        <w:rPr>
-          <w:sz w:val="21"/>
-          <w:szCs w:val="21"/>
-        </w:rPr>
-        <w:t>6063 aluminum alloy</w:t>
+        <w:t xml:space="preserve">I — </w:t>
+      </w:r>
+      <w:r>
+        <w:rPr>
+          <w:sz w:val="21"/>
+          <w:szCs w:val="21"/>
+        </w:rPr>
+        <w:t>5086 aluminum alloy</w:t>
       </w:r>
       <w:r>
         <w:rPr>
@@ -20725,14 +20225,14 @@
           <w:sz w:val="21"/>
           <w:szCs w:val="21"/>
         </w:rPr>
-        <w:t xml:space="preserve">I — </w:t>
-      </w:r>
-      <w:r>
-        <w:rPr>
-          <w:sz w:val="21"/>
-          <w:szCs w:val="21"/>
-        </w:rPr>
-        <w:t>5052 aluminum alloy</w:t>
+        <w:t xml:space="preserve">J — </w:t>
+      </w:r>
+      <w:r>
+        <w:rPr>
+          <w:sz w:val="21"/>
+          <w:szCs w:val="21"/>
+        </w:rPr>
+        <w:t>2024-T3 aluminum alloy</w:t>
       </w:r>
       <w:r>
         <w:rPr>
@@ -20761,14 +20261,14 @@
           <w:sz w:val="21"/>
           <w:szCs w:val="21"/>
         </w:rPr>
-        <w:t xml:space="preserve">J — </w:t>
-      </w:r>
-      <w:r>
-        <w:rPr>
-          <w:sz w:val="21"/>
-          <w:szCs w:val="21"/>
-        </w:rPr>
-        <w:t>2024 aluminum alloy</w:t>
+        <w:t xml:space="preserve">K — </w:t>
+      </w:r>
+      <w:r>
+        <w:rPr>
+          <w:sz w:val="21"/>
+          <w:szCs w:val="21"/>
+        </w:rPr>
+        <w:t>260 brass (cartridge, 70/30)</w:t>
       </w:r>
       <w:r>
         <w:rPr>
@@ -20776,7 +20276,7 @@
           <w:sz w:val="20"/>
           <w:szCs w:val="20"/>
         </w:rPr>
-        <w:t xml:space="preserve">  ·  Mount: Hot-compression phenolic  ·  Etchant: Keller's reagent</w:t>
+        <w:t xml:space="preserve">  ·  Mount: Hot-compression phenolic  ·  Etchant: Ferric chloride</w:t>
       </w:r>
     </w:p>
     <w:p>
@@ -20797,14 +20297,14 @@
           <w:sz w:val="21"/>
           <w:szCs w:val="21"/>
         </w:rPr>
-        <w:t xml:space="preserve">K — </w:t>
-      </w:r>
-      <w:r>
-        <w:rPr>
-          <w:sz w:val="21"/>
-          <w:szCs w:val="21"/>
-        </w:rPr>
-        <w:t>260 brass (cartridge, 70/30)</w:t>
+        <w:t xml:space="preserve">L — </w:t>
+      </w:r>
+      <w:r>
+        <w:rPr>
+          <w:sz w:val="21"/>
+          <w:szCs w:val="21"/>
+        </w:rPr>
+        <w:t>360 brass (leaded, free-machining)</w:t>
       </w:r>
       <w:r>
         <w:rPr>
@@ -20833,14 +20333,14 @@
           <w:sz w:val="21"/>
           <w:szCs w:val="21"/>
         </w:rPr>
-        <w:t xml:space="preserve">L — </w:t>
-      </w:r>
-      <w:r>
-        <w:rPr>
-          <w:sz w:val="21"/>
-          <w:szCs w:val="21"/>
-        </w:rPr>
-        <w:t>360 brass (leaded, free-machining)</w:t>
+        <w:t xml:space="preserve">M — </w:t>
+      </w:r>
+      <w:r>
+        <w:rPr>
+          <w:sz w:val="21"/>
+          <w:szCs w:val="21"/>
+        </w:rPr>
+        <w:t>464 brass (naval, duplex alpha-beta)</w:t>
       </w:r>
       <w:r>
         <w:rPr>
@@ -20869,14 +20369,14 @@
           <w:sz w:val="21"/>
           <w:szCs w:val="21"/>
         </w:rPr>
-        <w:t xml:space="preserve">M — </w:t>
-      </w:r>
-      <w:r>
-        <w:rPr>
-          <w:sz w:val="21"/>
-          <w:szCs w:val="21"/>
-        </w:rPr>
-        <w:t>464 brass (naval, duplex alpha-beta)</w:t>
+        <w:t xml:space="preserve">N — </w:t>
+      </w:r>
+      <w:r>
+        <w:rPr>
+          <w:sz w:val="21"/>
+          <w:szCs w:val="21"/>
+        </w:rPr>
+        <w:t>110 copper (commercially pure)</w:t>
       </w:r>
       <w:r>
         <w:rPr>
@@ -20905,14 +20405,14 @@
           <w:sz w:val="21"/>
           <w:szCs w:val="21"/>
         </w:rPr>
-        <w:t xml:space="preserve">N — </w:t>
-      </w:r>
-      <w:r>
-        <w:rPr>
-          <w:sz w:val="21"/>
-          <w:szCs w:val="21"/>
-        </w:rPr>
-        <w:t>110 copper (commercially pure)</w:t>
+        <w:t xml:space="preserve">O — </w:t>
+      </w:r>
+      <w:r>
+        <w:rPr>
+          <w:sz w:val="21"/>
+          <w:szCs w:val="21"/>
+        </w:rPr>
+        <w:t>182 chromium copper (precipitation-hardening)</w:t>
       </w:r>
       <w:r>
         <w:rPr>
@@ -20941,14 +20441,14 @@
           <w:sz w:val="21"/>
           <w:szCs w:val="21"/>
         </w:rPr>
-        <w:t xml:space="preserve">O — </w:t>
-      </w:r>
-      <w:r>
-        <w:rPr>
-          <w:sz w:val="21"/>
-          <w:szCs w:val="21"/>
-        </w:rPr>
-        <w:t>182 chromium copper (precipitation-hardening)</w:t>
+        <w:t xml:space="preserve">P — </w:t>
+      </w:r>
+      <w:r>
+        <w:rPr>
+          <w:sz w:val="21"/>
+          <w:szCs w:val="21"/>
+        </w:rPr>
+        <w:t>Titanium Grade 5 (Ti-6Al-4V)</w:t>
       </w:r>
       <w:r>
         <w:rPr>
@@ -20956,7 +20456,24 @@
           <w:sz w:val="20"/>
           <w:szCs w:val="20"/>
         </w:rPr>
-        <w:t xml:space="preserve">  ·  Mount: Hot-compression phenolic  ·  Etchant: Ferric chloride</w:t>
+        <w:t xml:space="preserve">  ·  Mount: Hot-compression phenolic  ·  Etchant: Kroll's reagent</w:t>
+      </w:r>
+    </w:p>
+    <w:p>
+      <w:pPr>
+        <w:pStyle w:val="Heading3"/>
+        <w:spacing w:before="220" w:after="90"/>
+        <w:rPr/>
+      </w:pPr>
+      <w:r>
+        <w:rPr>
+          <w:b/>
+          <w:bCs/>
+          <w:color w:val="1F4E79"/>
+          <w:sz w:val="22"/>
+          <w:szCs w:val="22"/>
+        </w:rPr>
+        <w:t>Semester Hardness Log</w:t>
       </w:r>
     </w:p>
     <w:p>
@@ -20977,14 +20494,14 @@
           <w:sz w:val="21"/>
           <w:szCs w:val="21"/>
         </w:rPr>
-        <w:t xml:space="preserve">P — </w:t>
-      </w:r>
-      <w:r>
-        <w:rPr>
-          <w:sz w:val="21"/>
-          <w:szCs w:val="21"/>
-        </w:rPr>
-        <w:t>Titanium Grade 5 (Ti-6Al-4V)</w:t>
+        <w:t xml:space="preserve">A — </w:t>
+      </w:r>
+      <w:r>
+        <w:rPr>
+          <w:sz w:val="21"/>
+          <w:szCs w:val="21"/>
+        </w:rPr>
+        <w:t>1018 steel (normalized)</w:t>
       </w:r>
       <w:r>
         <w:rPr>
@@ -20992,24 +20509,7 @@
           <w:sz w:val="20"/>
           <w:szCs w:val="20"/>
         </w:rPr>
-        <w:t xml:space="preserve">  ·  Mount: Hot-compression phenolic  ·  Etchant: Kroll's reagent</w:t>
-      </w:r>
-    </w:p>
-    <w:p>
-      <w:pPr>
-        <w:pStyle w:val="Heading3"/>
-        <w:spacing w:before="220" w:after="90"/>
-        <w:rPr/>
-      </w:pPr>
-      <w:r>
-        <w:rPr>
-          <w:b/>
-          <w:bCs/>
-          <w:color w:val="1F4E79"/>
-          <w:sz w:val="22"/>
-          <w:szCs w:val="22"/>
-        </w:rPr>
-        <w:t>Semester Hardness Log</w:t>
+        <w:t xml:space="preserve">  ·  First recorded: Module 6 (Wk 7)  ·  HV: __________</w:t>
       </w:r>
     </w:p>
     <w:p>
@@ -21030,14 +20530,14 @@
           <w:sz w:val="21"/>
           <w:szCs w:val="21"/>
         </w:rPr>
-        <w:t xml:space="preserve">A — </w:t>
-      </w:r>
-      <w:r>
-        <w:rPr>
-          <w:sz w:val="21"/>
-          <w:szCs w:val="21"/>
-        </w:rPr>
-        <w:t>1018 steel (normalized)</w:t>
+        <w:t xml:space="preserve">B — </w:t>
+      </w:r>
+      <w:r>
+        <w:rPr>
+          <w:sz w:val="21"/>
+          <w:szCs w:val="21"/>
+        </w:rPr>
+        <w:t>1045 steel (normalized)</w:t>
       </w:r>
       <w:r>
         <w:rPr>
@@ -21066,14 +20566,14 @@
           <w:sz w:val="21"/>
           <w:szCs w:val="21"/>
         </w:rPr>
-        <w:t xml:space="preserve">B — </w:t>
-      </w:r>
-      <w:r>
-        <w:rPr>
-          <w:sz w:val="21"/>
-          <w:szCs w:val="21"/>
-        </w:rPr>
-        <w:t>1045 steel (normalized)</w:t>
+        <w:t xml:space="preserve">C — </w:t>
+      </w:r>
+      <w:r>
+        <w:rPr>
+          <w:sz w:val="21"/>
+          <w:szCs w:val="21"/>
+        </w:rPr>
+        <w:t>1075 steel (normalized)</w:t>
       </w:r>
       <w:r>
         <w:rPr>
@@ -21081,7 +20581,7 @@
           <w:sz w:val="20"/>
           <w:szCs w:val="20"/>
         </w:rPr>
-        <w:t xml:space="preserve">  ·  First recorded: Module 6 (Wk 7)  ·  HV: __________</w:t>
+        <w:t xml:space="preserve">  ·  First recorded: —  ·  HV: —</w:t>
       </w:r>
     </w:p>
     <w:p>
@@ -21102,14 +20602,14 @@
           <w:sz w:val="21"/>
           <w:szCs w:val="21"/>
         </w:rPr>
-        <w:t xml:space="preserve">C — </w:t>
-      </w:r>
-      <w:r>
-        <w:rPr>
-          <w:sz w:val="21"/>
-          <w:szCs w:val="21"/>
-        </w:rPr>
-        <w:t>1075 steel (normalized)</w:t>
+        <w:t xml:space="preserve">D — </w:t>
+      </w:r>
+      <w:r>
+        <w:rPr>
+          <w:sz w:val="21"/>
+          <w:szCs w:val="21"/>
+        </w:rPr>
+        <w:t>304 austenitic stainless steel</w:t>
       </w:r>
       <w:r>
         <w:rPr>
@@ -21138,14 +20638,14 @@
           <w:sz w:val="21"/>
           <w:szCs w:val="21"/>
         </w:rPr>
-        <w:t xml:space="preserve">D — </w:t>
-      </w:r>
-      <w:r>
-        <w:rPr>
-          <w:sz w:val="21"/>
-          <w:szCs w:val="21"/>
-        </w:rPr>
-        <w:t>304 austenitic stainless steel</w:t>
+        <w:t xml:space="preserve">E — </w:t>
+      </w:r>
+      <w:r>
+        <w:rPr>
+          <w:sz w:val="21"/>
+          <w:szCs w:val="21"/>
+        </w:rPr>
+        <w:t>316 austenitic stainless steel</w:t>
       </w:r>
       <w:r>
         <w:rPr>
@@ -21174,14 +20674,14 @@
           <w:sz w:val="21"/>
           <w:szCs w:val="21"/>
         </w:rPr>
-        <w:t xml:space="preserve">E — </w:t>
-      </w:r>
-      <w:r>
-        <w:rPr>
-          <w:sz w:val="21"/>
-          <w:szCs w:val="21"/>
-        </w:rPr>
-        <w:t>316 austenitic stainless steel</w:t>
+        <w:t xml:space="preserve">F — </w:t>
+      </w:r>
+      <w:r>
+        <w:rPr>
+          <w:sz w:val="21"/>
+          <w:szCs w:val="21"/>
+        </w:rPr>
+        <w:t>17-4PH precipitation-hardening stainless</w:t>
       </w:r>
       <w:r>
         <w:rPr>
@@ -21189,7 +20689,7 @@
           <w:sz w:val="20"/>
           <w:szCs w:val="20"/>
         </w:rPr>
-        <w:t xml:space="preserve">  ·  First recorded: —  ·  HV: —</w:t>
+        <w:t xml:space="preserve">  ·  First recorded: Module 14 (Wk 15)  ·  HV: __________</w:t>
       </w:r>
     </w:p>
     <w:p>
@@ -21210,14 +20710,14 @@
           <w:sz w:val="21"/>
           <w:szCs w:val="21"/>
         </w:rPr>
-        <w:t xml:space="preserve">F — </w:t>
-      </w:r>
-      <w:r>
-        <w:rPr>
-          <w:sz w:val="21"/>
-          <w:szCs w:val="21"/>
-        </w:rPr>
-        <w:t>17-4PH precipitation-hardening stainless</w:t>
+        <w:t xml:space="preserve">G — </w:t>
+      </w:r>
+      <w:r>
+        <w:rPr>
+          <w:sz w:val="21"/>
+          <w:szCs w:val="21"/>
+        </w:rPr>
+        <w:t>6061 aluminum alloy</w:t>
       </w:r>
       <w:r>
         <w:rPr>
@@ -21225,7 +20725,7 @@
           <w:sz w:val="20"/>
           <w:szCs w:val="20"/>
         </w:rPr>
-        <w:t xml:space="preserve">  ·  First recorded: Module 14 (Wk 15)  ·  HV: __________</w:t>
+        <w:t xml:space="preserve">  ·  First recorded: Module 9 (Wk 10)  ·  HV: __________</w:t>
       </w:r>
     </w:p>
     <w:p>
@@ -21246,14 +20746,14 @@
           <w:sz w:val="21"/>
           <w:szCs w:val="21"/>
         </w:rPr>
-        <w:t xml:space="preserve">G — </w:t>
-      </w:r>
-      <w:r>
-        <w:rPr>
-          <w:sz w:val="21"/>
-          <w:szCs w:val="21"/>
-        </w:rPr>
-        <w:t>6061 aluminum alloy</w:t>
+        <w:t xml:space="preserve">I — </w:t>
+      </w:r>
+      <w:r>
+        <w:rPr>
+          <w:sz w:val="21"/>
+          <w:szCs w:val="21"/>
+        </w:rPr>
+        <w:t>5086 aluminum alloy</w:t>
       </w:r>
       <w:r>
         <w:rPr>
@@ -21261,7 +20761,7 @@
           <w:sz w:val="20"/>
           <w:szCs w:val="20"/>
         </w:rPr>
-        <w:t xml:space="preserve">  ·  First recorded: Module 9 (Wk 10)  ·  HV: __________</w:t>
+        <w:t xml:space="preserve">  ·  First recorded: Module 10 (Wk 11)  ·  HV: __________</w:t>
       </w:r>
     </w:p>
     <w:p>
@@ -21282,78 +20782,6 @@
           <w:sz w:val="21"/>
           <w:szCs w:val="21"/>
         </w:rPr>
-        <w:t xml:space="preserve">H — </w:t>
-      </w:r>
-      <w:r>
-        <w:rPr>
-          <w:sz w:val="21"/>
-          <w:szCs w:val="21"/>
-        </w:rPr>
-        <w:t>6063 aluminum alloy</w:t>
-      </w:r>
-      <w:r>
-        <w:rPr>
-          <w:color w:val="555555"/>
-          <w:sz w:val="20"/>
-          <w:szCs w:val="20"/>
-        </w:rPr>
-        <w:t xml:space="preserve">  ·  First recorded: Module 10 (Wk 11)  ·  HV: __________</w:t>
-      </w:r>
-    </w:p>
-    <w:p>
-      <w:pPr>
-        <w:pStyle w:val="ListParagraph"/>
-        <w:numPr>
-          <w:ilvl w:val="0"/>
-          <w:numId w:val="4"/>
-        </w:numPr>
-        <w:spacing w:before="0" w:after="70"/>
-        <w:rPr/>
-      </w:pPr>
-      <w:r>
-        <w:rPr>
-          <w:b/>
-          <w:bCs/>
-          <w:color w:val="1F4E79"/>
-          <w:sz w:val="21"/>
-          <w:szCs w:val="21"/>
-        </w:rPr>
-        <w:t xml:space="preserve">I — </w:t>
-      </w:r>
-      <w:r>
-        <w:rPr>
-          <w:sz w:val="21"/>
-          <w:szCs w:val="21"/>
-        </w:rPr>
-        <w:t>5052 aluminum alloy</w:t>
-      </w:r>
-      <w:r>
-        <w:rPr>
-          <w:color w:val="555555"/>
-          <w:sz w:val="20"/>
-          <w:szCs w:val="20"/>
-        </w:rPr>
-        <w:t xml:space="preserve">  ·  First recorded: Module 10 (Wk 11)  ·  HV: __________</w:t>
-      </w:r>
-    </w:p>
-    <w:p>
-      <w:pPr>
-        <w:pStyle w:val="ListParagraph"/>
-        <w:numPr>
-          <w:ilvl w:val="0"/>
-          <w:numId w:val="4"/>
-        </w:numPr>
-        <w:spacing w:before="0" w:after="70"/>
-        <w:rPr/>
-      </w:pPr>
-      <w:r>
-        <w:rPr>
-          <w:b/>
-          <w:bCs/>
-          <w:color w:val="1F4E79"/>
-          <w:sz w:val="21"/>
-          <w:szCs w:val="21"/>
-        </w:rPr>
         <w:t xml:space="preserve">J — </w:t>
       </w:r>
       <w:r>
@@ -21361,7 +20789,7 @@
           <w:sz w:val="21"/>
           <w:szCs w:val="21"/>
         </w:rPr>
-        <w:t>2024 aluminum alloy</w:t>
+        <w:t>2024-T3 aluminum alloy</w:t>
       </w:r>
       <w:r>
         <w:rPr>

--- a/MECH191_metallurgy/semesterActivity/MECH191_Modules.docx
+++ b/MECH191_metallurgy/semesterActivity/MECH191_Modules.docx
@@ -393,7 +393,7 @@
           <w:sz w:val="21"/>
           <w:szCs w:val="21"/>
         </w:rPr>
-        <w:t xml:space="preserve">Complete this quiz before beginning Module 1 hands-on lab work. Use the Etchant Safety Data Sheets, PPE Reference Guide, and EXAMET-5 Microscope &amp; Etchant Reference pages to answer if needed — this is a comprehension check, not a memory test. Passing score: 100% (18 of 18 correct) at instructor discretion.</w:t>
+        <w:t>Complete this quiz before beginning Module 1 hands-on lab work. Use the Etchant Safety Data Sheets, PPE Reference Guide, and EXAMET-5 Microscope &amp; Etchant Reference pages to answer if needed — this is a comprehension check, not a memory test. Passing score: 100% (18 of 18 correct) at instructor discretion.</w:t>
       </w:r>
     </w:p>
     <w:p>
@@ -1409,8 +1409,8 @@
       </w:tblPr>
       <w:tblGrid>
         <w:gridCol w:w="2268"/>
-        <w:gridCol w:w="1443"/>
-        <w:gridCol w:w="5643"/>
+        <w:gridCol w:w="1442"/>
+        <w:gridCol w:w="5644"/>
       </w:tblGrid>
       <w:tr>
         <w:trPr>
@@ -1448,7 +1448,7 @@
         </w:tc>
         <w:tc>
           <w:tcPr>
-            <w:tcW w:w="1443" w:type="dxa"/>
+            <w:tcW w:w="1442" w:type="dxa"/>
             <w:tcBorders>
               <w:top w:val="single" w:sz="4" w:space="0" w:color="000000"/>
               <w:start w:val="single" w:sz="4" w:space="0" w:color="000000"/>
@@ -1478,7 +1478,7 @@
         </w:tc>
         <w:tc>
           <w:tcPr>
-            <w:tcW w:w="5643" w:type="dxa"/>
+            <w:tcW w:w="5644" w:type="dxa"/>
             <w:tcBorders>
               <w:top w:val="single" w:sz="4" w:space="0" w:color="000000"/>
               <w:start w:val="single" w:sz="4" w:space="0" w:color="000000"/>
@@ -1539,7 +1539,7 @@
         </w:tc>
         <w:tc>
           <w:tcPr>
-            <w:tcW w:w="1443" w:type="dxa"/>
+            <w:tcW w:w="1442" w:type="dxa"/>
             <w:tcBorders>
               <w:top w:val="single" w:sz="4" w:space="0" w:color="000000"/>
               <w:start w:val="single" w:sz="4" w:space="0" w:color="000000"/>
@@ -1572,7 +1572,7 @@
         </w:tc>
         <w:tc>
           <w:tcPr>
-            <w:tcW w:w="5643" w:type="dxa"/>
+            <w:tcW w:w="5644" w:type="dxa"/>
             <w:vMerge w:val="restart"/>
             <w:tcBorders>
               <w:top w:val="single" w:sz="4" w:space="0" w:color="000000"/>
@@ -1748,7 +1748,7 @@
         </w:tc>
         <w:tc>
           <w:tcPr>
-            <w:tcW w:w="1443" w:type="dxa"/>
+            <w:tcW w:w="1442" w:type="dxa"/>
             <w:tcBorders>
               <w:top w:val="single" w:sz="4" w:space="0" w:color="000000"/>
               <w:start w:val="single" w:sz="4" w:space="0" w:color="000000"/>
@@ -1781,7 +1781,7 @@
         </w:tc>
         <w:tc>
           <w:tcPr>
-            <w:tcW w:w="5643" w:type="dxa"/>
+            <w:tcW w:w="5644" w:type="dxa"/>
             <w:vMerge w:val="continue"/>
             <w:tcBorders>
               <w:top w:val="single" w:sz="4" w:space="0" w:color="000000"/>
@@ -1834,7 +1834,7 @@
         </w:tc>
         <w:tc>
           <w:tcPr>
-            <w:tcW w:w="1443" w:type="dxa"/>
+            <w:tcW w:w="1442" w:type="dxa"/>
             <w:tcBorders>
               <w:top w:val="single" w:sz="4" w:space="0" w:color="000000"/>
               <w:start w:val="single" w:sz="4" w:space="0" w:color="000000"/>
@@ -1867,7 +1867,7 @@
         </w:tc>
         <w:tc>
           <w:tcPr>
-            <w:tcW w:w="5643" w:type="dxa"/>
+            <w:tcW w:w="5644" w:type="dxa"/>
             <w:vMerge w:val="continue"/>
             <w:tcBorders>
               <w:top w:val="single" w:sz="4" w:space="0" w:color="000000"/>
@@ -1920,7 +1920,7 @@
         </w:tc>
         <w:tc>
           <w:tcPr>
-            <w:tcW w:w="1443" w:type="dxa"/>
+            <w:tcW w:w="1442" w:type="dxa"/>
             <w:tcBorders>
               <w:top w:val="single" w:sz="4" w:space="0" w:color="000000"/>
               <w:start w:val="single" w:sz="4" w:space="0" w:color="000000"/>
@@ -1953,7 +1953,7 @@
         </w:tc>
         <w:tc>
           <w:tcPr>
-            <w:tcW w:w="5643" w:type="dxa"/>
+            <w:tcW w:w="5644" w:type="dxa"/>
             <w:vMerge w:val="continue"/>
             <w:tcBorders>
               <w:top w:val="single" w:sz="4" w:space="0" w:color="000000"/>
@@ -2006,7 +2006,7 @@
         </w:tc>
         <w:tc>
           <w:tcPr>
-            <w:tcW w:w="1443" w:type="dxa"/>
+            <w:tcW w:w="1442" w:type="dxa"/>
             <w:tcBorders>
               <w:top w:val="single" w:sz="4" w:space="0" w:color="000000"/>
               <w:start w:val="single" w:sz="4" w:space="0" w:color="000000"/>
@@ -2039,7 +2039,7 @@
         </w:tc>
         <w:tc>
           <w:tcPr>
-            <w:tcW w:w="5643" w:type="dxa"/>
+            <w:tcW w:w="5644" w:type="dxa"/>
             <w:vMerge w:val="continue"/>
             <w:tcBorders>
               <w:top w:val="single" w:sz="4" w:space="0" w:color="000000"/>
@@ -2092,7 +2092,7 @@
         </w:tc>
         <w:tc>
           <w:tcPr>
-            <w:tcW w:w="1443" w:type="dxa"/>
+            <w:tcW w:w="1442" w:type="dxa"/>
             <w:tcBorders>
               <w:top w:val="single" w:sz="4" w:space="0" w:color="000000"/>
               <w:start w:val="single" w:sz="4" w:space="0" w:color="000000"/>
@@ -2125,7 +2125,7 @@
         </w:tc>
         <w:tc>
           <w:tcPr>
-            <w:tcW w:w="5643" w:type="dxa"/>
+            <w:tcW w:w="5644" w:type="dxa"/>
             <w:vMerge w:val="continue"/>
             <w:tcBorders>
               <w:top w:val="single" w:sz="4" w:space="0" w:color="000000"/>
@@ -2376,50 +2376,6 @@
       <w:pPr>
         <w:pStyle w:val="Normal"/>
         <w:spacing w:before="160" w:after="60"/>
-        <w:rPr>
-          <w:rFonts w:ascii="Calibri" w:hAnsi="Calibri" w:eastAsia="Calibri" w:cs="Calibri"/>
-          <w:b/>
-          <w:bCs/>
-          <w:sz w:val="21"/>
-          <w:szCs w:val="21"/>
-        </w:rPr>
-      </w:pPr>
-      <w:r>
-        <w:rPr>
-          <w:rFonts w:eastAsia="Calibri" w:cs="Calibri"/>
-          <w:b/>
-          <w:bCs/>
-          <w:sz w:val="21"/>
-          <w:szCs w:val="21"/>
-        </w:rPr>
-      </w:r>
-    </w:p>
-    <w:p>
-      <w:pPr>
-        <w:pStyle w:val="Normal"/>
-        <w:spacing w:before="160" w:after="60"/>
-        <w:rPr>
-          <w:rFonts w:ascii="Calibri" w:hAnsi="Calibri" w:eastAsia="Calibri" w:cs="Calibri"/>
-          <w:b/>
-          <w:bCs/>
-          <w:sz w:val="21"/>
-          <w:szCs w:val="21"/>
-        </w:rPr>
-      </w:pPr>
-      <w:r>
-        <w:rPr>
-          <w:rFonts w:eastAsia="Calibri" w:cs="Calibri"/>
-          <w:b/>
-          <w:bCs/>
-          <w:sz w:val="21"/>
-          <w:szCs w:val="21"/>
-        </w:rPr>
-      </w:r>
-    </w:p>
-    <w:p>
-      <w:pPr>
-        <w:pStyle w:val="Normal"/>
-        <w:spacing w:before="160" w:after="60"/>
         <w:rPr/>
       </w:pPr>
       <w:r>
@@ -3786,7 +3742,14 @@
           <w:sz w:val="21"/>
           <w:szCs w:val="21"/>
         </w:rPr>
-        <w:t xml:space="preserve">☐  Grain boundary network visible  (50×)</w:t>
+        <w:t xml:space="preserve">☐  </w:t>
+      </w:r>
+      <w:r>
+        <w:rPr>
+          <w:sz w:val="21"/>
+          <w:szCs w:val="21"/>
+        </w:rPr>
+        <w:t>Grain boundary network visible  (50×)</w:t>
       </w:r>
     </w:p>
     <w:p>
@@ -3801,7 +3764,14 @@
           <w:sz w:val="21"/>
           <w:szCs w:val="21"/>
         </w:rPr>
-        <w:t xml:space="preserve">☐  Equiaxed grain shape confirmed  (100×)</w:t>
+        <w:t xml:space="preserve">☐  </w:t>
+      </w:r>
+      <w:r>
+        <w:rPr>
+          <w:sz w:val="21"/>
+          <w:szCs w:val="21"/>
+        </w:rPr>
+        <w:t>Equiaxed grain shape confirmed  (100×)</w:t>
       </w:r>
     </w:p>
     <w:p>
@@ -3816,7 +3786,14 @@
           <w:sz w:val="21"/>
           <w:szCs w:val="21"/>
         </w:rPr>
-        <w:t xml:space="preserve">☐  Grain orientation contrast (light/dark grains)  (100×)</w:t>
+        <w:t xml:space="preserve">☐  </w:t>
+      </w:r>
+      <w:r>
+        <w:rPr>
+          <w:sz w:val="21"/>
+          <w:szCs w:val="21"/>
+        </w:rPr>
+        <w:t>Grain orientation contrast (light/dark grains)  (100×)</w:t>
       </w:r>
     </w:p>
     <w:p>
@@ -3831,7 +3808,14 @@
           <w:sz w:val="21"/>
           <w:szCs w:val="21"/>
         </w:rPr>
-        <w:t xml:space="preserve">☐  MnS inclusion stringers (gray, elongated)  (500×)</w:t>
+        <w:t xml:space="preserve">☐  </w:t>
+      </w:r>
+      <w:r>
+        <w:rPr>
+          <w:sz w:val="21"/>
+          <w:szCs w:val="21"/>
+        </w:rPr>
+        <w:t>MnS inclusion stringers (gray, elongated)  (500×)</w:t>
       </w:r>
       <w:r>
         <w:br w:type="page"/>
@@ -4866,7 +4850,14 @@
           <w:sz w:val="21"/>
           <w:szCs w:val="21"/>
         </w:rPr>
-        <w:t xml:space="preserve">☐  White ferrite grains visible (A vs B comparison)  (100×)</w:t>
+        <w:t xml:space="preserve">☐  </w:t>
+      </w:r>
+      <w:r>
+        <w:rPr>
+          <w:sz w:val="21"/>
+          <w:szCs w:val="21"/>
+        </w:rPr>
+        <w:t>White ferrite grains visible (A vs B comparison)  (100×)</w:t>
       </w:r>
     </w:p>
     <w:p>
@@ -4881,7 +4872,14 @@
           <w:sz w:val="21"/>
           <w:szCs w:val="21"/>
         </w:rPr>
-        <w:t xml:space="preserve">☐  Dark pearlite colonies visible  (100×)</w:t>
+        <w:t xml:space="preserve">☐  </w:t>
+      </w:r>
+      <w:r>
+        <w:rPr>
+          <w:sz w:val="21"/>
+          <w:szCs w:val="21"/>
+        </w:rPr>
+        <w:t>Dark pearlite colonies visible  (100×)</w:t>
       </w:r>
     </w:p>
     <w:p>
@@ -4896,7 +4894,14 @@
           <w:sz w:val="21"/>
           <w:szCs w:val="21"/>
         </w:rPr>
-        <w:t xml:space="preserve">☐  Square Vickers indent visible on Specimen B  (100×)</w:t>
+        <w:t xml:space="preserve">☐  </w:t>
+      </w:r>
+      <w:r>
+        <w:rPr>
+          <w:sz w:val="21"/>
+          <w:szCs w:val="21"/>
+        </w:rPr>
+        <w:t>Square Vickers indent visible on Specimen B  (100×)</w:t>
       </w:r>
     </w:p>
     <w:p>
@@ -4911,7 +4916,14 @@
           <w:sz w:val="21"/>
           <w:szCs w:val="21"/>
         </w:rPr>
-        <w:t xml:space="preserve">☐  Both diagonals of indent measurable  (100×)</w:t>
+        <w:t xml:space="preserve">☐  </w:t>
+      </w:r>
+      <w:r>
+        <w:rPr>
+          <w:sz w:val="21"/>
+          <w:szCs w:val="21"/>
+        </w:rPr>
+        <w:t>Both diagonals of indent measurable  (100×)</w:t>
       </w:r>
     </w:p>
     <w:p>
@@ -4926,7 +4938,14 @@
           <w:sz w:val="21"/>
           <w:szCs w:val="21"/>
         </w:rPr>
-        <w:t xml:space="preserve">☐  Lamellar pearlite lamellae resolvable  (500×)</w:t>
+        <w:t xml:space="preserve">☐  </w:t>
+      </w:r>
+      <w:r>
+        <w:rPr>
+          <w:sz w:val="21"/>
+          <w:szCs w:val="21"/>
+        </w:rPr>
+        <w:t>Lamellar pearlite lamellae resolvable  (500×)</w:t>
       </w:r>
       <w:r>
         <w:br w:type="page"/>
@@ -5943,7 +5962,14 @@
           <w:sz w:val="21"/>
           <w:szCs w:val="21"/>
         </w:rPr>
-        <w:t xml:space="preserve">☐  Predominantly ferrite + minor pearlite (1018)  (100×)</w:t>
+        <w:t xml:space="preserve">☐  </w:t>
+      </w:r>
+      <w:r>
+        <w:rPr>
+          <w:sz w:val="21"/>
+          <w:szCs w:val="21"/>
+        </w:rPr>
+        <w:t>Predominantly ferrite + minor pearlite (1018)  (100×)</w:t>
       </w:r>
     </w:p>
     <w:p>
@@ -5958,7 +5984,14 @@
           <w:sz w:val="21"/>
           <w:szCs w:val="21"/>
         </w:rPr>
-        <w:t xml:space="preserve">☐  Roughly equal ferrite/pearlite (1045)  (100×)</w:t>
+        <w:t xml:space="preserve">☐  </w:t>
+      </w:r>
+      <w:r>
+        <w:rPr>
+          <w:sz w:val="21"/>
+          <w:szCs w:val="21"/>
+        </w:rPr>
+        <w:t>Roughly equal ferrite/pearlite (1045)  (100×)</w:t>
       </w:r>
     </w:p>
     <w:p>
@@ -5973,7 +6006,14 @@
           <w:sz w:val="21"/>
           <w:szCs w:val="21"/>
         </w:rPr>
-        <w:t xml:space="preserve">☐  Dominant pearlite with thin ferrite network (1075)  (100×)</w:t>
+        <w:t xml:space="preserve">☐  </w:t>
+      </w:r>
+      <w:r>
+        <w:rPr>
+          <w:sz w:val="21"/>
+          <w:szCs w:val="21"/>
+        </w:rPr>
+        <w:t>Dominant pearlite with thin ferrite network (1075)  (100×)</w:t>
       </w:r>
     </w:p>
     <w:p>
@@ -5988,7 +6028,14 @@
           <w:sz w:val="21"/>
           <w:szCs w:val="21"/>
         </w:rPr>
-        <w:t xml:space="preserve">☐  Pearlite lamellae resolvable across all three specimens  (500×)</w:t>
+        <w:t xml:space="preserve">☐  </w:t>
+      </w:r>
+      <w:r>
+        <w:rPr>
+          <w:sz w:val="21"/>
+          <w:szCs w:val="21"/>
+        </w:rPr>
+        <w:t>Pearlite lamellae resolvable across all three specimens  (500×)</w:t>
       </w:r>
       <w:r>
         <w:br w:type="page"/>
@@ -7005,7 +7052,14 @@
           <w:sz w:val="21"/>
           <w:szCs w:val="21"/>
         </w:rPr>
-        <w:t xml:space="preserve">☐  Equiaxed austenite grains, 304 (Specimen D)  (100×)</w:t>
+        <w:t xml:space="preserve">☐  </w:t>
+      </w:r>
+      <w:r>
+        <w:rPr>
+          <w:sz w:val="21"/>
+          <w:szCs w:val="21"/>
+        </w:rPr>
+        <w:t>Equiaxed austenite grains, 304 (Specimen D)  (100×)</w:t>
       </w:r>
     </w:p>
     <w:p>
@@ -7020,7 +7074,14 @@
           <w:sz w:val="21"/>
           <w:szCs w:val="21"/>
         </w:rPr>
-        <w:t xml:space="preserve">☐  Equiaxed austenite grains, 316 (Specimen E)  (100×)</w:t>
+        <w:t xml:space="preserve">☐  </w:t>
+      </w:r>
+      <w:r>
+        <w:rPr>
+          <w:sz w:val="21"/>
+          <w:szCs w:val="21"/>
+        </w:rPr>
+        <w:t>Equiaxed austenite grains, 316 (Specimen E)  (100×)</w:t>
       </w:r>
     </w:p>
     <w:p>
@@ -7035,7 +7096,14 @@
           <w:sz w:val="21"/>
           <w:szCs w:val="21"/>
         </w:rPr>
-        <w:t xml:space="preserve">☐  Straight annealing twin bands crossing multiple grains (D, E)  (100×)</w:t>
+        <w:t xml:space="preserve">☐  </w:t>
+      </w:r>
+      <w:r>
+        <w:rPr>
+          <w:sz w:val="21"/>
+          <w:szCs w:val="21"/>
+        </w:rPr>
+        <w:t>Straight annealing twin bands crossing multiple grains (D, E)  (100×)</w:t>
       </w:r>
     </w:p>
     <w:p>
@@ -7050,7 +7118,14 @@
           <w:sz w:val="21"/>
           <w:szCs w:val="21"/>
         </w:rPr>
-        <w:t xml:space="preserve">☐  Martensitic matrix, no twinning (17-4PH, Specimen F)  (100×)</w:t>
+        <w:t xml:space="preserve">☐  </w:t>
+      </w:r>
+      <w:r>
+        <w:rPr>
+          <w:sz w:val="21"/>
+          <w:szCs w:val="21"/>
+        </w:rPr>
+        <w:t>Martensitic matrix, no twinning (17-4PH, Specimen F)  (100×)</w:t>
       </w:r>
     </w:p>
     <w:p>
@@ -7065,7 +7140,14 @@
           <w:sz w:val="21"/>
           <w:szCs w:val="21"/>
         </w:rPr>
-        <w:t xml:space="preserve">☐  Fine precipitate distribution (Specimen F)  (500×)</w:t>
+        <w:t xml:space="preserve">☐  </w:t>
+      </w:r>
+      <w:r>
+        <w:rPr>
+          <w:sz w:val="21"/>
+          <w:szCs w:val="21"/>
+        </w:rPr>
+        <w:t>Fine precipitate distribution (Specimen F)  (500×)</w:t>
       </w:r>
       <w:r>
         <w:br w:type="page"/>
@@ -8046,7 +8128,14 @@
           <w:sz w:val="21"/>
           <w:szCs w:val="21"/>
         </w:rPr>
-        <w:t xml:space="preserve">☐  Equiaxed aluminum grains (6061-T6, Specimen G)  (100×)</w:t>
+        <w:t xml:space="preserve">☐  </w:t>
+      </w:r>
+      <w:r>
+        <w:rPr>
+          <w:sz w:val="21"/>
+          <w:szCs w:val="21"/>
+        </w:rPr>
+        <w:t>Equiaxed aluminum grains (6061-T6, Specimen G)  (100×)</w:t>
       </w:r>
     </w:p>
     <w:p>
@@ -8061,7 +8150,14 @@
           <w:sz w:val="21"/>
           <w:szCs w:val="21"/>
         </w:rPr>
-        <w:t xml:space="preserve">☐  Fine dark Mg₂Si precipitate dots  (500×)</w:t>
+        <w:t xml:space="preserve">☐  </w:t>
+      </w:r>
+      <w:r>
+        <w:rPr>
+          <w:sz w:val="21"/>
+          <w:szCs w:val="21"/>
+        </w:rPr>
+        <w:t>Fine dark Mg₂Si precipitate dots  (500×)</w:t>
       </w:r>
     </w:p>
     <w:p>
@@ -8076,7 +8172,14 @@
           <w:sz w:val="21"/>
           <w:szCs w:val="21"/>
         </w:rPr>
-        <w:t xml:space="preserve">☐  Very prominent annealing twins in brass (Specimen K, almost every grain)  (40–100×)</w:t>
+        <w:t xml:space="preserve">☐  </w:t>
+      </w:r>
+      <w:r>
+        <w:rPr>
+          <w:sz w:val="21"/>
+          <w:szCs w:val="21"/>
+        </w:rPr>
+        <w:t>Very prominent annealing twins in brass (Specimen K, almost every grain)  (40–100×)</w:t>
       </w:r>
     </w:p>
     <w:p>
@@ -8091,7 +8194,14 @@
           <w:sz w:val="21"/>
           <w:szCs w:val="21"/>
         </w:rPr>
-        <w:t xml:space="preserve">☐  Multiple parallel twin bands per grain (brass)  (500×)</w:t>
+        <w:t xml:space="preserve">☐  </w:t>
+      </w:r>
+      <w:r>
+        <w:rPr>
+          <w:sz w:val="21"/>
+          <w:szCs w:val="21"/>
+        </w:rPr>
+        <w:t>Multiple parallel twin bands per grain (brass)  (500×)</w:t>
       </w:r>
       <w:r>
         <w:br w:type="page"/>
@@ -9090,7 +9200,14 @@
           <w:sz w:val="21"/>
           <w:szCs w:val="21"/>
         </w:rPr>
-        <w:t xml:space="preserve">☐  Grain boundaries countable at 100× (intercept method)  (100×)</w:t>
+        <w:t xml:space="preserve">☐  </w:t>
+      </w:r>
+      <w:r>
+        <w:rPr>
+          <w:sz w:val="21"/>
+          <w:szCs w:val="21"/>
+        </w:rPr>
+        <w:t>Grain boundaries countable at 100× (intercept method)  (100×)</w:t>
       </w:r>
     </w:p>
     <w:p>
@@ -9105,7 +9222,14 @@
           <w:sz w:val="21"/>
           <w:szCs w:val="21"/>
         </w:rPr>
-        <w:t xml:space="preserve">☐  Square Vickers indent with both diagonals measurable  (100×)</w:t>
+        <w:t xml:space="preserve">☐  </w:t>
+      </w:r>
+      <w:r>
+        <w:rPr>
+          <w:sz w:val="21"/>
+          <w:szCs w:val="21"/>
+        </w:rPr>
+        <w:t>Square Vickers indent with both diagonals measurable  (100×)</w:t>
       </w:r>
     </w:p>
     <w:p>
@@ -9120,7 +9244,14 @@
           <w:sz w:val="21"/>
           <w:szCs w:val="21"/>
         </w:rPr>
-        <w:t xml:space="preserve">☐  Plastic zone around indent (disturbed grain boundaries)  (100×)</w:t>
+        <w:t xml:space="preserve">☐  </w:t>
+      </w:r>
+      <w:r>
+        <w:rPr>
+          <w:sz w:val="21"/>
+          <w:szCs w:val="21"/>
+        </w:rPr>
+        <w:t>Plastic zone around indent (disturbed grain boundaries)  (100×)</w:t>
       </w:r>
     </w:p>
     <w:p>
@@ -9135,7 +9266,14 @@
           <w:sz w:val="21"/>
           <w:szCs w:val="21"/>
         </w:rPr>
-        <w:t xml:space="preserve">☐  Grain size noticeably different between A and B  (100×)</w:t>
+        <w:t xml:space="preserve">☐  </w:t>
+      </w:r>
+      <w:r>
+        <w:rPr>
+          <w:sz w:val="21"/>
+          <w:szCs w:val="21"/>
+        </w:rPr>
+        <w:t>Grain size noticeably different between A and B  (100×)</w:t>
       </w:r>
       <w:r>
         <w:br w:type="page"/>
@@ -10134,7 +10272,14 @@
           <w:sz w:val="21"/>
           <w:szCs w:val="21"/>
         </w:rPr>
-        <w:t xml:space="preserve">☐  Surface or near-surface void/pore located (Specimen A)  (40–100×)</w:t>
+        <w:t xml:space="preserve">☐  </w:t>
+      </w:r>
+      <w:r>
+        <w:rPr>
+          <w:sz w:val="21"/>
+          <w:szCs w:val="21"/>
+        </w:rPr>
+        <w:t>Surface or near-surface void/pore located (Specimen A)  (40–100×)</w:t>
       </w:r>
     </w:p>
     <w:p>
@@ -10149,7 +10294,14 @@
           <w:sz w:val="21"/>
           <w:szCs w:val="21"/>
         </w:rPr>
-        <w:t xml:space="preserve">☐  Elongated MnS inclusion aligned with rolling direction (Specimen A)  (100×)</w:t>
+        <w:t xml:space="preserve">☐  </w:t>
+      </w:r>
+      <w:r>
+        <w:rPr>
+          <w:sz w:val="21"/>
+          <w:szCs w:val="21"/>
+        </w:rPr>
+        <w:t>Elongated MnS inclusion aligned with rolling direction (Specimen A)  (100×)</w:t>
       </w:r>
     </w:p>
     <w:p>
@@ -10164,7 +10316,14 @@
           <w:sz w:val="21"/>
           <w:szCs w:val="21"/>
         </w:rPr>
-        <w:t xml:space="preserve">☐  Discrete lead particles identified in Specimen L, distinguished from a true defect  (100×)</w:t>
+        <w:t xml:space="preserve">☐  </w:t>
+      </w:r>
+      <w:r>
+        <w:rPr>
+          <w:sz w:val="21"/>
+          <w:szCs w:val="21"/>
+        </w:rPr>
+        <w:t>Discrete lead particles identified in Specimen L, distinguished from a true defect  (100×)</w:t>
       </w:r>
     </w:p>
     <w:p>
@@ -10179,7 +10338,14 @@
           <w:sz w:val="21"/>
           <w:szCs w:val="21"/>
         </w:rPr>
-        <w:t xml:space="preserve">☐  General surface condition of Specimen P noted (standard polish, no destructive prep)  (50×)</w:t>
+        <w:t xml:space="preserve">☐  </w:t>
+      </w:r>
+      <w:r>
+        <w:rPr>
+          <w:sz w:val="21"/>
+          <w:szCs w:val="21"/>
+        </w:rPr>
+        <w:t>General surface condition of Specimen P noted (standard polish, no destructive prep)  (50×)</w:t>
       </w:r>
       <w:r>
         <w:br w:type="page"/>
@@ -11142,7 +11308,14 @@
           <w:sz w:val="21"/>
           <w:szCs w:val="21"/>
         </w:rPr>
-        <w:t xml:space="preserve">☐  Grain boundaries consistently resolvable (three test lines)  (100×)</w:t>
+        <w:t xml:space="preserve">☐  </w:t>
+      </w:r>
+      <w:r>
+        <w:rPr>
+          <w:sz w:val="21"/>
+          <w:szCs w:val="21"/>
+        </w:rPr>
+        <w:t>Grain boundaries consistently resolvable (three test lines)  (100×)</w:t>
       </w:r>
     </w:p>
     <w:p>
@@ -11157,7 +11330,14 @@
           <w:sz w:val="21"/>
           <w:szCs w:val="21"/>
         </w:rPr>
-        <w:t xml:space="preserve">☐  Type A inclusions (sulfide stringers) identified  (100×)</w:t>
+        <w:t xml:space="preserve">☐  </w:t>
+      </w:r>
+      <w:r>
+        <w:rPr>
+          <w:sz w:val="21"/>
+          <w:szCs w:val="21"/>
+        </w:rPr>
+        <w:t>Type A inclusions (sulfide stringers) identified  (100×)</w:t>
       </w:r>
     </w:p>
     <w:p>
@@ -11172,7 +11352,14 @@
           <w:sz w:val="21"/>
           <w:szCs w:val="21"/>
         </w:rPr>
-        <w:t xml:space="preserve">☐  Type B, C, or D inclusions noted (if present)  (100×)</w:t>
+        <w:t xml:space="preserve">☐  </w:t>
+      </w:r>
+      <w:r>
+        <w:rPr>
+          <w:sz w:val="21"/>
+          <w:szCs w:val="21"/>
+        </w:rPr>
+        <w:t>Type B, C, or D inclusions noted (if present)  (100×)</w:t>
       </w:r>
     </w:p>
     <w:p>
@@ -11187,7 +11374,14 @@
           <w:sz w:val="21"/>
           <w:szCs w:val="21"/>
         </w:rPr>
-        <w:t xml:space="preserve">☐  Inclusion severity rated Thin or Heavy vs. chart  (100×)</w:t>
+        <w:t xml:space="preserve">☐  </w:t>
+      </w:r>
+      <w:r>
+        <w:rPr>
+          <w:sz w:val="21"/>
+          <w:szCs w:val="21"/>
+        </w:rPr>
+        <w:t>Inclusion severity rated Thin or Heavy vs. chart  (100×)</w:t>
       </w:r>
       <w:r>
         <w:br w:type="page"/>
@@ -12204,7 +12398,14 @@
           <w:sz w:val="21"/>
           <w:szCs w:val="21"/>
         </w:rPr>
-        <w:t xml:space="preserve">☐  Equiaxed grain structure visible in both specimens  (50×)</w:t>
+        <w:t xml:space="preserve">☐  </w:t>
+      </w:r>
+      <w:r>
+        <w:rPr>
+          <w:sz w:val="21"/>
+          <w:szCs w:val="21"/>
+        </w:rPr>
+        <w:t>Equiaxed grain structure visible in both specimens  (50×)</w:t>
       </w:r>
     </w:p>
     <w:p>
@@ -12219,7 +12420,14 @@
           <w:sz w:val="21"/>
           <w:szCs w:val="21"/>
         </w:rPr>
-        <w:t xml:space="preserve">☐  Constituent particles identified in Specimen G (6061)  (500×)</w:t>
+        <w:t xml:space="preserve">☐  </w:t>
+      </w:r>
+      <w:r>
+        <w:rPr>
+          <w:sz w:val="21"/>
+          <w:szCs w:val="21"/>
+        </w:rPr>
+        <w:t>Constituent particles identified in Specimen G (6061)  (500×)</w:t>
       </w:r>
     </w:p>
     <w:p>
@@ -12234,7 +12442,14 @@
           <w:sz w:val="21"/>
           <w:szCs w:val="21"/>
         </w:rPr>
-        <w:t xml:space="preserve">☐  Constituent particles identified in Specimen J (2024-T3)  (500×)</w:t>
+        <w:t xml:space="preserve">☐  </w:t>
+      </w:r>
+      <w:r>
+        <w:rPr>
+          <w:sz w:val="21"/>
+          <w:szCs w:val="21"/>
+        </w:rPr>
+        <w:t>Constituent particles identified in Specimen J (2024-T3)  (500×)</w:t>
       </w:r>
     </w:p>
     <w:p>
@@ -12249,7 +12464,14 @@
           <w:sz w:val="21"/>
           <w:szCs w:val="21"/>
         </w:rPr>
-        <w:t xml:space="preserve">☐  Relative particle size/density compared between G and J  (500×)</w:t>
+        <w:t xml:space="preserve">☐  </w:t>
+      </w:r>
+      <w:r>
+        <w:rPr>
+          <w:sz w:val="21"/>
+          <w:szCs w:val="21"/>
+        </w:rPr>
+        <w:t>Relative particle size/density compared between G and J  (500×)</w:t>
       </w:r>
     </w:p>
     <w:p>
@@ -12264,7 +12486,14 @@
           <w:sz w:val="21"/>
           <w:szCs w:val="21"/>
         </w:rPr>
-        <w:t xml:space="preserve">☐  Grain boundary and twin structure noted in both  (100×)</w:t>
+        <w:t xml:space="preserve">☐  </w:t>
+      </w:r>
+      <w:r>
+        <w:rPr>
+          <w:sz w:val="21"/>
+          <w:szCs w:val="21"/>
+        </w:rPr>
+        <w:t>Grain boundary and twin structure noted in both  (100×)</w:t>
       </w:r>
     </w:p>
     <w:p>
@@ -12279,7 +12508,14 @@
           <w:sz w:val="21"/>
           <w:szCs w:val="21"/>
         </w:rPr>
-        <w:t xml:space="preserve">☐  Square Vickers indent with both diagonals measurable (G and J)  (500×)</w:t>
+        <w:t xml:space="preserve">☐  </w:t>
+      </w:r>
+      <w:r>
+        <w:rPr>
+          <w:sz w:val="21"/>
+          <w:szCs w:val="21"/>
+        </w:rPr>
+        <w:t>Square Vickers indent with both diagonals measurable (G and J)  (500×)</w:t>
       </w:r>
       <w:r>
         <w:br w:type="page"/>
@@ -13428,7 +13664,14 @@
           <w:sz w:val="21"/>
           <w:szCs w:val="21"/>
         </w:rPr>
-        <w:t xml:space="preserve">☐  Equiaxed grain structure visible in both specimens  (100×)</w:t>
+        <w:t xml:space="preserve">☐  </w:t>
+      </w:r>
+      <w:r>
+        <w:rPr>
+          <w:sz w:val="21"/>
+          <w:szCs w:val="21"/>
+        </w:rPr>
+        <w:t>Equiaxed grain structure visible in both specimens  (100×)</w:t>
       </w:r>
     </w:p>
     <w:p>
@@ -13443,7 +13686,14 @@
           <w:sz w:val="21"/>
           <w:szCs w:val="21"/>
         </w:rPr>
-        <w:t xml:space="preserve">☐  Fine Mg₂Si precipitates re-confirmed in Specimen G (6061-T6)  (500×)</w:t>
+        <w:t xml:space="preserve">☐  </w:t>
+      </w:r>
+      <w:r>
+        <w:rPr>
+          <w:sz w:val="21"/>
+          <w:szCs w:val="21"/>
+        </w:rPr>
+        <w:t>Fine Mg₂Si precipitates re-confirmed in Specimen G (6061-T6)  (500×)</w:t>
       </w:r>
     </w:p>
     <w:p>
@@ -13458,7 +13708,14 @@
           <w:sz w:val="21"/>
           <w:szCs w:val="21"/>
         </w:rPr>
-        <w:t xml:space="preserve">☐  Absence of precipitates confirmed in Specimen I (5086, solid-solution only)  (500×)</w:t>
+        <w:t xml:space="preserve">☐  </w:t>
+      </w:r>
+      <w:r>
+        <w:rPr>
+          <w:sz w:val="21"/>
+          <w:szCs w:val="21"/>
+        </w:rPr>
+        <w:t>Absence of precipitates confirmed in Specimen I (5086, solid-solution only)  (500×)</w:t>
       </w:r>
     </w:p>
     <w:p>
@@ -13473,7 +13730,14 @@
           <w:sz w:val="21"/>
           <w:szCs w:val="21"/>
         </w:rPr>
-        <w:t xml:space="preserve">☐  Relative grain size compared between G and I  (100×)</w:t>
+        <w:t xml:space="preserve">☐  </w:t>
+      </w:r>
+      <w:r>
+        <w:rPr>
+          <w:sz w:val="21"/>
+          <w:szCs w:val="21"/>
+        </w:rPr>
+        <w:t>Relative grain size compared between G and I  (100×)</w:t>
       </w:r>
     </w:p>
     <w:p>
@@ -13488,7 +13752,14 @@
           <w:sz w:val="21"/>
           <w:szCs w:val="21"/>
         </w:rPr>
-        <w:t xml:space="preserve">☐  Square Vickers indent with both diagonals measurable (G and I)  (500×)</w:t>
+        <w:t xml:space="preserve">☐  </w:t>
+      </w:r>
+      <w:r>
+        <w:rPr>
+          <w:sz w:val="21"/>
+          <w:szCs w:val="21"/>
+        </w:rPr>
+        <w:t>Square Vickers indent with both diagonals measurable (G and I)  (500×)</w:t>
       </w:r>
       <w:r>
         <w:br w:type="page"/>
@@ -14544,7 +14815,14 @@
           <w:sz w:val="21"/>
           <w:szCs w:val="21"/>
         </w:rPr>
-        <w:t xml:space="preserve">☐  Prepared edge visible and smooth at 50×  (50×)</w:t>
+        <w:t xml:space="preserve">☐  </w:t>
+      </w:r>
+      <w:r>
+        <w:rPr>
+          <w:sz w:val="21"/>
+          <w:szCs w:val="21"/>
+        </w:rPr>
+        <w:t>Prepared edge visible and smooth at 50×  (50×)</w:t>
       </w:r>
     </w:p>
     <w:p>
@@ -14559,7 +14837,14 @@
           <w:sz w:val="21"/>
           <w:szCs w:val="21"/>
         </w:rPr>
-        <w:t xml:space="preserve">☐  Near-surface grain distortion or deformation layer (steel)  (500×)</w:t>
+        <w:t xml:space="preserve">☐  </w:t>
+      </w:r>
+      <w:r>
+        <w:rPr>
+          <w:sz w:val="21"/>
+          <w:szCs w:val="21"/>
+        </w:rPr>
+        <w:t>Near-surface grain distortion or deformation layer (steel)  (500×)</w:t>
       </w:r>
     </w:p>
     <w:p>
@@ -14574,7 +14859,14 @@
           <w:sz w:val="21"/>
           <w:szCs w:val="21"/>
         </w:rPr>
-        <w:t xml:space="preserve">☐  Preparation scratches visible at 500×  (500×)</w:t>
+        <w:t xml:space="preserve">☐  </w:t>
+      </w:r>
+      <w:r>
+        <w:rPr>
+          <w:sz w:val="21"/>
+          <w:szCs w:val="21"/>
+        </w:rPr>
+        <w:t>Preparation scratches visible at 500×  (500×)</w:t>
       </w:r>
     </w:p>
     <w:p>
@@ -14589,7 +14881,14 @@
           <w:sz w:val="21"/>
           <w:szCs w:val="21"/>
         </w:rPr>
-        <w:t xml:space="preserve">☐  Comparison of near-surface condition: steel vs. aluminum (Specimen G)  (500×)</w:t>
+        <w:t xml:space="preserve">☐  </w:t>
+      </w:r>
+      <w:r>
+        <w:rPr>
+          <w:sz w:val="21"/>
+          <w:szCs w:val="21"/>
+        </w:rPr>
+        <w:t>Comparison of near-surface condition: steel vs. aluminum (Specimen G)  (500×)</w:t>
       </w:r>
       <w:r>
         <w:br w:type="page"/>
@@ -15681,7 +15980,14 @@
           <w:sz w:val="21"/>
           <w:szCs w:val="21"/>
         </w:rPr>
-        <w:t xml:space="preserve">☐  Equiaxed grain structure visible, Specimen N (pure copper)  (100×)</w:t>
+        <w:t xml:space="preserve">☐  </w:t>
+      </w:r>
+      <w:r>
+        <w:rPr>
+          <w:sz w:val="21"/>
+          <w:szCs w:val="21"/>
+        </w:rPr>
+        <w:t>Equiaxed grain structure visible, Specimen N (pure copper)  (100×)</w:t>
       </w:r>
     </w:p>
     <w:p>
@@ -15696,7 +16002,14 @@
           <w:sz w:val="21"/>
           <w:szCs w:val="21"/>
         </w:rPr>
-        <w:t xml:space="preserve">☐  Annealing twin bands visible in Specimen N  (100×)</w:t>
+        <w:t xml:space="preserve">☐  </w:t>
+      </w:r>
+      <w:r>
+        <w:rPr>
+          <w:sz w:val="21"/>
+          <w:szCs w:val="21"/>
+        </w:rPr>
+        <w:t>Annealing twin bands visible in Specimen N  (100×)</w:t>
       </w:r>
     </w:p>
     <w:p>
@@ -15711,7 +16024,14 @@
           <w:sz w:val="21"/>
           <w:szCs w:val="21"/>
         </w:rPr>
-        <w:t xml:space="preserve">☐  Fine precipitate distribution identified in Specimen O (chromium copper)  (500×)</w:t>
+        <w:t xml:space="preserve">☐  </w:t>
+      </w:r>
+      <w:r>
+        <w:rPr>
+          <w:sz w:val="21"/>
+          <w:szCs w:val="21"/>
+        </w:rPr>
+        <w:t>Fine precipitate distribution identified in Specimen O (chromium copper)  (500×)</w:t>
       </w:r>
     </w:p>
     <w:p>
@@ -15726,7 +16046,14 @@
           <w:sz w:val="21"/>
           <w:szCs w:val="21"/>
         </w:rPr>
-        <w:t xml:space="preserve">☐  Grain/twin structure compared between N and O  (100×)</w:t>
+        <w:t xml:space="preserve">☐  </w:t>
+      </w:r>
+      <w:r>
+        <w:rPr>
+          <w:sz w:val="21"/>
+          <w:szCs w:val="21"/>
+        </w:rPr>
+        <w:t>Grain/twin structure compared between N and O  (100×)</w:t>
       </w:r>
     </w:p>
     <w:p>
@@ -15741,7 +16068,14 @@
           <w:sz w:val="21"/>
           <w:szCs w:val="21"/>
         </w:rPr>
-        <w:t xml:space="preserve">☐  Square Vickers indent with both diagonals measurable (N and O)  (500×)</w:t>
+        <w:t xml:space="preserve">☐  </w:t>
+      </w:r>
+      <w:r>
+        <w:rPr>
+          <w:sz w:val="21"/>
+          <w:szCs w:val="21"/>
+        </w:rPr>
+        <w:t>Square Vickers indent with both diagonals measurable (N and O)  (500×)</w:t>
       </w:r>
       <w:r>
         <w:br w:type="page"/>
@@ -16869,7 +17203,14 @@
           <w:sz w:val="21"/>
           <w:szCs w:val="21"/>
         </w:rPr>
-        <w:t xml:space="preserve">☐  Equiaxed single-phase alpha grains, Specimen K (260)  (100×)</w:t>
+        <w:t xml:space="preserve">☐  </w:t>
+      </w:r>
+      <w:r>
+        <w:rPr>
+          <w:sz w:val="21"/>
+          <w:szCs w:val="21"/>
+        </w:rPr>
+        <w:t>Equiaxed single-phase alpha grains, Specimen K (260)  (100×)</w:t>
       </w:r>
     </w:p>
     <w:p>
@@ -16884,7 +17225,14 @@
           <w:sz w:val="21"/>
           <w:szCs w:val="21"/>
         </w:rPr>
-        <w:t xml:space="preserve">☐  Annealing twin bands visible in Specimen K  (100×)</w:t>
+        <w:t xml:space="preserve">☐  </w:t>
+      </w:r>
+      <w:r>
+        <w:rPr>
+          <w:sz w:val="21"/>
+          <w:szCs w:val="21"/>
+        </w:rPr>
+        <w:t>Annealing twin bands visible in Specimen K  (100×)</w:t>
       </w:r>
     </w:p>
     <w:p>
@@ -16899,7 +17247,14 @@
           <w:sz w:val="21"/>
           <w:szCs w:val="21"/>
         </w:rPr>
-        <w:t xml:space="preserve">☐  Discrete lead particles identified, Specimen L (360)  (100×)</w:t>
+        <w:t xml:space="preserve">☐  </w:t>
+      </w:r>
+      <w:r>
+        <w:rPr>
+          <w:sz w:val="21"/>
+          <w:szCs w:val="21"/>
+        </w:rPr>
+        <w:t>Discrete lead particles identified, Specimen L (360)  (100×)</w:t>
       </w:r>
     </w:p>
     <w:p>
@@ -16914,7 +17269,14 @@
           <w:sz w:val="21"/>
           <w:szCs w:val="21"/>
         </w:rPr>
-        <w:t xml:space="preserve">☐  Two distinct phases (alpha + beta) identified, Specimen M (464)  (100×)</w:t>
+        <w:t xml:space="preserve">☐  </w:t>
+      </w:r>
+      <w:r>
+        <w:rPr>
+          <w:sz w:val="21"/>
+          <w:szCs w:val="21"/>
+        </w:rPr>
+        <w:t>Two distinct phases (alpha + beta) identified, Specimen M (464)  (100×)</w:t>
       </w:r>
     </w:p>
     <w:p>
@@ -16929,7 +17291,14 @@
           <w:sz w:val="21"/>
           <w:szCs w:val="21"/>
         </w:rPr>
-        <w:t xml:space="preserve">☐  Alpha/beta phase boundary morphology noted, Specimen M  (500×)</w:t>
+        <w:t xml:space="preserve">☐  </w:t>
+      </w:r>
+      <w:r>
+        <w:rPr>
+          <w:sz w:val="21"/>
+          <w:szCs w:val="21"/>
+        </w:rPr>
+        <w:t>Alpha/beta phase boundary morphology noted, Specimen M  (500×)</w:t>
       </w:r>
     </w:p>
     <w:p>
@@ -16944,7 +17313,14 @@
           <w:sz w:val="21"/>
           <w:szCs w:val="21"/>
         </w:rPr>
-        <w:t xml:space="preserve">☐  Square Vickers indent with both diagonals measurable (K, L, and M)  (500×)</w:t>
+        <w:t xml:space="preserve">☐  </w:t>
+      </w:r>
+      <w:r>
+        <w:rPr>
+          <w:sz w:val="21"/>
+          <w:szCs w:val="21"/>
+        </w:rPr>
+        <w:t>Square Vickers indent with both diagonals measurable (K, L, and M)  (500×)</w:t>
       </w:r>
       <w:r>
         <w:br w:type="page"/>
@@ -18036,7 +18412,14 @@
           <w:sz w:val="21"/>
           <w:szCs w:val="21"/>
         </w:rPr>
-        <w:t xml:space="preserve">☐  Precipitate morphology re-examined in Specimen F (17-4PH)  (500×)</w:t>
+        <w:t xml:space="preserve">☐  </w:t>
+      </w:r>
+      <w:r>
+        <w:rPr>
+          <w:sz w:val="21"/>
+          <w:szCs w:val="21"/>
+        </w:rPr>
+        <w:t>Precipitate morphology re-examined in Specimen F (17-4PH)  (500×)</w:t>
       </w:r>
     </w:p>
     <w:p>
@@ -18051,7 +18434,14 @@
           <w:sz w:val="21"/>
           <w:szCs w:val="21"/>
         </w:rPr>
-        <w:t xml:space="preserve">☐  Precipitate morphology re-examined in Specimen J (2024-T3)  (500×)</w:t>
+        <w:t xml:space="preserve">☐  </w:t>
+      </w:r>
+      <w:r>
+        <w:rPr>
+          <w:sz w:val="21"/>
+          <w:szCs w:val="21"/>
+        </w:rPr>
+        <w:t>Precipitate morphology re-examined in Specimen J (2024-T3)  (500×)</w:t>
       </w:r>
     </w:p>
     <w:p>
@@ -18066,7 +18456,14 @@
           <w:sz w:val="21"/>
           <w:szCs w:val="21"/>
         </w:rPr>
-        <w:t xml:space="preserve">☐  Precipitate morphology re-examined in Specimen O (chromium copper)  (500×)</w:t>
+        <w:t xml:space="preserve">☐  </w:t>
+      </w:r>
+      <w:r>
+        <w:rPr>
+          <w:sz w:val="21"/>
+          <w:szCs w:val="21"/>
+        </w:rPr>
+        <w:t>Precipitate morphology re-examined in Specimen O (chromium copper)  (500×)</w:t>
       </w:r>
     </w:p>
     <w:p>
@@ -18081,7 +18478,14 @@
           <w:sz w:val="21"/>
           <w:szCs w:val="21"/>
         </w:rPr>
-        <w:t xml:space="preserve">☐  Relative precipitate size/density ranked across all three  (500×)</w:t>
+        <w:t xml:space="preserve">☐  </w:t>
+      </w:r>
+      <w:r>
+        <w:rPr>
+          <w:sz w:val="21"/>
+          <w:szCs w:val="21"/>
+        </w:rPr>
+        <w:t>Relative precipitate size/density ranked across all three  (500×)</w:t>
       </w:r>
     </w:p>
     <w:p>
@@ -18096,7 +18500,14 @@
           <w:sz w:val="21"/>
           <w:szCs w:val="21"/>
         </w:rPr>
-        <w:t xml:space="preserve">☐  Base crystal structure noted for each (martensitic vs. FCC)  (100×)</w:t>
+        <w:t xml:space="preserve">☐  </w:t>
+      </w:r>
+      <w:r>
+        <w:rPr>
+          <w:sz w:val="21"/>
+          <w:szCs w:val="21"/>
+        </w:rPr>
+        <w:t>Base crystal structure noted for each (martensitic vs. FCC)  (100×)</w:t>
       </w:r>
     </w:p>
     <w:p>
@@ -18111,7 +18522,14 @@
           <w:sz w:val="21"/>
           <w:szCs w:val="21"/>
         </w:rPr>
-        <w:t xml:space="preserve">☐  Square Vickers indent with both diagonals measurable, Specimen F  (500×)</w:t>
+        <w:t xml:space="preserve">☐  </w:t>
+      </w:r>
+      <w:r>
+        <w:rPr>
+          <w:sz w:val="21"/>
+          <w:szCs w:val="21"/>
+        </w:rPr>
+        <w:t>Square Vickers indent with both diagonals measurable, Specimen F  (500×)</w:t>
       </w:r>
       <w:r>
         <w:br w:type="page"/>
@@ -19113,7 +19531,14 @@
           <w:sz w:val="21"/>
           <w:szCs w:val="21"/>
         </w:rPr>
-        <w:t xml:space="preserve">☐  Crystal structure identified for at least one BCC, FCC, and HCP specimen (from notes)</w:t>
+        <w:t xml:space="preserve">☐  </w:t>
+      </w:r>
+      <w:r>
+        <w:rPr>
+          <w:sz w:val="21"/>
+          <w:szCs w:val="21"/>
+        </w:rPr>
+        <w:t>Crystal structure identified for at least one BCC, FCC, and HCP specimen (from notes)</w:t>
       </w:r>
     </w:p>
     <w:p>
@@ -19128,7 +19553,14 @@
           <w:sz w:val="21"/>
           <w:szCs w:val="21"/>
         </w:rPr>
-        <w:t xml:space="preserve">☐  Twin presence/absence compared across at least three specimens (from notes)</w:t>
+        <w:t xml:space="preserve">☐  </w:t>
+      </w:r>
+      <w:r>
+        <w:rPr>
+          <w:sz w:val="21"/>
+          <w:szCs w:val="21"/>
+        </w:rPr>
+        <w:t>Twin presence/absence compared across at least three specimens (from notes)</w:t>
       </w:r>
     </w:p>
     <w:p>
@@ -19143,7 +19575,14 @@
           <w:sz w:val="21"/>
           <w:szCs w:val="21"/>
         </w:rPr>
-        <w:t xml:space="preserve">☐  Strengthening mechanism identified for at least three specimens (from notes)</w:t>
+        <w:t xml:space="preserve">☐  </w:t>
+      </w:r>
+      <w:r>
+        <w:rPr>
+          <w:sz w:val="21"/>
+          <w:szCs w:val="21"/>
+        </w:rPr>
+        <w:t>Strengthening mechanism identified for at least three specimens (from notes)</w:t>
       </w:r>
     </w:p>
     <w:p>
@@ -19158,7 +19597,14 @@
           <w:sz w:val="21"/>
           <w:szCs w:val="21"/>
         </w:rPr>
-        <w:t xml:space="preserve">☐  Precipitation-hardening thread traced across F, J, O (from notes)</w:t>
+        <w:t xml:space="preserve">☐  </w:t>
+      </w:r>
+      <w:r>
+        <w:rPr>
+          <w:sz w:val="21"/>
+          <w:szCs w:val="21"/>
+        </w:rPr>
+        <w:t>Precipitation-hardening thread traced across F, J, O (from notes)</w:t>
       </w:r>
     </w:p>
     <w:p>
@@ -19173,7 +19619,14 @@
           <w:sz w:val="21"/>
           <w:szCs w:val="21"/>
         </w:rPr>
-        <w:t xml:space="preserve">☐  Five-unit synthesis chain outlined with specimen citations</w:t>
+        <w:t xml:space="preserve">☐  </w:t>
+      </w:r>
+      <w:r>
+        <w:rPr>
+          <w:sz w:val="21"/>
+          <w:szCs w:val="21"/>
+        </w:rPr>
+        <w:t>Five-unit synthesis chain outlined with specimen citations</w:t>
       </w:r>
       <w:r>
         <w:br w:type="page"/>
@@ -24168,8 +24621,8 @@
       <w:u w:val="single"/>
     </w:rPr>
   </w:style>
-  <w:style w:type="character" w:styleId="FootnoteCharactersuser">
-    <w:name w:val="Footnote Characters (user)"/>
+  <w:style w:type="character" w:styleId="FootnoteCharacters">
+    <w:name w:val="Footnote Characters"/>
     <w:uiPriority w:val="99"/>
     <w:semiHidden/>
     <w:unhideWhenUsed/>
@@ -24178,8 +24631,8 @@
       <w:vertAlign w:val="superscript"/>
     </w:rPr>
   </w:style>
-  <w:style w:type="character" w:styleId="FootnoteCharacters">
-    <w:name w:val="Footnote Characters"/>
+  <w:style w:type="character" w:styleId="FootnoteCharactersuser">
+    <w:name w:val="Footnote Characters (user)"/>
     <w:qFormat/>
     <w:rPr>
       <w:vertAlign w:val="superscript"/>
@@ -24203,8 +24656,8 @@
       <w:szCs w:val="20"/>
     </w:rPr>
   </w:style>
-  <w:style w:type="character" w:styleId="EndnoteCharactersuser">
-    <w:name w:val="Endnote Characters (user)"/>
+  <w:style w:type="character" w:styleId="EndnoteCharacters">
+    <w:name w:val="Endnote Characters"/>
     <w:uiPriority w:val="99"/>
     <w:semiHidden/>
     <w:unhideWhenUsed/>
@@ -24213,8 +24666,8 @@
       <w:vertAlign w:val="superscript"/>
     </w:rPr>
   </w:style>
-  <w:style w:type="character" w:styleId="EndnoteCharacters">
-    <w:name w:val="Endnote Characters"/>
+  <w:style w:type="character" w:styleId="EndnoteCharactersuser">
+    <w:name w:val="Endnote Characters (user)"/>
     <w:qFormat/>
     <w:rPr>
       <w:vertAlign w:val="superscript"/>

--- a/MECH191_metallurgy/semesterActivity/MECH191_Modules.docx
+++ b/MECH191_metallurgy/semesterActivity/MECH191_Modules.docx
@@ -4641,7 +4641,7 @@
           <w:sz w:val="21"/>
           <w:szCs w:val="21"/>
         </w:rPr>
-        <w:t>Specimens A, B (phenolic mounts, Vickers indent applied to B for Q2)</w:t>
+        <w:t>Specimens A (1018 steel), B (1045 steel), phenolic mounts, Vickers indent applied to B for Q2</w:t>
       </w:r>
     </w:p>
     <w:p>
@@ -4901,7 +4901,7 @@
           <w:sz w:val="21"/>
           <w:szCs w:val="21"/>
         </w:rPr>
-        <w:t>Square Vickers indent visible on Specimen B  (100×)</w:t>
+        <w:t>Square Vickers indent visible on Specimen B (1045 steel)  (100×)</w:t>
       </w:r>
     </w:p>
     <w:p>
@@ -5055,7 +5055,7 @@
           <w:sz w:val="21"/>
           <w:szCs w:val="21"/>
         </w:rPr>
-        <w:t>Compare Specimens A and B at 100×. Which has more pearlite? Explain why, given 1045 has more carbon than 1018.</w:t>
+        <w:t>Compare Specimens A (1018 steel) and B (1045 steel) at 100×. Which has more pearlite? Explain why, given 1045 has more carbon than 1018.</w:t>
       </w:r>
     </w:p>
     <w:p>
@@ -5112,7 +5112,7 @@
           <w:sz w:val="21"/>
           <w:szCs w:val="21"/>
         </w:rPr>
-        <w:t>Measure the Vickers indent diagonal on Specimen B (after the indent is applied) at 100×. The field width at 100× is ~2.3 mm. Estimate the diagonal in mm, then calculate: HV = 1.854 × F / d_avg². (Use F = 1 kgf = 9.81 N; d in mm.)</w:t>
+        <w:t>Measure the Vickers indent diagonal on Specimen B (1045 steel) (after the indent is applied) at 100×. The field width at 100× is ~2.3 mm. Estimate the diagonal in mm, then calculate: HV = 1.854 × F / d_avg². (Use F = 1 kgf = 9.81 N; d in mm.)</w:t>
       </w:r>
     </w:p>
     <w:p>
@@ -5771,7 +5771,7 @@
           <w:sz w:val="21"/>
           <w:szCs w:val="21"/>
         </w:rPr>
-        <w:t>Specimens A, B, C (phenolic mounts)</w:t>
+        <w:t>Specimens A (1018 steel), B (1045 steel), C (1075 steel), phenolic mounts</w:t>
       </w:r>
     </w:p>
     <w:p>
@@ -6202,7 +6202,7 @@
           <w:sz w:val="21"/>
           <w:szCs w:val="21"/>
         </w:rPr>
-        <w:t>At 100×, rank Specimens A, B, and C by visually estimated pearlite fraction. Does the ranking match what you'd predict from each grade's carbon content using the lever rule?</w:t>
+        <w:t>At 100×, rank Specimens A (1018 steel), B (1045 steel), and C (1075 steel) by visually estimated pearlite fraction. Does the ranking match what you'd predict from each grade's carbon content using the lever rule?</w:t>
       </w:r>
     </w:p>
     <w:p>
@@ -6861,7 +6861,7 @@
           <w:sz w:val="21"/>
           <w:szCs w:val="21"/>
         </w:rPr>
-        <w:t>Specimens D, E, F (phenolic mounts)</w:t>
+        <w:t>Specimens D (304 stainless steel), E (316 stainless steel), F (17-4PH stainless steel), phenolic mounts</w:t>
       </w:r>
     </w:p>
     <w:p>
@@ -7059,7 +7059,7 @@
           <w:sz w:val="21"/>
           <w:szCs w:val="21"/>
         </w:rPr>
-        <w:t>Equiaxed austenite grains, 304 (Specimen D)  (100×)</w:t>
+        <w:t>Equiaxed austenite grains, 304 (Specimen D (304 stainless steel))  (100×)</w:t>
       </w:r>
     </w:p>
     <w:p>
@@ -7081,7 +7081,7 @@
           <w:sz w:val="21"/>
           <w:szCs w:val="21"/>
         </w:rPr>
-        <w:t>Equiaxed austenite grains, 316 (Specimen E)  (100×)</w:t>
+        <w:t>Equiaxed austenite grains, 316 (Specimen E (316 stainless steel))  (100×)</w:t>
       </w:r>
     </w:p>
     <w:p>
@@ -7125,7 +7125,7 @@
           <w:sz w:val="21"/>
           <w:szCs w:val="21"/>
         </w:rPr>
-        <w:t>Martensitic matrix, no twinning (17-4PH, Specimen F)  (100×)</w:t>
+        <w:t>Martensitic matrix, no twinning (17-4PH, Specimen F (17-4PH stainless steel))  (100×)</w:t>
       </w:r>
     </w:p>
     <w:p>
@@ -7147,7 +7147,7 @@
           <w:sz w:val="21"/>
           <w:szCs w:val="21"/>
         </w:rPr>
-        <w:t>Fine precipitate distribution (Specimen F)  (500×)</w:t>
+        <w:t>Fine precipitate distribution (Specimen F (17-4PH stainless steel))  (500×)</w:t>
       </w:r>
       <w:r>
         <w:br w:type="page"/>
@@ -7257,7 +7257,7 @@
           <w:sz w:val="21"/>
           <w:szCs w:val="21"/>
         </w:rPr>
-        <w:t>Identify annealing twins in Specimens D and E. Why do FCC austenitic stainless steels twin readily during annealing while the martensitic Specimen F does not?</w:t>
+        <w:t>Identify annealing twins in Specimens D (304 stainless steel) and E (316 stainless steel). Why do FCC austenitic stainless steels twin readily during annealing while the martensitic Specimen F (17-4PH stainless steel) does not?</w:t>
       </w:r>
     </w:p>
     <w:p>
@@ -7371,7 +7371,7 @@
           <w:sz w:val="21"/>
           <w:szCs w:val="21"/>
         </w:rPr>
-        <w:t>Specimen F (17-4PH) looks nothing like D or E under the scope. Describe what you observe instead, and explain why ‘stainless’ doesn't guarantee a particular microstructure the way ‘1018’ or ‘1045’ does for carbon steel.</w:t>
+        <w:t>Specimen F (17-4PH stainless steel) looks nothing like D (304 stainless steel) or E (316 stainless steel) under the scope. Describe what you observe instead, and explain why ‘stainless’ doesn't guarantee a particular microstructure the way ‘1018’ or ‘1045’ does for carbon steel.</w:t>
       </w:r>
     </w:p>
     <w:p>
@@ -7428,7 +7428,7 @@
           <w:sz w:val="21"/>
           <w:szCs w:val="21"/>
         </w:rPr>
-        <w:t>17-4PH is strengthened by precipitation during aging, not by the FCC structure that produces twinning in D and E. Based on what you observed, would you expect 17-4PH to be more or less prone to work hardening during machining than 304? Explain your reasoning.</w:t>
+        <w:t>17-4PH is strengthened by precipitation during aging, not by the FCC structure that produces twinning in D (304 stainless steel) and E (316 stainless steel). Based on what you observed, would you expect 17-4PH to be more or less prone to work hardening during machining than 304? Explain your reasoning.</w:t>
       </w:r>
     </w:p>
     <w:p>
@@ -7937,7 +7937,7 @@
           <w:sz w:val="21"/>
           <w:szCs w:val="21"/>
         </w:rPr>
-        <w:t>Specimens G, K (phenolic mounts)</w:t>
+        <w:t>Specimens G (6061-T6 aluminum), K (260 brass), phenolic mounts</w:t>
       </w:r>
     </w:p>
     <w:p>
@@ -8135,7 +8135,7 @@
           <w:sz w:val="21"/>
           <w:szCs w:val="21"/>
         </w:rPr>
-        <w:t>Equiaxed aluminum grains (6061-T6, Specimen G)  (100×)</w:t>
+        <w:t>Equiaxed aluminum grains (6061-T6, Specimen G (6061-T6 aluminum))  (100×)</w:t>
       </w:r>
     </w:p>
     <w:p>
@@ -8179,7 +8179,7 @@
           <w:sz w:val="21"/>
           <w:szCs w:val="21"/>
         </w:rPr>
-        <w:t>Very prominent annealing twins in brass (Specimen K, almost every grain)  (40–100×)</w:t>
+        <w:t>Very prominent annealing twins in brass (Specimen K (260 brass), almost every grain)  (40–100×)</w:t>
       </w:r>
     </w:p>
     <w:p>
@@ -8311,7 +8311,7 @@
           <w:sz w:val="21"/>
           <w:szCs w:val="21"/>
         </w:rPr>
-        <w:t>Compare twin density in Specimen K (brass) vs. Specimen D (304 SS, Module 4). Both are FCC. Which has more prominent twins and why? (Hint: stacking fault energy.)</w:t>
+        <w:t>Compare twin density in Specimen K (260 brass) vs. Specimen D (304 stainless steel, Module 4). Both are FCC. Which has more prominent twins and why? (Hint: stacking fault energy.)</w:t>
       </w:r>
     </w:p>
     <w:p>
@@ -8808,7 +8808,7 @@
           <w:sz w:val="21"/>
           <w:szCs w:val="21"/>
         </w:rPr>
-        <w:t>Mechanical tests produce numbers; microstructure explains why. Hardness testing leaves a permanent indent whose geometry encodes the hardness value. Grain size is a quantitative microstructural measurement (ASTM E112) that directly correlates to strength and toughness through the Hall-Petch relationship. The Vickers-indent measurement technique you use in Q1 isn't a one-off — you'll apply it to every new alloy through the rest of the semester, building a running hardness comparison across the whole kit.</w:t>
+        <w:t>Mechanical tests produce numbers; microstructure explains why. Hardness testing leaves a permanent indent whose geometry encodes the hardness value. Grain size is a quantitative microstructural measurement (ASTM E112) that directly correlates to strength and toughness through the Hall-Petch relationship. The Vickers-indent measurement technique you previewed in Module 2 becomes official here, on both specimens — you'll apply it to every new alloy through the rest of the semester, building a running hardness comparison across the whole kit.</w:t>
       </w:r>
     </w:p>
     <w:p>
@@ -8843,7 +8843,7 @@
           <w:sz w:val="21"/>
           <w:szCs w:val="21"/>
         </w:rPr>
-        <w:t>A – 1018 steel (normalized) — grain size measurement</w:t>
+        <w:t>A – 1018 steel (normalized) — grain size measurement, Vickers hardness indent applied for Q1</w:t>
       </w:r>
     </w:p>
     <w:p>
@@ -9009,7 +9009,7 @@
           <w:sz w:val="21"/>
           <w:szCs w:val="21"/>
         </w:rPr>
-        <w:t>Specimens A, B (phenolic mounts)</w:t>
+        <w:t>Specimens A (1018 steel), B (1045 steel), phenolic mounts — Vickers indent applied to both for Q1</w:t>
       </w:r>
     </w:p>
     <w:p>
@@ -9229,7 +9229,7 @@
           <w:sz w:val="21"/>
           <w:szCs w:val="21"/>
         </w:rPr>
-        <w:t>Square Vickers indent with both diagonals measurable  (100×)</w:t>
+        <w:t>Square Vickers indent with both diagonals measurable, Specimens A (1018 steel) and B (1045 steel)  (100×)</w:t>
       </w:r>
     </w:p>
     <w:p>
@@ -9383,7 +9383,7 @@
           <w:sz w:val="21"/>
           <w:szCs w:val="21"/>
         </w:rPr>
-        <w:t>Measure both diagonals d₁ and d₂ of the Vickers indent placed on Specimen B. Calculate HV = 1.854 × F / d_avg² (F = 1 kgf = 9.81 N; d in mm). Report your HV result.</w:t>
+        <w:t>Measure both diagonals d₁ and d₂ of the Vickers indent placed on each of Specimens A (1018 steel) and B (1045 steel). Calculate HV = 1.854 × F / d_avg² for each (F = 1 kgf = 9.81 N; d in mm). Report both HV results — these become the first two entries in your Hardness Log.</w:t>
       </w:r>
     </w:p>
     <w:p>
@@ -9440,7 +9440,7 @@
           <w:sz w:val="21"/>
           <w:szCs w:val="21"/>
         </w:rPr>
-        <w:t>Using the ASTM E112 lineal intercept method on Specimen A at 100× (field width ≈ 2.3 mm): draw a test line, count grain boundary intersections, and estimate ASTM Grain Size Number G.</w:t>
+        <w:t>Using the ASTM E112 lineal intercept method on Specimen A (1018 steel) at 100× (field width ≈ 2.3 mm): draw a test line, count grain boundary intersections, and estimate ASTM Grain Size Number G.</w:t>
       </w:r>
     </w:p>
     <w:p>
@@ -9554,7 +9554,7 @@
           <w:sz w:val="21"/>
           <w:szCs w:val="21"/>
         </w:rPr>
-        <w:t>Impact toughness (Charpy) is sensitive to grain size. If the grain size of Specimen B were refined by heat treatment, would toughness increase or decrease — and why?</w:t>
+        <w:t>Impact toughness (Charpy) is sensitive to grain size. If the grain size of Specimen B (1045 steel) were refined by heat treatment, would toughness increase or decrease — and why?</w:t>
       </w:r>
     </w:p>
     <w:p>
@@ -9645,7 +9645,7 @@
           <w:sz w:val="24"/>
           <w:szCs w:val="24"/>
         </w:rPr>
-        <w:t>HV = 1.854 × F / d²        UTS (MPa) ≈ 3.45 × HV   (empirical, steels)</w:t>
+        <w:t>HV = 1.854 × F / d²        UTS (MPa) ≈ 3.3 × HV   (empirical, steels)</w:t>
       </w:r>
     </w:p>
     <w:p>
@@ -9781,7 +9781,7 @@
           <w:sz w:val="21"/>
           <w:szCs w:val="21"/>
         </w:rPr>
-        <w:t>The UTS ≈ 3.45 × HV correlation is empirical, not derived from first principles, and it's only reliable for steels. Why might this same multiplier give a wrong answer if applied to an aluminum alloy or a brass?</w:t>
+        <w:t>The UTS ≈ 3.3 × HV correlation is empirical, not derived from first principles, and it's only reliable for steels. Why might this same multiplier give a wrong answer if applied to an aluminum alloy or a brass?</w:t>
       </w:r>
     </w:p>
     <w:p>
@@ -10081,7 +10081,7 @@
           <w:sz w:val="21"/>
           <w:szCs w:val="21"/>
         </w:rPr>
-        <w:t>Specimens A, L, P (phenolic mounts)</w:t>
+        <w:t>Specimens A (1018 steel), L (360 brass), P (Ti-6Al-4V titanium), phenolic mounts</w:t>
       </w:r>
     </w:p>
     <w:p>
@@ -10279,7 +10279,7 @@
           <w:sz w:val="21"/>
           <w:szCs w:val="21"/>
         </w:rPr>
-        <w:t>Surface or near-surface void/pore located (Specimen A)  (40–100×)</w:t>
+        <w:t>Surface or near-surface void/pore located (Specimen A (1018 steel))  (40–100×)</w:t>
       </w:r>
     </w:p>
     <w:p>
@@ -10301,7 +10301,7 @@
           <w:sz w:val="21"/>
           <w:szCs w:val="21"/>
         </w:rPr>
-        <w:t>Elongated MnS inclusion aligned with rolling direction (Specimen A)  (100×)</w:t>
+        <w:t>Elongated MnS inclusion aligned with rolling direction (Specimen A (1018 steel))  (100×)</w:t>
       </w:r>
     </w:p>
     <w:p>
@@ -10323,7 +10323,7 @@
           <w:sz w:val="21"/>
           <w:szCs w:val="21"/>
         </w:rPr>
-        <w:t>Discrete lead particles identified in Specimen L, distinguished from a true defect  (100×)</w:t>
+        <w:t>Discrete lead particles identified in Specimen L (360 brass), distinguished from a true defect  (100×)</w:t>
       </w:r>
     </w:p>
     <w:p>
@@ -10345,7 +10345,7 @@
           <w:sz w:val="21"/>
           <w:szCs w:val="21"/>
         </w:rPr>
-        <w:t>General surface condition of Specimen P noted (standard polish, no destructive prep)  (50×)</w:t>
+        <w:t>General surface condition of Specimen P (Ti-6Al-4V titanium) noted (standard polish, no destructive prep)  (50×)</w:t>
       </w:r>
       <w:r>
         <w:br w:type="page"/>
@@ -10455,7 +10455,7 @@
           <w:sz w:val="21"/>
           <w:szCs w:val="21"/>
         </w:rPr>
-        <w:t>In Specimen L, the lead particles are an intentional alloying addition, not a defect — yet under the scope they look like discrete dark inclusions, similar to how a real defect might appear. Which NDT method — PT, MT, or UT — would best distinguish an engineered particle from an unwanted inclusion in a real part, and why can't NDT alone always make that distinction?</w:t>
+        <w:t>In Specimen L (360 brass), the lead particles are an intentional alloying addition, not a defect — yet under the scope they look like discrete dark inclusions, similar to how a real defect might appear. Which NDT method — PT, MT, or UT — would best distinguish an engineered particle from an unwanted inclusion in a real part, and why can't NDT alone always make that distinction?</w:t>
       </w:r>
     </w:p>
     <w:p>
@@ -10512,7 +10512,7 @@
           <w:sz w:val="21"/>
           <w:szCs w:val="21"/>
         </w:rPr>
-        <w:t>An elongated dark feature aligned with the rolling direction is visible at 100× in Specimen A. Would MT produce a strong or weak indication on this feature in a ferromagnetic part? Explain.</w:t>
+        <w:t>An elongated dark feature aligned with the rolling direction is visible at 100× in Specimen A (1018 steel). Would MT produce a strong or weak indication on this feature in a ferromagnetic part? Explain.</w:t>
       </w:r>
     </w:p>
     <w:p>
@@ -10569,7 +10569,7 @@
           <w:sz w:val="21"/>
           <w:szCs w:val="21"/>
         </w:rPr>
-        <w:t>Titanium aerospace components like Specimen P's alloy are almost never sectioned for metallography in service — they're inspected by NDT throughout their service life instead. Given what titanium costs and where it's used, explain why destructive metallography is reserved for failure investigations and process qualification, not routine inspection.</w:t>
+        <w:t>Titanium aerospace components like Specimen P (Ti-6Al-4V titanium) are almost never sectioned for metallography in service — they're inspected by NDT throughout their service life instead. Given what titanium costs and where it's used, explain why destructive metallography is reserved for failure investigations and process qualification, not routine inspection.</w:t>
       </w:r>
     </w:p>
     <w:p>
@@ -11099,7 +11099,7 @@
           <w:sz w:val="21"/>
           <w:szCs w:val="21"/>
         </w:rPr>
-        <w:t>Specimen A (phenolic mount)</w:t>
+        <w:t>Specimen A (1018 steel), phenolic mount</w:t>
       </w:r>
     </w:p>
     <w:p>
@@ -12005,7 +12005,7 @@
           <w:sz w:val="21"/>
           <w:szCs w:val="21"/>
         </w:rPr>
-        <w:t>G – 6061 aluminum alloy</w:t>
+        <w:t>G – 6061-T6 aluminum alloy</w:t>
       </w:r>
     </w:p>
     <w:p>
@@ -12189,7 +12189,7 @@
           <w:sz w:val="21"/>
           <w:szCs w:val="21"/>
         </w:rPr>
-        <w:t>Specimens G, J (phenolic mounts)</w:t>
+        <w:t>Specimens G (6061-T6 aluminum), J (2024-T3 aluminum), phenolic mounts</w:t>
       </w:r>
     </w:p>
     <w:p>
@@ -12625,7 +12625,7 @@
           <w:sz w:val="21"/>
           <w:szCs w:val="21"/>
         </w:rPr>
-        <w:t>At 500×, compare the size and number of visible constituent particles between Specimens G and J. Which alloy shows coarser, more numerous particles, and does that match what you'd expect from Al-Cu vs. Al-Mg-Si intermetallic chemistry?</w:t>
+        <w:t>At 500×, compare the size and number of visible constituent particles between Specimens G (6061-T6 aluminum) and J (2024-T3 aluminum). Which alloy shows coarser, more numerous particles, and does that match what you'd expect from Al-Cu vs. Al-Mg-Si intermetallic chemistry?</w:t>
       </w:r>
     </w:p>
     <w:p>
@@ -12853,7 +12853,7 @@
           <w:sz w:val="21"/>
           <w:szCs w:val="21"/>
         </w:rPr>
-        <w:t>Using the technique from Module 6, measure the Vickers indent diagonals on Specimens G and J and calculate HV for each (HV = 1.854 × F / d_avg²). Record both values in your Hardness Log. Which alloy reads harder, and does that match the constituent-particle density you compared in Q1?</w:t>
+        <w:t>Using the technique from Module 6, measure the Vickers indent diagonals on Specimens G (6061-T6 aluminum) and J (2024-T3 aluminum) and calculate HV for each (HV = 1.854 × F / d_avg²). Record both values in your Hardness Log. Which alloy reads harder, and does that match the constituent-particle density you compared in Q1?</w:t>
       </w:r>
     </w:p>
     <w:p>
@@ -13455,7 +13455,7 @@
           <w:sz w:val="21"/>
           <w:szCs w:val="21"/>
         </w:rPr>
-        <w:t>Specimens G, I (phenolic mounts)</w:t>
+        <w:t>Specimens G (6061-T6 aluminum), I (5086 aluminum), phenolic mounts</w:t>
       </w:r>
     </w:p>
     <w:p>
@@ -13926,7 +13926,7 @@
           <w:sz w:val="21"/>
           <w:szCs w:val="21"/>
         </w:rPr>
-        <w:t>Welding heats a joint well above 6061-T6's aging temperature, which dissolves and coarsens its Mg₂Si precipitates in the heat-affected zone. Based on what you observed in Specimen G, what would you expect a welded 6061-T6 joint to look like under the microscope near the weld, compared to the base metal you just examined?</w:t>
+        <w:t>Welding heats a joint well above 6061-T6's aging temperature, which dissolves and coarsens its Mg₂Si precipitates in the heat-affected zone. Based on what you observed in Specimen G (6061-T6 aluminum), what would you expect a welded 6061-T6 joint to look like under the microscope near the weld, compared to the base metal you just examined?</w:t>
       </w:r>
     </w:p>
     <w:p>
@@ -14097,7 +14097,7 @@
           <w:sz w:val="21"/>
           <w:szCs w:val="21"/>
         </w:rPr>
-        <w:t>Measure and calculate HV for Specimens G and I using the Module 6 technique, and record both in your Hardness Log. 6061-T6 and 5086 reach their strength through different mechanisms (precipitation vs. solid-solution/work hardening) — does your HV data suggest 5086 comes close to 6061-T6's strength, or does the precipitation-hardened specimen pull well ahead?</w:t>
+        <w:t>Measure and calculate HV for Specimens G (6061-T6 aluminum) and I (5086 aluminum) using the Module 6 technique, and record both in your Hardness Log. 6061-T6 and 5086 reach their strength through different mechanisms (precipitation vs. solid-solution/work hardening) — does your HV data suggest 5086 comes close to 6061-T6's strength, or does the precipitation-hardened specimen pull well ahead?</w:t>
       </w:r>
     </w:p>
     <w:p>
@@ -14624,7 +14624,7 @@
           <w:sz w:val="21"/>
           <w:szCs w:val="21"/>
         </w:rPr>
-        <w:t>Specimens A, B, G</w:t>
+        <w:t>Specimens A (1018 steel), B (1045 steel), G (6061-T6 aluminum)</w:t>
       </w:r>
     </w:p>
     <w:p>
@@ -14888,7 +14888,7 @@
           <w:sz w:val="21"/>
           <w:szCs w:val="21"/>
         </w:rPr>
-        <w:t>Comparison of near-surface condition: steel vs. aluminum (Specimen G)  (500×)</w:t>
+        <w:t>Comparison of near-surface condition: steel vs. aluminum (Specimen G (6061-T6 aluminum))  (500×)</w:t>
       </w:r>
       <w:r>
         <w:br w:type="page"/>
@@ -14998,7 +14998,7 @@
           <w:sz w:val="21"/>
           <w:szCs w:val="21"/>
         </w:rPr>
-        <w:t>At 500×, examine the prepared edge of Specimen A. Does the near-surface grain structure differ from the interior? Describe any deformation layer you observe.</w:t>
+        <w:t>At 500×, examine the prepared edge of Specimen A (1018 steel). Does the near-surface grain structure differ from the interior? Describe any deformation layer you observe.</w:t>
       </w:r>
     </w:p>
     <w:p>
@@ -15534,7 +15534,7 @@
           <w:sz w:val="21"/>
           <w:szCs w:val="21"/>
         </w:rPr>
-        <w:t>Powder metallurgy and additive manufacturing are covered in this week's lecture material; this module's hands-on specimen instead continues the strengthening-mechanism thread using pure and alloyed copper. Specimen N is commercially pure copper — no alloying, no precipitates, just grain boundaries and annealing twins. Specimen O is chromium copper, a precipitation-hardening alloy that trades a little electrical conductivity for a real strength increase — the same aging mechanism you've now seen in steel (17-4PH) and aluminum (2024), applied to a third base metal entirely. You'll also log HV readings for N and O, extending the semester's hardness dataset into a third base metal.</w:t>
+        <w:t>Powder metallurgy and additive manufacturing are covered in this week's lecture material; this module's hands-on specimen instead continues the strengthening-mechanism thread using pure and alloyed copper. Specimen N (110 copper) is commercially pure copper — no alloying, no precipitates, just grain boundaries and annealing twins. Specimen O (182 chromium copper) is chromium copper, a precipitation-hardening alloy that trades a little electrical conductivity for a real strength increase — the same aging mechanism you've now seen in steel (17-4PH) and aluminum (2024), applied to a third base metal entirely. You'll also log HV readings for N and O, extending the semester's hardness dataset into a third base metal.</w:t>
       </w:r>
     </w:p>
     <w:p>
@@ -15753,7 +15753,7 @@
           <w:sz w:val="21"/>
           <w:szCs w:val="21"/>
         </w:rPr>
-        <w:t>Specimens N, O (phenolic mounts)</w:t>
+        <w:t>Specimens N (110 copper), O (182 chromium copper), phenolic mounts</w:t>
       </w:r>
     </w:p>
     <w:p>
@@ -16009,7 +16009,7 @@
           <w:sz w:val="21"/>
           <w:szCs w:val="21"/>
         </w:rPr>
-        <w:t>Annealing twin bands visible in Specimen N  (100×)</w:t>
+        <w:t>Annealing twin bands visible in Specimen N (110 copper)  (100×)</w:t>
       </w:r>
     </w:p>
     <w:p>
@@ -16185,7 +16185,7 @@
           <w:sz w:val="21"/>
           <w:szCs w:val="21"/>
         </w:rPr>
-        <w:t>At 100×, compare grain and twin structure between Specimens N and O. Which looks ‘simpler,’ and why would you expect that from a single-element metal versus an alloyed one?</w:t>
+        <w:t>At 100×, compare grain and twin structure between Specimens N (110 copper) and O (182 chromium copper). Which looks ‘simpler,’ and why would you expect that from a single-element metal versus an alloyed one?</w:t>
       </w:r>
     </w:p>
     <w:p>
@@ -16242,7 +16242,7 @@
           <w:sz w:val="21"/>
           <w:szCs w:val="21"/>
         </w:rPr>
-        <w:t>You've now seen precipitation hardening in three different base metals this semester: 17-4PH (steel), 2024 (aluminum), and Specimen O (copper). List the strengthening phase in each, and state what all three approaches have in common at the mechanism level.</w:t>
+        <w:t>You've now seen precipitation hardening in three different base metals this semester: 17-4PH stainless steel, 2024-T3 aluminum, and Specimen O (182 chromium copper). List the strengthening phase in each, and state what all three approaches have in common at the mechanism level.</w:t>
       </w:r>
     </w:p>
     <w:p>
@@ -16299,7 +16299,7 @@
           <w:sz w:val="21"/>
           <w:szCs w:val="21"/>
         </w:rPr>
-        <w:t>Pure copper (Specimen N) has excellent electrical conductivity; the chromium addition in Specimen O reduces that conductivity somewhat. Why does adding any alloying element — even in small amounts — generally reduce electrical conductivity in a metal?</w:t>
+        <w:t>Pure copper (Specimen N (110 copper)) has excellent electrical conductivity; the chromium addition in Specimen O (182 chromium copper) reduces that conductivity somewhat. Why does adding any alloying element — even in small amounts — generally reduce electrical conductivity in a metal?</w:t>
       </w:r>
     </w:p>
     <w:p>
@@ -16413,7 +16413,7 @@
           <w:sz w:val="21"/>
           <w:szCs w:val="21"/>
         </w:rPr>
-        <w:t>Measure and calculate HV for Specimens N and O, and record both in your Hardness Log. Given the precipitation-hardening thread from Q2, how large is the jump from N to O — and does its size look more like the jump you'd expect from steel (17-4PH) or from aluminum (2024)?</w:t>
+        <w:t>Measure and calculate HV for Specimens N (110 copper) and O (182 chromium copper), and record both in your Hardness Log. Given the precipitation-hardening thread from Q2, how large is the jump from N to O — and does its size look more like the jump you'd expect from steel (17-4PH) or from aluminum (2024)?</w:t>
       </w:r>
     </w:p>
     <w:p>
@@ -16601,7 +16601,7 @@
           <w:sz w:val="21"/>
           <w:szCs w:val="21"/>
         </w:rPr>
-        <w:t>Pure copper (Specimen N) has no alloying additions, while chromium copper (Specimen O) does. Using Matthiessen's rule, explain why O has higher electrical resistivity than N even at the same test temperature.</w:t>
+        <w:t>Pure copper (Specimen N (110 copper)) has no alloying additions, while chromium copper (Specimen O (182 chromium copper)) does. Using Matthiessen's rule, explain why O has higher electrical resistivity than N even at the same test temperature.</w:t>
       </w:r>
     </w:p>
     <w:p>
@@ -16994,7 +16994,7 @@
           <w:sz w:val="21"/>
           <w:szCs w:val="21"/>
         </w:rPr>
-        <w:t>Specimens K, L, M (phenolic mounts)</w:t>
+        <w:t>Specimens K (260 brass), L (360 brass), M (464 brass), phenolic mounts</w:t>
       </w:r>
     </w:p>
     <w:p>
@@ -17232,7 +17232,7 @@
           <w:sz w:val="21"/>
           <w:szCs w:val="21"/>
         </w:rPr>
-        <w:t>Annealing twin bands visible in Specimen K  (100×)</w:t>
+        <w:t>Annealing twin bands visible in Specimen K (260 brass)  (100×)</w:t>
       </w:r>
     </w:p>
     <w:p>
@@ -17298,7 +17298,7 @@
           <w:sz w:val="21"/>
           <w:szCs w:val="21"/>
         </w:rPr>
-        <w:t>Alpha/beta phase boundary morphology noted, Specimen M  (500×)</w:t>
+        <w:t>Alpha/beta phase boundary morphology noted, Specimen M (464 brass)  (500×)</w:t>
       </w:r>
     </w:p>
     <w:p>
@@ -17430,7 +17430,7 @@
           <w:sz w:val="21"/>
           <w:szCs w:val="21"/>
         </w:rPr>
-        <w:t>At 100×, identify annealing twins in Specimen K. Are they still visible in Specimens L and M, or does the added lead/beta phase make them harder to see?</w:t>
+        <w:t>At 100×, identify annealing twins in Specimen K (260 brass). Are they still visible in Specimens L (360 brass) and M (464 brass), or does the added lead/beta phase make them harder to see?</w:t>
       </w:r>
     </w:p>
     <w:p>
@@ -17487,7 +17487,7 @@
           <w:sz w:val="21"/>
           <w:szCs w:val="21"/>
         </w:rPr>
-        <w:t>Locate the lead particles in Specimen L. Lead is essentially insoluble in the copper-zinc matrix. Explain how that insolubility is exactly what makes it useful for machinability.</w:t>
+        <w:t>Locate the lead particles in Specimen L (360 brass). Lead is essentially insoluble in the copper-zinc matrix. Explain how that insolubility is exactly what makes it useful for machinability.</w:t>
       </w:r>
     </w:p>
     <w:p>
@@ -17544,7 +17544,7 @@
           <w:sz w:val="21"/>
           <w:szCs w:val="21"/>
         </w:rPr>
-        <w:t>Specimen M is the only one of the three showing two distinct phases (alpha and beta) rather than one. Based on the zinc contents of these three brasses, what does that tell you about where the alpha/beta phase boundary falls on the Cu-Zn phase diagram?</w:t>
+        <w:t>Specimen M (464 brass) is the only one of the three showing two distinct phases (alpha and beta) rather than one. Based on the zinc contents of these three brasses, what does that tell you about where the alpha/beta phase boundary falls on the Cu-Zn phase diagram?</w:t>
       </w:r>
     </w:p>
     <w:p>
@@ -17601,7 +17601,7 @@
           <w:sz w:val="21"/>
           <w:szCs w:val="21"/>
         </w:rPr>
-        <w:t>A component needs to be both machined economically and resistant to dezincification in seawater. Based on what you observed in Specimens K, L, and M, would you specify 360 or a duplex naval brass — and what's the microstructural tradeoff?</w:t>
+        <w:t>A component needs to be both machined economically and resistant to dezincification in seawater. Based on what you observed in Specimens K (260 brass), L (360 brass), and M (464 brass), would you specify 360 or a duplex naval brass — and what's the microstructural tradeoff?</w:t>
       </w:r>
     </w:p>
     <w:p>
@@ -17658,7 +17658,7 @@
           <w:sz w:val="21"/>
           <w:szCs w:val="21"/>
         </w:rPr>
-        <w:t>Measure and calculate HV for Specimens K, L, and M, and record all three in your Hardness Log — their first entries. Does the duplex alpha-beta structure of M read harder than the single-phase alpha of K and L, consistent with what phase count alone would predict?</w:t>
+        <w:t>Measure and calculate HV for Specimens K (260 brass), L (360 brass), and M (464 brass), and record all three in your Hardness Log — their first entries. Does the duplex alpha-beta structure of M read harder than the single-phase alpha of K (260 brass) and L (360 brass), consistent with what phase count alone would predict?</w:t>
       </w:r>
     </w:p>
     <w:p>
@@ -18185,7 +18185,7 @@
           <w:sz w:val="21"/>
           <w:szCs w:val="21"/>
         </w:rPr>
-        <w:t>Specimens F, J, O (revisit — retrieve from kit, phenolic mounts)</w:t>
+        <w:t>Specimens F (17-4PH stainless steel), J (2024-T3 aluminum), O (182 chromium copper), revisit — retrieve from kit, phenolic mounts</w:t>
       </w:r>
     </w:p>
     <w:p>
@@ -18257,7 +18257,7 @@
           <w:sz w:val="21"/>
           <w:szCs w:val="21"/>
         </w:rPr>
-        <w:t>Vickers indent pre-applied to Specimen F's mount (same technique as Module 6) — no additional equipment needed</w:t>
+        <w:t>Vickers indent pre-applied to the mount of Specimen F (17-4PH stainless steel) (same technique as Module 6) — no additional equipment needed</w:t>
       </w:r>
     </w:p>
     <w:p>
@@ -18529,7 +18529,7 @@
           <w:sz w:val="21"/>
           <w:szCs w:val="21"/>
         </w:rPr>
-        <w:t>Square Vickers indent with both diagonals measurable, Specimen F  (500×)</w:t>
+        <w:t>Square Vickers indent with both diagonals measurable, Specimen F (17-4PH stainless steel)  (500×)</w:t>
       </w:r>
       <w:r>
         <w:br w:type="page"/>
@@ -18753,7 +18753,7 @@
           <w:sz w:val="21"/>
           <w:szCs w:val="21"/>
         </w:rPr>
-        <w:t>Precipitation hardening increases strength without changing the base crystal structure (martensitic in F, FCC in J and O). Why is a fine, closely-spaced precipitate more effective at blocking dislocation motion than a coarse, widely-spaced one?</w:t>
+        <w:t>Precipitation hardening increases strength without changing the base crystal structure (martensitic in F (17-4PH stainless steel), FCC in J (2024-T3 aluminum) and O (182 chromium copper)). Why is a fine, closely-spaced precipitate more effective at blocking dislocation motion than a coarse, widely-spaced one?</w:t>
       </w:r>
     </w:p>
     <w:p>
@@ -18867,7 +18867,7 @@
           <w:sz w:val="21"/>
           <w:szCs w:val="21"/>
         </w:rPr>
-        <w:t>Measure and calculate HV for Specimen F — its first entry in your Hardness Log. Then pull your already-logged values for J and O. Using rough annealed baselines (304 stainless ≈ 150 HV, 6061 ≈ 30 HV, pure copper ≈ 40 HV), rank the three families by relative strength increase from precipitation hardening. Which family gained the most?</w:t>
+        <w:t>Measure and calculate HV for Specimen F (17-4PH stainless steel) — its first entry in your Hardness Log. Then pull your already-logged values for J (2024-T3 aluminum) and O (182 chromium copper). Using rough annealed baselines (304 stainless ≈ 150 HV, 6061 ≈ 30 HV, pure copper ≈ 40 HV), rank the three families by relative strength increase from precipitation hardening. Which family gained the most?</w:t>
       </w:r>
     </w:p>
     <w:p>
@@ -19447,7 +19447,7 @@
           <w:sz w:val="21"/>
           <w:szCs w:val="21"/>
         </w:rPr>
-        <w:t>Re-read your notes on Specimens F, J, and O (Module 4, 9, 12) before answering the precipitation-hardening synthesis question.</w:t>
+        <w:t>Re-read your notes on Specimens F (17-4PH stainless steel), J (2024-T3 aluminum), and O (182 chromium copper) (Module 4, 9, 12) before answering the precipitation-hardening synthesis question.</w:t>
       </w:r>
     </w:p>
     <w:p>
@@ -19736,7 +19736,7 @@
           <w:sz w:val="21"/>
           <w:szCs w:val="21"/>
         </w:rPr>
-        <w:t>Across every specimen you examined this semester, identify one example each of a BCC structure, an FCC structure, and an HCP structure (Specimen P, titanium, Module 7). List the specimen and family for each.</w:t>
+        <w:t>Across every specimen you examined this semester, identify one example each of a BCC structure, an FCC structure, and an HCP structure (Specimen P (Ti-6Al-4V titanium), Module 7). List the specimen and family for each.</w:t>
       </w:r>
     </w:p>
     <w:p>
@@ -20055,7 +20055,7 @@
           <w:sz w:val="24"/>
           <w:szCs w:val="24"/>
         </w:rPr>
-        <w:t>Hall-Petch: σy = σ0 + ky/√d   |   PREN = %Cr + 3.3(%Mo) + 16(%N)   |   HV = 1.854F/d², UTS ≈ 3.45×HV   |   Orowan: Δσ ≈ Gb/L</w:t>
+        <w:t>Hall-Petch: σy = σ0 + ky/√d   |   PREN = %Cr + 3.3(%Mo) + 16(%N)   |   HV = 1.854F/d², UTS ≈ 3.3×HV   |   Orowan: Δσ ≈ Gb/L</w:t>
       </w:r>
     </w:p>
     <w:p>
@@ -20289,7 +20289,7 @@
           <w:sz w:val="21"/>
           <w:szCs w:val="21"/>
         </w:rPr>
-        <w:t xml:space="preserve">50×  (≈ 8.0 mm): </w:t>
+        <w:t xml:space="preserve">50×  (≈ 4.6 mm): </w:t>
       </w:r>
       <w:r>
         <w:rPr>
@@ -20613,7 +20613,7 @@
           <w:sz w:val="21"/>
           <w:szCs w:val="21"/>
         </w:rPr>
-        <w:t>6061 aluminum alloy</w:t>
+        <w:t>6061-T6 aluminum alloy</w:t>
       </w:r>
       <w:r>
         <w:rPr>
@@ -21170,7 +21170,7 @@
           <w:sz w:val="21"/>
           <w:szCs w:val="21"/>
         </w:rPr>
-        <w:t>6061 aluminum alloy</w:t>
+        <w:t>6061-T6 aluminum alloy</w:t>
       </w:r>
       <w:r>
         <w:rPr>
